--- a/RDA/Labs/lab4/Спецификация требований по Вигерсу.docx
+++ b/RDA/Labs/lab4/Спецификация требований по Вигерсу.docx
@@ -9,6 +9,13 @@
     </w:p>
     <w:sdt>
       <w:sdtPr>
+        <w:rPr>
+          <w:rFonts w:asciiTheme="minorHAnsi" w:eastAsiaTheme="minorHAnsi" w:hAnsiTheme="minorHAnsi" w:cstheme="minorBidi"/>
+          <w:color w:val="auto"/>
+          <w:sz w:val="22"/>
+          <w:szCs w:val="22"/>
+          <w:lang w:eastAsia="en-US"/>
+        </w:rPr>
         <w:id w:val="-1527252276"/>
         <w:docPartObj>
           <w:docPartGallery w:val="Table of Contents"/>
@@ -17,13 +24,7 @@
       </w:sdtPr>
       <w:sdtEndPr>
         <w:rPr>
-          <w:rFonts w:asciiTheme="minorHAnsi" w:eastAsiaTheme="minorHAnsi" w:hAnsiTheme="minorHAnsi" w:cstheme="minorBidi"/>
-          <w:b/>
           <w:bCs/>
-          <w:color w:val="auto"/>
-          <w:sz w:val="22"/>
-          <w:szCs w:val="22"/>
-          <w:lang w:eastAsia="en-US"/>
         </w:rPr>
       </w:sdtEndPr>
       <w:sdtContent>
@@ -58,12 +59,10 @@
           <w:r>
             <w:fldChar w:fldCharType="separate"/>
           </w:r>
-          <w:hyperlink w:anchor="_Toc197436668" w:history="1">
+          <w:hyperlink w:anchor="_Toc197445799" w:history="1">
             <w:r>
               <w:rPr>
                 <w:rStyle w:val="a5"/>
-                <w:rFonts w:ascii="Times New Roman" w:hAnsi="Times New Roman"/>
-                <w:b/>
                 <w:noProof/>
               </w:rPr>
               <w:t>1.</w:t>
@@ -102,7 +101,7 @@
                 <w:noProof/>
                 <w:webHidden/>
               </w:rPr>
-              <w:instrText xml:space="preserve"> PAGEREF _Toc197436668 \h </w:instrText>
+              <w:instrText xml:space="preserve"> PAGEREF _Toc197445799 \h </w:instrText>
             </w:r>
             <w:r>
               <w:rPr>
@@ -146,12 +145,10 @@
               <w:lang w:eastAsia="ru-RU"/>
             </w:rPr>
           </w:pPr>
-          <w:hyperlink w:anchor="_Toc197436669" w:history="1">
+          <w:hyperlink w:anchor="_Toc197445800" w:history="1">
             <w:r>
               <w:rPr>
                 <w:rStyle w:val="a5"/>
-                <w:rFonts w:ascii="Times New Roman" w:hAnsi="Times New Roman"/>
-                <w:b/>
                 <w:noProof/>
               </w:rPr>
               <w:t>1.1</w:t>
@@ -190,7 +187,7 @@
                 <w:noProof/>
                 <w:webHidden/>
               </w:rPr>
-              <w:instrText xml:space="preserve"> PAGEREF _Toc197436669 \h </w:instrText>
+              <w:instrText xml:space="preserve"> PAGEREF _Toc197445800 \h </w:instrText>
             </w:r>
             <w:r>
               <w:rPr>
@@ -234,12 +231,10 @@
               <w:lang w:eastAsia="ru-RU"/>
             </w:rPr>
           </w:pPr>
-          <w:hyperlink w:anchor="_Toc197436670" w:history="1">
+          <w:hyperlink w:anchor="_Toc197445801" w:history="1">
             <w:r>
               <w:rPr>
                 <w:rStyle w:val="a5"/>
-                <w:rFonts w:ascii="Times New Roman" w:hAnsi="Times New Roman"/>
-                <w:b/>
                 <w:noProof/>
               </w:rPr>
               <w:t>1.2</w:t>
@@ -278,7 +273,7 @@
                 <w:noProof/>
                 <w:webHidden/>
               </w:rPr>
-              <w:instrText xml:space="preserve"> PAGEREF _Toc197436670 \h </w:instrText>
+              <w:instrText xml:space="preserve"> PAGEREF _Toc197445801 \h </w:instrText>
             </w:r>
             <w:r>
               <w:rPr>
@@ -299,6 +294,1814 @@
                 <w:webHidden/>
               </w:rPr>
               <w:t>2</w:t>
+            </w:r>
+            <w:r>
+              <w:rPr>
+                <w:noProof/>
+                <w:webHidden/>
+              </w:rPr>
+              <w:fldChar w:fldCharType="end"/>
+            </w:r>
+          </w:hyperlink>
+        </w:p>
+        <w:p>
+          <w:pPr>
+            <w:pStyle w:val="23"/>
+            <w:tabs>
+              <w:tab w:val="left" w:pos="880"/>
+              <w:tab w:val="right" w:leader="dot" w:pos="9016"/>
+            </w:tabs>
+            <w:rPr>
+              <w:rFonts w:eastAsiaTheme="minorEastAsia"/>
+              <w:noProof/>
+              <w:lang w:eastAsia="ru-RU"/>
+            </w:rPr>
+          </w:pPr>
+          <w:hyperlink w:anchor="_Toc197445802" w:history="1">
+            <w:r>
+              <w:rPr>
+                <w:rStyle w:val="a5"/>
+                <w:noProof/>
+              </w:rPr>
+              <w:t>1.3</w:t>
+            </w:r>
+            <w:r>
+              <w:rPr>
+                <w:rFonts w:eastAsiaTheme="minorEastAsia"/>
+                <w:noProof/>
+                <w:lang w:eastAsia="ru-RU"/>
+              </w:rPr>
+              <w:tab/>
+            </w:r>
+            <w:r>
+              <w:rPr>
+                <w:rStyle w:val="a5"/>
+                <w:noProof/>
+              </w:rPr>
+              <w:t>Границы проекта</w:t>
+            </w:r>
+            <w:r>
+              <w:rPr>
+                <w:noProof/>
+                <w:webHidden/>
+              </w:rPr>
+              <w:tab/>
+            </w:r>
+            <w:r>
+              <w:rPr>
+                <w:noProof/>
+                <w:webHidden/>
+              </w:rPr>
+              <w:fldChar w:fldCharType="begin"/>
+            </w:r>
+            <w:r>
+              <w:rPr>
+                <w:noProof/>
+                <w:webHidden/>
+              </w:rPr>
+              <w:instrText xml:space="preserve"> PAGEREF _Toc197445802 \h </w:instrText>
+            </w:r>
+            <w:r>
+              <w:rPr>
+                <w:noProof/>
+                <w:webHidden/>
+              </w:rPr>
+            </w:r>
+            <w:r>
+              <w:rPr>
+                <w:noProof/>
+                <w:webHidden/>
+              </w:rPr>
+              <w:fldChar w:fldCharType="separate"/>
+            </w:r>
+            <w:r>
+              <w:rPr>
+                <w:noProof/>
+                <w:webHidden/>
+              </w:rPr>
+              <w:t>3</w:t>
+            </w:r>
+            <w:r>
+              <w:rPr>
+                <w:noProof/>
+                <w:webHidden/>
+              </w:rPr>
+              <w:fldChar w:fldCharType="end"/>
+            </w:r>
+          </w:hyperlink>
+        </w:p>
+        <w:p>
+          <w:pPr>
+            <w:pStyle w:val="23"/>
+            <w:tabs>
+              <w:tab w:val="left" w:pos="880"/>
+              <w:tab w:val="right" w:leader="dot" w:pos="9016"/>
+            </w:tabs>
+            <w:rPr>
+              <w:rFonts w:eastAsiaTheme="minorEastAsia"/>
+              <w:noProof/>
+              <w:lang w:eastAsia="ru-RU"/>
+            </w:rPr>
+          </w:pPr>
+          <w:hyperlink w:anchor="_Toc197445803" w:history="1">
+            <w:r>
+              <w:rPr>
+                <w:rStyle w:val="a5"/>
+                <w:noProof/>
+              </w:rPr>
+              <w:t>1.4</w:t>
+            </w:r>
+            <w:r>
+              <w:rPr>
+                <w:rFonts w:eastAsiaTheme="minorEastAsia"/>
+                <w:noProof/>
+                <w:lang w:eastAsia="ru-RU"/>
+              </w:rPr>
+              <w:tab/>
+            </w:r>
+            <w:r>
+              <w:rPr>
+                <w:rStyle w:val="a5"/>
+                <w:noProof/>
+              </w:rPr>
+              <w:t>Ссылки</w:t>
+            </w:r>
+            <w:r>
+              <w:rPr>
+                <w:noProof/>
+                <w:webHidden/>
+              </w:rPr>
+              <w:tab/>
+            </w:r>
+            <w:r>
+              <w:rPr>
+                <w:noProof/>
+                <w:webHidden/>
+              </w:rPr>
+              <w:fldChar w:fldCharType="begin"/>
+            </w:r>
+            <w:r>
+              <w:rPr>
+                <w:noProof/>
+                <w:webHidden/>
+              </w:rPr>
+              <w:instrText xml:space="preserve"> PAGEREF _Toc197445803 \h </w:instrText>
+            </w:r>
+            <w:r>
+              <w:rPr>
+                <w:noProof/>
+                <w:webHidden/>
+              </w:rPr>
+            </w:r>
+            <w:r>
+              <w:rPr>
+                <w:noProof/>
+                <w:webHidden/>
+              </w:rPr>
+              <w:fldChar w:fldCharType="separate"/>
+            </w:r>
+            <w:r>
+              <w:rPr>
+                <w:noProof/>
+                <w:webHidden/>
+              </w:rPr>
+              <w:t>3</w:t>
+            </w:r>
+            <w:r>
+              <w:rPr>
+                <w:noProof/>
+                <w:webHidden/>
+              </w:rPr>
+              <w:fldChar w:fldCharType="end"/>
+            </w:r>
+          </w:hyperlink>
+        </w:p>
+        <w:p>
+          <w:pPr>
+            <w:pStyle w:val="13"/>
+            <w:tabs>
+              <w:tab w:val="left" w:pos="440"/>
+              <w:tab w:val="right" w:leader="dot" w:pos="9016"/>
+            </w:tabs>
+            <w:rPr>
+              <w:rFonts w:eastAsiaTheme="minorEastAsia"/>
+              <w:noProof/>
+              <w:lang w:eastAsia="ru-RU"/>
+            </w:rPr>
+          </w:pPr>
+          <w:hyperlink w:anchor="_Toc197445804" w:history="1">
+            <w:r>
+              <w:rPr>
+                <w:rStyle w:val="a5"/>
+                <w:noProof/>
+              </w:rPr>
+              <w:t>2.</w:t>
+            </w:r>
+            <w:r>
+              <w:rPr>
+                <w:rFonts w:eastAsiaTheme="minorEastAsia"/>
+                <w:noProof/>
+                <w:lang w:eastAsia="ru-RU"/>
+              </w:rPr>
+              <w:tab/>
+            </w:r>
+            <w:r>
+              <w:rPr>
+                <w:rStyle w:val="a5"/>
+                <w:noProof/>
+              </w:rPr>
+              <w:t>Общее описание</w:t>
+            </w:r>
+            <w:r>
+              <w:rPr>
+                <w:noProof/>
+                <w:webHidden/>
+              </w:rPr>
+              <w:tab/>
+            </w:r>
+            <w:r>
+              <w:rPr>
+                <w:noProof/>
+                <w:webHidden/>
+              </w:rPr>
+              <w:fldChar w:fldCharType="begin"/>
+            </w:r>
+            <w:r>
+              <w:rPr>
+                <w:noProof/>
+                <w:webHidden/>
+              </w:rPr>
+              <w:instrText xml:space="preserve"> PAGEREF _Toc197445804 \h </w:instrText>
+            </w:r>
+            <w:r>
+              <w:rPr>
+                <w:noProof/>
+                <w:webHidden/>
+              </w:rPr>
+            </w:r>
+            <w:r>
+              <w:rPr>
+                <w:noProof/>
+                <w:webHidden/>
+              </w:rPr>
+              <w:fldChar w:fldCharType="separate"/>
+            </w:r>
+            <w:r>
+              <w:rPr>
+                <w:noProof/>
+                <w:webHidden/>
+              </w:rPr>
+              <w:t>3</w:t>
+            </w:r>
+            <w:r>
+              <w:rPr>
+                <w:noProof/>
+                <w:webHidden/>
+              </w:rPr>
+              <w:fldChar w:fldCharType="end"/>
+            </w:r>
+          </w:hyperlink>
+        </w:p>
+        <w:p>
+          <w:pPr>
+            <w:pStyle w:val="23"/>
+            <w:tabs>
+              <w:tab w:val="left" w:pos="880"/>
+              <w:tab w:val="right" w:leader="dot" w:pos="9016"/>
+            </w:tabs>
+            <w:rPr>
+              <w:rFonts w:eastAsiaTheme="minorEastAsia"/>
+              <w:noProof/>
+              <w:lang w:eastAsia="ru-RU"/>
+            </w:rPr>
+          </w:pPr>
+          <w:hyperlink w:anchor="_Toc197445805" w:history="1">
+            <w:r>
+              <w:rPr>
+                <w:rStyle w:val="a5"/>
+                <w:noProof/>
+              </w:rPr>
+              <w:t>2.1</w:t>
+            </w:r>
+            <w:r>
+              <w:rPr>
+                <w:rFonts w:eastAsiaTheme="minorEastAsia"/>
+                <w:noProof/>
+                <w:lang w:eastAsia="ru-RU"/>
+              </w:rPr>
+              <w:tab/>
+            </w:r>
+            <w:r>
+              <w:rPr>
+                <w:rStyle w:val="a5"/>
+                <w:noProof/>
+              </w:rPr>
+              <w:t>Общий взгляд на продукт</w:t>
+            </w:r>
+            <w:r>
+              <w:rPr>
+                <w:noProof/>
+                <w:webHidden/>
+              </w:rPr>
+              <w:tab/>
+            </w:r>
+            <w:r>
+              <w:rPr>
+                <w:noProof/>
+                <w:webHidden/>
+              </w:rPr>
+              <w:fldChar w:fldCharType="begin"/>
+            </w:r>
+            <w:r>
+              <w:rPr>
+                <w:noProof/>
+                <w:webHidden/>
+              </w:rPr>
+              <w:instrText xml:space="preserve"> PAGEREF _Toc197445805 \h </w:instrText>
+            </w:r>
+            <w:r>
+              <w:rPr>
+                <w:noProof/>
+                <w:webHidden/>
+              </w:rPr>
+            </w:r>
+            <w:r>
+              <w:rPr>
+                <w:noProof/>
+                <w:webHidden/>
+              </w:rPr>
+              <w:fldChar w:fldCharType="separate"/>
+            </w:r>
+            <w:r>
+              <w:rPr>
+                <w:noProof/>
+                <w:webHidden/>
+              </w:rPr>
+              <w:t>3</w:t>
+            </w:r>
+            <w:r>
+              <w:rPr>
+                <w:noProof/>
+                <w:webHidden/>
+              </w:rPr>
+              <w:fldChar w:fldCharType="end"/>
+            </w:r>
+          </w:hyperlink>
+        </w:p>
+        <w:p>
+          <w:pPr>
+            <w:pStyle w:val="23"/>
+            <w:tabs>
+              <w:tab w:val="left" w:pos="880"/>
+              <w:tab w:val="right" w:leader="dot" w:pos="9016"/>
+            </w:tabs>
+            <w:rPr>
+              <w:rFonts w:eastAsiaTheme="minorEastAsia"/>
+              <w:noProof/>
+              <w:lang w:eastAsia="ru-RU"/>
+            </w:rPr>
+          </w:pPr>
+          <w:hyperlink w:anchor="_Toc197445806" w:history="1">
+            <w:r>
+              <w:rPr>
+                <w:rStyle w:val="a5"/>
+                <w:noProof/>
+                <w:lang w:val="be-BY"/>
+              </w:rPr>
+              <w:t>2.2</w:t>
+            </w:r>
+            <w:r>
+              <w:rPr>
+                <w:rFonts w:eastAsiaTheme="minorEastAsia"/>
+                <w:noProof/>
+                <w:lang w:eastAsia="ru-RU"/>
+              </w:rPr>
+              <w:tab/>
+            </w:r>
+            <w:r>
+              <w:rPr>
+                <w:rStyle w:val="a5"/>
+                <w:noProof/>
+                <w:lang w:val="be-BY"/>
+              </w:rPr>
+              <w:t>Классы и характеристики пользователей</w:t>
+            </w:r>
+            <w:r>
+              <w:rPr>
+                <w:noProof/>
+                <w:webHidden/>
+              </w:rPr>
+              <w:tab/>
+            </w:r>
+            <w:r>
+              <w:rPr>
+                <w:noProof/>
+                <w:webHidden/>
+              </w:rPr>
+              <w:fldChar w:fldCharType="begin"/>
+            </w:r>
+            <w:r>
+              <w:rPr>
+                <w:noProof/>
+                <w:webHidden/>
+              </w:rPr>
+              <w:instrText xml:space="preserve"> PAGEREF _Toc197445806 \h </w:instrText>
+            </w:r>
+            <w:r>
+              <w:rPr>
+                <w:noProof/>
+                <w:webHidden/>
+              </w:rPr>
+            </w:r>
+            <w:r>
+              <w:rPr>
+                <w:noProof/>
+                <w:webHidden/>
+              </w:rPr>
+              <w:fldChar w:fldCharType="separate"/>
+            </w:r>
+            <w:r>
+              <w:rPr>
+                <w:noProof/>
+                <w:webHidden/>
+              </w:rPr>
+              <w:t>3</w:t>
+            </w:r>
+            <w:r>
+              <w:rPr>
+                <w:noProof/>
+                <w:webHidden/>
+              </w:rPr>
+              <w:fldChar w:fldCharType="end"/>
+            </w:r>
+          </w:hyperlink>
+        </w:p>
+        <w:p>
+          <w:pPr>
+            <w:pStyle w:val="23"/>
+            <w:tabs>
+              <w:tab w:val="left" w:pos="880"/>
+              <w:tab w:val="right" w:leader="dot" w:pos="9016"/>
+            </w:tabs>
+            <w:rPr>
+              <w:rFonts w:eastAsiaTheme="minorEastAsia"/>
+              <w:noProof/>
+              <w:lang w:eastAsia="ru-RU"/>
+            </w:rPr>
+          </w:pPr>
+          <w:hyperlink w:anchor="_Toc197445807" w:history="1">
+            <w:r>
+              <w:rPr>
+                <w:rStyle w:val="a5"/>
+                <w:noProof/>
+              </w:rPr>
+              <w:t>2.3</w:t>
+            </w:r>
+            <w:r>
+              <w:rPr>
+                <w:rFonts w:eastAsiaTheme="minorEastAsia"/>
+                <w:noProof/>
+                <w:lang w:eastAsia="ru-RU"/>
+              </w:rPr>
+              <w:tab/>
+            </w:r>
+            <w:r>
+              <w:rPr>
+                <w:rStyle w:val="a5"/>
+                <w:noProof/>
+              </w:rPr>
+              <w:t>Операционная среда</w:t>
+            </w:r>
+            <w:r>
+              <w:rPr>
+                <w:noProof/>
+                <w:webHidden/>
+              </w:rPr>
+              <w:tab/>
+            </w:r>
+            <w:r>
+              <w:rPr>
+                <w:noProof/>
+                <w:webHidden/>
+              </w:rPr>
+              <w:fldChar w:fldCharType="begin"/>
+            </w:r>
+            <w:r>
+              <w:rPr>
+                <w:noProof/>
+                <w:webHidden/>
+              </w:rPr>
+              <w:instrText xml:space="preserve"> PAGEREF _Toc197445807 \h </w:instrText>
+            </w:r>
+            <w:r>
+              <w:rPr>
+                <w:noProof/>
+                <w:webHidden/>
+              </w:rPr>
+            </w:r>
+            <w:r>
+              <w:rPr>
+                <w:noProof/>
+                <w:webHidden/>
+              </w:rPr>
+              <w:fldChar w:fldCharType="separate"/>
+            </w:r>
+            <w:r>
+              <w:rPr>
+                <w:noProof/>
+                <w:webHidden/>
+              </w:rPr>
+              <w:t>4</w:t>
+            </w:r>
+            <w:r>
+              <w:rPr>
+                <w:noProof/>
+                <w:webHidden/>
+              </w:rPr>
+              <w:fldChar w:fldCharType="end"/>
+            </w:r>
+          </w:hyperlink>
+        </w:p>
+        <w:p>
+          <w:pPr>
+            <w:pStyle w:val="23"/>
+            <w:tabs>
+              <w:tab w:val="left" w:pos="880"/>
+              <w:tab w:val="right" w:leader="dot" w:pos="9016"/>
+            </w:tabs>
+            <w:rPr>
+              <w:rFonts w:eastAsiaTheme="minorEastAsia"/>
+              <w:noProof/>
+              <w:lang w:eastAsia="ru-RU"/>
+            </w:rPr>
+          </w:pPr>
+          <w:hyperlink w:anchor="_Toc197445808" w:history="1">
+            <w:r>
+              <w:rPr>
+                <w:rStyle w:val="a5"/>
+                <w:noProof/>
+              </w:rPr>
+              <w:t>2.4</w:t>
+            </w:r>
+            <w:r>
+              <w:rPr>
+                <w:rFonts w:eastAsiaTheme="minorEastAsia"/>
+                <w:noProof/>
+                <w:lang w:eastAsia="ru-RU"/>
+              </w:rPr>
+              <w:tab/>
+            </w:r>
+            <w:r>
+              <w:rPr>
+                <w:rStyle w:val="a5"/>
+                <w:noProof/>
+              </w:rPr>
+              <w:t>Ограничения дизайна и реализации</w:t>
+            </w:r>
+            <w:r>
+              <w:rPr>
+                <w:noProof/>
+                <w:webHidden/>
+              </w:rPr>
+              <w:tab/>
+            </w:r>
+            <w:r>
+              <w:rPr>
+                <w:noProof/>
+                <w:webHidden/>
+              </w:rPr>
+              <w:fldChar w:fldCharType="begin"/>
+            </w:r>
+            <w:r>
+              <w:rPr>
+                <w:noProof/>
+                <w:webHidden/>
+              </w:rPr>
+              <w:instrText xml:space="preserve"> PAGEREF _Toc197445808 \h </w:instrText>
+            </w:r>
+            <w:r>
+              <w:rPr>
+                <w:noProof/>
+                <w:webHidden/>
+              </w:rPr>
+            </w:r>
+            <w:r>
+              <w:rPr>
+                <w:noProof/>
+                <w:webHidden/>
+              </w:rPr>
+              <w:fldChar w:fldCharType="separate"/>
+            </w:r>
+            <w:r>
+              <w:rPr>
+                <w:noProof/>
+                <w:webHidden/>
+              </w:rPr>
+              <w:t>4</w:t>
+            </w:r>
+            <w:r>
+              <w:rPr>
+                <w:noProof/>
+                <w:webHidden/>
+              </w:rPr>
+              <w:fldChar w:fldCharType="end"/>
+            </w:r>
+          </w:hyperlink>
+        </w:p>
+        <w:p>
+          <w:pPr>
+            <w:pStyle w:val="23"/>
+            <w:tabs>
+              <w:tab w:val="left" w:pos="880"/>
+              <w:tab w:val="right" w:leader="dot" w:pos="9016"/>
+            </w:tabs>
+            <w:rPr>
+              <w:rFonts w:eastAsiaTheme="minorEastAsia"/>
+              <w:noProof/>
+              <w:lang w:eastAsia="ru-RU"/>
+            </w:rPr>
+          </w:pPr>
+          <w:hyperlink w:anchor="_Toc197445809" w:history="1">
+            <w:r>
+              <w:rPr>
+                <w:rStyle w:val="a5"/>
+                <w:noProof/>
+              </w:rPr>
+              <w:t>2.5</w:t>
+            </w:r>
+            <w:r>
+              <w:rPr>
+                <w:rFonts w:eastAsiaTheme="minorEastAsia"/>
+                <w:noProof/>
+                <w:lang w:eastAsia="ru-RU"/>
+              </w:rPr>
+              <w:tab/>
+            </w:r>
+            <w:r>
+              <w:rPr>
+                <w:rStyle w:val="a5"/>
+                <w:noProof/>
+              </w:rPr>
+              <w:t>Предположения и зависимости</w:t>
+            </w:r>
+            <w:r>
+              <w:rPr>
+                <w:noProof/>
+                <w:webHidden/>
+              </w:rPr>
+              <w:tab/>
+            </w:r>
+            <w:r>
+              <w:rPr>
+                <w:noProof/>
+                <w:webHidden/>
+              </w:rPr>
+              <w:fldChar w:fldCharType="begin"/>
+            </w:r>
+            <w:r>
+              <w:rPr>
+                <w:noProof/>
+                <w:webHidden/>
+              </w:rPr>
+              <w:instrText xml:space="preserve"> PAGEREF _Toc197445809 \h </w:instrText>
+            </w:r>
+            <w:r>
+              <w:rPr>
+                <w:noProof/>
+                <w:webHidden/>
+              </w:rPr>
+            </w:r>
+            <w:r>
+              <w:rPr>
+                <w:noProof/>
+                <w:webHidden/>
+              </w:rPr>
+              <w:fldChar w:fldCharType="separate"/>
+            </w:r>
+            <w:r>
+              <w:rPr>
+                <w:noProof/>
+                <w:webHidden/>
+              </w:rPr>
+              <w:t>4</w:t>
+            </w:r>
+            <w:r>
+              <w:rPr>
+                <w:noProof/>
+                <w:webHidden/>
+              </w:rPr>
+              <w:fldChar w:fldCharType="end"/>
+            </w:r>
+          </w:hyperlink>
+        </w:p>
+        <w:p>
+          <w:pPr>
+            <w:pStyle w:val="13"/>
+            <w:tabs>
+              <w:tab w:val="left" w:pos="440"/>
+              <w:tab w:val="right" w:leader="dot" w:pos="9016"/>
+            </w:tabs>
+            <w:rPr>
+              <w:rFonts w:eastAsiaTheme="minorEastAsia"/>
+              <w:noProof/>
+              <w:lang w:eastAsia="ru-RU"/>
+            </w:rPr>
+          </w:pPr>
+          <w:hyperlink w:anchor="_Toc197445810" w:history="1">
+            <w:r>
+              <w:rPr>
+                <w:rStyle w:val="a5"/>
+                <w:noProof/>
+              </w:rPr>
+              <w:t>3.</w:t>
+            </w:r>
+            <w:r>
+              <w:rPr>
+                <w:rFonts w:eastAsiaTheme="minorEastAsia"/>
+                <w:noProof/>
+                <w:lang w:eastAsia="ru-RU"/>
+              </w:rPr>
+              <w:tab/>
+            </w:r>
+            <w:r>
+              <w:rPr>
+                <w:rStyle w:val="a5"/>
+                <w:noProof/>
+              </w:rPr>
+              <w:t>Функции системы</w:t>
+            </w:r>
+            <w:r>
+              <w:rPr>
+                <w:noProof/>
+                <w:webHidden/>
+              </w:rPr>
+              <w:tab/>
+            </w:r>
+            <w:r>
+              <w:rPr>
+                <w:noProof/>
+                <w:webHidden/>
+              </w:rPr>
+              <w:fldChar w:fldCharType="begin"/>
+            </w:r>
+            <w:r>
+              <w:rPr>
+                <w:noProof/>
+                <w:webHidden/>
+              </w:rPr>
+              <w:instrText xml:space="preserve"> PAGEREF _Toc197445810 \h </w:instrText>
+            </w:r>
+            <w:r>
+              <w:rPr>
+                <w:noProof/>
+                <w:webHidden/>
+              </w:rPr>
+            </w:r>
+            <w:r>
+              <w:rPr>
+                <w:noProof/>
+                <w:webHidden/>
+              </w:rPr>
+              <w:fldChar w:fldCharType="separate"/>
+            </w:r>
+            <w:r>
+              <w:rPr>
+                <w:noProof/>
+                <w:webHidden/>
+              </w:rPr>
+              <w:t>6</w:t>
+            </w:r>
+            <w:r>
+              <w:rPr>
+                <w:noProof/>
+                <w:webHidden/>
+              </w:rPr>
+              <w:fldChar w:fldCharType="end"/>
+            </w:r>
+          </w:hyperlink>
+        </w:p>
+        <w:p>
+          <w:pPr>
+            <w:pStyle w:val="23"/>
+            <w:tabs>
+              <w:tab w:val="left" w:pos="880"/>
+              <w:tab w:val="right" w:leader="dot" w:pos="9016"/>
+            </w:tabs>
+            <w:rPr>
+              <w:rFonts w:eastAsiaTheme="minorEastAsia"/>
+              <w:noProof/>
+              <w:lang w:eastAsia="ru-RU"/>
+            </w:rPr>
+          </w:pPr>
+          <w:hyperlink w:anchor="_Toc197445811" w:history="1">
+            <w:r>
+              <w:rPr>
+                <w:rStyle w:val="a5"/>
+                <w:noProof/>
+              </w:rPr>
+              <w:t>3.1</w:t>
+            </w:r>
+            <w:r>
+              <w:rPr>
+                <w:rFonts w:eastAsiaTheme="minorEastAsia"/>
+                <w:noProof/>
+                <w:lang w:eastAsia="ru-RU"/>
+              </w:rPr>
+              <w:tab/>
+            </w:r>
+            <w:r>
+              <w:rPr>
+                <w:rStyle w:val="a5"/>
+                <w:noProof/>
+              </w:rPr>
+              <w:t>Добавление задачи</w:t>
+            </w:r>
+            <w:r>
+              <w:rPr>
+                <w:noProof/>
+                <w:webHidden/>
+              </w:rPr>
+              <w:tab/>
+            </w:r>
+            <w:r>
+              <w:rPr>
+                <w:noProof/>
+                <w:webHidden/>
+              </w:rPr>
+              <w:fldChar w:fldCharType="begin"/>
+            </w:r>
+            <w:r>
+              <w:rPr>
+                <w:noProof/>
+                <w:webHidden/>
+              </w:rPr>
+              <w:instrText xml:space="preserve"> PAGEREF _Toc197445811 \h </w:instrText>
+            </w:r>
+            <w:r>
+              <w:rPr>
+                <w:noProof/>
+                <w:webHidden/>
+              </w:rPr>
+            </w:r>
+            <w:r>
+              <w:rPr>
+                <w:noProof/>
+                <w:webHidden/>
+              </w:rPr>
+              <w:fldChar w:fldCharType="separate"/>
+            </w:r>
+            <w:r>
+              <w:rPr>
+                <w:noProof/>
+                <w:webHidden/>
+              </w:rPr>
+              <w:t>6</w:t>
+            </w:r>
+            <w:r>
+              <w:rPr>
+                <w:noProof/>
+                <w:webHidden/>
+              </w:rPr>
+              <w:fldChar w:fldCharType="end"/>
+            </w:r>
+          </w:hyperlink>
+        </w:p>
+        <w:p>
+          <w:pPr>
+            <w:pStyle w:val="33"/>
+            <w:tabs>
+              <w:tab w:val="left" w:pos="1320"/>
+              <w:tab w:val="right" w:leader="dot" w:pos="9016"/>
+            </w:tabs>
+            <w:rPr>
+              <w:rFonts w:eastAsiaTheme="minorEastAsia"/>
+              <w:noProof/>
+              <w:lang w:eastAsia="ru-RU"/>
+            </w:rPr>
+          </w:pPr>
+          <w:hyperlink w:anchor="_Toc197445812" w:history="1">
+            <w:r>
+              <w:rPr>
+                <w:rStyle w:val="a5"/>
+                <w:noProof/>
+              </w:rPr>
+              <w:t>3.1.1</w:t>
+            </w:r>
+            <w:r>
+              <w:rPr>
+                <w:rFonts w:eastAsiaTheme="minorEastAsia"/>
+                <w:noProof/>
+                <w:lang w:eastAsia="ru-RU"/>
+              </w:rPr>
+              <w:tab/>
+            </w:r>
+            <w:r>
+              <w:rPr>
+                <w:rStyle w:val="a5"/>
+                <w:noProof/>
+              </w:rPr>
+              <w:t>Описание</w:t>
+            </w:r>
+            <w:r>
+              <w:rPr>
+                <w:noProof/>
+                <w:webHidden/>
+              </w:rPr>
+              <w:tab/>
+            </w:r>
+            <w:r>
+              <w:rPr>
+                <w:noProof/>
+                <w:webHidden/>
+              </w:rPr>
+              <w:fldChar w:fldCharType="begin"/>
+            </w:r>
+            <w:r>
+              <w:rPr>
+                <w:noProof/>
+                <w:webHidden/>
+              </w:rPr>
+              <w:instrText xml:space="preserve"> PAGEREF _Toc197445812 \h </w:instrText>
+            </w:r>
+            <w:r>
+              <w:rPr>
+                <w:noProof/>
+                <w:webHidden/>
+              </w:rPr>
+            </w:r>
+            <w:r>
+              <w:rPr>
+                <w:noProof/>
+                <w:webHidden/>
+              </w:rPr>
+              <w:fldChar w:fldCharType="separate"/>
+            </w:r>
+            <w:r>
+              <w:rPr>
+                <w:noProof/>
+                <w:webHidden/>
+              </w:rPr>
+              <w:t>6</w:t>
+            </w:r>
+            <w:r>
+              <w:rPr>
+                <w:noProof/>
+                <w:webHidden/>
+              </w:rPr>
+              <w:fldChar w:fldCharType="end"/>
+            </w:r>
+          </w:hyperlink>
+        </w:p>
+        <w:p>
+          <w:pPr>
+            <w:pStyle w:val="33"/>
+            <w:tabs>
+              <w:tab w:val="left" w:pos="1320"/>
+              <w:tab w:val="right" w:leader="dot" w:pos="9016"/>
+            </w:tabs>
+            <w:rPr>
+              <w:rFonts w:eastAsiaTheme="minorEastAsia"/>
+              <w:noProof/>
+              <w:lang w:eastAsia="ru-RU"/>
+            </w:rPr>
+          </w:pPr>
+          <w:hyperlink w:anchor="_Toc197445813" w:history="1">
+            <w:r>
+              <w:rPr>
+                <w:rStyle w:val="a5"/>
+                <w:noProof/>
+              </w:rPr>
+              <w:t>3.1.2</w:t>
+            </w:r>
+            <w:r>
+              <w:rPr>
+                <w:rFonts w:eastAsiaTheme="minorEastAsia"/>
+                <w:noProof/>
+                <w:lang w:eastAsia="ru-RU"/>
+              </w:rPr>
+              <w:tab/>
+            </w:r>
+            <w:r>
+              <w:rPr>
+                <w:rStyle w:val="a5"/>
+                <w:noProof/>
+              </w:rPr>
+              <w:t>Функциональные требования</w:t>
+            </w:r>
+            <w:r>
+              <w:rPr>
+                <w:noProof/>
+                <w:webHidden/>
+              </w:rPr>
+              <w:tab/>
+            </w:r>
+            <w:r>
+              <w:rPr>
+                <w:noProof/>
+                <w:webHidden/>
+              </w:rPr>
+              <w:fldChar w:fldCharType="begin"/>
+            </w:r>
+            <w:r>
+              <w:rPr>
+                <w:noProof/>
+                <w:webHidden/>
+              </w:rPr>
+              <w:instrText xml:space="preserve"> PAGEREF _Toc197445813 \h </w:instrText>
+            </w:r>
+            <w:r>
+              <w:rPr>
+                <w:noProof/>
+                <w:webHidden/>
+              </w:rPr>
+            </w:r>
+            <w:r>
+              <w:rPr>
+                <w:noProof/>
+                <w:webHidden/>
+              </w:rPr>
+              <w:fldChar w:fldCharType="separate"/>
+            </w:r>
+            <w:r>
+              <w:rPr>
+                <w:noProof/>
+                <w:webHidden/>
+              </w:rPr>
+              <w:t>7</w:t>
+            </w:r>
+            <w:r>
+              <w:rPr>
+                <w:noProof/>
+                <w:webHidden/>
+              </w:rPr>
+              <w:fldChar w:fldCharType="end"/>
+            </w:r>
+          </w:hyperlink>
+        </w:p>
+        <w:p>
+          <w:pPr>
+            <w:pStyle w:val="23"/>
+            <w:tabs>
+              <w:tab w:val="left" w:pos="880"/>
+              <w:tab w:val="right" w:leader="dot" w:pos="9016"/>
+            </w:tabs>
+            <w:rPr>
+              <w:rFonts w:eastAsiaTheme="minorEastAsia"/>
+              <w:noProof/>
+              <w:lang w:eastAsia="ru-RU"/>
+            </w:rPr>
+          </w:pPr>
+          <w:hyperlink w:anchor="_Toc197445814" w:history="1">
+            <w:r>
+              <w:rPr>
+                <w:rStyle w:val="a5"/>
+                <w:noProof/>
+              </w:rPr>
+              <w:t>3.2</w:t>
+            </w:r>
+            <w:r>
+              <w:rPr>
+                <w:rFonts w:eastAsiaTheme="minorEastAsia"/>
+                <w:noProof/>
+                <w:lang w:eastAsia="ru-RU"/>
+              </w:rPr>
+              <w:tab/>
+            </w:r>
+            <w:r>
+              <w:rPr>
+                <w:rStyle w:val="a5"/>
+                <w:noProof/>
+              </w:rPr>
+              <w:t>Изменение статуса задачи</w:t>
+            </w:r>
+            <w:r>
+              <w:rPr>
+                <w:noProof/>
+                <w:webHidden/>
+              </w:rPr>
+              <w:tab/>
+            </w:r>
+            <w:r>
+              <w:rPr>
+                <w:noProof/>
+                <w:webHidden/>
+              </w:rPr>
+              <w:fldChar w:fldCharType="begin"/>
+            </w:r>
+            <w:r>
+              <w:rPr>
+                <w:noProof/>
+                <w:webHidden/>
+              </w:rPr>
+              <w:instrText xml:space="preserve"> PAGEREF _Toc197445814 \h </w:instrText>
+            </w:r>
+            <w:r>
+              <w:rPr>
+                <w:noProof/>
+                <w:webHidden/>
+              </w:rPr>
+            </w:r>
+            <w:r>
+              <w:rPr>
+                <w:noProof/>
+                <w:webHidden/>
+              </w:rPr>
+              <w:fldChar w:fldCharType="separate"/>
+            </w:r>
+            <w:r>
+              <w:rPr>
+                <w:noProof/>
+                <w:webHidden/>
+              </w:rPr>
+              <w:t>7</w:t>
+            </w:r>
+            <w:r>
+              <w:rPr>
+                <w:noProof/>
+                <w:webHidden/>
+              </w:rPr>
+              <w:fldChar w:fldCharType="end"/>
+            </w:r>
+          </w:hyperlink>
+        </w:p>
+        <w:p>
+          <w:pPr>
+            <w:pStyle w:val="33"/>
+            <w:tabs>
+              <w:tab w:val="left" w:pos="1320"/>
+              <w:tab w:val="right" w:leader="dot" w:pos="9016"/>
+            </w:tabs>
+            <w:rPr>
+              <w:rFonts w:eastAsiaTheme="minorEastAsia"/>
+              <w:noProof/>
+              <w:lang w:eastAsia="ru-RU"/>
+            </w:rPr>
+          </w:pPr>
+          <w:hyperlink w:anchor="_Toc197445815" w:history="1">
+            <w:r>
+              <w:rPr>
+                <w:rStyle w:val="a5"/>
+                <w:noProof/>
+              </w:rPr>
+              <w:t>3.2.1</w:t>
+            </w:r>
+            <w:r>
+              <w:rPr>
+                <w:rFonts w:eastAsiaTheme="minorEastAsia"/>
+                <w:noProof/>
+                <w:lang w:eastAsia="ru-RU"/>
+              </w:rPr>
+              <w:tab/>
+            </w:r>
+            <w:r>
+              <w:rPr>
+                <w:rStyle w:val="a5"/>
+                <w:noProof/>
+              </w:rPr>
+              <w:t>Описание</w:t>
+            </w:r>
+            <w:r>
+              <w:rPr>
+                <w:noProof/>
+                <w:webHidden/>
+              </w:rPr>
+              <w:tab/>
+            </w:r>
+            <w:r>
+              <w:rPr>
+                <w:noProof/>
+                <w:webHidden/>
+              </w:rPr>
+              <w:fldChar w:fldCharType="begin"/>
+            </w:r>
+            <w:r>
+              <w:rPr>
+                <w:noProof/>
+                <w:webHidden/>
+              </w:rPr>
+              <w:instrText xml:space="preserve"> PAGEREF _Toc197445815 \h </w:instrText>
+            </w:r>
+            <w:r>
+              <w:rPr>
+                <w:noProof/>
+                <w:webHidden/>
+              </w:rPr>
+            </w:r>
+            <w:r>
+              <w:rPr>
+                <w:noProof/>
+                <w:webHidden/>
+              </w:rPr>
+              <w:fldChar w:fldCharType="separate"/>
+            </w:r>
+            <w:r>
+              <w:rPr>
+                <w:noProof/>
+                <w:webHidden/>
+              </w:rPr>
+              <w:t>7</w:t>
+            </w:r>
+            <w:r>
+              <w:rPr>
+                <w:noProof/>
+                <w:webHidden/>
+              </w:rPr>
+              <w:fldChar w:fldCharType="end"/>
+            </w:r>
+          </w:hyperlink>
+        </w:p>
+        <w:p>
+          <w:pPr>
+            <w:pStyle w:val="33"/>
+            <w:tabs>
+              <w:tab w:val="left" w:pos="1320"/>
+              <w:tab w:val="right" w:leader="dot" w:pos="9016"/>
+            </w:tabs>
+            <w:rPr>
+              <w:rFonts w:eastAsiaTheme="minorEastAsia"/>
+              <w:noProof/>
+              <w:lang w:eastAsia="ru-RU"/>
+            </w:rPr>
+          </w:pPr>
+          <w:hyperlink w:anchor="_Toc197445816" w:history="1">
+            <w:r>
+              <w:rPr>
+                <w:rStyle w:val="a5"/>
+                <w:noProof/>
+              </w:rPr>
+              <w:t>3.2.2</w:t>
+            </w:r>
+            <w:r>
+              <w:rPr>
+                <w:rFonts w:eastAsiaTheme="minorEastAsia"/>
+                <w:noProof/>
+                <w:lang w:eastAsia="ru-RU"/>
+              </w:rPr>
+              <w:tab/>
+            </w:r>
+            <w:r>
+              <w:rPr>
+                <w:rStyle w:val="a5"/>
+                <w:noProof/>
+              </w:rPr>
+              <w:t>Функциональные требования</w:t>
+            </w:r>
+            <w:r>
+              <w:rPr>
+                <w:noProof/>
+                <w:webHidden/>
+              </w:rPr>
+              <w:tab/>
+            </w:r>
+            <w:r>
+              <w:rPr>
+                <w:noProof/>
+                <w:webHidden/>
+              </w:rPr>
+              <w:fldChar w:fldCharType="begin"/>
+            </w:r>
+            <w:r>
+              <w:rPr>
+                <w:noProof/>
+                <w:webHidden/>
+              </w:rPr>
+              <w:instrText xml:space="preserve"> PAGEREF _Toc197445816 \h </w:instrText>
+            </w:r>
+            <w:r>
+              <w:rPr>
+                <w:noProof/>
+                <w:webHidden/>
+              </w:rPr>
+            </w:r>
+            <w:r>
+              <w:rPr>
+                <w:noProof/>
+                <w:webHidden/>
+              </w:rPr>
+              <w:fldChar w:fldCharType="separate"/>
+            </w:r>
+            <w:r>
+              <w:rPr>
+                <w:noProof/>
+                <w:webHidden/>
+              </w:rPr>
+              <w:t>7</w:t>
+            </w:r>
+            <w:r>
+              <w:rPr>
+                <w:noProof/>
+                <w:webHidden/>
+              </w:rPr>
+              <w:fldChar w:fldCharType="end"/>
+            </w:r>
+          </w:hyperlink>
+        </w:p>
+        <w:p>
+          <w:pPr>
+            <w:pStyle w:val="23"/>
+            <w:tabs>
+              <w:tab w:val="left" w:pos="880"/>
+              <w:tab w:val="right" w:leader="dot" w:pos="9016"/>
+            </w:tabs>
+            <w:rPr>
+              <w:rFonts w:eastAsiaTheme="minorEastAsia"/>
+              <w:noProof/>
+              <w:lang w:eastAsia="ru-RU"/>
+            </w:rPr>
+          </w:pPr>
+          <w:hyperlink w:anchor="_Toc197445817" w:history="1">
+            <w:r>
+              <w:rPr>
+                <w:rStyle w:val="a5"/>
+                <w:noProof/>
+              </w:rPr>
+              <w:t>3.3</w:t>
+            </w:r>
+            <w:r>
+              <w:rPr>
+                <w:rFonts w:eastAsiaTheme="minorEastAsia"/>
+                <w:noProof/>
+                <w:lang w:eastAsia="ru-RU"/>
+              </w:rPr>
+              <w:tab/>
+            </w:r>
+            <w:r>
+              <w:rPr>
+                <w:rStyle w:val="a5"/>
+                <w:noProof/>
+              </w:rPr>
+              <w:t>Удаление задачи</w:t>
+            </w:r>
+            <w:r>
+              <w:rPr>
+                <w:noProof/>
+                <w:webHidden/>
+              </w:rPr>
+              <w:tab/>
+            </w:r>
+            <w:r>
+              <w:rPr>
+                <w:noProof/>
+                <w:webHidden/>
+              </w:rPr>
+              <w:fldChar w:fldCharType="begin"/>
+            </w:r>
+            <w:r>
+              <w:rPr>
+                <w:noProof/>
+                <w:webHidden/>
+              </w:rPr>
+              <w:instrText xml:space="preserve"> PAGEREF _Toc197445817 \h </w:instrText>
+            </w:r>
+            <w:r>
+              <w:rPr>
+                <w:noProof/>
+                <w:webHidden/>
+              </w:rPr>
+            </w:r>
+            <w:r>
+              <w:rPr>
+                <w:noProof/>
+                <w:webHidden/>
+              </w:rPr>
+              <w:fldChar w:fldCharType="separate"/>
+            </w:r>
+            <w:r>
+              <w:rPr>
+                <w:noProof/>
+                <w:webHidden/>
+              </w:rPr>
+              <w:t>7</w:t>
+            </w:r>
+            <w:r>
+              <w:rPr>
+                <w:noProof/>
+                <w:webHidden/>
+              </w:rPr>
+              <w:fldChar w:fldCharType="end"/>
+            </w:r>
+          </w:hyperlink>
+        </w:p>
+        <w:p>
+          <w:pPr>
+            <w:pStyle w:val="33"/>
+            <w:tabs>
+              <w:tab w:val="left" w:pos="1320"/>
+              <w:tab w:val="right" w:leader="dot" w:pos="9016"/>
+            </w:tabs>
+            <w:rPr>
+              <w:rFonts w:eastAsiaTheme="minorEastAsia"/>
+              <w:noProof/>
+              <w:lang w:eastAsia="ru-RU"/>
+            </w:rPr>
+          </w:pPr>
+          <w:hyperlink w:anchor="_Toc197445818" w:history="1">
+            <w:r>
+              <w:rPr>
+                <w:rStyle w:val="a5"/>
+                <w:noProof/>
+              </w:rPr>
+              <w:t>3.3.1</w:t>
+            </w:r>
+            <w:r>
+              <w:rPr>
+                <w:rFonts w:eastAsiaTheme="minorEastAsia"/>
+                <w:noProof/>
+                <w:lang w:eastAsia="ru-RU"/>
+              </w:rPr>
+              <w:tab/>
+            </w:r>
+            <w:r>
+              <w:rPr>
+                <w:rStyle w:val="a5"/>
+                <w:noProof/>
+              </w:rPr>
+              <w:t>Описание</w:t>
+            </w:r>
+            <w:r>
+              <w:rPr>
+                <w:noProof/>
+                <w:webHidden/>
+              </w:rPr>
+              <w:tab/>
+            </w:r>
+            <w:r>
+              <w:rPr>
+                <w:noProof/>
+                <w:webHidden/>
+              </w:rPr>
+              <w:fldChar w:fldCharType="begin"/>
+            </w:r>
+            <w:r>
+              <w:rPr>
+                <w:noProof/>
+                <w:webHidden/>
+              </w:rPr>
+              <w:instrText xml:space="preserve"> PAGEREF _Toc197445818 \h </w:instrText>
+            </w:r>
+            <w:r>
+              <w:rPr>
+                <w:noProof/>
+                <w:webHidden/>
+              </w:rPr>
+            </w:r>
+            <w:r>
+              <w:rPr>
+                <w:noProof/>
+                <w:webHidden/>
+              </w:rPr>
+              <w:fldChar w:fldCharType="separate"/>
+            </w:r>
+            <w:r>
+              <w:rPr>
+                <w:noProof/>
+                <w:webHidden/>
+              </w:rPr>
+              <w:t>7</w:t>
+            </w:r>
+            <w:r>
+              <w:rPr>
+                <w:noProof/>
+                <w:webHidden/>
+              </w:rPr>
+              <w:fldChar w:fldCharType="end"/>
+            </w:r>
+          </w:hyperlink>
+        </w:p>
+        <w:p>
+          <w:pPr>
+            <w:pStyle w:val="33"/>
+            <w:tabs>
+              <w:tab w:val="left" w:pos="1320"/>
+              <w:tab w:val="right" w:leader="dot" w:pos="9016"/>
+            </w:tabs>
+            <w:rPr>
+              <w:rFonts w:eastAsiaTheme="minorEastAsia"/>
+              <w:noProof/>
+              <w:lang w:eastAsia="ru-RU"/>
+            </w:rPr>
+          </w:pPr>
+          <w:hyperlink w:anchor="_Toc197445819" w:history="1">
+            <w:r>
+              <w:rPr>
+                <w:rStyle w:val="a5"/>
+                <w:noProof/>
+              </w:rPr>
+              <w:t>3.3.2</w:t>
+            </w:r>
+            <w:r>
+              <w:rPr>
+                <w:rFonts w:eastAsiaTheme="minorEastAsia"/>
+                <w:noProof/>
+                <w:lang w:eastAsia="ru-RU"/>
+              </w:rPr>
+              <w:tab/>
+            </w:r>
+            <w:r>
+              <w:rPr>
+                <w:rStyle w:val="a5"/>
+                <w:noProof/>
+              </w:rPr>
+              <w:t>Функциональные требования</w:t>
+            </w:r>
+            <w:r>
+              <w:rPr>
+                <w:noProof/>
+                <w:webHidden/>
+              </w:rPr>
+              <w:tab/>
+            </w:r>
+            <w:r>
+              <w:rPr>
+                <w:noProof/>
+                <w:webHidden/>
+              </w:rPr>
+              <w:fldChar w:fldCharType="begin"/>
+            </w:r>
+            <w:r>
+              <w:rPr>
+                <w:noProof/>
+                <w:webHidden/>
+              </w:rPr>
+              <w:instrText xml:space="preserve"> PAGEREF _Toc197445819 \h </w:instrText>
+            </w:r>
+            <w:r>
+              <w:rPr>
+                <w:noProof/>
+                <w:webHidden/>
+              </w:rPr>
+            </w:r>
+            <w:r>
+              <w:rPr>
+                <w:noProof/>
+                <w:webHidden/>
+              </w:rPr>
+              <w:fldChar w:fldCharType="separate"/>
+            </w:r>
+            <w:r>
+              <w:rPr>
+                <w:noProof/>
+                <w:webHidden/>
+              </w:rPr>
+              <w:t>7</w:t>
+            </w:r>
+            <w:r>
+              <w:rPr>
+                <w:noProof/>
+                <w:webHidden/>
+              </w:rPr>
+              <w:fldChar w:fldCharType="end"/>
+            </w:r>
+          </w:hyperlink>
+        </w:p>
+        <w:p>
+          <w:pPr>
+            <w:pStyle w:val="23"/>
+            <w:tabs>
+              <w:tab w:val="left" w:pos="880"/>
+              <w:tab w:val="right" w:leader="dot" w:pos="9016"/>
+            </w:tabs>
+            <w:rPr>
+              <w:rFonts w:eastAsiaTheme="minorEastAsia"/>
+              <w:noProof/>
+              <w:lang w:eastAsia="ru-RU"/>
+            </w:rPr>
+          </w:pPr>
+          <w:hyperlink w:anchor="_Toc197445820" w:history="1">
+            <w:r>
+              <w:rPr>
+                <w:rStyle w:val="a5"/>
+                <w:noProof/>
+              </w:rPr>
+              <w:t>3.4</w:t>
+            </w:r>
+            <w:r>
+              <w:rPr>
+                <w:rFonts w:eastAsiaTheme="minorEastAsia"/>
+                <w:noProof/>
+                <w:lang w:eastAsia="ru-RU"/>
+              </w:rPr>
+              <w:tab/>
+            </w:r>
+            <w:r>
+              <w:rPr>
+                <w:rStyle w:val="a5"/>
+                <w:noProof/>
+              </w:rPr>
+              <w:t>Получение отчётности</w:t>
+            </w:r>
+            <w:r>
+              <w:rPr>
+                <w:noProof/>
+                <w:webHidden/>
+              </w:rPr>
+              <w:tab/>
+            </w:r>
+            <w:r>
+              <w:rPr>
+                <w:noProof/>
+                <w:webHidden/>
+              </w:rPr>
+              <w:fldChar w:fldCharType="begin"/>
+            </w:r>
+            <w:r>
+              <w:rPr>
+                <w:noProof/>
+                <w:webHidden/>
+              </w:rPr>
+              <w:instrText xml:space="preserve"> PAGEREF _Toc197445820 \h </w:instrText>
+            </w:r>
+            <w:r>
+              <w:rPr>
+                <w:noProof/>
+                <w:webHidden/>
+              </w:rPr>
+            </w:r>
+            <w:r>
+              <w:rPr>
+                <w:noProof/>
+                <w:webHidden/>
+              </w:rPr>
+              <w:fldChar w:fldCharType="separate"/>
+            </w:r>
+            <w:r>
+              <w:rPr>
+                <w:noProof/>
+                <w:webHidden/>
+              </w:rPr>
+              <w:t>8</w:t>
+            </w:r>
+            <w:r>
+              <w:rPr>
+                <w:noProof/>
+                <w:webHidden/>
+              </w:rPr>
+              <w:fldChar w:fldCharType="end"/>
+            </w:r>
+          </w:hyperlink>
+        </w:p>
+        <w:p>
+          <w:pPr>
+            <w:pStyle w:val="33"/>
+            <w:tabs>
+              <w:tab w:val="left" w:pos="1320"/>
+              <w:tab w:val="right" w:leader="dot" w:pos="9016"/>
+            </w:tabs>
+            <w:rPr>
+              <w:rFonts w:eastAsiaTheme="minorEastAsia"/>
+              <w:noProof/>
+              <w:lang w:eastAsia="ru-RU"/>
+            </w:rPr>
+          </w:pPr>
+          <w:hyperlink w:anchor="_Toc197445821" w:history="1">
+            <w:r>
+              <w:rPr>
+                <w:rStyle w:val="a5"/>
+                <w:noProof/>
+              </w:rPr>
+              <w:t>3.4.1</w:t>
+            </w:r>
+            <w:r>
+              <w:rPr>
+                <w:rFonts w:eastAsiaTheme="minorEastAsia"/>
+                <w:noProof/>
+                <w:lang w:eastAsia="ru-RU"/>
+              </w:rPr>
+              <w:tab/>
+            </w:r>
+            <w:r>
+              <w:rPr>
+                <w:rStyle w:val="a5"/>
+                <w:noProof/>
+              </w:rPr>
+              <w:t>Описание</w:t>
+            </w:r>
+            <w:r>
+              <w:rPr>
+                <w:noProof/>
+                <w:webHidden/>
+              </w:rPr>
+              <w:tab/>
+            </w:r>
+            <w:r>
+              <w:rPr>
+                <w:noProof/>
+                <w:webHidden/>
+              </w:rPr>
+              <w:fldChar w:fldCharType="begin"/>
+            </w:r>
+            <w:r>
+              <w:rPr>
+                <w:noProof/>
+                <w:webHidden/>
+              </w:rPr>
+              <w:instrText xml:space="preserve"> PAGEREF _Toc197445821 \h </w:instrText>
+            </w:r>
+            <w:r>
+              <w:rPr>
+                <w:noProof/>
+                <w:webHidden/>
+              </w:rPr>
+            </w:r>
+            <w:r>
+              <w:rPr>
+                <w:noProof/>
+                <w:webHidden/>
+              </w:rPr>
+              <w:fldChar w:fldCharType="separate"/>
+            </w:r>
+            <w:r>
+              <w:rPr>
+                <w:noProof/>
+                <w:webHidden/>
+              </w:rPr>
+              <w:t>8</w:t>
+            </w:r>
+            <w:r>
+              <w:rPr>
+                <w:noProof/>
+                <w:webHidden/>
+              </w:rPr>
+              <w:fldChar w:fldCharType="end"/>
+            </w:r>
+          </w:hyperlink>
+        </w:p>
+        <w:p>
+          <w:pPr>
+            <w:pStyle w:val="33"/>
+            <w:tabs>
+              <w:tab w:val="left" w:pos="1320"/>
+              <w:tab w:val="right" w:leader="dot" w:pos="9016"/>
+            </w:tabs>
+            <w:rPr>
+              <w:rFonts w:eastAsiaTheme="minorEastAsia"/>
+              <w:noProof/>
+              <w:lang w:eastAsia="ru-RU"/>
+            </w:rPr>
+          </w:pPr>
+          <w:hyperlink w:anchor="_Toc197445822" w:history="1">
+            <w:r>
+              <w:rPr>
+                <w:rStyle w:val="a5"/>
+                <w:noProof/>
+              </w:rPr>
+              <w:t>3.4.2</w:t>
+            </w:r>
+            <w:r>
+              <w:rPr>
+                <w:rFonts w:eastAsiaTheme="minorEastAsia"/>
+                <w:noProof/>
+                <w:lang w:eastAsia="ru-RU"/>
+              </w:rPr>
+              <w:tab/>
+            </w:r>
+            <w:r>
+              <w:rPr>
+                <w:rStyle w:val="a5"/>
+                <w:noProof/>
+              </w:rPr>
+              <w:t>Функциональные требования</w:t>
+            </w:r>
+            <w:r>
+              <w:rPr>
+                <w:noProof/>
+                <w:webHidden/>
+              </w:rPr>
+              <w:tab/>
+            </w:r>
+            <w:r>
+              <w:rPr>
+                <w:noProof/>
+                <w:webHidden/>
+              </w:rPr>
+              <w:fldChar w:fldCharType="begin"/>
+            </w:r>
+            <w:r>
+              <w:rPr>
+                <w:noProof/>
+                <w:webHidden/>
+              </w:rPr>
+              <w:instrText xml:space="preserve"> PAGEREF _Toc197445822 \h </w:instrText>
+            </w:r>
+            <w:r>
+              <w:rPr>
+                <w:noProof/>
+                <w:webHidden/>
+              </w:rPr>
+            </w:r>
+            <w:r>
+              <w:rPr>
+                <w:noProof/>
+                <w:webHidden/>
+              </w:rPr>
+              <w:fldChar w:fldCharType="separate"/>
+            </w:r>
+            <w:r>
+              <w:rPr>
+                <w:noProof/>
+                <w:webHidden/>
+              </w:rPr>
+              <w:t>8</w:t>
             </w:r>
             <w:r>
               <w:rPr>
@@ -564,8 +2367,9 @@
     <w:p>
       <w:pPr>
         <w:pStyle w:val="1"/>
-      </w:pPr>
-      <w:bookmarkStart w:id="0" w:name="_Toc197436668"/>
+        <w:jc w:val="both"/>
+      </w:pPr>
+      <w:bookmarkStart w:id="0" w:name="_Toc197445799"/>
       <w:r>
         <w:t>Введение</w:t>
       </w:r>
@@ -574,8 +2378,12 @@
     <w:p>
       <w:pPr>
         <w:pStyle w:val="2"/>
-      </w:pPr>
-      <w:bookmarkStart w:id="1" w:name="_Toc197436669"/>
+        <w:jc w:val="both"/>
+      </w:pPr>
+      <w:r>
+        <w:t xml:space="preserve"> </w:t>
+      </w:r>
+      <w:bookmarkStart w:id="1" w:name="_Toc197445800"/>
       <w:r>
         <w:t>Назначение</w:t>
       </w:r>
@@ -583,20 +2391,45 @@
     </w:p>
     <w:p>
       <w:pPr>
-        <w:jc w:val="both"/>
-        <w:rPr>
-          <w:rFonts w:ascii="Times New Roman" w:hAnsi="Times New Roman" w:cs="Times New Roman"/>
-          <w:sz w:val="28"/>
-          <w:szCs w:val="28"/>
-        </w:rPr>
-      </w:pPr>
-      <w:r>
-        <w:rPr>
-          <w:rFonts w:ascii="Times New Roman" w:hAnsi="Times New Roman" w:cs="Times New Roman"/>
-          <w:sz w:val="28"/>
-          <w:szCs w:val="28"/>
-        </w:rPr>
-        <w:t xml:space="preserve">Система управления проектами предназначена для автоматизации процессов управления, планирования и координации работ над </w:t>
+        <w:ind w:firstLine="357"/>
+        <w:jc w:val="both"/>
+        <w:rPr>
+          <w:rFonts w:ascii="Times New Roman" w:hAnsi="Times New Roman" w:cs="Times New Roman"/>
+          <w:sz w:val="28"/>
+          <w:szCs w:val="28"/>
+        </w:rPr>
+      </w:pPr>
+      <w:r>
+        <w:rPr>
+          <w:rFonts w:ascii="Times New Roman" w:hAnsi="Times New Roman" w:cs="Times New Roman"/>
+          <w:sz w:val="28"/>
+          <w:szCs w:val="28"/>
+        </w:rPr>
+        <w:t>Программное средство «</w:t>
+      </w:r>
+      <w:r>
+        <w:rPr>
+          <w:rFonts w:ascii="Times New Roman" w:hAnsi="Times New Roman" w:cs="Times New Roman"/>
+          <w:sz w:val="28"/>
+          <w:szCs w:val="28"/>
+        </w:rPr>
+        <w:t>Система управления проектами</w:t>
+      </w:r>
+      <w:r>
+        <w:rPr>
+          <w:rFonts w:ascii="Times New Roman" w:hAnsi="Times New Roman" w:cs="Times New Roman"/>
+          <w:sz w:val="28"/>
+          <w:szCs w:val="28"/>
+        </w:rPr>
+        <w:t>»</w:t>
+      </w:r>
+      <w:r>
+        <w:rPr>
+          <w:rFonts w:ascii="Times New Roman" w:hAnsi="Times New Roman" w:cs="Times New Roman"/>
+          <w:sz w:val="28"/>
+          <w:szCs w:val="28"/>
+        </w:rPr>
+        <w:t xml:space="preserve"> предназначена для автоматизации процессов управления, планирования и координации работ над </w:t>
       </w:r>
       <w:r>
         <w:rPr>
@@ -617,6 +2450,7 @@
     </w:p>
     <w:p>
       <w:pPr>
+        <w:ind w:firstLine="357"/>
         <w:jc w:val="both"/>
         <w:rPr>
           <w:rFonts w:ascii="Times New Roman" w:hAnsi="Times New Roman" w:cs="Times New Roman"/>
@@ -635,24 +2469,1861 @@
     </w:p>
     <w:p>
       <w:pPr>
+        <w:ind w:firstLine="357"/>
+        <w:jc w:val="both"/>
+        <w:rPr>
+          <w:rFonts w:ascii="Times New Roman" w:hAnsi="Times New Roman" w:cs="Times New Roman"/>
+          <w:sz w:val="28"/>
+          <w:szCs w:val="28"/>
+        </w:rPr>
+      </w:pPr>
+    </w:p>
+    <w:p>
+      <w:pPr>
         <w:pStyle w:val="2"/>
-      </w:pPr>
-      <w:bookmarkStart w:id="2" w:name="_Toc197436670"/>
+        <w:jc w:val="both"/>
+      </w:pPr>
+      <w:r>
+        <w:t xml:space="preserve"> </w:t>
+      </w:r>
+      <w:bookmarkStart w:id="2" w:name="_Toc197445801"/>
       <w:r>
         <w:t>Соглашения, принятые в документах</w:t>
       </w:r>
       <w:bookmarkEnd w:id="2"/>
     </w:p>
+    <w:p>
+      <w:pPr>
+        <w:jc w:val="both"/>
+      </w:pPr>
+    </w:p>
+    <w:p>
+      <w:pPr>
+        <w:ind w:firstLine="357"/>
+        <w:jc w:val="both"/>
+        <w:rPr>
+          <w:rFonts w:ascii="Times New Roman" w:hAnsi="Times New Roman" w:cs="Times New Roman"/>
+          <w:sz w:val="28"/>
+          <w:szCs w:val="28"/>
+        </w:rPr>
+      </w:pPr>
+      <w:r>
+        <w:rPr>
+          <w:rFonts w:ascii="Times New Roman" w:hAnsi="Times New Roman" w:cs="Times New Roman"/>
+          <w:sz w:val="28"/>
+          <w:szCs w:val="28"/>
+        </w:rPr>
+        <w:lastRenderedPageBreak/>
+        <w:t>В документации применены общепринятые правила оформления для удобства восприятия: заранее установленная терминология сохраняется во всём тексте, а структура отвечает требованиям технических стандартов с чётким разделением на заголовки, абзацы и списки. Все иллюстрации — диаграммы и схемы — снабжены поясняющими подписями, благодаря чему их содержание становится более наглядным и понятным.</w:t>
+      </w:r>
+    </w:p>
+    <w:p>
+      <w:pPr>
+        <w:ind w:firstLine="357"/>
+        <w:jc w:val="both"/>
+        <w:rPr>
+          <w:rFonts w:ascii="Times New Roman" w:hAnsi="Times New Roman" w:cs="Times New Roman"/>
+          <w:sz w:val="28"/>
+          <w:szCs w:val="28"/>
+        </w:rPr>
+      </w:pPr>
+    </w:p>
+    <w:p>
+      <w:pPr>
+        <w:pStyle w:val="2"/>
+        <w:jc w:val="both"/>
+      </w:pPr>
+      <w:r>
+        <w:t xml:space="preserve"> </w:t>
+      </w:r>
+      <w:bookmarkStart w:id="3" w:name="_Toc197445802"/>
+      <w:r>
+        <w:t>Границы проекта</w:t>
+      </w:r>
+      <w:bookmarkEnd w:id="3"/>
+    </w:p>
+    <w:p>
+      <w:pPr>
+        <w:jc w:val="both"/>
+      </w:pPr>
+    </w:p>
+    <w:p>
+      <w:pPr>
+        <w:ind w:firstLine="357"/>
+        <w:jc w:val="both"/>
+        <w:rPr>
+          <w:rFonts w:ascii="Times New Roman" w:hAnsi="Times New Roman" w:cs="Times New Roman"/>
+          <w:sz w:val="28"/>
+          <w:szCs w:val="28"/>
+        </w:rPr>
+      </w:pPr>
+      <w:r>
+        <w:rPr>
+          <w:rFonts w:ascii="Times New Roman" w:hAnsi="Times New Roman" w:cs="Times New Roman"/>
+          <w:sz w:val="28"/>
+          <w:szCs w:val="28"/>
+        </w:rPr>
+        <w:t xml:space="preserve"> </w:t>
+      </w:r>
+      <w:r>
+        <w:rPr>
+          <w:rFonts w:ascii="Times New Roman" w:hAnsi="Times New Roman" w:cs="Times New Roman"/>
+          <w:sz w:val="28"/>
+          <w:szCs w:val="28"/>
+        </w:rPr>
+        <w:t xml:space="preserve">Программное </w:t>
+      </w:r>
+      <w:r>
+        <w:rPr>
+          <w:rFonts w:ascii="Times New Roman" w:hAnsi="Times New Roman" w:cs="Times New Roman"/>
+          <w:sz w:val="28"/>
+          <w:szCs w:val="28"/>
+        </w:rPr>
+        <w:t>средство «Система управления проектами» обеспечивает управление проектной деятельностью, отслеживание сроков выполнения задач, организацию проектов и их задач в удобной форме, а также генерацию различной автоматизированной отчётности</w:t>
+      </w:r>
+      <w:r>
+        <w:rPr>
+          <w:rFonts w:ascii="Times New Roman" w:hAnsi="Times New Roman" w:cs="Times New Roman"/>
+          <w:sz w:val="28"/>
+          <w:szCs w:val="28"/>
+        </w:rPr>
+        <w:t>.</w:t>
+      </w:r>
+    </w:p>
+    <w:p>
+      <w:pPr>
+        <w:ind w:firstLine="357"/>
+        <w:jc w:val="both"/>
+        <w:rPr>
+          <w:rFonts w:ascii="Times New Roman" w:hAnsi="Times New Roman" w:cs="Times New Roman"/>
+          <w:sz w:val="28"/>
+          <w:szCs w:val="28"/>
+        </w:rPr>
+      </w:pPr>
+    </w:p>
+    <w:p>
+      <w:pPr>
+        <w:pStyle w:val="2"/>
+        <w:jc w:val="both"/>
+      </w:pPr>
+      <w:r>
+        <w:t xml:space="preserve"> </w:t>
+      </w:r>
+      <w:bookmarkStart w:id="4" w:name="_Toc197445803"/>
+      <w:r>
+        <w:t>Ссылки</w:t>
+      </w:r>
+      <w:bookmarkEnd w:id="4"/>
+    </w:p>
+    <w:p>
+      <w:pPr>
+        <w:jc w:val="both"/>
+      </w:pPr>
+    </w:p>
+    <w:p>
+      <w:pPr>
+        <w:ind w:left="425"/>
+        <w:jc w:val="both"/>
+        <w:rPr>
+          <w:rFonts w:ascii="Times New Roman" w:hAnsi="Times New Roman" w:cs="Times New Roman"/>
+          <w:b/>
+          <w:bCs/>
+          <w:sz w:val="24"/>
+          <w:szCs w:val="24"/>
+        </w:rPr>
+      </w:pPr>
+      <w:hyperlink r:id="rId6" w:history="1">
+        <w:r>
+          <w:rPr>
+            <w:rStyle w:val="a5"/>
+            <w:rFonts w:ascii="Times New Roman" w:hAnsi="Times New Roman" w:cs="Times New Roman"/>
+            <w:b/>
+            <w:bCs/>
+            <w:sz w:val="24"/>
+            <w:szCs w:val="24"/>
+          </w:rPr>
+          <w:t>https://metanit.com</w:t>
+        </w:r>
+      </w:hyperlink>
+    </w:p>
+    <w:p>
+      <w:pPr>
+        <w:ind w:left="425"/>
+        <w:jc w:val="both"/>
+        <w:rPr>
+          <w:rFonts w:ascii="Times New Roman" w:hAnsi="Times New Roman" w:cs="Times New Roman"/>
+          <w:sz w:val="24"/>
+          <w:szCs w:val="24"/>
+        </w:rPr>
+      </w:pPr>
+      <w:hyperlink r:id="rId7" w:history="1">
+        <w:r>
+          <w:rPr>
+            <w:rStyle w:val="a5"/>
+            <w:rFonts w:ascii="Times New Roman" w:hAnsi="Times New Roman" w:cs="Times New Roman"/>
+            <w:b/>
+            <w:bCs/>
+            <w:sz w:val="24"/>
+            <w:szCs w:val="24"/>
+            <w:lang w:val="en-US"/>
+          </w:rPr>
+          <w:t>https</w:t>
+        </w:r>
+        <w:r>
+          <w:rPr>
+            <w:rStyle w:val="a5"/>
+            <w:rFonts w:ascii="Times New Roman" w:hAnsi="Times New Roman" w:cs="Times New Roman"/>
+            <w:b/>
+            <w:bCs/>
+            <w:sz w:val="24"/>
+            <w:szCs w:val="24"/>
+          </w:rPr>
+          <w:t>://</w:t>
+        </w:r>
+        <w:proofErr w:type="spellStart"/>
+        <w:r>
+          <w:rPr>
+            <w:rStyle w:val="a5"/>
+            <w:rFonts w:ascii="Times New Roman" w:hAnsi="Times New Roman" w:cs="Times New Roman"/>
+            <w:b/>
+            <w:bCs/>
+            <w:sz w:val="24"/>
+            <w:szCs w:val="24"/>
+            <w:lang w:val="en-US"/>
+          </w:rPr>
+          <w:t>ru</w:t>
+        </w:r>
+        <w:proofErr w:type="spellEnd"/>
+        <w:r>
+          <w:rPr>
+            <w:rStyle w:val="a5"/>
+            <w:rFonts w:ascii="Times New Roman" w:hAnsi="Times New Roman" w:cs="Times New Roman"/>
+            <w:b/>
+            <w:bCs/>
+            <w:sz w:val="24"/>
+            <w:szCs w:val="24"/>
+          </w:rPr>
+          <w:t>.</w:t>
+        </w:r>
+        <w:proofErr w:type="spellStart"/>
+        <w:r>
+          <w:rPr>
+            <w:rStyle w:val="a5"/>
+            <w:rFonts w:ascii="Times New Roman" w:hAnsi="Times New Roman" w:cs="Times New Roman"/>
+            <w:b/>
+            <w:bCs/>
+            <w:sz w:val="24"/>
+            <w:szCs w:val="24"/>
+            <w:lang w:val="en-US"/>
+          </w:rPr>
+          <w:t>stackoverflow</w:t>
+        </w:r>
+        <w:proofErr w:type="spellEnd"/>
+        <w:r>
+          <w:rPr>
+            <w:rStyle w:val="a5"/>
+            <w:rFonts w:ascii="Times New Roman" w:hAnsi="Times New Roman" w:cs="Times New Roman"/>
+            <w:b/>
+            <w:bCs/>
+            <w:sz w:val="24"/>
+            <w:szCs w:val="24"/>
+          </w:rPr>
+          <w:t>.</w:t>
+        </w:r>
+        <w:r>
+          <w:rPr>
+            <w:rStyle w:val="a5"/>
+            <w:rFonts w:ascii="Times New Roman" w:hAnsi="Times New Roman" w:cs="Times New Roman"/>
+            <w:b/>
+            <w:bCs/>
+            <w:sz w:val="24"/>
+            <w:szCs w:val="24"/>
+            <w:lang w:val="en-US"/>
+          </w:rPr>
+          <w:t>com</w:t>
+        </w:r>
+        <w:r>
+          <w:rPr>
+            <w:rStyle w:val="a5"/>
+            <w:rFonts w:ascii="Times New Roman" w:hAnsi="Times New Roman" w:cs="Times New Roman"/>
+            <w:b/>
+            <w:bCs/>
+            <w:sz w:val="24"/>
+            <w:szCs w:val="24"/>
+          </w:rPr>
+          <w:t>/</w:t>
+        </w:r>
+        <w:r>
+          <w:rPr>
+            <w:rStyle w:val="a5"/>
+            <w:rFonts w:ascii="Times New Roman" w:hAnsi="Times New Roman" w:cs="Times New Roman"/>
+            <w:b/>
+            <w:bCs/>
+            <w:sz w:val="24"/>
+            <w:szCs w:val="24"/>
+            <w:lang w:val="en-US"/>
+          </w:rPr>
+          <w:t>questions</w:t>
+        </w:r>
+      </w:hyperlink>
+    </w:p>
+    <w:p>
+      <w:pPr>
+        <w:ind w:left="425"/>
+        <w:jc w:val="both"/>
+        <w:rPr>
+          <w:rFonts w:ascii="Times New Roman" w:hAnsi="Times New Roman" w:cs="Times New Roman"/>
+          <w:b/>
+          <w:bCs/>
+          <w:sz w:val="24"/>
+          <w:szCs w:val="24"/>
+        </w:rPr>
+      </w:pPr>
+      <w:hyperlink r:id="rId8" w:history="1">
+        <w:r>
+          <w:rPr>
+            <w:rStyle w:val="a5"/>
+            <w:rFonts w:ascii="Times New Roman" w:hAnsi="Times New Roman" w:cs="Times New Roman"/>
+            <w:b/>
+            <w:bCs/>
+            <w:sz w:val="24"/>
+            <w:szCs w:val="24"/>
+          </w:rPr>
+          <w:t>https://learn.microsoft.com/en-us/dotnet/csharp</w:t>
+        </w:r>
+      </w:hyperlink>
+    </w:p>
+    <w:p>
+      <w:pPr>
+        <w:jc w:val="both"/>
+        <w:rPr>
+          <w:rFonts w:ascii="Times New Roman" w:hAnsi="Times New Roman" w:cs="Times New Roman"/>
+          <w:b/>
+          <w:bCs/>
+          <w:sz w:val="24"/>
+          <w:szCs w:val="24"/>
+        </w:rPr>
+      </w:pPr>
+    </w:p>
+    <w:p>
+      <w:pPr>
+        <w:pStyle w:val="1"/>
+        <w:jc w:val="both"/>
+      </w:pPr>
+      <w:bookmarkStart w:id="5" w:name="_Toc197445804"/>
+      <w:r>
+        <w:t>Общее описание</w:t>
+      </w:r>
+      <w:bookmarkEnd w:id="5"/>
+    </w:p>
+    <w:p>
+      <w:pPr>
+        <w:jc w:val="both"/>
+      </w:pPr>
+    </w:p>
+    <w:p>
+      <w:pPr>
+        <w:pStyle w:val="2"/>
+        <w:jc w:val="both"/>
+      </w:pPr>
+      <w:r>
+        <w:t xml:space="preserve"> </w:t>
+      </w:r>
+      <w:bookmarkStart w:id="6" w:name="_Toc197445805"/>
+      <w:r>
+        <w:t>Общий взгляд на продукт</w:t>
+      </w:r>
+      <w:bookmarkEnd w:id="6"/>
+    </w:p>
+    <w:p>
+      <w:pPr>
+        <w:ind w:firstLine="357"/>
+        <w:jc w:val="both"/>
+        <w:rPr>
+          <w:rFonts w:ascii="Times New Roman" w:hAnsi="Times New Roman" w:cs="Times New Roman"/>
+          <w:sz w:val="28"/>
+          <w:szCs w:val="28"/>
+        </w:rPr>
+      </w:pPr>
+      <w:r>
+        <w:rPr>
+          <w:rFonts w:ascii="Times New Roman" w:hAnsi="Times New Roman" w:cs="Times New Roman"/>
+          <w:sz w:val="28"/>
+          <w:szCs w:val="28"/>
+        </w:rPr>
+        <w:t>Программное средство «Система управления проектами» разработано для автомати</w:t>
+      </w:r>
+      <w:r>
+        <w:rPr>
+          <w:rFonts w:ascii="Times New Roman" w:hAnsi="Times New Roman" w:cs="Times New Roman"/>
+          <w:sz w:val="28"/>
+          <w:szCs w:val="28"/>
+        </w:rPr>
+        <w:t xml:space="preserve">зации и удешевления процессов управления и работы над проектами, упрощения отслеживания сроков выполнения задач и удобной структуризации проектов и задач внутри них. </w:t>
+      </w:r>
+    </w:p>
+    <w:p>
+      <w:pPr>
+        <w:ind w:firstLine="357"/>
+        <w:jc w:val="both"/>
+        <w:rPr>
+          <w:rFonts w:ascii="Times New Roman" w:hAnsi="Times New Roman" w:cs="Times New Roman"/>
+          <w:sz w:val="28"/>
+          <w:szCs w:val="28"/>
+        </w:rPr>
+      </w:pPr>
+      <w:r>
+        <w:rPr>
+          <w:rFonts w:ascii="Times New Roman" w:hAnsi="Times New Roman" w:cs="Times New Roman"/>
+          <w:sz w:val="28"/>
+          <w:szCs w:val="28"/>
+        </w:rPr>
+        <w:t>Это программное средство является новым перспективным членом растущего семейства подобных продуктов</w:t>
+      </w:r>
+      <w:r>
+        <w:rPr>
+          <w:rFonts w:ascii="Times New Roman" w:hAnsi="Times New Roman" w:cs="Times New Roman"/>
+          <w:sz w:val="28"/>
+          <w:szCs w:val="28"/>
+        </w:rPr>
+        <w:t>. Система специально разработана для работы на десктопных устройствах.</w:t>
+      </w:r>
+    </w:p>
+    <w:p>
+      <w:pPr>
+        <w:ind w:firstLine="357"/>
+        <w:jc w:val="both"/>
+        <w:rPr>
+          <w:rFonts w:ascii="Times New Roman" w:hAnsi="Times New Roman" w:cs="Times New Roman"/>
+          <w:sz w:val="28"/>
+          <w:szCs w:val="28"/>
+        </w:rPr>
+      </w:pPr>
+    </w:p>
+    <w:p>
+      <w:pPr>
+        <w:pStyle w:val="2"/>
+        <w:jc w:val="both"/>
+        <w:rPr>
+          <w:lang w:val="be-BY"/>
+        </w:rPr>
+      </w:pPr>
+      <w:r>
+        <w:rPr>
+          <w:lang w:val="be-BY"/>
+        </w:rPr>
+        <w:t xml:space="preserve"> </w:t>
+      </w:r>
+      <w:bookmarkStart w:id="7" w:name="_Toc197445806"/>
+      <w:r>
+        <w:rPr>
+          <w:lang w:val="be-BY"/>
+        </w:rPr>
+        <w:t>Классы и характеристики пользователей</w:t>
+      </w:r>
+      <w:bookmarkEnd w:id="7"/>
+    </w:p>
+    <w:p>
+      <w:pPr>
+        <w:ind w:firstLine="357"/>
+        <w:jc w:val="both"/>
+        <w:rPr>
+          <w:rFonts w:ascii="Times New Roman" w:hAnsi="Times New Roman" w:cs="Times New Roman"/>
+          <w:sz w:val="28"/>
+          <w:szCs w:val="28"/>
+        </w:rPr>
+      </w:pPr>
+      <w:r>
+        <w:rPr>
+          <w:rFonts w:ascii="Times New Roman" w:hAnsi="Times New Roman" w:cs="Times New Roman"/>
+          <w:sz w:val="28"/>
+          <w:szCs w:val="28"/>
+          <w:lang w:val="be-BY"/>
+        </w:rPr>
+        <w:t xml:space="preserve">Основными пользователями программного средства </w:t>
+      </w:r>
+      <w:r>
+        <w:rPr>
+          <w:rFonts w:ascii="Times New Roman" w:hAnsi="Times New Roman" w:cs="Times New Roman"/>
+          <w:sz w:val="28"/>
+          <w:szCs w:val="28"/>
+        </w:rPr>
+        <w:t>«Система управления проектами» являются</w:t>
+      </w:r>
+      <w:r>
+        <w:rPr>
+          <w:rFonts w:ascii="Times New Roman" w:hAnsi="Times New Roman" w:cs="Times New Roman"/>
+          <w:sz w:val="28"/>
+          <w:szCs w:val="28"/>
+        </w:rPr>
+        <w:t>:</w:t>
+      </w:r>
+    </w:p>
+    <w:p>
+      <w:pPr>
+        <w:pStyle w:val="a3"/>
+        <w:numPr>
+          <w:ilvl w:val="6"/>
+          <w:numId w:val="10"/>
+        </w:numPr>
+        <w:jc w:val="both"/>
+        <w:rPr>
+          <w:rFonts w:ascii="Times New Roman" w:hAnsi="Times New Roman" w:cs="Times New Roman"/>
+          <w:sz w:val="28"/>
+          <w:szCs w:val="28"/>
+        </w:rPr>
+      </w:pPr>
+      <w:r>
+        <w:rPr>
+          <w:rFonts w:ascii="Times New Roman" w:hAnsi="Times New Roman" w:cs="Times New Roman"/>
+          <w:sz w:val="28"/>
+          <w:szCs w:val="28"/>
+        </w:rPr>
+        <w:lastRenderedPageBreak/>
+        <w:t>Администраторы: имеют полный доступ к управлению проектами, могут создавать, удалять проекты, добавлять и удалять задачи конкретным пользователям, удалять и добавлять пользователей, редактировать задачи, получать отчёты по проектам и пользователям.</w:t>
+      </w:r>
+    </w:p>
+    <w:p>
+      <w:pPr>
+        <w:pStyle w:val="a3"/>
+        <w:numPr>
+          <w:ilvl w:val="6"/>
+          <w:numId w:val="10"/>
+        </w:numPr>
+        <w:jc w:val="both"/>
+        <w:rPr>
+          <w:rFonts w:ascii="Times New Roman" w:hAnsi="Times New Roman" w:cs="Times New Roman"/>
+          <w:sz w:val="28"/>
+          <w:szCs w:val="28"/>
+        </w:rPr>
+      </w:pPr>
+      <w:r>
+        <w:rPr>
+          <w:rFonts w:ascii="Times New Roman" w:hAnsi="Times New Roman" w:cs="Times New Roman"/>
+          <w:sz w:val="28"/>
+          <w:szCs w:val="28"/>
+        </w:rPr>
+        <w:t>Разработчики(пользователи): имеют ограниченны доступ к системе. Могут взаимодействовать с задачами, изменять их статус, получать персонализированную статистику</w:t>
+      </w:r>
+      <w:r>
+        <w:rPr>
+          <w:rFonts w:ascii="Times New Roman" w:hAnsi="Times New Roman" w:cs="Times New Roman"/>
+          <w:sz w:val="28"/>
+          <w:szCs w:val="28"/>
+        </w:rPr>
+        <w:t>.</w:t>
+      </w:r>
+    </w:p>
+    <w:p>
+      <w:pPr>
+        <w:pStyle w:val="a3"/>
+        <w:ind w:left="2499"/>
+        <w:jc w:val="both"/>
+        <w:rPr>
+          <w:rFonts w:ascii="Times New Roman" w:hAnsi="Times New Roman" w:cs="Times New Roman"/>
+          <w:sz w:val="28"/>
+          <w:szCs w:val="28"/>
+        </w:rPr>
+      </w:pPr>
+    </w:p>
+    <w:p>
+      <w:pPr>
+        <w:pStyle w:val="2"/>
+        <w:jc w:val="both"/>
+      </w:pPr>
+      <w:r>
+        <w:t xml:space="preserve"> </w:t>
+      </w:r>
+      <w:bookmarkStart w:id="8" w:name="_Toc197445807"/>
+      <w:r>
+        <w:t>Операционная среда</w:t>
+      </w:r>
+      <w:bookmarkEnd w:id="8"/>
+    </w:p>
+    <w:p>
+      <w:pPr>
+        <w:ind w:firstLine="357"/>
+        <w:jc w:val="both"/>
+        <w:rPr>
+          <w:rFonts w:ascii="Times New Roman" w:hAnsi="Times New Roman" w:cs="Times New Roman"/>
+          <w:sz w:val="28"/>
+          <w:szCs w:val="28"/>
+        </w:rPr>
+      </w:pPr>
+      <w:r>
+        <w:rPr>
+          <w:rFonts w:ascii="Times New Roman" w:hAnsi="Times New Roman" w:cs="Times New Roman"/>
+          <w:sz w:val="28"/>
+          <w:szCs w:val="28"/>
+        </w:rPr>
+        <w:t>Программное средство «Система управления проектами» будет работать в следующей рабочей среде:</w:t>
+      </w:r>
+    </w:p>
+    <w:p>
+      <w:pPr>
+        <w:pStyle w:val="a3"/>
+        <w:numPr>
+          <w:ilvl w:val="6"/>
+          <w:numId w:val="10"/>
+        </w:numPr>
+        <w:jc w:val="both"/>
+        <w:rPr>
+          <w:rFonts w:ascii="Times New Roman" w:hAnsi="Times New Roman" w:cs="Times New Roman"/>
+          <w:sz w:val="28"/>
+          <w:szCs w:val="28"/>
+        </w:rPr>
+      </w:pPr>
+      <w:r>
+        <w:rPr>
+          <w:rFonts w:ascii="Times New Roman" w:hAnsi="Times New Roman" w:cs="Times New Roman"/>
+          <w:sz w:val="28"/>
+          <w:szCs w:val="28"/>
+        </w:rPr>
+        <w:t>Аппаратная платформа: Компьютеры с оперативной памятью от 6 ГБ.</w:t>
+      </w:r>
+    </w:p>
+    <w:p>
+      <w:pPr>
+        <w:pStyle w:val="a3"/>
+        <w:numPr>
+          <w:ilvl w:val="6"/>
+          <w:numId w:val="10"/>
+        </w:numPr>
+        <w:jc w:val="both"/>
+        <w:rPr>
+          <w:rFonts w:ascii="Times New Roman" w:hAnsi="Times New Roman" w:cs="Times New Roman"/>
+          <w:sz w:val="28"/>
+          <w:szCs w:val="28"/>
+        </w:rPr>
+      </w:pPr>
+      <w:r>
+        <w:rPr>
+          <w:rFonts w:ascii="Times New Roman" w:hAnsi="Times New Roman" w:cs="Times New Roman"/>
+          <w:sz w:val="28"/>
+          <w:szCs w:val="28"/>
+        </w:rPr>
+        <w:t xml:space="preserve">Операционные системы: </w:t>
+      </w:r>
+      <w:r>
+        <w:rPr>
+          <w:rFonts w:ascii="Times New Roman" w:hAnsi="Times New Roman" w:cs="Times New Roman"/>
+          <w:sz w:val="28"/>
+          <w:szCs w:val="28"/>
+          <w:lang w:val="en-US"/>
+        </w:rPr>
+        <w:t>Windows 10/11</w:t>
+      </w:r>
+    </w:p>
+    <w:p>
+      <w:pPr>
+        <w:pStyle w:val="a3"/>
+        <w:numPr>
+          <w:ilvl w:val="6"/>
+          <w:numId w:val="10"/>
+        </w:numPr>
+        <w:jc w:val="both"/>
+        <w:rPr>
+          <w:rFonts w:ascii="Times New Roman" w:hAnsi="Times New Roman" w:cs="Times New Roman"/>
+          <w:sz w:val="28"/>
+          <w:szCs w:val="28"/>
+        </w:rPr>
+      </w:pPr>
+      <w:r>
+        <w:rPr>
+          <w:rFonts w:ascii="Times New Roman" w:hAnsi="Times New Roman" w:cs="Times New Roman"/>
+          <w:sz w:val="28"/>
+          <w:szCs w:val="28"/>
+        </w:rPr>
+        <w:t>Географическое расположение пользователей: Программное средство ориентировано на глобальное использование</w:t>
+      </w:r>
+    </w:p>
+    <w:p>
+      <w:pPr>
+        <w:pStyle w:val="a3"/>
+        <w:numPr>
+          <w:ilvl w:val="6"/>
+          <w:numId w:val="10"/>
+        </w:numPr>
+        <w:jc w:val="both"/>
+        <w:rPr>
+          <w:rFonts w:ascii="Times New Roman" w:hAnsi="Times New Roman" w:cs="Times New Roman"/>
+          <w:sz w:val="28"/>
+          <w:szCs w:val="28"/>
+        </w:rPr>
+      </w:pPr>
+      <w:r>
+        <w:rPr>
+          <w:rFonts w:ascii="Times New Roman" w:hAnsi="Times New Roman" w:cs="Times New Roman"/>
+          <w:sz w:val="28"/>
+          <w:szCs w:val="28"/>
+        </w:rPr>
+        <w:t>Расположение баз данных</w:t>
+      </w:r>
+    </w:p>
+    <w:p>
+      <w:pPr>
+        <w:pStyle w:val="a3"/>
+        <w:ind w:left="2499"/>
+        <w:jc w:val="both"/>
+        <w:rPr>
+          <w:rFonts w:ascii="Times New Roman" w:hAnsi="Times New Roman" w:cs="Times New Roman"/>
+          <w:sz w:val="28"/>
+          <w:szCs w:val="28"/>
+        </w:rPr>
+      </w:pPr>
+    </w:p>
+    <w:p>
+      <w:pPr>
+        <w:pStyle w:val="2"/>
+        <w:jc w:val="both"/>
+      </w:pPr>
+      <w:r>
+        <w:t xml:space="preserve"> </w:t>
+      </w:r>
+      <w:bookmarkStart w:id="9" w:name="_Toc197445808"/>
+      <w:r>
+        <w:t>Ограничения дизайна и реализации</w:t>
+      </w:r>
+      <w:bookmarkEnd w:id="9"/>
+    </w:p>
+    <w:p>
+      <w:pPr>
+        <w:pStyle w:val="a3"/>
+        <w:numPr>
+          <w:ilvl w:val="6"/>
+          <w:numId w:val="10"/>
+        </w:numPr>
+        <w:jc w:val="both"/>
+        <w:rPr>
+          <w:rFonts w:ascii="Times New Roman" w:hAnsi="Times New Roman" w:cs="Times New Roman"/>
+          <w:sz w:val="28"/>
+          <w:szCs w:val="28"/>
+        </w:rPr>
+      </w:pPr>
+      <w:r>
+        <w:rPr>
+          <w:rFonts w:ascii="Times New Roman" w:hAnsi="Times New Roman" w:cs="Times New Roman"/>
+          <w:sz w:val="28"/>
+          <w:szCs w:val="28"/>
+        </w:rPr>
+        <w:t>Технические требования: разработка ведётся</w:t>
+      </w:r>
+      <w:r>
+        <w:rPr>
+          <w:rFonts w:ascii="Times New Roman" w:hAnsi="Times New Roman" w:cs="Times New Roman"/>
+          <w:sz w:val="28"/>
+          <w:szCs w:val="28"/>
+        </w:rPr>
+        <w:t xml:space="preserve"> </w:t>
+      </w:r>
+      <w:r>
+        <w:rPr>
+          <w:rFonts w:ascii="Times New Roman" w:hAnsi="Times New Roman" w:cs="Times New Roman"/>
+          <w:sz w:val="28"/>
+          <w:szCs w:val="28"/>
+          <w:lang w:val="be-BY"/>
+        </w:rPr>
+        <w:t xml:space="preserve">с использованием фреймворка </w:t>
+      </w:r>
+      <w:r>
+        <w:rPr>
+          <w:rFonts w:ascii="Times New Roman" w:hAnsi="Times New Roman" w:cs="Times New Roman"/>
+          <w:sz w:val="28"/>
+          <w:szCs w:val="28"/>
+          <w:lang w:val="en-US"/>
+        </w:rPr>
+        <w:t>WPF</w:t>
+      </w:r>
+      <w:r>
+        <w:rPr>
+          <w:rFonts w:ascii="Times New Roman" w:hAnsi="Times New Roman" w:cs="Times New Roman"/>
+          <w:sz w:val="28"/>
+          <w:szCs w:val="28"/>
+        </w:rPr>
+        <w:t xml:space="preserve"> </w:t>
+      </w:r>
+      <w:r>
+        <w:rPr>
+          <w:rFonts w:ascii="Times New Roman" w:hAnsi="Times New Roman" w:cs="Times New Roman"/>
+          <w:sz w:val="28"/>
+          <w:szCs w:val="28"/>
+        </w:rPr>
+        <w:t xml:space="preserve">на языке </w:t>
+      </w:r>
+      <w:r>
+        <w:rPr>
+          <w:rFonts w:ascii="Times New Roman" w:hAnsi="Times New Roman" w:cs="Times New Roman"/>
+          <w:sz w:val="28"/>
+          <w:szCs w:val="28"/>
+          <w:lang w:val="en-US"/>
+        </w:rPr>
+        <w:t>C</w:t>
+      </w:r>
+      <w:r>
+        <w:rPr>
+          <w:rFonts w:ascii="Times New Roman" w:hAnsi="Times New Roman" w:cs="Times New Roman"/>
+          <w:sz w:val="28"/>
+          <w:szCs w:val="28"/>
+        </w:rPr>
+        <w:t>#</w:t>
+      </w:r>
+    </w:p>
+    <w:p>
+      <w:pPr>
+        <w:pStyle w:val="a3"/>
+        <w:numPr>
+          <w:ilvl w:val="6"/>
+          <w:numId w:val="10"/>
+        </w:numPr>
+        <w:jc w:val="both"/>
+        <w:rPr>
+          <w:rFonts w:ascii="Times New Roman" w:hAnsi="Times New Roman" w:cs="Times New Roman"/>
+          <w:sz w:val="28"/>
+          <w:szCs w:val="28"/>
+        </w:rPr>
+      </w:pPr>
+      <w:r>
+        <w:rPr>
+          <w:rFonts w:ascii="Times New Roman" w:hAnsi="Times New Roman" w:cs="Times New Roman"/>
+          <w:sz w:val="28"/>
+          <w:szCs w:val="28"/>
+        </w:rPr>
+        <w:t xml:space="preserve">Ресурсные ограничения: ограниченность во </w:t>
+      </w:r>
+      <w:r>
+        <w:rPr>
+          <w:rFonts w:ascii="Times New Roman" w:hAnsi="Times New Roman" w:cs="Times New Roman"/>
+          <w:sz w:val="28"/>
+          <w:szCs w:val="28"/>
+        </w:rPr>
+        <w:t>времени и бюджете может помешать в своевременной и полной реализации запланированных функций</w:t>
+      </w:r>
+    </w:p>
+    <w:p>
+      <w:pPr>
+        <w:pStyle w:val="a3"/>
+        <w:numPr>
+          <w:ilvl w:val="6"/>
+          <w:numId w:val="10"/>
+        </w:numPr>
+        <w:jc w:val="both"/>
+        <w:rPr>
+          <w:rFonts w:ascii="Times New Roman" w:hAnsi="Times New Roman" w:cs="Times New Roman"/>
+          <w:sz w:val="28"/>
+          <w:szCs w:val="28"/>
+        </w:rPr>
+      </w:pPr>
+      <w:r>
+        <w:rPr>
+          <w:rFonts w:ascii="Times New Roman" w:hAnsi="Times New Roman" w:cs="Times New Roman"/>
+          <w:sz w:val="28"/>
+          <w:szCs w:val="28"/>
+        </w:rPr>
+        <w:t>Особенности интерфейса: Интерфейс программного средства должен оставаться минималистичным, лёгким и интуитивно понятным, что требует более тщательного подхода к реализации необходимых функций и размещения их на интерфейсе.</w:t>
+      </w:r>
+    </w:p>
+    <w:p>
+      <w:pPr>
+        <w:pStyle w:val="a3"/>
+        <w:ind w:left="2499"/>
+        <w:jc w:val="both"/>
+        <w:rPr>
+          <w:rFonts w:ascii="Times New Roman" w:hAnsi="Times New Roman" w:cs="Times New Roman"/>
+          <w:sz w:val="28"/>
+          <w:szCs w:val="28"/>
+        </w:rPr>
+      </w:pPr>
+    </w:p>
+    <w:p>
+      <w:pPr>
+        <w:pStyle w:val="2"/>
+      </w:pPr>
+      <w:r>
+        <w:t xml:space="preserve"> </w:t>
+      </w:r>
+      <w:bookmarkStart w:id="10" w:name="_Toc197445809"/>
+      <w:r>
+        <w:t>Предположения и зависимости</w:t>
+      </w:r>
+      <w:bookmarkEnd w:id="10"/>
+    </w:p>
+    <w:p>
+      <w:pPr>
+        <w:ind w:firstLine="357"/>
+        <w:rPr>
+          <w:rFonts w:ascii="Times New Roman" w:hAnsi="Times New Roman" w:cs="Times New Roman"/>
+          <w:sz w:val="28"/>
+          <w:szCs w:val="28"/>
+        </w:rPr>
+      </w:pPr>
+      <w:r>
+        <w:rPr>
+          <w:rFonts w:ascii="Times New Roman" w:hAnsi="Times New Roman" w:cs="Times New Roman"/>
+          <w:sz w:val="28"/>
+          <w:szCs w:val="28"/>
+        </w:rPr>
+        <w:t>Программное средство «Система управления проектами» строится на нескольких ключевых предположениях необходимых для его корректной работы:</w:t>
+      </w:r>
+    </w:p>
+    <w:p>
+      <w:pPr>
+        <w:pStyle w:val="a3"/>
+        <w:numPr>
+          <w:ilvl w:val="6"/>
+          <w:numId w:val="10"/>
+        </w:numPr>
+        <w:rPr>
+          <w:rFonts w:ascii="Times New Roman" w:hAnsi="Times New Roman" w:cs="Times New Roman"/>
+          <w:sz w:val="28"/>
+          <w:szCs w:val="28"/>
+        </w:rPr>
+      </w:pPr>
+      <w:r>
+        <w:rPr>
+          <w:rFonts w:ascii="Times New Roman" w:hAnsi="Times New Roman" w:cs="Times New Roman"/>
+          <w:sz w:val="28"/>
+          <w:szCs w:val="28"/>
+        </w:rPr>
+        <w:lastRenderedPageBreak/>
+        <w:t>Пользователи имеют стабильное и достаточно качественное подключение к Интернету, что нужно для получения и отправки данных и правильного взаимодействия с базой данных</w:t>
+      </w:r>
+    </w:p>
+    <w:p>
+      <w:pPr>
+        <w:pStyle w:val="a3"/>
+        <w:numPr>
+          <w:ilvl w:val="6"/>
+          <w:numId w:val="10"/>
+        </w:numPr>
+        <w:rPr>
+          <w:rFonts w:ascii="Times New Roman" w:hAnsi="Times New Roman" w:cs="Times New Roman"/>
+          <w:sz w:val="28"/>
+          <w:szCs w:val="28"/>
+        </w:rPr>
+      </w:pPr>
+      <w:r>
+        <w:rPr>
+          <w:rFonts w:ascii="Times New Roman" w:hAnsi="Times New Roman" w:cs="Times New Roman"/>
+          <w:sz w:val="28"/>
+          <w:szCs w:val="28"/>
+        </w:rPr>
+        <w:t xml:space="preserve">На компьютерах, на которых запускается программное средство установлена версия </w:t>
+      </w:r>
+      <w:r>
+        <w:rPr>
+          <w:rFonts w:ascii="Times New Roman" w:hAnsi="Times New Roman" w:cs="Times New Roman"/>
+          <w:sz w:val="28"/>
+          <w:szCs w:val="28"/>
+        </w:rPr>
+        <w:t>.</w:t>
+      </w:r>
+      <w:r>
+        <w:rPr>
+          <w:rFonts w:ascii="Times New Roman" w:hAnsi="Times New Roman" w:cs="Times New Roman"/>
+          <w:sz w:val="28"/>
+          <w:szCs w:val="28"/>
+          <w:lang w:val="en-US"/>
+        </w:rPr>
+        <w:t>NET</w:t>
+      </w:r>
+      <w:r>
+        <w:rPr>
+          <w:rFonts w:ascii="Times New Roman" w:hAnsi="Times New Roman" w:cs="Times New Roman"/>
+          <w:sz w:val="28"/>
+          <w:szCs w:val="28"/>
+        </w:rPr>
+        <w:t xml:space="preserve"> </w:t>
+      </w:r>
+      <w:r>
+        <w:rPr>
+          <w:rFonts w:ascii="Times New Roman" w:hAnsi="Times New Roman" w:cs="Times New Roman"/>
+          <w:sz w:val="28"/>
+          <w:szCs w:val="28"/>
+          <w:lang w:val="en-US"/>
+        </w:rPr>
+        <w:t>Framework</w:t>
+      </w:r>
+      <w:r>
+        <w:rPr>
+          <w:rFonts w:ascii="Times New Roman" w:hAnsi="Times New Roman" w:cs="Times New Roman"/>
+          <w:sz w:val="28"/>
+          <w:szCs w:val="28"/>
+        </w:rPr>
+        <w:t xml:space="preserve"> </w:t>
+      </w:r>
+      <w:r>
+        <w:rPr>
+          <w:rFonts w:ascii="Times New Roman" w:hAnsi="Times New Roman" w:cs="Times New Roman"/>
+          <w:sz w:val="28"/>
+          <w:szCs w:val="28"/>
+        </w:rPr>
+        <w:t>4 и выше</w:t>
+      </w:r>
+    </w:p>
+    <w:p>
+      <w:pPr>
+        <w:rPr>
+          <w:rFonts w:ascii="Times New Roman" w:hAnsi="Times New Roman" w:cs="Times New Roman"/>
+          <w:sz w:val="28"/>
+          <w:szCs w:val="28"/>
+        </w:rPr>
+      </w:pPr>
+      <w:r>
+        <w:rPr>
+          <w:rFonts w:ascii="Times New Roman" w:hAnsi="Times New Roman" w:cs="Times New Roman"/>
+          <w:sz w:val="28"/>
+          <w:szCs w:val="28"/>
+        </w:rPr>
+        <w:t xml:space="preserve"> </w:t>
+      </w:r>
+      <w:r>
+        <w:rPr>
+          <w:rFonts w:ascii="Times New Roman" w:hAnsi="Times New Roman" w:cs="Times New Roman"/>
+          <w:sz w:val="28"/>
+          <w:szCs w:val="28"/>
+        </w:rPr>
+        <w:tab/>
+        <w:t>Кроме того, это программное средство зависит от следующих внешних факторов:</w:t>
+      </w:r>
+    </w:p>
+    <w:p>
+      <w:pPr>
+        <w:pStyle w:val="a3"/>
+        <w:numPr>
+          <w:ilvl w:val="0"/>
+          <w:numId w:val="12"/>
+        </w:numPr>
+        <w:rPr>
+          <w:rFonts w:ascii="Times New Roman" w:hAnsi="Times New Roman" w:cs="Times New Roman"/>
+          <w:sz w:val="28"/>
+          <w:szCs w:val="28"/>
+        </w:rPr>
+      </w:pPr>
+      <w:r>
+        <w:rPr>
+          <w:rFonts w:ascii="Times New Roman" w:hAnsi="Times New Roman" w:cs="Times New Roman"/>
+          <w:sz w:val="28"/>
+          <w:szCs w:val="28"/>
+        </w:rPr>
+        <w:t>Стабильная и корректная работы базы данных и взаимодействие программы с ней</w:t>
+      </w:r>
+    </w:p>
+    <w:p>
+      <w:pPr>
+        <w:rPr>
+          <w:rFonts w:ascii="Times New Roman" w:hAnsi="Times New Roman" w:cs="Times New Roman"/>
+          <w:sz w:val="28"/>
+          <w:szCs w:val="28"/>
+        </w:rPr>
+      </w:pPr>
+    </w:p>
+    <w:p>
+      <w:pPr>
+        <w:rPr>
+          <w:rFonts w:ascii="Times New Roman" w:hAnsi="Times New Roman" w:cs="Times New Roman"/>
+          <w:sz w:val="28"/>
+          <w:szCs w:val="28"/>
+        </w:rPr>
+      </w:pPr>
+    </w:p>
+    <w:p>
+      <w:pPr>
+        <w:pStyle w:val="1"/>
+      </w:pPr>
+      <w:bookmarkStart w:id="11" w:name="_Toc197445810"/>
+      <w:r>
+        <w:lastRenderedPageBreak/>
+        <w:t>Функции системы</w:t>
+      </w:r>
+      <w:bookmarkEnd w:id="11"/>
+    </w:p>
+    <w:p>
+      <w:pPr>
+        <w:rPr>
+          <w:noProof/>
+        </w:rPr>
+      </w:pPr>
+      <w:r>
+        <w:rPr>
+          <w:noProof/>
+        </w:rPr>
+        <w:drawing>
+          <wp:inline distT="0" distB="0" distL="0" distR="0" wp14:anchorId="30AA6A71" wp14:editId="63F0EDC2">
+            <wp:extent cx="5731510" cy="5868670"/>
+            <wp:effectExtent l="0" t="0" r="2540" b="0"/>
+            <wp:docPr id="1" name="Рисунок 1"/>
+            <wp:cNvGraphicFramePr>
+              <a:graphicFrameLocks xmlns:a="http://schemas.openxmlformats.org/drawingml/2006/main" noChangeAspect="1"/>
+            </wp:cNvGraphicFramePr>
+            <a:graphic xmlns:a="http://schemas.openxmlformats.org/drawingml/2006/main">
+              <a:graphicData uri="http://schemas.openxmlformats.org/drawingml/2006/picture">
+                <pic:pic xmlns:pic="http://schemas.openxmlformats.org/drawingml/2006/picture">
+                  <pic:nvPicPr>
+                    <pic:cNvPr id="0" name="Picture 1"/>
+                    <pic:cNvPicPr>
+                      <a:picLocks noChangeAspect="1" noChangeArrowheads="1"/>
+                    </pic:cNvPicPr>
+                  </pic:nvPicPr>
+                  <pic:blipFill>
+                    <a:blip r:embed="rId9">
+                      <a:extLst>
+                        <a:ext uri="{28A0092B-C50C-407E-A947-70E740481C1C}">
+                          <a14:useLocalDpi xmlns:a14="http://schemas.microsoft.com/office/drawing/2010/main" val="0"/>
+                        </a:ext>
+                      </a:extLst>
+                    </a:blip>
+                    <a:srcRect/>
+                    <a:stretch>
+                      <a:fillRect/>
+                    </a:stretch>
+                  </pic:blipFill>
+                  <pic:spPr bwMode="auto">
+                    <a:xfrm>
+                      <a:off x="0" y="0"/>
+                      <a:ext cx="5731510" cy="5868670"/>
+                    </a:xfrm>
+                    <a:prstGeom prst="rect">
+                      <a:avLst/>
+                    </a:prstGeom>
+                    <a:noFill/>
+                    <a:ln>
+                      <a:noFill/>
+                    </a:ln>
+                  </pic:spPr>
+                </pic:pic>
+              </a:graphicData>
+            </a:graphic>
+          </wp:inline>
+        </w:drawing>
+      </w:r>
+    </w:p>
+    <w:p>
+      <w:pPr>
+        <w:tabs>
+          <w:tab w:val="left" w:pos="1364"/>
+        </w:tabs>
+        <w:jc w:val="center"/>
+        <w:rPr>
+          <w:rFonts w:ascii="Times New Roman" w:hAnsi="Times New Roman" w:cs="Times New Roman"/>
+          <w:sz w:val="28"/>
+          <w:szCs w:val="28"/>
+        </w:rPr>
+      </w:pPr>
+      <w:r>
+        <w:rPr>
+          <w:rFonts w:ascii="Times New Roman" w:hAnsi="Times New Roman" w:cs="Times New Roman"/>
+          <w:sz w:val="28"/>
+          <w:szCs w:val="28"/>
+        </w:rPr>
+        <w:t xml:space="preserve">Рисунок 1 – </w:t>
+      </w:r>
+      <w:r>
+        <w:rPr>
+          <w:rFonts w:ascii="Times New Roman" w:hAnsi="Times New Roman" w:cs="Times New Roman"/>
+          <w:sz w:val="28"/>
+          <w:szCs w:val="28"/>
+          <w:lang w:val="en-US"/>
+        </w:rPr>
+        <w:t>Use</w:t>
+      </w:r>
+      <w:r>
+        <w:rPr>
+          <w:rFonts w:ascii="Times New Roman" w:hAnsi="Times New Roman" w:cs="Times New Roman"/>
+          <w:sz w:val="28"/>
+          <w:szCs w:val="28"/>
+        </w:rPr>
+        <w:t xml:space="preserve"> </w:t>
+      </w:r>
+      <w:r>
+        <w:rPr>
+          <w:rFonts w:ascii="Times New Roman" w:hAnsi="Times New Roman" w:cs="Times New Roman"/>
+          <w:sz w:val="28"/>
+          <w:szCs w:val="28"/>
+          <w:lang w:val="en-US"/>
+        </w:rPr>
+        <w:t>Case</w:t>
+      </w:r>
+      <w:r>
+        <w:rPr>
+          <w:rFonts w:ascii="Times New Roman" w:hAnsi="Times New Roman" w:cs="Times New Roman"/>
+          <w:sz w:val="28"/>
+          <w:szCs w:val="28"/>
+        </w:rPr>
+        <w:t xml:space="preserve"> </w:t>
+      </w:r>
+      <w:r>
+        <w:rPr>
+          <w:rFonts w:ascii="Times New Roman" w:hAnsi="Times New Roman" w:cs="Times New Roman"/>
+          <w:sz w:val="28"/>
+          <w:szCs w:val="28"/>
+        </w:rPr>
+        <w:t>диаграмма для программного средства «Система управления проектами»</w:t>
+      </w:r>
+    </w:p>
+    <w:p>
+      <w:pPr>
+        <w:pStyle w:val="2"/>
+      </w:pPr>
+      <w:r>
+        <w:t xml:space="preserve"> </w:t>
+      </w:r>
+      <w:bookmarkStart w:id="12" w:name="_Toc197445811"/>
+      <w:r>
+        <w:t>Добавление задачи</w:t>
+      </w:r>
+      <w:bookmarkEnd w:id="12"/>
+    </w:p>
     <w:p/>
     <w:p>
       <w:pPr>
+        <w:pStyle w:val="3"/>
+      </w:pPr>
+      <w:bookmarkStart w:id="13" w:name="_Toc197445812"/>
+      <w:r>
+        <w:t>Описание</w:t>
+      </w:r>
+      <w:bookmarkEnd w:id="13"/>
+    </w:p>
+    <w:p>
+      <w:pPr>
+        <w:ind w:firstLine="708"/>
+        <w:rPr>
+          <w:rFonts w:ascii="Times New Roman" w:hAnsi="Times New Roman" w:cs="Times New Roman"/>
+          <w:sz w:val="28"/>
+          <w:szCs w:val="28"/>
+        </w:rPr>
+      </w:pPr>
+      <w:r>
+        <w:rPr>
+          <w:rFonts w:ascii="Times New Roman" w:hAnsi="Times New Roman" w:cs="Times New Roman"/>
+          <w:sz w:val="28"/>
+          <w:szCs w:val="28"/>
+        </w:rPr>
+        <w:t>Функция обеспечивает добавление задачи с полными данными о ней, присвоение ей начального статуса</w:t>
+      </w:r>
+      <w:r>
+        <w:rPr>
+          <w:rFonts w:ascii="Times New Roman" w:hAnsi="Times New Roman" w:cs="Times New Roman"/>
+          <w:sz w:val="28"/>
+          <w:szCs w:val="28"/>
+        </w:rPr>
+        <w:t xml:space="preserve"> </w:t>
+      </w:r>
+      <w:r>
+        <w:rPr>
+          <w:rFonts w:ascii="Times New Roman" w:hAnsi="Times New Roman" w:cs="Times New Roman"/>
+          <w:sz w:val="28"/>
+          <w:szCs w:val="28"/>
+        </w:rPr>
+        <w:t>(в зависимости от методологии разработки) и присвоение задачи определённому пользователю(разработчику).</w:t>
+      </w:r>
+    </w:p>
+    <w:p>
+      <w:pPr>
+        <w:pStyle w:val="3"/>
+      </w:pPr>
+      <w:bookmarkStart w:id="14" w:name="_Toc197445813"/>
+      <w:r>
+        <w:lastRenderedPageBreak/>
+        <w:t>Функциональные требования</w:t>
+      </w:r>
+      <w:bookmarkEnd w:id="14"/>
+    </w:p>
+    <w:p/>
+    <w:p>
+      <w:pPr>
+        <w:pStyle w:val="a3"/>
+        <w:numPr>
+          <w:ilvl w:val="6"/>
+          <w:numId w:val="10"/>
+        </w:numPr>
+        <w:rPr>
+          <w:rFonts w:ascii="Times New Roman" w:hAnsi="Times New Roman" w:cs="Times New Roman"/>
+          <w:sz w:val="28"/>
+          <w:szCs w:val="28"/>
+        </w:rPr>
+      </w:pPr>
+      <w:r>
+        <w:rPr>
+          <w:rFonts w:ascii="Times New Roman" w:hAnsi="Times New Roman" w:cs="Times New Roman"/>
+          <w:sz w:val="28"/>
+          <w:szCs w:val="28"/>
+        </w:rPr>
+        <w:t>Возможность ввода всей информации о задаче</w:t>
+      </w:r>
+      <w:r>
+        <w:rPr>
+          <w:rFonts w:ascii="Times New Roman" w:hAnsi="Times New Roman" w:cs="Times New Roman"/>
+          <w:sz w:val="28"/>
+          <w:szCs w:val="28"/>
+        </w:rPr>
+        <w:t xml:space="preserve"> </w:t>
+      </w:r>
+      <w:r>
+        <w:rPr>
+          <w:rFonts w:ascii="Times New Roman" w:hAnsi="Times New Roman" w:cs="Times New Roman"/>
+          <w:sz w:val="28"/>
+          <w:szCs w:val="28"/>
+        </w:rPr>
+        <w:t>(Срок выполнения, статус, название, краткое и полное описание)</w:t>
+      </w:r>
+      <w:r>
+        <w:rPr>
+          <w:rFonts w:ascii="Times New Roman" w:hAnsi="Times New Roman" w:cs="Times New Roman"/>
+          <w:sz w:val="28"/>
+          <w:szCs w:val="28"/>
+        </w:rPr>
+        <w:t>.</w:t>
+      </w:r>
+    </w:p>
+    <w:p>
+      <w:pPr>
+        <w:pStyle w:val="a3"/>
+        <w:numPr>
+          <w:ilvl w:val="6"/>
+          <w:numId w:val="10"/>
+        </w:numPr>
+        <w:rPr>
+          <w:rFonts w:ascii="Times New Roman" w:hAnsi="Times New Roman" w:cs="Times New Roman"/>
+          <w:sz w:val="28"/>
+          <w:szCs w:val="28"/>
+        </w:rPr>
+      </w:pPr>
+      <w:r>
+        <w:rPr>
+          <w:rFonts w:ascii="Times New Roman" w:hAnsi="Times New Roman" w:cs="Times New Roman"/>
+          <w:sz w:val="28"/>
+          <w:szCs w:val="28"/>
+        </w:rPr>
+        <w:t>Добавление задачи в проект</w:t>
+      </w:r>
+    </w:p>
+    <w:p>
+      <w:pPr>
+        <w:pStyle w:val="a3"/>
+        <w:numPr>
+          <w:ilvl w:val="6"/>
+          <w:numId w:val="10"/>
+        </w:numPr>
+        <w:rPr>
+          <w:rFonts w:ascii="Times New Roman" w:hAnsi="Times New Roman" w:cs="Times New Roman"/>
+          <w:sz w:val="28"/>
+          <w:szCs w:val="28"/>
+        </w:rPr>
+      </w:pPr>
+      <w:r>
+        <w:rPr>
+          <w:rFonts w:ascii="Times New Roman" w:hAnsi="Times New Roman" w:cs="Times New Roman"/>
+          <w:sz w:val="28"/>
+          <w:szCs w:val="28"/>
+        </w:rPr>
+        <w:t>Присвоение задачи определённому разработчику(пользователю)</w:t>
+      </w:r>
+    </w:p>
+    <w:p>
+      <w:pPr>
+        <w:pStyle w:val="a3"/>
+        <w:numPr>
+          <w:ilvl w:val="6"/>
+          <w:numId w:val="10"/>
+        </w:numPr>
+        <w:rPr>
+          <w:rFonts w:ascii="Times New Roman" w:hAnsi="Times New Roman" w:cs="Times New Roman"/>
+          <w:sz w:val="28"/>
+          <w:szCs w:val="28"/>
+        </w:rPr>
+      </w:pPr>
+      <w:r>
+        <w:rPr>
+          <w:rFonts w:ascii="Times New Roman" w:hAnsi="Times New Roman" w:cs="Times New Roman"/>
+          <w:sz w:val="28"/>
+          <w:szCs w:val="28"/>
+        </w:rPr>
+        <w:t>Уведомление разработчика(пользователя) о том, что ему была присвоена задача, посредством письма на почту</w:t>
+      </w:r>
+    </w:p>
+    <w:p>
+      <w:pPr>
         <w:pStyle w:val="2"/>
       </w:pPr>
       <w:r>
-        <w:t>Границы проекта</w:t>
-      </w:r>
+        <w:t xml:space="preserve"> </w:t>
+      </w:r>
+      <w:bookmarkStart w:id="15" w:name="_Toc197445814"/>
+      <w:r>
+        <w:t>Изменение статуса задачи</w:t>
+      </w:r>
+      <w:bookmarkEnd w:id="15"/>
+    </w:p>
+    <w:p>
+      <w:pPr>
+        <w:rPr>
+          <w:sz w:val="28"/>
+          <w:szCs w:val="28"/>
+        </w:rPr>
+      </w:pPr>
+    </w:p>
+    <w:p>
+      <w:pPr>
+        <w:pStyle w:val="3"/>
+      </w:pPr>
+      <w:bookmarkStart w:id="16" w:name="_Toc197445815"/>
+      <w:r>
+        <w:t>Описание</w:t>
+      </w:r>
+      <w:bookmarkEnd w:id="16"/>
+    </w:p>
+    <w:p>
+      <w:pPr>
+        <w:ind w:firstLine="708"/>
+        <w:rPr>
+          <w:rFonts w:ascii="Times New Roman" w:hAnsi="Times New Roman" w:cs="Times New Roman"/>
+          <w:sz w:val="28"/>
+          <w:szCs w:val="28"/>
+        </w:rPr>
+      </w:pPr>
+      <w:r>
+        <w:rPr>
+          <w:rFonts w:ascii="Times New Roman" w:hAnsi="Times New Roman" w:cs="Times New Roman"/>
+          <w:sz w:val="28"/>
+          <w:szCs w:val="28"/>
+        </w:rPr>
+        <w:t>Функция обеспечивает перевод разработчиком задачи из одного статуса в другой посредством выбора вручную или перетаскивания из одной колонки в другую</w:t>
+      </w:r>
+      <w:r>
+        <w:rPr>
+          <w:rFonts w:ascii="Times New Roman" w:hAnsi="Times New Roman" w:cs="Times New Roman"/>
+          <w:sz w:val="28"/>
+          <w:szCs w:val="28"/>
+        </w:rPr>
+        <w:t xml:space="preserve"> </w:t>
+      </w:r>
+      <w:r>
+        <w:rPr>
+          <w:rFonts w:ascii="Times New Roman" w:hAnsi="Times New Roman" w:cs="Times New Roman"/>
+          <w:sz w:val="28"/>
+          <w:szCs w:val="28"/>
+        </w:rPr>
+        <w:t>(в зависимости от методологии разработки).</w:t>
+      </w:r>
+    </w:p>
+    <w:p>
+      <w:pPr>
+        <w:pStyle w:val="3"/>
+      </w:pPr>
+      <w:bookmarkStart w:id="17" w:name="_Toc197445816"/>
+      <w:r>
+        <w:t>Функциональные требования</w:t>
+      </w:r>
+      <w:bookmarkEnd w:id="17"/>
+    </w:p>
+    <w:p>
+      <w:pPr>
+        <w:pStyle w:val="a3"/>
+        <w:numPr>
+          <w:ilvl w:val="6"/>
+          <w:numId w:val="10"/>
+        </w:numPr>
+        <w:rPr>
+          <w:rFonts w:ascii="Times New Roman" w:hAnsi="Times New Roman" w:cs="Times New Roman"/>
+          <w:sz w:val="28"/>
+          <w:szCs w:val="28"/>
+        </w:rPr>
+      </w:pPr>
+      <w:r>
+        <w:rPr>
+          <w:rFonts w:ascii="Times New Roman" w:hAnsi="Times New Roman" w:cs="Times New Roman"/>
+          <w:sz w:val="28"/>
+          <w:szCs w:val="28"/>
+        </w:rPr>
+        <w:t xml:space="preserve">Реализация выбора статусов для переключения вручную или возможность перемещать задачу из одного статуса в другой с помощью </w:t>
+      </w:r>
+      <w:r>
+        <w:rPr>
+          <w:rFonts w:ascii="Times New Roman" w:hAnsi="Times New Roman" w:cs="Times New Roman"/>
+          <w:sz w:val="28"/>
+          <w:szCs w:val="28"/>
+          <w:lang w:val="en-US"/>
+        </w:rPr>
+        <w:t>drag</w:t>
+      </w:r>
+      <w:r>
+        <w:rPr>
+          <w:rFonts w:ascii="Times New Roman" w:hAnsi="Times New Roman" w:cs="Times New Roman"/>
+          <w:sz w:val="28"/>
+          <w:szCs w:val="28"/>
+        </w:rPr>
+        <w:t>-</w:t>
+      </w:r>
+      <w:r>
+        <w:rPr>
+          <w:rFonts w:ascii="Times New Roman" w:hAnsi="Times New Roman" w:cs="Times New Roman"/>
+          <w:sz w:val="28"/>
+          <w:szCs w:val="28"/>
+          <w:lang w:val="en-US"/>
+        </w:rPr>
+        <w:t>n</w:t>
+      </w:r>
+      <w:r>
+        <w:rPr>
+          <w:rFonts w:ascii="Times New Roman" w:hAnsi="Times New Roman" w:cs="Times New Roman"/>
+          <w:sz w:val="28"/>
+          <w:szCs w:val="28"/>
+        </w:rPr>
+        <w:t>-</w:t>
+      </w:r>
+      <w:r>
+        <w:rPr>
+          <w:rFonts w:ascii="Times New Roman" w:hAnsi="Times New Roman" w:cs="Times New Roman"/>
+          <w:sz w:val="28"/>
+          <w:szCs w:val="28"/>
+          <w:lang w:val="en-US"/>
+        </w:rPr>
+        <w:t>drop</w:t>
+      </w:r>
+      <w:r>
+        <w:rPr>
+          <w:rFonts w:ascii="Times New Roman" w:hAnsi="Times New Roman" w:cs="Times New Roman"/>
+          <w:sz w:val="28"/>
+          <w:szCs w:val="28"/>
+        </w:rPr>
+        <w:t>.</w:t>
+      </w:r>
+    </w:p>
+    <w:p>
+      <w:pPr>
+        <w:pStyle w:val="a3"/>
+        <w:numPr>
+          <w:ilvl w:val="6"/>
+          <w:numId w:val="10"/>
+        </w:numPr>
+        <w:rPr>
+          <w:rFonts w:ascii="Times New Roman" w:hAnsi="Times New Roman" w:cs="Times New Roman"/>
+          <w:sz w:val="28"/>
+          <w:szCs w:val="28"/>
+        </w:rPr>
+      </w:pPr>
+      <w:r>
+        <w:rPr>
+          <w:rFonts w:ascii="Times New Roman" w:hAnsi="Times New Roman" w:cs="Times New Roman"/>
+          <w:sz w:val="28"/>
+          <w:szCs w:val="28"/>
+        </w:rPr>
+        <w:t>Возможность добавления заметок и примечаний по задаче</w:t>
+      </w:r>
+    </w:p>
+    <w:p>
+      <w:pPr>
+        <w:ind w:left="2142"/>
+        <w:rPr>
+          <w:rFonts w:ascii="Times New Roman" w:hAnsi="Times New Roman" w:cs="Times New Roman"/>
+          <w:sz w:val="28"/>
+          <w:szCs w:val="28"/>
+        </w:rPr>
+      </w:pPr>
+    </w:p>
+    <w:p>
+      <w:pPr>
+        <w:pStyle w:val="2"/>
+      </w:pPr>
+      <w:r>
+        <w:t xml:space="preserve"> </w:t>
+      </w:r>
+      <w:bookmarkStart w:id="18" w:name="_Toc197445817"/>
+      <w:r>
+        <w:t>Удаление задачи</w:t>
+      </w:r>
+      <w:bookmarkEnd w:id="18"/>
     </w:p>
     <w:p/>
+    <w:p>
+      <w:pPr>
+        <w:pStyle w:val="3"/>
+      </w:pPr>
+      <w:bookmarkStart w:id="19" w:name="_Toc197445818"/>
+      <w:r>
+        <w:t>Описание</w:t>
+      </w:r>
+      <w:bookmarkEnd w:id="19"/>
+    </w:p>
+    <w:p>
+      <w:pPr>
+        <w:ind w:firstLine="708"/>
+        <w:rPr>
+          <w:rFonts w:ascii="Times New Roman" w:hAnsi="Times New Roman" w:cs="Times New Roman"/>
+          <w:sz w:val="28"/>
+          <w:szCs w:val="28"/>
+        </w:rPr>
+      </w:pPr>
+      <w:r>
+        <w:rPr>
+          <w:rFonts w:ascii="Times New Roman" w:hAnsi="Times New Roman" w:cs="Times New Roman"/>
+          <w:sz w:val="28"/>
+          <w:szCs w:val="28"/>
+        </w:rPr>
+        <w:t>Функция обеспечивает удаление администратором задачи с доски задач и автоматическое её открепление от разработчиков(пользователей), которым она была присвоена</w:t>
+      </w:r>
+    </w:p>
+    <w:p>
+      <w:pPr>
+        <w:pStyle w:val="3"/>
+      </w:pPr>
+      <w:bookmarkStart w:id="20" w:name="_Toc197445819"/>
+      <w:r>
+        <w:t>Функциональные требования</w:t>
+      </w:r>
+      <w:bookmarkEnd w:id="20"/>
+    </w:p>
+    <w:p>
+      <w:pPr>
+        <w:pStyle w:val="a3"/>
+        <w:numPr>
+          <w:ilvl w:val="6"/>
+          <w:numId w:val="10"/>
+        </w:numPr>
+        <w:rPr>
+          <w:rFonts w:ascii="Times New Roman" w:hAnsi="Times New Roman" w:cs="Times New Roman"/>
+          <w:sz w:val="28"/>
+          <w:szCs w:val="28"/>
+        </w:rPr>
+      </w:pPr>
+      <w:r>
+        <w:rPr>
+          <w:rFonts w:ascii="Times New Roman" w:hAnsi="Times New Roman" w:cs="Times New Roman"/>
+          <w:sz w:val="28"/>
+          <w:szCs w:val="28"/>
+        </w:rPr>
+        <w:t>Возможность удаления задачи</w:t>
+      </w:r>
+    </w:p>
+    <w:p>
+      <w:pPr>
+        <w:pStyle w:val="a3"/>
+        <w:numPr>
+          <w:ilvl w:val="6"/>
+          <w:numId w:val="10"/>
+        </w:numPr>
+        <w:rPr>
+          <w:rFonts w:ascii="Times New Roman" w:hAnsi="Times New Roman" w:cs="Times New Roman"/>
+          <w:sz w:val="28"/>
+          <w:szCs w:val="28"/>
+        </w:rPr>
+      </w:pPr>
+      <w:r>
+        <w:rPr>
+          <w:rFonts w:ascii="Times New Roman" w:hAnsi="Times New Roman" w:cs="Times New Roman"/>
+          <w:sz w:val="28"/>
+          <w:szCs w:val="28"/>
+        </w:rPr>
+        <w:t>Появление с подтверждением или отменой действия для предотвращения случайных действий</w:t>
+      </w:r>
+    </w:p>
+    <w:p>
+      <w:pPr>
+        <w:rPr>
+          <w:rFonts w:ascii="Times New Roman" w:hAnsi="Times New Roman" w:cs="Times New Roman"/>
+          <w:sz w:val="28"/>
+          <w:szCs w:val="28"/>
+        </w:rPr>
+      </w:pPr>
+    </w:p>
+    <w:p>
+      <w:pPr>
+        <w:pStyle w:val="2"/>
+      </w:pPr>
+      <w:r>
+        <w:lastRenderedPageBreak/>
+        <w:t xml:space="preserve"> </w:t>
+      </w:r>
+      <w:bookmarkStart w:id="21" w:name="_Toc197445820"/>
+      <w:r>
+        <w:t>Получение отчётности</w:t>
+      </w:r>
+      <w:bookmarkEnd w:id="21"/>
+      <w:r>
+        <w:t xml:space="preserve"> </w:t>
+      </w:r>
+    </w:p>
+    <w:p/>
+    <w:p>
+      <w:pPr>
+        <w:pStyle w:val="3"/>
+      </w:pPr>
+      <w:bookmarkStart w:id="22" w:name="_Toc197445821"/>
+      <w:r>
+        <w:t>Описание</w:t>
+      </w:r>
+      <w:bookmarkEnd w:id="22"/>
+    </w:p>
+    <w:p>
+      <w:pPr>
+        <w:ind w:firstLine="708"/>
+        <w:rPr>
+          <w:rFonts w:ascii="Times New Roman" w:hAnsi="Times New Roman" w:cs="Times New Roman"/>
+          <w:sz w:val="28"/>
+          <w:szCs w:val="28"/>
+        </w:rPr>
+      </w:pPr>
+      <w:r>
+        <w:rPr>
+          <w:rFonts w:ascii="Times New Roman" w:hAnsi="Times New Roman" w:cs="Times New Roman"/>
+          <w:sz w:val="28"/>
+          <w:szCs w:val="28"/>
+        </w:rPr>
+        <w:t>Функция позволяет пользователям и администраторам получать персонализированную отчётность</w:t>
+      </w:r>
+      <w:r>
+        <w:rPr>
+          <w:rFonts w:ascii="Times New Roman" w:hAnsi="Times New Roman" w:cs="Times New Roman"/>
+          <w:sz w:val="28"/>
+          <w:szCs w:val="28"/>
+        </w:rPr>
+        <w:t xml:space="preserve"> </w:t>
+      </w:r>
+      <w:r>
+        <w:rPr>
+          <w:rFonts w:ascii="Times New Roman" w:hAnsi="Times New Roman" w:cs="Times New Roman"/>
+          <w:sz w:val="28"/>
+          <w:szCs w:val="28"/>
+        </w:rPr>
+        <w:t>(для пользователей) и общую отчётность по проектам</w:t>
+      </w:r>
+      <w:r>
+        <w:rPr>
+          <w:rFonts w:ascii="Times New Roman" w:hAnsi="Times New Roman" w:cs="Times New Roman"/>
+          <w:sz w:val="28"/>
+          <w:szCs w:val="28"/>
+        </w:rPr>
+        <w:t xml:space="preserve"> </w:t>
+      </w:r>
+      <w:r>
+        <w:rPr>
+          <w:rFonts w:ascii="Times New Roman" w:hAnsi="Times New Roman" w:cs="Times New Roman"/>
+          <w:sz w:val="28"/>
+          <w:szCs w:val="28"/>
+        </w:rPr>
+        <w:t>(для администраторов).</w:t>
+      </w:r>
+    </w:p>
+    <w:p>
+      <w:pPr>
+        <w:pStyle w:val="3"/>
+      </w:pPr>
+      <w:bookmarkStart w:id="23" w:name="_Toc197445822"/>
+      <w:r>
+        <w:t>Функциональные требования</w:t>
+      </w:r>
+      <w:bookmarkEnd w:id="23"/>
+    </w:p>
+    <w:p>
+      <w:pPr>
+        <w:pStyle w:val="a3"/>
+        <w:numPr>
+          <w:ilvl w:val="6"/>
+          <w:numId w:val="10"/>
+        </w:numPr>
+        <w:rPr>
+          <w:rFonts w:ascii="Times New Roman" w:hAnsi="Times New Roman" w:cs="Times New Roman"/>
+          <w:sz w:val="28"/>
+          <w:szCs w:val="28"/>
+        </w:rPr>
+      </w:pPr>
+      <w:r>
+        <w:rPr>
+          <w:rFonts w:ascii="Times New Roman" w:hAnsi="Times New Roman" w:cs="Times New Roman"/>
+          <w:sz w:val="28"/>
+          <w:szCs w:val="28"/>
+        </w:rPr>
+        <w:t>Кнопка для получения персонализированной отчётности/статистики на странице профиля (для пользователей) и кнопка для получения отчётности по проекту на странице проекта (для администраторов).</w:t>
+      </w:r>
+    </w:p>
+    <w:p>
+      <w:pPr>
+        <w:pStyle w:val="a3"/>
+        <w:numPr>
+          <w:ilvl w:val="6"/>
+          <w:numId w:val="10"/>
+        </w:numPr>
+        <w:rPr>
+          <w:rFonts w:ascii="Times New Roman" w:hAnsi="Times New Roman" w:cs="Times New Roman"/>
+          <w:sz w:val="28"/>
+          <w:szCs w:val="28"/>
+        </w:rPr>
+      </w:pPr>
+      <w:r>
+        <w:rPr>
+          <w:rFonts w:ascii="Times New Roman" w:hAnsi="Times New Roman" w:cs="Times New Roman"/>
+          <w:sz w:val="28"/>
+          <w:szCs w:val="28"/>
+        </w:rPr>
+        <w:t>Автоматическое скачивание файла с полученной отчётностью на рабочий стол запросившему пользователю</w:t>
+      </w:r>
+    </w:p>
+    <w:p>
+      <w:pPr>
+        <w:pStyle w:val="2"/>
+      </w:pPr>
+      <w:r>
+        <w:t xml:space="preserve"> Добавление проекта</w:t>
+      </w:r>
+    </w:p>
+    <w:p/>
+    <w:p>
+      <w:pPr>
+        <w:pStyle w:val="3"/>
+      </w:pPr>
+      <w:r>
+        <w:t>Описание</w:t>
+      </w:r>
+    </w:p>
+    <w:p>
+      <w:pPr>
+        <w:ind w:firstLine="708"/>
+        <w:rPr>
+          <w:rFonts w:ascii="Times New Roman" w:hAnsi="Times New Roman" w:cs="Times New Roman"/>
+          <w:sz w:val="28"/>
+          <w:szCs w:val="28"/>
+        </w:rPr>
+      </w:pPr>
+      <w:r>
+        <w:rPr>
+          <w:rFonts w:ascii="Times New Roman" w:hAnsi="Times New Roman" w:cs="Times New Roman"/>
+          <w:sz w:val="28"/>
+          <w:szCs w:val="28"/>
+        </w:rPr>
+        <w:t>Функция позволяет администраторам создавать и добавлять новые проекты и выбирать методологию разработки и разработчиков, которых необходимо добавить на этот проект</w:t>
+      </w:r>
+      <w:r>
+        <w:rPr>
+          <w:rFonts w:ascii="Times New Roman" w:hAnsi="Times New Roman" w:cs="Times New Roman"/>
+          <w:sz w:val="28"/>
+          <w:szCs w:val="28"/>
+        </w:rPr>
+        <w:t>.</w:t>
+      </w:r>
+    </w:p>
+    <w:p>
+      <w:pPr>
+        <w:pStyle w:val="3"/>
+      </w:pPr>
+      <w:r>
+        <w:t>Функциональные требования</w:t>
+      </w:r>
+    </w:p>
+    <w:p>
+      <w:pPr>
+        <w:pStyle w:val="a3"/>
+        <w:numPr>
+          <w:ilvl w:val="6"/>
+          <w:numId w:val="10"/>
+        </w:numPr>
+        <w:rPr>
+          <w:rFonts w:ascii="Times New Roman" w:hAnsi="Times New Roman" w:cs="Times New Roman"/>
+          <w:sz w:val="28"/>
+          <w:szCs w:val="28"/>
+        </w:rPr>
+      </w:pPr>
+    </w:p>
     <w:sectPr>
       <w:pgSz w:w="11906" w:h="16838"/>
       <w:pgMar w:top="1440" w:right="1440" w:bottom="1440" w:left="1440" w:header="708" w:footer="708" w:gutter="0"/>
@@ -666,6 +4337,95 @@
 <file path=word/numbering.xml><?xml version="1.0" encoding="utf-8"?>
 <w:numbering xmlns:wpc="http://schemas.microsoft.com/office/word/2010/wordprocessingCanvas" xmlns:cx="http://schemas.microsoft.com/office/drawing/2014/chartex" xmlns:cx1="http://schemas.microsoft.com/office/drawing/2015/9/8/chartex" xmlns:cx2="http://schemas.microsoft.com/office/drawing/2015/10/21/chartex" xmlns:cx3="http://schemas.microsoft.com/office/drawing/2016/5/9/chartex" xmlns:cx4="http://schemas.microsoft.com/office/drawing/2016/5/10/chartex" xmlns:cx5="http://schemas.microsoft.com/office/drawing/2016/5/11/chartex" xmlns:cx6="http://schemas.microsoft.com/office/drawing/2016/5/12/chartex" xmlns:cx7="http://schemas.microsoft.com/office/drawing/2016/5/13/chartex" xmlns:cx8="http://schemas.microsoft.com/office/drawing/2016/5/14/chartex" xmlns:mc="http://schemas.openxmlformats.org/markup-compatibility/2006" xmlns:aink="http://schemas.microsoft.com/office/drawing/2016/ink" xmlns:am3d="http://schemas.microsoft.com/office/drawing/2017/model3d" xmlns:o="urn:schemas-microsoft-com:office:office" xmlns:r="http://schemas.openxmlformats.org/officeDocument/2006/relationships" xmlns:m="http://schemas.openxmlformats.org/officeDocument/2006/math" xmlns:v="urn:schemas-microsoft-com:vml" xmlns:wp14="http://schemas.microsoft.com/office/word/2010/wordprocessingDrawing" xmlns:wp="http://schemas.openxmlformats.org/drawingml/2006/wordprocessingDrawing" xmlns:w10="urn:schemas-microsoft-com:office:word" xmlns:w="http://schemas.openxmlformats.org/wordprocessingml/2006/main" xmlns:w14="http://schemas.microsoft.com/office/word/2010/wordml" xmlns:w15="http://schemas.microsoft.com/office/word/2012/wordml" xmlns:w16cex="http://schemas.microsoft.com/office/word/2018/wordml/cex" xmlns:w16cid="http://schemas.microsoft.com/office/word/2016/wordml/cid" xmlns:w16="http://schemas.microsoft.com/office/word/2018/wordml" xmlns:w16sdtdh="http://schemas.microsoft.com/office/word/2020/wordml/sdtdatahash" xmlns:w16se="http://schemas.microsoft.com/office/word/2015/wordml/symex" xmlns:wpg="http://schemas.microsoft.com/office/word/2010/wordprocessingGroup" xmlns:wpi="http://schemas.microsoft.com/office/word/2010/wordprocessingInk" xmlns:wne="http://schemas.microsoft.com/office/word/2006/wordml" xmlns:wps="http://schemas.microsoft.com/office/word/2010/wordprocessingShape" mc:Ignorable="w14 w15 w16se w16cid w16 w16cex w16sdtdh wp14">
   <w:abstractNum w:abstractNumId="0" w15:restartNumberingAfterBreak="0">
+    <w:nsid w:val="00C81BFC"/>
+    <w:multiLevelType w:val="hybridMultilevel"/>
+    <w:tmpl w:val="DD98CAC4"/>
+    <w:lvl w:ilvl="0" w:tplc="0419000F">
+      <w:start w:val="1"/>
+      <w:numFmt w:val="decimal"/>
+      <w:lvlText w:val="%1."/>
+      <w:lvlJc w:val="left"/>
+      <w:pPr>
+        <w:ind w:left="2484" w:hanging="360"/>
+      </w:pPr>
+      <w:rPr>
+        <w:rFonts w:hint="default"/>
+      </w:rPr>
+    </w:lvl>
+    <w:lvl w:ilvl="1" w:tplc="04190019" w:tentative="1">
+      <w:start w:val="1"/>
+      <w:numFmt w:val="lowerLetter"/>
+      <w:lvlText w:val="%2."/>
+      <w:lvlJc w:val="left"/>
+      <w:pPr>
+        <w:ind w:left="3204" w:hanging="360"/>
+      </w:pPr>
+    </w:lvl>
+    <w:lvl w:ilvl="2" w:tplc="0419001B" w:tentative="1">
+      <w:start w:val="1"/>
+      <w:numFmt w:val="lowerRoman"/>
+      <w:lvlText w:val="%3."/>
+      <w:lvlJc w:val="right"/>
+      <w:pPr>
+        <w:ind w:left="3924" w:hanging="180"/>
+      </w:pPr>
+    </w:lvl>
+    <w:lvl w:ilvl="3" w:tplc="0419000F" w:tentative="1">
+      <w:start w:val="1"/>
+      <w:numFmt w:val="decimal"/>
+      <w:lvlText w:val="%4."/>
+      <w:lvlJc w:val="left"/>
+      <w:pPr>
+        <w:ind w:left="4644" w:hanging="360"/>
+      </w:pPr>
+    </w:lvl>
+    <w:lvl w:ilvl="4" w:tplc="04190019" w:tentative="1">
+      <w:start w:val="1"/>
+      <w:numFmt w:val="lowerLetter"/>
+      <w:lvlText w:val="%5."/>
+      <w:lvlJc w:val="left"/>
+      <w:pPr>
+        <w:ind w:left="5364" w:hanging="360"/>
+      </w:pPr>
+    </w:lvl>
+    <w:lvl w:ilvl="5" w:tplc="0419001B" w:tentative="1">
+      <w:start w:val="1"/>
+      <w:numFmt w:val="lowerRoman"/>
+      <w:lvlText w:val="%6."/>
+      <w:lvlJc w:val="right"/>
+      <w:pPr>
+        <w:ind w:left="6084" w:hanging="180"/>
+      </w:pPr>
+    </w:lvl>
+    <w:lvl w:ilvl="6" w:tplc="0419000F" w:tentative="1">
+      <w:start w:val="1"/>
+      <w:numFmt w:val="decimal"/>
+      <w:lvlText w:val="%7."/>
+      <w:lvlJc w:val="left"/>
+      <w:pPr>
+        <w:ind w:left="6804" w:hanging="360"/>
+      </w:pPr>
+    </w:lvl>
+    <w:lvl w:ilvl="7" w:tplc="04190019" w:tentative="1">
+      <w:start w:val="1"/>
+      <w:numFmt w:val="lowerLetter"/>
+      <w:lvlText w:val="%8."/>
+      <w:lvlJc w:val="left"/>
+      <w:pPr>
+        <w:ind w:left="7524" w:hanging="360"/>
+      </w:pPr>
+    </w:lvl>
+    <w:lvl w:ilvl="8" w:tplc="0419001B" w:tentative="1">
+      <w:start w:val="1"/>
+      <w:numFmt w:val="lowerRoman"/>
+      <w:lvlText w:val="%9."/>
+      <w:lvlJc w:val="right"/>
+      <w:pPr>
+        <w:ind w:left="8244" w:hanging="180"/>
+      </w:pPr>
+    </w:lvl>
+  </w:abstractNum>
+  <w:abstractNum w:abstractNumId="1" w15:restartNumberingAfterBreak="0">
     <w:nsid w:val="08EF74BE"/>
     <w:multiLevelType w:val="hybridMultilevel"/>
     <w:tmpl w:val="770A2FF6"/>
@@ -754,7 +4514,7 @@
       </w:pPr>
     </w:lvl>
   </w:abstractNum>
-  <w:abstractNum w:abstractNumId="1" w15:restartNumberingAfterBreak="0">
+  <w:abstractNum w:abstractNumId="2" w15:restartNumberingAfterBreak="0">
     <w:nsid w:val="10042B5F"/>
     <w:multiLevelType w:val="multilevel"/>
     <w:tmpl w:val="770EDC50"/>
@@ -876,7 +4636,7 @@
       </w:rPr>
     </w:lvl>
   </w:abstractNum>
-  <w:abstractNum w:abstractNumId="2" w15:restartNumberingAfterBreak="0">
+  <w:abstractNum w:abstractNumId="3" w15:restartNumberingAfterBreak="0">
     <w:nsid w:val="12EA4B53"/>
     <w:multiLevelType w:val="multilevel"/>
     <w:tmpl w:val="86CA8D82"/>
@@ -998,7 +4758,7 @@
       </w:rPr>
     </w:lvl>
   </w:abstractNum>
-  <w:abstractNum w:abstractNumId="3" w15:restartNumberingAfterBreak="0">
+  <w:abstractNum w:abstractNumId="4" w15:restartNumberingAfterBreak="0">
     <w:nsid w:val="1D8F3858"/>
     <w:multiLevelType w:val="multilevel"/>
     <w:tmpl w:val="193C6ECE"/>
@@ -1123,7 +4883,7 @@
       </w:rPr>
     </w:lvl>
   </w:abstractNum>
-  <w:abstractNum w:abstractNumId="4" w15:restartNumberingAfterBreak="0">
+  <w:abstractNum w:abstractNumId="5" w15:restartNumberingAfterBreak="0">
     <w:nsid w:val="2D59608D"/>
     <w:multiLevelType w:val="multilevel"/>
     <w:tmpl w:val="ABB0301E"/>
@@ -1252,7 +5012,120 @@
       </w:rPr>
     </w:lvl>
   </w:abstractNum>
-  <w:abstractNum w:abstractNumId="5" w15:restartNumberingAfterBreak="0">
+  <w:abstractNum w:abstractNumId="6" w15:restartNumberingAfterBreak="0">
+    <w:nsid w:val="30E02E7D"/>
+    <w:multiLevelType w:val="hybridMultilevel"/>
+    <w:tmpl w:val="6798C594"/>
+    <w:lvl w:ilvl="0" w:tplc="04190001">
+      <w:start w:val="1"/>
+      <w:numFmt w:val="bullet"/>
+      <w:lvlText w:val=""/>
+      <w:lvlJc w:val="left"/>
+      <w:pPr>
+        <w:ind w:left="1429" w:hanging="360"/>
+      </w:pPr>
+      <w:rPr>
+        <w:rFonts w:ascii="Symbol" w:hAnsi="Symbol" w:hint="default"/>
+      </w:rPr>
+    </w:lvl>
+    <w:lvl w:ilvl="1" w:tplc="04190003" w:tentative="1">
+      <w:start w:val="1"/>
+      <w:numFmt w:val="bullet"/>
+      <w:lvlText w:val="o"/>
+      <w:lvlJc w:val="left"/>
+      <w:pPr>
+        <w:ind w:left="2149" w:hanging="360"/>
+      </w:pPr>
+      <w:rPr>
+        <w:rFonts w:ascii="Courier New" w:hAnsi="Courier New" w:cs="Courier New" w:hint="default"/>
+      </w:rPr>
+    </w:lvl>
+    <w:lvl w:ilvl="2" w:tplc="04190005" w:tentative="1">
+      <w:start w:val="1"/>
+      <w:numFmt w:val="bullet"/>
+      <w:lvlText w:val=""/>
+      <w:lvlJc w:val="left"/>
+      <w:pPr>
+        <w:ind w:left="2869" w:hanging="360"/>
+      </w:pPr>
+      <w:rPr>
+        <w:rFonts w:ascii="Wingdings" w:hAnsi="Wingdings" w:hint="default"/>
+      </w:rPr>
+    </w:lvl>
+    <w:lvl w:ilvl="3" w:tplc="04190001" w:tentative="1">
+      <w:start w:val="1"/>
+      <w:numFmt w:val="bullet"/>
+      <w:lvlText w:val=""/>
+      <w:lvlJc w:val="left"/>
+      <w:pPr>
+        <w:ind w:left="3589" w:hanging="360"/>
+      </w:pPr>
+      <w:rPr>
+        <w:rFonts w:ascii="Symbol" w:hAnsi="Symbol" w:hint="default"/>
+      </w:rPr>
+    </w:lvl>
+    <w:lvl w:ilvl="4" w:tplc="04190003" w:tentative="1">
+      <w:start w:val="1"/>
+      <w:numFmt w:val="bullet"/>
+      <w:lvlText w:val="o"/>
+      <w:lvlJc w:val="left"/>
+      <w:pPr>
+        <w:ind w:left="4309" w:hanging="360"/>
+      </w:pPr>
+      <w:rPr>
+        <w:rFonts w:ascii="Courier New" w:hAnsi="Courier New" w:cs="Courier New" w:hint="default"/>
+      </w:rPr>
+    </w:lvl>
+    <w:lvl w:ilvl="5" w:tplc="04190005" w:tentative="1">
+      <w:start w:val="1"/>
+      <w:numFmt w:val="bullet"/>
+      <w:lvlText w:val=""/>
+      <w:lvlJc w:val="left"/>
+      <w:pPr>
+        <w:ind w:left="5029" w:hanging="360"/>
+      </w:pPr>
+      <w:rPr>
+        <w:rFonts w:ascii="Wingdings" w:hAnsi="Wingdings" w:hint="default"/>
+      </w:rPr>
+    </w:lvl>
+    <w:lvl w:ilvl="6" w:tplc="04190001" w:tentative="1">
+      <w:start w:val="1"/>
+      <w:numFmt w:val="bullet"/>
+      <w:lvlText w:val=""/>
+      <w:lvlJc w:val="left"/>
+      <w:pPr>
+        <w:ind w:left="5749" w:hanging="360"/>
+      </w:pPr>
+      <w:rPr>
+        <w:rFonts w:ascii="Symbol" w:hAnsi="Symbol" w:hint="default"/>
+      </w:rPr>
+    </w:lvl>
+    <w:lvl w:ilvl="7" w:tplc="04190003" w:tentative="1">
+      <w:start w:val="1"/>
+      <w:numFmt w:val="bullet"/>
+      <w:lvlText w:val="o"/>
+      <w:lvlJc w:val="left"/>
+      <w:pPr>
+        <w:ind w:left="6469" w:hanging="360"/>
+      </w:pPr>
+      <w:rPr>
+        <w:rFonts w:ascii="Courier New" w:hAnsi="Courier New" w:cs="Courier New" w:hint="default"/>
+      </w:rPr>
+    </w:lvl>
+    <w:lvl w:ilvl="8" w:tplc="04190005" w:tentative="1">
+      <w:start w:val="1"/>
+      <w:numFmt w:val="bullet"/>
+      <w:lvlText w:val=""/>
+      <w:lvlJc w:val="left"/>
+      <w:pPr>
+        <w:ind w:left="7189" w:hanging="360"/>
+      </w:pPr>
+      <w:rPr>
+        <w:rFonts w:ascii="Wingdings" w:hAnsi="Wingdings" w:hint="default"/>
+      </w:rPr>
+    </w:lvl>
+  </w:abstractNum>
+  <w:abstractNum w:abstractNumId="7" w15:restartNumberingAfterBreak="0">
     <w:nsid w:val="3DFD5889"/>
     <w:multiLevelType w:val="hybridMultilevel"/>
     <w:tmpl w:val="035E6A52"/>
@@ -1341,7 +5214,7 @@
       </w:pPr>
     </w:lvl>
   </w:abstractNum>
-  <w:abstractNum w:abstractNumId="6" w15:restartNumberingAfterBreak="0">
+  <w:abstractNum w:abstractNumId="8" w15:restartNumberingAfterBreak="0">
     <w:nsid w:val="45E112A7"/>
     <w:multiLevelType w:val="multilevel"/>
     <w:tmpl w:val="770EDC50"/>
@@ -1463,7 +5336,7 @@
       </w:rPr>
     </w:lvl>
   </w:abstractNum>
-  <w:abstractNum w:abstractNumId="7" w15:restartNumberingAfterBreak="0">
+  <w:abstractNum w:abstractNumId="9" w15:restartNumberingAfterBreak="0">
     <w:nsid w:val="56000A38"/>
     <w:multiLevelType w:val="multilevel"/>
     <w:tmpl w:val="770EDC50"/>
@@ -1586,16 +5459,16 @@
     </w:lvl>
   </w:abstractNum>
   <w:num w:numId="1">
-    <w:abstractNumId w:val="7"/>
+    <w:abstractNumId w:val="9"/>
   </w:num>
   <w:num w:numId="2">
-    <w:abstractNumId w:val="1"/>
+    <w:abstractNumId w:val="2"/>
   </w:num>
   <w:num w:numId="3">
-    <w:abstractNumId w:val="6"/>
+    <w:abstractNumId w:val="8"/>
   </w:num>
   <w:num w:numId="4">
-    <w:abstractNumId w:val="7"/>
+    <w:abstractNumId w:val="9"/>
     <w:lvlOverride w:ilvl="0">
       <w:startOverride w:val="1"/>
     </w:lvlOverride>
@@ -1625,13 +5498,13 @@
     </w:lvlOverride>
   </w:num>
   <w:num w:numId="5">
-    <w:abstractNumId w:val="0"/>
+    <w:abstractNumId w:val="1"/>
   </w:num>
   <w:num w:numId="6">
-    <w:abstractNumId w:val="2"/>
+    <w:abstractNumId w:val="3"/>
   </w:num>
   <w:num w:numId="7">
-    <w:abstractNumId w:val="2"/>
+    <w:abstractNumId w:val="3"/>
     <w:lvlOverride w:ilvl="0">
       <w:startOverride w:val="1"/>
     </w:lvlOverride>
@@ -1661,13 +5534,19 @@
     </w:lvlOverride>
   </w:num>
   <w:num w:numId="8">
+    <w:abstractNumId w:val="7"/>
+  </w:num>
+  <w:num w:numId="9">
     <w:abstractNumId w:val="5"/>
   </w:num>
-  <w:num w:numId="9">
+  <w:num w:numId="10">
     <w:abstractNumId w:val="4"/>
   </w:num>
-  <w:num w:numId="10">
-    <w:abstractNumId w:val="3"/>
+  <w:num w:numId="11">
+    <w:abstractNumId w:val="6"/>
+  </w:num>
+  <w:num w:numId="12">
+    <w:abstractNumId w:val="0"/>
   </w:num>
 </w:numbering>
 </file>
@@ -2078,7 +5957,7 @@
     <w:link w:val="10"/>
     <w:uiPriority w:val="9"/>
     <w:qFormat/>
-    <w:rsid w:val="00406108"/>
+    <w:rsid w:val="00E642EB"/>
     <w:pPr>
       <w:keepNext/>
       <w:keepLines/>
@@ -2089,8 +5968,9 @@
       <w:outlineLvl w:val="0"/>
     </w:pPr>
     <w:rPr>
-      <w:rFonts w:asciiTheme="majorHAnsi" w:eastAsiaTheme="majorEastAsia" w:hAnsiTheme="majorHAnsi" w:cstheme="majorBidi"/>
-      <w:color w:val="2F5496" w:themeColor="accent1" w:themeShade="BF"/>
+      <w:rFonts w:ascii="Times New Roman" w:eastAsiaTheme="majorEastAsia" w:hAnsi="Times New Roman" w:cstheme="majorBidi"/>
+      <w:b/>
+      <w:color w:val="000000" w:themeColor="text1"/>
       <w:sz w:val="32"/>
       <w:szCs w:val="32"/>
     </w:rPr>
@@ -2103,7 +5983,7 @@
     <w:uiPriority w:val="9"/>
     <w:unhideWhenUsed/>
     <w:qFormat/>
-    <w:rsid w:val="00406108"/>
+    <w:rsid w:val="00E642EB"/>
     <w:pPr>
       <w:keepNext/>
       <w:keepLines/>
@@ -2115,9 +5995,10 @@
       <w:outlineLvl w:val="1"/>
     </w:pPr>
     <w:rPr>
-      <w:rFonts w:asciiTheme="majorHAnsi" w:eastAsiaTheme="majorEastAsia" w:hAnsiTheme="majorHAnsi" w:cstheme="majorBidi"/>
-      <w:color w:val="2F5496" w:themeColor="accent1" w:themeShade="BF"/>
-      <w:sz w:val="26"/>
+      <w:rFonts w:ascii="Times New Roman" w:eastAsiaTheme="majorEastAsia" w:hAnsi="Times New Roman" w:cstheme="majorBidi"/>
+      <w:b/>
+      <w:color w:val="000000" w:themeColor="text1"/>
+      <w:sz w:val="28"/>
       <w:szCs w:val="26"/>
     </w:rPr>
   </w:style>
@@ -2127,10 +6008,9 @@
     <w:next w:val="a"/>
     <w:link w:val="30"/>
     <w:uiPriority w:val="9"/>
-    <w:semiHidden/>
     <w:unhideWhenUsed/>
     <w:qFormat/>
-    <w:rsid w:val="00406108"/>
+    <w:rsid w:val="00F74CCB"/>
     <w:pPr>
       <w:keepNext/>
       <w:keepLines/>
@@ -2142,15 +6022,17 @@
       <w:outlineLvl w:val="2"/>
     </w:pPr>
     <w:rPr>
-      <w:rFonts w:asciiTheme="majorHAnsi" w:eastAsiaTheme="majorEastAsia" w:hAnsiTheme="majorHAnsi" w:cstheme="majorBidi"/>
-      <w:color w:val="1F3763" w:themeColor="accent1" w:themeShade="7F"/>
-      <w:sz w:val="24"/>
+      <w:rFonts w:ascii="Times New Roman" w:eastAsiaTheme="majorEastAsia" w:hAnsi="Times New Roman" w:cstheme="majorBidi"/>
+      <w:b/>
+      <w:color w:val="000000" w:themeColor="text1"/>
+      <w:sz w:val="28"/>
       <w:szCs w:val="24"/>
     </w:rPr>
   </w:style>
   <w:style w:type="character" w:default="1" w:styleId="a0">
     <w:name w:val="Default Paragraph Font"/>
     <w:uiPriority w:val="1"/>
+    <w:semiHidden/>
     <w:unhideWhenUsed/>
   </w:style>
   <w:style w:type="table" w:default="1" w:styleId="a1">
@@ -2190,10 +6072,11 @@
     <w:basedOn w:val="a0"/>
     <w:link w:val="1"/>
     <w:uiPriority w:val="9"/>
-    <w:rsid w:val="00406108"/>
+    <w:rsid w:val="00E642EB"/>
     <w:rPr>
-      <w:rFonts w:asciiTheme="majorHAnsi" w:eastAsiaTheme="majorEastAsia" w:hAnsiTheme="majorHAnsi" w:cstheme="majorBidi"/>
-      <w:color w:val="2F5496" w:themeColor="accent1" w:themeShade="BF"/>
+      <w:rFonts w:ascii="Times New Roman" w:eastAsiaTheme="majorEastAsia" w:hAnsi="Times New Roman" w:cstheme="majorBidi"/>
+      <w:b/>
+      <w:color w:val="000000" w:themeColor="text1"/>
       <w:sz w:val="32"/>
       <w:szCs w:val="32"/>
     </w:rPr>
@@ -2203,11 +6086,12 @@
     <w:basedOn w:val="a0"/>
     <w:link w:val="2"/>
     <w:uiPriority w:val="9"/>
-    <w:rsid w:val="00406108"/>
+    <w:rsid w:val="00E642EB"/>
     <w:rPr>
-      <w:rFonts w:asciiTheme="majorHAnsi" w:eastAsiaTheme="majorEastAsia" w:hAnsiTheme="majorHAnsi" w:cstheme="majorBidi"/>
-      <w:color w:val="2F5496" w:themeColor="accent1" w:themeShade="BF"/>
-      <w:sz w:val="26"/>
+      <w:rFonts w:ascii="Times New Roman" w:eastAsiaTheme="majorEastAsia" w:hAnsi="Times New Roman" w:cstheme="majorBidi"/>
+      <w:b/>
+      <w:color w:val="000000" w:themeColor="text1"/>
+      <w:sz w:val="28"/>
       <w:szCs w:val="26"/>
     </w:rPr>
   </w:style>
@@ -2216,12 +6100,12 @@
     <w:basedOn w:val="a0"/>
     <w:link w:val="3"/>
     <w:uiPriority w:val="9"/>
-    <w:semiHidden/>
-    <w:rsid w:val="00406108"/>
+    <w:rsid w:val="00F74CCB"/>
     <w:rPr>
-      <w:rFonts w:asciiTheme="majorHAnsi" w:eastAsiaTheme="majorEastAsia" w:hAnsiTheme="majorHAnsi" w:cstheme="majorBidi"/>
-      <w:color w:val="1F3763" w:themeColor="accent1" w:themeShade="7F"/>
-      <w:sz w:val="24"/>
+      <w:rFonts w:ascii="Times New Roman" w:eastAsiaTheme="majorEastAsia" w:hAnsi="Times New Roman" w:cstheme="majorBidi"/>
+      <w:b/>
+      <w:color w:val="000000" w:themeColor="text1"/>
+      <w:sz w:val="28"/>
       <w:szCs w:val="24"/>
     </w:rPr>
   </w:style>
@@ -2237,9 +6121,6 @@
       </w:numPr>
       <w:ind w:left="357" w:hanging="357"/>
     </w:pPr>
-    <w:rPr>
-      <w:color w:val="000000" w:themeColor="text1"/>
-    </w:rPr>
   </w:style>
   <w:style w:type="paragraph" w:customStyle="1" w:styleId="21">
     <w:name w:val="Стиль2"/>
@@ -2255,6 +6136,7 @@
     <w:rsid w:val="00406108"/>
     <w:rPr>
       <w:rFonts w:asciiTheme="majorHAnsi" w:eastAsiaTheme="majorEastAsia" w:hAnsiTheme="majorHAnsi" w:cstheme="majorBidi"/>
+      <w:b/>
       <w:color w:val="000000" w:themeColor="text1"/>
       <w:sz w:val="32"/>
       <w:szCs w:val="32"/>
@@ -2274,6 +6156,7 @@
     <w:rsid w:val="00406108"/>
     <w:rPr>
       <w:rFonts w:asciiTheme="majorHAnsi" w:eastAsiaTheme="majorEastAsia" w:hAnsiTheme="majorHAnsi" w:cstheme="majorBidi"/>
+      <w:b/>
       <w:color w:val="000000" w:themeColor="text1"/>
       <w:sz w:val="32"/>
       <w:szCs w:val="32"/>
@@ -2304,6 +6187,7 @@
     <w:rsid w:val="00406108"/>
     <w:rPr>
       <w:rFonts w:asciiTheme="majorHAnsi" w:eastAsiaTheme="majorEastAsia" w:hAnsiTheme="majorHAnsi" w:cstheme="majorBidi"/>
+      <w:b/>
       <w:color w:val="000000" w:themeColor="text1"/>
       <w:sz w:val="32"/>
       <w:szCs w:val="32"/>
@@ -2343,6 +6227,31 @@
     <w:pPr>
       <w:spacing w:after="100"/>
       <w:ind w:left="220"/>
+    </w:pPr>
+  </w:style>
+  <w:style w:type="character" w:styleId="a6">
+    <w:name w:val="Unresolved Mention"/>
+    <w:basedOn w:val="a0"/>
+    <w:uiPriority w:val="99"/>
+    <w:semiHidden/>
+    <w:unhideWhenUsed/>
+    <w:rsid w:val="001E4B24"/>
+    <w:rPr>
+      <w:color w:val="605E5C"/>
+      <w:shd w:val="clear" w:color="auto" w:fill="E1DFDD"/>
+    </w:rPr>
+  </w:style>
+  <w:style w:type="paragraph" w:styleId="33">
+    <w:name w:val="toc 3"/>
+    <w:basedOn w:val="a"/>
+    <w:next w:val="a"/>
+    <w:autoRedefine/>
+    <w:uiPriority w:val="39"/>
+    <w:unhideWhenUsed/>
+    <w:rsid w:val="003F1617"/>
+    <w:pPr>
+      <w:spacing w:after="100"/>
+      <w:ind w:left="440"/>
     </w:pPr>
   </w:style>
 </w:styles>

--- a/RDA/Labs/lab4/Спецификация требований по Вигерсу.docx
+++ b/RDA/Labs/lab4/Спецификация требований по Вигерсу.docx
@@ -11,6 +11,7 @@
       <w:sdtPr>
         <w:rPr>
           <w:rFonts w:asciiTheme="minorHAnsi" w:eastAsiaTheme="minorHAnsi" w:hAnsiTheme="minorHAnsi" w:cstheme="minorBidi"/>
+          <w:b w:val="0"/>
           <w:color w:val="auto"/>
           <w:sz w:val="22"/>
           <w:szCs w:val="22"/>
@@ -59,7 +60,7 @@
           <w:r>
             <w:fldChar w:fldCharType="separate"/>
           </w:r>
-          <w:hyperlink w:anchor="_Toc197445799" w:history="1">
+          <w:hyperlink w:anchor="_Toc197449547" w:history="1">
             <w:r>
               <w:rPr>
                 <w:rStyle w:val="a5"/>
@@ -101,7 +102,7 @@
                 <w:noProof/>
                 <w:webHidden/>
               </w:rPr>
-              <w:instrText xml:space="preserve"> PAGEREF _Toc197445799 \h </w:instrText>
+              <w:instrText xml:space="preserve"> PAGEREF _Toc197449547 \h </w:instrText>
             </w:r>
             <w:r>
               <w:rPr>
@@ -121,7 +122,7 @@
                 <w:noProof/>
                 <w:webHidden/>
               </w:rPr>
-              <w:t>2</w:t>
+              <w:t>3</w:t>
             </w:r>
             <w:r>
               <w:rPr>
@@ -145,7 +146,7 @@
               <w:lang w:eastAsia="ru-RU"/>
             </w:rPr>
           </w:pPr>
-          <w:hyperlink w:anchor="_Toc197445800" w:history="1">
+          <w:hyperlink w:anchor="_Toc197449548" w:history="1">
             <w:r>
               <w:rPr>
                 <w:rStyle w:val="a5"/>
@@ -187,7 +188,7 @@
                 <w:noProof/>
                 <w:webHidden/>
               </w:rPr>
-              <w:instrText xml:space="preserve"> PAGEREF _Toc197445800 \h </w:instrText>
+              <w:instrText xml:space="preserve"> PAGEREF _Toc197449548 \h </w:instrText>
             </w:r>
             <w:r>
               <w:rPr>
@@ -207,7 +208,7 @@
                 <w:noProof/>
                 <w:webHidden/>
               </w:rPr>
-              <w:t>2</w:t>
+              <w:t>3</w:t>
             </w:r>
             <w:r>
               <w:rPr>
@@ -231,7 +232,7 @@
               <w:lang w:eastAsia="ru-RU"/>
             </w:rPr>
           </w:pPr>
-          <w:hyperlink w:anchor="_Toc197445801" w:history="1">
+          <w:hyperlink w:anchor="_Toc197449549" w:history="1">
             <w:r>
               <w:rPr>
                 <w:rStyle w:val="a5"/>
@@ -273,7 +274,7 @@
                 <w:noProof/>
                 <w:webHidden/>
               </w:rPr>
-              <w:instrText xml:space="preserve"> PAGEREF _Toc197445801 \h </w:instrText>
+              <w:instrText xml:space="preserve"> PAGEREF _Toc197449549 \h </w:instrText>
             </w:r>
             <w:r>
               <w:rPr>
@@ -293,7 +294,7 @@
                 <w:noProof/>
                 <w:webHidden/>
               </w:rPr>
-              <w:t>2</w:t>
+              <w:t>3</w:t>
             </w:r>
             <w:r>
               <w:rPr>
@@ -317,7 +318,7 @@
               <w:lang w:eastAsia="ru-RU"/>
             </w:rPr>
           </w:pPr>
-          <w:hyperlink w:anchor="_Toc197445802" w:history="1">
+          <w:hyperlink w:anchor="_Toc197449550" w:history="1">
             <w:r>
               <w:rPr>
                 <w:rStyle w:val="a5"/>
@@ -359,7 +360,7 @@
                 <w:noProof/>
                 <w:webHidden/>
               </w:rPr>
-              <w:instrText xml:space="preserve"> PAGEREF _Toc197445802 \h </w:instrText>
+              <w:instrText xml:space="preserve"> PAGEREF _Toc197449550 \h </w:instrText>
             </w:r>
             <w:r>
               <w:rPr>
@@ -403,7 +404,7 @@
               <w:lang w:eastAsia="ru-RU"/>
             </w:rPr>
           </w:pPr>
-          <w:hyperlink w:anchor="_Toc197445803" w:history="1">
+          <w:hyperlink w:anchor="_Toc197449551" w:history="1">
             <w:r>
               <w:rPr>
                 <w:rStyle w:val="a5"/>
@@ -445,7 +446,7 @@
                 <w:noProof/>
                 <w:webHidden/>
               </w:rPr>
-              <w:instrText xml:space="preserve"> PAGEREF _Toc197445803 \h </w:instrText>
+              <w:instrText xml:space="preserve"> PAGEREF _Toc197449551 \h </w:instrText>
             </w:r>
             <w:r>
               <w:rPr>
@@ -489,7 +490,7 @@
               <w:lang w:eastAsia="ru-RU"/>
             </w:rPr>
           </w:pPr>
-          <w:hyperlink w:anchor="_Toc197445804" w:history="1">
+          <w:hyperlink w:anchor="_Toc197449552" w:history="1">
             <w:r>
               <w:rPr>
                 <w:rStyle w:val="a5"/>
@@ -531,7 +532,7 @@
                 <w:noProof/>
                 <w:webHidden/>
               </w:rPr>
-              <w:instrText xml:space="preserve"> PAGEREF _Toc197445804 \h </w:instrText>
+              <w:instrText xml:space="preserve"> PAGEREF _Toc197449552 \h </w:instrText>
             </w:r>
             <w:r>
               <w:rPr>
@@ -551,7 +552,7 @@
                 <w:noProof/>
                 <w:webHidden/>
               </w:rPr>
-              <w:t>3</w:t>
+              <w:t>4</w:t>
             </w:r>
             <w:r>
               <w:rPr>
@@ -575,7 +576,7 @@
               <w:lang w:eastAsia="ru-RU"/>
             </w:rPr>
           </w:pPr>
-          <w:hyperlink w:anchor="_Toc197445805" w:history="1">
+          <w:hyperlink w:anchor="_Toc197449553" w:history="1">
             <w:r>
               <w:rPr>
                 <w:rStyle w:val="a5"/>
@@ -617,7 +618,7 @@
                 <w:noProof/>
                 <w:webHidden/>
               </w:rPr>
-              <w:instrText xml:space="preserve"> PAGEREF _Toc197445805 \h </w:instrText>
+              <w:instrText xml:space="preserve"> PAGEREF _Toc197449553 \h </w:instrText>
             </w:r>
             <w:r>
               <w:rPr>
@@ -637,7 +638,7 @@
                 <w:noProof/>
                 <w:webHidden/>
               </w:rPr>
-              <w:t>3</w:t>
+              <w:t>4</w:t>
             </w:r>
             <w:r>
               <w:rPr>
@@ -661,7 +662,7 @@
               <w:lang w:eastAsia="ru-RU"/>
             </w:rPr>
           </w:pPr>
-          <w:hyperlink w:anchor="_Toc197445806" w:history="1">
+          <w:hyperlink w:anchor="_Toc197449554" w:history="1">
             <w:r>
               <w:rPr>
                 <w:rStyle w:val="a5"/>
@@ -705,7 +706,7 @@
                 <w:noProof/>
                 <w:webHidden/>
               </w:rPr>
-              <w:instrText xml:space="preserve"> PAGEREF _Toc197445806 \h </w:instrText>
+              <w:instrText xml:space="preserve"> PAGEREF _Toc197449554 \h </w:instrText>
             </w:r>
             <w:r>
               <w:rPr>
@@ -725,7 +726,7 @@
                 <w:noProof/>
                 <w:webHidden/>
               </w:rPr>
-              <w:t>3</w:t>
+              <w:t>4</w:t>
             </w:r>
             <w:r>
               <w:rPr>
@@ -749,7 +750,7 @@
               <w:lang w:eastAsia="ru-RU"/>
             </w:rPr>
           </w:pPr>
-          <w:hyperlink w:anchor="_Toc197445807" w:history="1">
+          <w:hyperlink w:anchor="_Toc197449555" w:history="1">
             <w:r>
               <w:rPr>
                 <w:rStyle w:val="a5"/>
@@ -791,7 +792,7 @@
                 <w:noProof/>
                 <w:webHidden/>
               </w:rPr>
-              <w:instrText xml:space="preserve"> PAGEREF _Toc197445807 \h </w:instrText>
+              <w:instrText xml:space="preserve"> PAGEREF _Toc197449555 \h </w:instrText>
             </w:r>
             <w:r>
               <w:rPr>
@@ -835,7 +836,7 @@
               <w:lang w:eastAsia="ru-RU"/>
             </w:rPr>
           </w:pPr>
-          <w:hyperlink w:anchor="_Toc197445808" w:history="1">
+          <w:hyperlink w:anchor="_Toc197449556" w:history="1">
             <w:r>
               <w:rPr>
                 <w:rStyle w:val="a5"/>
@@ -877,7 +878,7 @@
                 <w:noProof/>
                 <w:webHidden/>
               </w:rPr>
-              <w:instrText xml:space="preserve"> PAGEREF _Toc197445808 \h </w:instrText>
+              <w:instrText xml:space="preserve"> PAGEREF _Toc197449556 \h </w:instrText>
             </w:r>
             <w:r>
               <w:rPr>
@@ -897,7 +898,7 @@
                 <w:noProof/>
                 <w:webHidden/>
               </w:rPr>
-              <w:t>4</w:t>
+              <w:t>5</w:t>
             </w:r>
             <w:r>
               <w:rPr>
@@ -921,7 +922,7 @@
               <w:lang w:eastAsia="ru-RU"/>
             </w:rPr>
           </w:pPr>
-          <w:hyperlink w:anchor="_Toc197445809" w:history="1">
+          <w:hyperlink w:anchor="_Toc197449557" w:history="1">
             <w:r>
               <w:rPr>
                 <w:rStyle w:val="a5"/>
@@ -963,7 +964,7 @@
                 <w:noProof/>
                 <w:webHidden/>
               </w:rPr>
-              <w:instrText xml:space="preserve"> PAGEREF _Toc197445809 \h </w:instrText>
+              <w:instrText xml:space="preserve"> PAGEREF _Toc197449557 \h </w:instrText>
             </w:r>
             <w:r>
               <w:rPr>
@@ -983,7 +984,7 @@
                 <w:noProof/>
                 <w:webHidden/>
               </w:rPr>
-              <w:t>4</w:t>
+              <w:t>5</w:t>
             </w:r>
             <w:r>
               <w:rPr>
@@ -1007,7 +1008,7 @@
               <w:lang w:eastAsia="ru-RU"/>
             </w:rPr>
           </w:pPr>
-          <w:hyperlink w:anchor="_Toc197445810" w:history="1">
+          <w:hyperlink w:anchor="_Toc197449558" w:history="1">
             <w:r>
               <w:rPr>
                 <w:rStyle w:val="a5"/>
@@ -1049,7 +1050,7 @@
                 <w:noProof/>
                 <w:webHidden/>
               </w:rPr>
-              <w:instrText xml:space="preserve"> PAGEREF _Toc197445810 \h </w:instrText>
+              <w:instrText xml:space="preserve"> PAGEREF _Toc197449558 \h </w:instrText>
             </w:r>
             <w:r>
               <w:rPr>
@@ -1093,7 +1094,7 @@
               <w:lang w:eastAsia="ru-RU"/>
             </w:rPr>
           </w:pPr>
-          <w:hyperlink w:anchor="_Toc197445811" w:history="1">
+          <w:hyperlink w:anchor="_Toc197449559" w:history="1">
             <w:r>
               <w:rPr>
                 <w:rStyle w:val="a5"/>
@@ -1135,7 +1136,7 @@
                 <w:noProof/>
                 <w:webHidden/>
               </w:rPr>
-              <w:instrText xml:space="preserve"> PAGEREF _Toc197445811 \h </w:instrText>
+              <w:instrText xml:space="preserve"> PAGEREF _Toc197449559 \h </w:instrText>
             </w:r>
             <w:r>
               <w:rPr>
@@ -1179,7 +1180,7 @@
               <w:lang w:eastAsia="ru-RU"/>
             </w:rPr>
           </w:pPr>
-          <w:hyperlink w:anchor="_Toc197445812" w:history="1">
+          <w:hyperlink w:anchor="_Toc197449560" w:history="1">
             <w:r>
               <w:rPr>
                 <w:rStyle w:val="a5"/>
@@ -1221,7 +1222,7 @@
                 <w:noProof/>
                 <w:webHidden/>
               </w:rPr>
-              <w:instrText xml:space="preserve"> PAGEREF _Toc197445812 \h </w:instrText>
+              <w:instrText xml:space="preserve"> PAGEREF _Toc197449560 \h </w:instrText>
             </w:r>
             <w:r>
               <w:rPr>
@@ -1265,7 +1266,7 @@
               <w:lang w:eastAsia="ru-RU"/>
             </w:rPr>
           </w:pPr>
-          <w:hyperlink w:anchor="_Toc197445813" w:history="1">
+          <w:hyperlink w:anchor="_Toc197449561" w:history="1">
             <w:r>
               <w:rPr>
                 <w:rStyle w:val="a5"/>
@@ -1307,7 +1308,7 @@
                 <w:noProof/>
                 <w:webHidden/>
               </w:rPr>
-              <w:instrText xml:space="preserve"> PAGEREF _Toc197445813 \h </w:instrText>
+              <w:instrText xml:space="preserve"> PAGEREF _Toc197449561 \h </w:instrText>
             </w:r>
             <w:r>
               <w:rPr>
@@ -1351,7 +1352,7 @@
               <w:lang w:eastAsia="ru-RU"/>
             </w:rPr>
           </w:pPr>
-          <w:hyperlink w:anchor="_Toc197445814" w:history="1">
+          <w:hyperlink w:anchor="_Toc197449562" w:history="1">
             <w:r>
               <w:rPr>
                 <w:rStyle w:val="a5"/>
@@ -1393,7 +1394,7 @@
                 <w:noProof/>
                 <w:webHidden/>
               </w:rPr>
-              <w:instrText xml:space="preserve"> PAGEREF _Toc197445814 \h </w:instrText>
+              <w:instrText xml:space="preserve"> PAGEREF _Toc197449562 \h </w:instrText>
             </w:r>
             <w:r>
               <w:rPr>
@@ -1437,7 +1438,7 @@
               <w:lang w:eastAsia="ru-RU"/>
             </w:rPr>
           </w:pPr>
-          <w:hyperlink w:anchor="_Toc197445815" w:history="1">
+          <w:hyperlink w:anchor="_Toc197449563" w:history="1">
             <w:r>
               <w:rPr>
                 <w:rStyle w:val="a5"/>
@@ -1479,7 +1480,7 @@
                 <w:noProof/>
                 <w:webHidden/>
               </w:rPr>
-              <w:instrText xml:space="preserve"> PAGEREF _Toc197445815 \h </w:instrText>
+              <w:instrText xml:space="preserve"> PAGEREF _Toc197449563 \h </w:instrText>
             </w:r>
             <w:r>
               <w:rPr>
@@ -1523,7 +1524,7 @@
               <w:lang w:eastAsia="ru-RU"/>
             </w:rPr>
           </w:pPr>
-          <w:hyperlink w:anchor="_Toc197445816" w:history="1">
+          <w:hyperlink w:anchor="_Toc197449564" w:history="1">
             <w:r>
               <w:rPr>
                 <w:rStyle w:val="a5"/>
@@ -1565,7 +1566,7 @@
                 <w:noProof/>
                 <w:webHidden/>
               </w:rPr>
-              <w:instrText xml:space="preserve"> PAGEREF _Toc197445816 \h </w:instrText>
+              <w:instrText xml:space="preserve"> PAGEREF _Toc197449564 \h </w:instrText>
             </w:r>
             <w:r>
               <w:rPr>
@@ -1609,7 +1610,7 @@
               <w:lang w:eastAsia="ru-RU"/>
             </w:rPr>
           </w:pPr>
-          <w:hyperlink w:anchor="_Toc197445817" w:history="1">
+          <w:hyperlink w:anchor="_Toc197449565" w:history="1">
             <w:r>
               <w:rPr>
                 <w:rStyle w:val="a5"/>
@@ -1651,7 +1652,7 @@
                 <w:noProof/>
                 <w:webHidden/>
               </w:rPr>
-              <w:instrText xml:space="preserve"> PAGEREF _Toc197445817 \h </w:instrText>
+              <w:instrText xml:space="preserve"> PAGEREF _Toc197449565 \h </w:instrText>
             </w:r>
             <w:r>
               <w:rPr>
@@ -1695,7 +1696,7 @@
               <w:lang w:eastAsia="ru-RU"/>
             </w:rPr>
           </w:pPr>
-          <w:hyperlink w:anchor="_Toc197445818" w:history="1">
+          <w:hyperlink w:anchor="_Toc197449566" w:history="1">
             <w:r>
               <w:rPr>
                 <w:rStyle w:val="a5"/>
@@ -1737,7 +1738,7 @@
                 <w:noProof/>
                 <w:webHidden/>
               </w:rPr>
-              <w:instrText xml:space="preserve"> PAGEREF _Toc197445818 \h </w:instrText>
+              <w:instrText xml:space="preserve"> PAGEREF _Toc197449566 \h </w:instrText>
             </w:r>
             <w:r>
               <w:rPr>
@@ -1781,7 +1782,7 @@
               <w:lang w:eastAsia="ru-RU"/>
             </w:rPr>
           </w:pPr>
-          <w:hyperlink w:anchor="_Toc197445819" w:history="1">
+          <w:hyperlink w:anchor="_Toc197449567" w:history="1">
             <w:r>
               <w:rPr>
                 <w:rStyle w:val="a5"/>
@@ -1823,7 +1824,7 @@
                 <w:noProof/>
                 <w:webHidden/>
               </w:rPr>
-              <w:instrText xml:space="preserve"> PAGEREF _Toc197445819 \h </w:instrText>
+              <w:instrText xml:space="preserve"> PAGEREF _Toc197449567 \h </w:instrText>
             </w:r>
             <w:r>
               <w:rPr>
@@ -1867,7 +1868,7 @@
               <w:lang w:eastAsia="ru-RU"/>
             </w:rPr>
           </w:pPr>
-          <w:hyperlink w:anchor="_Toc197445820" w:history="1">
+          <w:hyperlink w:anchor="_Toc197449568" w:history="1">
             <w:r>
               <w:rPr>
                 <w:rStyle w:val="a5"/>
@@ -1909,7 +1910,7 @@
                 <w:noProof/>
                 <w:webHidden/>
               </w:rPr>
-              <w:instrText xml:space="preserve"> PAGEREF _Toc197445820 \h </w:instrText>
+              <w:instrText xml:space="preserve"> PAGEREF _Toc197449568 \h </w:instrText>
             </w:r>
             <w:r>
               <w:rPr>
@@ -1953,7 +1954,7 @@
               <w:lang w:eastAsia="ru-RU"/>
             </w:rPr>
           </w:pPr>
-          <w:hyperlink w:anchor="_Toc197445821" w:history="1">
+          <w:hyperlink w:anchor="_Toc197449569" w:history="1">
             <w:r>
               <w:rPr>
                 <w:rStyle w:val="a5"/>
@@ -1995,7 +1996,7 @@
                 <w:noProof/>
                 <w:webHidden/>
               </w:rPr>
-              <w:instrText xml:space="preserve"> PAGEREF _Toc197445821 \h </w:instrText>
+              <w:instrText xml:space="preserve"> PAGEREF _Toc197449569 \h </w:instrText>
             </w:r>
             <w:r>
               <w:rPr>
@@ -2039,7 +2040,7 @@
               <w:lang w:eastAsia="ru-RU"/>
             </w:rPr>
           </w:pPr>
-          <w:hyperlink w:anchor="_Toc197445822" w:history="1">
+          <w:hyperlink w:anchor="_Toc197449570" w:history="1">
             <w:r>
               <w:rPr>
                 <w:rStyle w:val="a5"/>
@@ -2081,7 +2082,7 @@
                 <w:noProof/>
                 <w:webHidden/>
               </w:rPr>
-              <w:instrText xml:space="preserve"> PAGEREF _Toc197445822 \h </w:instrText>
+              <w:instrText xml:space="preserve"> PAGEREF _Toc197449570 \h </w:instrText>
             </w:r>
             <w:r>
               <w:rPr>
@@ -2102,6 +2103,1038 @@
                 <w:webHidden/>
               </w:rPr>
               <w:t>8</w:t>
+            </w:r>
+            <w:r>
+              <w:rPr>
+                <w:noProof/>
+                <w:webHidden/>
+              </w:rPr>
+              <w:fldChar w:fldCharType="end"/>
+            </w:r>
+          </w:hyperlink>
+        </w:p>
+        <w:p>
+          <w:pPr>
+            <w:pStyle w:val="23"/>
+            <w:tabs>
+              <w:tab w:val="left" w:pos="880"/>
+              <w:tab w:val="right" w:leader="dot" w:pos="9016"/>
+            </w:tabs>
+            <w:rPr>
+              <w:rFonts w:eastAsiaTheme="minorEastAsia"/>
+              <w:noProof/>
+              <w:lang w:eastAsia="ru-RU"/>
+            </w:rPr>
+          </w:pPr>
+          <w:hyperlink w:anchor="_Toc197449571" w:history="1">
+            <w:r>
+              <w:rPr>
+                <w:rStyle w:val="a5"/>
+                <w:noProof/>
+              </w:rPr>
+              <w:t>3.5</w:t>
+            </w:r>
+            <w:r>
+              <w:rPr>
+                <w:rFonts w:eastAsiaTheme="minorEastAsia"/>
+                <w:noProof/>
+                <w:lang w:eastAsia="ru-RU"/>
+              </w:rPr>
+              <w:tab/>
+            </w:r>
+            <w:r>
+              <w:rPr>
+                <w:rStyle w:val="a5"/>
+                <w:noProof/>
+              </w:rPr>
+              <w:t>Добавление проекта</w:t>
+            </w:r>
+            <w:r>
+              <w:rPr>
+                <w:noProof/>
+                <w:webHidden/>
+              </w:rPr>
+              <w:tab/>
+            </w:r>
+            <w:r>
+              <w:rPr>
+                <w:noProof/>
+                <w:webHidden/>
+              </w:rPr>
+              <w:fldChar w:fldCharType="begin"/>
+            </w:r>
+            <w:r>
+              <w:rPr>
+                <w:noProof/>
+                <w:webHidden/>
+              </w:rPr>
+              <w:instrText xml:space="preserve"> PAGEREF _Toc197449571 \h </w:instrText>
+            </w:r>
+            <w:r>
+              <w:rPr>
+                <w:noProof/>
+                <w:webHidden/>
+              </w:rPr>
+            </w:r>
+            <w:r>
+              <w:rPr>
+                <w:noProof/>
+                <w:webHidden/>
+              </w:rPr>
+              <w:fldChar w:fldCharType="separate"/>
+            </w:r>
+            <w:r>
+              <w:rPr>
+                <w:noProof/>
+                <w:webHidden/>
+              </w:rPr>
+              <w:t>8</w:t>
+            </w:r>
+            <w:r>
+              <w:rPr>
+                <w:noProof/>
+                <w:webHidden/>
+              </w:rPr>
+              <w:fldChar w:fldCharType="end"/>
+            </w:r>
+          </w:hyperlink>
+        </w:p>
+        <w:p>
+          <w:pPr>
+            <w:pStyle w:val="33"/>
+            <w:tabs>
+              <w:tab w:val="left" w:pos="1320"/>
+              <w:tab w:val="right" w:leader="dot" w:pos="9016"/>
+            </w:tabs>
+            <w:rPr>
+              <w:rFonts w:eastAsiaTheme="minorEastAsia"/>
+              <w:noProof/>
+              <w:lang w:eastAsia="ru-RU"/>
+            </w:rPr>
+          </w:pPr>
+          <w:hyperlink w:anchor="_Toc197449572" w:history="1">
+            <w:r>
+              <w:rPr>
+                <w:rStyle w:val="a5"/>
+                <w:noProof/>
+              </w:rPr>
+              <w:t>3.5.1</w:t>
+            </w:r>
+            <w:r>
+              <w:rPr>
+                <w:rFonts w:eastAsiaTheme="minorEastAsia"/>
+                <w:noProof/>
+                <w:lang w:eastAsia="ru-RU"/>
+              </w:rPr>
+              <w:tab/>
+            </w:r>
+            <w:r>
+              <w:rPr>
+                <w:rStyle w:val="a5"/>
+                <w:noProof/>
+              </w:rPr>
+              <w:t>Описание</w:t>
+            </w:r>
+            <w:r>
+              <w:rPr>
+                <w:noProof/>
+                <w:webHidden/>
+              </w:rPr>
+              <w:tab/>
+            </w:r>
+            <w:r>
+              <w:rPr>
+                <w:noProof/>
+                <w:webHidden/>
+              </w:rPr>
+              <w:fldChar w:fldCharType="begin"/>
+            </w:r>
+            <w:r>
+              <w:rPr>
+                <w:noProof/>
+                <w:webHidden/>
+              </w:rPr>
+              <w:instrText xml:space="preserve"> PAGEREF _Toc197449572 \h </w:instrText>
+            </w:r>
+            <w:r>
+              <w:rPr>
+                <w:noProof/>
+                <w:webHidden/>
+              </w:rPr>
+            </w:r>
+            <w:r>
+              <w:rPr>
+                <w:noProof/>
+                <w:webHidden/>
+              </w:rPr>
+              <w:fldChar w:fldCharType="separate"/>
+            </w:r>
+            <w:r>
+              <w:rPr>
+                <w:noProof/>
+                <w:webHidden/>
+              </w:rPr>
+              <w:t>8</w:t>
+            </w:r>
+            <w:r>
+              <w:rPr>
+                <w:noProof/>
+                <w:webHidden/>
+              </w:rPr>
+              <w:fldChar w:fldCharType="end"/>
+            </w:r>
+          </w:hyperlink>
+        </w:p>
+        <w:p>
+          <w:pPr>
+            <w:pStyle w:val="33"/>
+            <w:tabs>
+              <w:tab w:val="left" w:pos="1320"/>
+              <w:tab w:val="right" w:leader="dot" w:pos="9016"/>
+            </w:tabs>
+            <w:rPr>
+              <w:rFonts w:eastAsiaTheme="minorEastAsia"/>
+              <w:noProof/>
+              <w:lang w:eastAsia="ru-RU"/>
+            </w:rPr>
+          </w:pPr>
+          <w:hyperlink w:anchor="_Toc197449573" w:history="1">
+            <w:r>
+              <w:rPr>
+                <w:rStyle w:val="a5"/>
+                <w:noProof/>
+              </w:rPr>
+              <w:t>3.5.2</w:t>
+            </w:r>
+            <w:r>
+              <w:rPr>
+                <w:rFonts w:eastAsiaTheme="minorEastAsia"/>
+                <w:noProof/>
+                <w:lang w:eastAsia="ru-RU"/>
+              </w:rPr>
+              <w:tab/>
+            </w:r>
+            <w:r>
+              <w:rPr>
+                <w:rStyle w:val="a5"/>
+                <w:noProof/>
+              </w:rPr>
+              <w:t>Функциональные требования</w:t>
+            </w:r>
+            <w:r>
+              <w:rPr>
+                <w:noProof/>
+                <w:webHidden/>
+              </w:rPr>
+              <w:tab/>
+            </w:r>
+            <w:r>
+              <w:rPr>
+                <w:noProof/>
+                <w:webHidden/>
+              </w:rPr>
+              <w:fldChar w:fldCharType="begin"/>
+            </w:r>
+            <w:r>
+              <w:rPr>
+                <w:noProof/>
+                <w:webHidden/>
+              </w:rPr>
+              <w:instrText xml:space="preserve"> PAGEREF _Toc197449573 \h </w:instrText>
+            </w:r>
+            <w:r>
+              <w:rPr>
+                <w:noProof/>
+                <w:webHidden/>
+              </w:rPr>
+            </w:r>
+            <w:r>
+              <w:rPr>
+                <w:noProof/>
+                <w:webHidden/>
+              </w:rPr>
+              <w:fldChar w:fldCharType="separate"/>
+            </w:r>
+            <w:r>
+              <w:rPr>
+                <w:noProof/>
+                <w:webHidden/>
+              </w:rPr>
+              <w:t>8</w:t>
+            </w:r>
+            <w:r>
+              <w:rPr>
+                <w:noProof/>
+                <w:webHidden/>
+              </w:rPr>
+              <w:fldChar w:fldCharType="end"/>
+            </w:r>
+          </w:hyperlink>
+        </w:p>
+        <w:p>
+          <w:pPr>
+            <w:pStyle w:val="23"/>
+            <w:tabs>
+              <w:tab w:val="left" w:pos="880"/>
+              <w:tab w:val="right" w:leader="dot" w:pos="9016"/>
+            </w:tabs>
+            <w:rPr>
+              <w:rFonts w:eastAsiaTheme="minorEastAsia"/>
+              <w:noProof/>
+              <w:lang w:eastAsia="ru-RU"/>
+            </w:rPr>
+          </w:pPr>
+          <w:hyperlink w:anchor="_Toc197449574" w:history="1">
+            <w:r>
+              <w:rPr>
+                <w:rStyle w:val="a5"/>
+                <w:noProof/>
+              </w:rPr>
+              <w:t>3.6</w:t>
+            </w:r>
+            <w:r>
+              <w:rPr>
+                <w:rFonts w:eastAsiaTheme="minorEastAsia"/>
+                <w:noProof/>
+                <w:lang w:eastAsia="ru-RU"/>
+              </w:rPr>
+              <w:tab/>
+            </w:r>
+            <w:r>
+              <w:rPr>
+                <w:rStyle w:val="a5"/>
+                <w:noProof/>
+              </w:rPr>
+              <w:t>Удаление проекта</w:t>
+            </w:r>
+            <w:r>
+              <w:rPr>
+                <w:noProof/>
+                <w:webHidden/>
+              </w:rPr>
+              <w:tab/>
+            </w:r>
+            <w:r>
+              <w:rPr>
+                <w:noProof/>
+                <w:webHidden/>
+              </w:rPr>
+              <w:fldChar w:fldCharType="begin"/>
+            </w:r>
+            <w:r>
+              <w:rPr>
+                <w:noProof/>
+                <w:webHidden/>
+              </w:rPr>
+              <w:instrText xml:space="preserve"> PAGEREF _Toc197449574 \h </w:instrText>
+            </w:r>
+            <w:r>
+              <w:rPr>
+                <w:noProof/>
+                <w:webHidden/>
+              </w:rPr>
+            </w:r>
+            <w:r>
+              <w:rPr>
+                <w:noProof/>
+                <w:webHidden/>
+              </w:rPr>
+              <w:fldChar w:fldCharType="separate"/>
+            </w:r>
+            <w:r>
+              <w:rPr>
+                <w:noProof/>
+                <w:webHidden/>
+              </w:rPr>
+              <w:t>8</w:t>
+            </w:r>
+            <w:r>
+              <w:rPr>
+                <w:noProof/>
+                <w:webHidden/>
+              </w:rPr>
+              <w:fldChar w:fldCharType="end"/>
+            </w:r>
+          </w:hyperlink>
+        </w:p>
+        <w:p>
+          <w:pPr>
+            <w:pStyle w:val="33"/>
+            <w:tabs>
+              <w:tab w:val="left" w:pos="1320"/>
+              <w:tab w:val="right" w:leader="dot" w:pos="9016"/>
+            </w:tabs>
+            <w:rPr>
+              <w:rFonts w:eastAsiaTheme="minorEastAsia"/>
+              <w:noProof/>
+              <w:lang w:eastAsia="ru-RU"/>
+            </w:rPr>
+          </w:pPr>
+          <w:hyperlink w:anchor="_Toc197449575" w:history="1">
+            <w:r>
+              <w:rPr>
+                <w:rStyle w:val="a5"/>
+                <w:noProof/>
+              </w:rPr>
+              <w:t>3.6.1</w:t>
+            </w:r>
+            <w:r>
+              <w:rPr>
+                <w:rFonts w:eastAsiaTheme="minorEastAsia"/>
+                <w:noProof/>
+                <w:lang w:eastAsia="ru-RU"/>
+              </w:rPr>
+              <w:tab/>
+            </w:r>
+            <w:r>
+              <w:rPr>
+                <w:rStyle w:val="a5"/>
+                <w:noProof/>
+              </w:rPr>
+              <w:t>Описание</w:t>
+            </w:r>
+            <w:r>
+              <w:rPr>
+                <w:noProof/>
+                <w:webHidden/>
+              </w:rPr>
+              <w:tab/>
+            </w:r>
+            <w:r>
+              <w:rPr>
+                <w:noProof/>
+                <w:webHidden/>
+              </w:rPr>
+              <w:fldChar w:fldCharType="begin"/>
+            </w:r>
+            <w:r>
+              <w:rPr>
+                <w:noProof/>
+                <w:webHidden/>
+              </w:rPr>
+              <w:instrText xml:space="preserve"> PAGEREF _Toc197449575 \h </w:instrText>
+            </w:r>
+            <w:r>
+              <w:rPr>
+                <w:noProof/>
+                <w:webHidden/>
+              </w:rPr>
+            </w:r>
+            <w:r>
+              <w:rPr>
+                <w:noProof/>
+                <w:webHidden/>
+              </w:rPr>
+              <w:fldChar w:fldCharType="separate"/>
+            </w:r>
+            <w:r>
+              <w:rPr>
+                <w:noProof/>
+                <w:webHidden/>
+              </w:rPr>
+              <w:t>8</w:t>
+            </w:r>
+            <w:r>
+              <w:rPr>
+                <w:noProof/>
+                <w:webHidden/>
+              </w:rPr>
+              <w:fldChar w:fldCharType="end"/>
+            </w:r>
+          </w:hyperlink>
+        </w:p>
+        <w:p>
+          <w:pPr>
+            <w:pStyle w:val="33"/>
+            <w:tabs>
+              <w:tab w:val="left" w:pos="1320"/>
+              <w:tab w:val="right" w:leader="dot" w:pos="9016"/>
+            </w:tabs>
+            <w:rPr>
+              <w:rFonts w:eastAsiaTheme="minorEastAsia"/>
+              <w:noProof/>
+              <w:lang w:eastAsia="ru-RU"/>
+            </w:rPr>
+          </w:pPr>
+          <w:hyperlink w:anchor="_Toc197449576" w:history="1">
+            <w:r>
+              <w:rPr>
+                <w:rStyle w:val="a5"/>
+                <w:noProof/>
+              </w:rPr>
+              <w:t>3.6.2</w:t>
+            </w:r>
+            <w:r>
+              <w:rPr>
+                <w:rFonts w:eastAsiaTheme="minorEastAsia"/>
+                <w:noProof/>
+                <w:lang w:eastAsia="ru-RU"/>
+              </w:rPr>
+              <w:tab/>
+            </w:r>
+            <w:r>
+              <w:rPr>
+                <w:rStyle w:val="a5"/>
+                <w:noProof/>
+              </w:rPr>
+              <w:t>Функциональные требования</w:t>
+            </w:r>
+            <w:r>
+              <w:rPr>
+                <w:noProof/>
+                <w:webHidden/>
+              </w:rPr>
+              <w:tab/>
+            </w:r>
+            <w:r>
+              <w:rPr>
+                <w:noProof/>
+                <w:webHidden/>
+              </w:rPr>
+              <w:fldChar w:fldCharType="begin"/>
+            </w:r>
+            <w:r>
+              <w:rPr>
+                <w:noProof/>
+                <w:webHidden/>
+              </w:rPr>
+              <w:instrText xml:space="preserve"> PAGEREF _Toc197449576 \h </w:instrText>
+            </w:r>
+            <w:r>
+              <w:rPr>
+                <w:noProof/>
+                <w:webHidden/>
+              </w:rPr>
+            </w:r>
+            <w:r>
+              <w:rPr>
+                <w:noProof/>
+                <w:webHidden/>
+              </w:rPr>
+              <w:fldChar w:fldCharType="separate"/>
+            </w:r>
+            <w:r>
+              <w:rPr>
+                <w:noProof/>
+                <w:webHidden/>
+              </w:rPr>
+              <w:t>8</w:t>
+            </w:r>
+            <w:r>
+              <w:rPr>
+                <w:noProof/>
+                <w:webHidden/>
+              </w:rPr>
+              <w:fldChar w:fldCharType="end"/>
+            </w:r>
+          </w:hyperlink>
+        </w:p>
+        <w:p>
+          <w:pPr>
+            <w:pStyle w:val="23"/>
+            <w:tabs>
+              <w:tab w:val="left" w:pos="880"/>
+              <w:tab w:val="right" w:leader="dot" w:pos="9016"/>
+            </w:tabs>
+            <w:rPr>
+              <w:rFonts w:eastAsiaTheme="minorEastAsia"/>
+              <w:noProof/>
+              <w:lang w:eastAsia="ru-RU"/>
+            </w:rPr>
+          </w:pPr>
+          <w:hyperlink w:anchor="_Toc197449577" w:history="1">
+            <w:r>
+              <w:rPr>
+                <w:rStyle w:val="a5"/>
+                <w:noProof/>
+              </w:rPr>
+              <w:t>3.7</w:t>
+            </w:r>
+            <w:r>
+              <w:rPr>
+                <w:rFonts w:eastAsiaTheme="minorEastAsia"/>
+                <w:noProof/>
+                <w:lang w:eastAsia="ru-RU"/>
+              </w:rPr>
+              <w:tab/>
+            </w:r>
+            <w:r>
+              <w:rPr>
+                <w:rStyle w:val="a5"/>
+                <w:noProof/>
+              </w:rPr>
+              <w:t>Прикрепление/открепление разработчиков на проект/с проекта</w:t>
+            </w:r>
+            <w:r>
+              <w:rPr>
+                <w:noProof/>
+                <w:webHidden/>
+              </w:rPr>
+              <w:tab/>
+            </w:r>
+            <w:r>
+              <w:rPr>
+                <w:noProof/>
+                <w:webHidden/>
+              </w:rPr>
+              <w:fldChar w:fldCharType="begin"/>
+            </w:r>
+            <w:r>
+              <w:rPr>
+                <w:noProof/>
+                <w:webHidden/>
+              </w:rPr>
+              <w:instrText xml:space="preserve"> PAGEREF _Toc197449577 \h </w:instrText>
+            </w:r>
+            <w:r>
+              <w:rPr>
+                <w:noProof/>
+                <w:webHidden/>
+              </w:rPr>
+            </w:r>
+            <w:r>
+              <w:rPr>
+                <w:noProof/>
+                <w:webHidden/>
+              </w:rPr>
+              <w:fldChar w:fldCharType="separate"/>
+            </w:r>
+            <w:r>
+              <w:rPr>
+                <w:noProof/>
+                <w:webHidden/>
+              </w:rPr>
+              <w:t>9</w:t>
+            </w:r>
+            <w:r>
+              <w:rPr>
+                <w:noProof/>
+                <w:webHidden/>
+              </w:rPr>
+              <w:fldChar w:fldCharType="end"/>
+            </w:r>
+          </w:hyperlink>
+        </w:p>
+        <w:p>
+          <w:pPr>
+            <w:pStyle w:val="33"/>
+            <w:tabs>
+              <w:tab w:val="left" w:pos="1320"/>
+              <w:tab w:val="right" w:leader="dot" w:pos="9016"/>
+            </w:tabs>
+            <w:rPr>
+              <w:rFonts w:eastAsiaTheme="minorEastAsia"/>
+              <w:noProof/>
+              <w:lang w:eastAsia="ru-RU"/>
+            </w:rPr>
+          </w:pPr>
+          <w:hyperlink w:anchor="_Toc197449578" w:history="1">
+            <w:r>
+              <w:rPr>
+                <w:rStyle w:val="a5"/>
+                <w:noProof/>
+              </w:rPr>
+              <w:t>3.7.1</w:t>
+            </w:r>
+            <w:r>
+              <w:rPr>
+                <w:rFonts w:eastAsiaTheme="minorEastAsia"/>
+                <w:noProof/>
+                <w:lang w:eastAsia="ru-RU"/>
+              </w:rPr>
+              <w:tab/>
+            </w:r>
+            <w:r>
+              <w:rPr>
+                <w:rStyle w:val="a5"/>
+                <w:noProof/>
+              </w:rPr>
+              <w:t>Описание</w:t>
+            </w:r>
+            <w:r>
+              <w:rPr>
+                <w:noProof/>
+                <w:webHidden/>
+              </w:rPr>
+              <w:tab/>
+            </w:r>
+            <w:r>
+              <w:rPr>
+                <w:noProof/>
+                <w:webHidden/>
+              </w:rPr>
+              <w:fldChar w:fldCharType="begin"/>
+            </w:r>
+            <w:r>
+              <w:rPr>
+                <w:noProof/>
+                <w:webHidden/>
+              </w:rPr>
+              <w:instrText xml:space="preserve"> PAGEREF _Toc197449578 \h </w:instrText>
+            </w:r>
+            <w:r>
+              <w:rPr>
+                <w:noProof/>
+                <w:webHidden/>
+              </w:rPr>
+            </w:r>
+            <w:r>
+              <w:rPr>
+                <w:noProof/>
+                <w:webHidden/>
+              </w:rPr>
+              <w:fldChar w:fldCharType="separate"/>
+            </w:r>
+            <w:r>
+              <w:rPr>
+                <w:noProof/>
+                <w:webHidden/>
+              </w:rPr>
+              <w:t>9</w:t>
+            </w:r>
+            <w:r>
+              <w:rPr>
+                <w:noProof/>
+                <w:webHidden/>
+              </w:rPr>
+              <w:fldChar w:fldCharType="end"/>
+            </w:r>
+          </w:hyperlink>
+        </w:p>
+        <w:p>
+          <w:pPr>
+            <w:pStyle w:val="33"/>
+            <w:tabs>
+              <w:tab w:val="left" w:pos="1320"/>
+              <w:tab w:val="right" w:leader="dot" w:pos="9016"/>
+            </w:tabs>
+            <w:rPr>
+              <w:rFonts w:eastAsiaTheme="minorEastAsia"/>
+              <w:noProof/>
+              <w:lang w:eastAsia="ru-RU"/>
+            </w:rPr>
+          </w:pPr>
+          <w:hyperlink w:anchor="_Toc197449579" w:history="1">
+            <w:r>
+              <w:rPr>
+                <w:rStyle w:val="a5"/>
+                <w:noProof/>
+              </w:rPr>
+              <w:t>3.7.2</w:t>
+            </w:r>
+            <w:r>
+              <w:rPr>
+                <w:rFonts w:eastAsiaTheme="minorEastAsia"/>
+                <w:noProof/>
+                <w:lang w:eastAsia="ru-RU"/>
+              </w:rPr>
+              <w:tab/>
+            </w:r>
+            <w:r>
+              <w:rPr>
+                <w:rStyle w:val="a5"/>
+                <w:noProof/>
+              </w:rPr>
+              <w:t>Функциональные требования</w:t>
+            </w:r>
+            <w:r>
+              <w:rPr>
+                <w:noProof/>
+                <w:webHidden/>
+              </w:rPr>
+              <w:tab/>
+            </w:r>
+            <w:r>
+              <w:rPr>
+                <w:noProof/>
+                <w:webHidden/>
+              </w:rPr>
+              <w:fldChar w:fldCharType="begin"/>
+            </w:r>
+            <w:r>
+              <w:rPr>
+                <w:noProof/>
+                <w:webHidden/>
+              </w:rPr>
+              <w:instrText xml:space="preserve"> PAGEREF _Toc197449579 \h </w:instrText>
+            </w:r>
+            <w:r>
+              <w:rPr>
+                <w:noProof/>
+                <w:webHidden/>
+              </w:rPr>
+            </w:r>
+            <w:r>
+              <w:rPr>
+                <w:noProof/>
+                <w:webHidden/>
+              </w:rPr>
+              <w:fldChar w:fldCharType="separate"/>
+            </w:r>
+            <w:r>
+              <w:rPr>
+                <w:noProof/>
+                <w:webHidden/>
+              </w:rPr>
+              <w:t>9</w:t>
+            </w:r>
+            <w:r>
+              <w:rPr>
+                <w:noProof/>
+                <w:webHidden/>
+              </w:rPr>
+              <w:fldChar w:fldCharType="end"/>
+            </w:r>
+          </w:hyperlink>
+        </w:p>
+        <w:p>
+          <w:pPr>
+            <w:pStyle w:val="13"/>
+            <w:tabs>
+              <w:tab w:val="left" w:pos="440"/>
+              <w:tab w:val="right" w:leader="dot" w:pos="9016"/>
+            </w:tabs>
+            <w:rPr>
+              <w:rFonts w:eastAsiaTheme="minorEastAsia"/>
+              <w:noProof/>
+              <w:lang w:eastAsia="ru-RU"/>
+            </w:rPr>
+          </w:pPr>
+          <w:hyperlink w:anchor="_Toc197449580" w:history="1">
+            <w:r>
+              <w:rPr>
+                <w:rStyle w:val="a5"/>
+                <w:noProof/>
+              </w:rPr>
+              <w:t>4.</w:t>
+            </w:r>
+            <w:r>
+              <w:rPr>
+                <w:rFonts w:eastAsiaTheme="minorEastAsia"/>
+                <w:noProof/>
+                <w:lang w:eastAsia="ru-RU"/>
+              </w:rPr>
+              <w:tab/>
+            </w:r>
+            <w:r>
+              <w:rPr>
+                <w:rStyle w:val="a5"/>
+                <w:noProof/>
+              </w:rPr>
+              <w:t>Требования к данным</w:t>
+            </w:r>
+            <w:r>
+              <w:rPr>
+                <w:noProof/>
+                <w:webHidden/>
+              </w:rPr>
+              <w:tab/>
+            </w:r>
+            <w:r>
+              <w:rPr>
+                <w:noProof/>
+                <w:webHidden/>
+              </w:rPr>
+              <w:fldChar w:fldCharType="begin"/>
+            </w:r>
+            <w:r>
+              <w:rPr>
+                <w:noProof/>
+                <w:webHidden/>
+              </w:rPr>
+              <w:instrText xml:space="preserve"> PAGEREF _Toc197449580 \h </w:instrText>
+            </w:r>
+            <w:r>
+              <w:rPr>
+                <w:noProof/>
+                <w:webHidden/>
+              </w:rPr>
+            </w:r>
+            <w:r>
+              <w:rPr>
+                <w:noProof/>
+                <w:webHidden/>
+              </w:rPr>
+              <w:fldChar w:fldCharType="separate"/>
+            </w:r>
+            <w:r>
+              <w:rPr>
+                <w:noProof/>
+                <w:webHidden/>
+              </w:rPr>
+              <w:t>9</w:t>
+            </w:r>
+            <w:r>
+              <w:rPr>
+                <w:noProof/>
+                <w:webHidden/>
+              </w:rPr>
+              <w:fldChar w:fldCharType="end"/>
+            </w:r>
+          </w:hyperlink>
+        </w:p>
+        <w:p>
+          <w:pPr>
+            <w:pStyle w:val="23"/>
+            <w:tabs>
+              <w:tab w:val="left" w:pos="880"/>
+              <w:tab w:val="right" w:leader="dot" w:pos="9016"/>
+            </w:tabs>
+            <w:rPr>
+              <w:rFonts w:eastAsiaTheme="minorEastAsia"/>
+              <w:noProof/>
+              <w:lang w:eastAsia="ru-RU"/>
+            </w:rPr>
+          </w:pPr>
+          <w:hyperlink w:anchor="_Toc197449581" w:history="1">
+            <w:r>
+              <w:rPr>
+                <w:rStyle w:val="a5"/>
+                <w:noProof/>
+              </w:rPr>
+              <w:t>4.1</w:t>
+            </w:r>
+            <w:r>
+              <w:rPr>
+                <w:rFonts w:eastAsiaTheme="minorEastAsia"/>
+                <w:noProof/>
+                <w:lang w:eastAsia="ru-RU"/>
+              </w:rPr>
+              <w:tab/>
+            </w:r>
+            <w:r>
+              <w:rPr>
+                <w:rStyle w:val="a5"/>
+                <w:noProof/>
+              </w:rPr>
+              <w:t>Логическая модель данных</w:t>
+            </w:r>
+            <w:r>
+              <w:rPr>
+                <w:noProof/>
+                <w:webHidden/>
+              </w:rPr>
+              <w:tab/>
+            </w:r>
+            <w:r>
+              <w:rPr>
+                <w:noProof/>
+                <w:webHidden/>
+              </w:rPr>
+              <w:fldChar w:fldCharType="begin"/>
+            </w:r>
+            <w:r>
+              <w:rPr>
+                <w:noProof/>
+                <w:webHidden/>
+              </w:rPr>
+              <w:instrText xml:space="preserve"> PAGEREF _Toc197449581 \h </w:instrText>
+            </w:r>
+            <w:r>
+              <w:rPr>
+                <w:noProof/>
+                <w:webHidden/>
+              </w:rPr>
+            </w:r>
+            <w:r>
+              <w:rPr>
+                <w:noProof/>
+                <w:webHidden/>
+              </w:rPr>
+              <w:fldChar w:fldCharType="separate"/>
+            </w:r>
+            <w:r>
+              <w:rPr>
+                <w:noProof/>
+                <w:webHidden/>
+              </w:rPr>
+              <w:t>9</w:t>
+            </w:r>
+            <w:r>
+              <w:rPr>
+                <w:noProof/>
+                <w:webHidden/>
+              </w:rPr>
+              <w:fldChar w:fldCharType="end"/>
+            </w:r>
+          </w:hyperlink>
+        </w:p>
+        <w:p>
+          <w:pPr>
+            <w:pStyle w:val="23"/>
+            <w:tabs>
+              <w:tab w:val="left" w:pos="880"/>
+              <w:tab w:val="right" w:leader="dot" w:pos="9016"/>
+            </w:tabs>
+            <w:rPr>
+              <w:rFonts w:eastAsiaTheme="minorEastAsia"/>
+              <w:noProof/>
+              <w:lang w:eastAsia="ru-RU"/>
+            </w:rPr>
+          </w:pPr>
+          <w:hyperlink w:anchor="_Toc197449582" w:history="1">
+            <w:r>
+              <w:rPr>
+                <w:rStyle w:val="a5"/>
+                <w:noProof/>
+              </w:rPr>
+              <w:t>4.2</w:t>
+            </w:r>
+            <w:r>
+              <w:rPr>
+                <w:rFonts w:eastAsiaTheme="minorEastAsia"/>
+                <w:noProof/>
+                <w:lang w:eastAsia="ru-RU"/>
+              </w:rPr>
+              <w:tab/>
+            </w:r>
+            <w:r>
+              <w:rPr>
+                <w:rStyle w:val="a5"/>
+                <w:noProof/>
+              </w:rPr>
+              <w:t>Словарь данных</w:t>
+            </w:r>
+            <w:r>
+              <w:rPr>
+                <w:noProof/>
+                <w:webHidden/>
+              </w:rPr>
+              <w:tab/>
+            </w:r>
+            <w:r>
+              <w:rPr>
+                <w:noProof/>
+                <w:webHidden/>
+              </w:rPr>
+              <w:fldChar w:fldCharType="begin"/>
+            </w:r>
+            <w:r>
+              <w:rPr>
+                <w:noProof/>
+                <w:webHidden/>
+              </w:rPr>
+              <w:instrText xml:space="preserve"> PAGEREF _Toc197449582 \h </w:instrText>
+            </w:r>
+            <w:r>
+              <w:rPr>
+                <w:noProof/>
+                <w:webHidden/>
+              </w:rPr>
+            </w:r>
+            <w:r>
+              <w:rPr>
+                <w:noProof/>
+                <w:webHidden/>
+              </w:rPr>
+              <w:fldChar w:fldCharType="separate"/>
+            </w:r>
+            <w:r>
+              <w:rPr>
+                <w:noProof/>
+                <w:webHidden/>
+              </w:rPr>
+              <w:t>10</w:t>
             </w:r>
             <w:r>
               <w:rPr>
@@ -2369,8 +3402,9 @@
         <w:pStyle w:val="1"/>
         <w:jc w:val="both"/>
       </w:pPr>
-      <w:bookmarkStart w:id="0" w:name="_Toc197445799"/>
-      <w:r>
+      <w:bookmarkStart w:id="0" w:name="_Toc197449547"/>
+      <w:r>
+        <w:lastRenderedPageBreak/>
         <w:t>Введение</w:t>
       </w:r>
       <w:bookmarkEnd w:id="0"/>
@@ -2383,7 +3417,7 @@
       <w:r>
         <w:t xml:space="preserve"> </w:t>
       </w:r>
-      <w:bookmarkStart w:id="1" w:name="_Toc197445800"/>
+      <w:bookmarkStart w:id="1" w:name="_Toc197449548"/>
       <w:r>
         <w:t>Назначение</w:t>
       </w:r>
@@ -2486,7 +3520,7 @@
       <w:r>
         <w:t xml:space="preserve"> </w:t>
       </w:r>
-      <w:bookmarkStart w:id="2" w:name="_Toc197445801"/>
+      <w:bookmarkStart w:id="2" w:name="_Toc197449549"/>
       <w:r>
         <w:t>Соглашения, принятые в документах</w:t>
       </w:r>
@@ -2513,7 +3547,6 @@
           <w:sz w:val="28"/>
           <w:szCs w:val="28"/>
         </w:rPr>
-        <w:lastRenderedPageBreak/>
         <w:t>В документации применены общепринятые правила оформления для удобства восприятия: заранее установленная терминология сохраняется во всём тексте, а структура отвечает требованиям технических стандартов с чётким разделением на заголовки, абзацы и списки. Все иллюстрации — диаграммы и схемы — снабжены поясняющими подписями, благодаря чему их содержание становится более наглядным и понятным.</w:t>
       </w:r>
     </w:p>
@@ -2536,7 +3569,7 @@
       <w:r>
         <w:t xml:space="preserve"> </w:t>
       </w:r>
-      <w:bookmarkStart w:id="3" w:name="_Toc197445802"/>
+      <w:bookmarkStart w:id="3" w:name="_Toc197449550"/>
       <w:r>
         <w:t>Границы проекта</w:t>
       </w:r>
@@ -2609,7 +3642,7 @@
       <w:r>
         <w:t xml:space="preserve"> </w:t>
       </w:r>
-      <w:bookmarkStart w:id="4" w:name="_Toc197445803"/>
+      <w:bookmarkStart w:id="4" w:name="_Toc197449551"/>
       <w:r>
         <w:t>Ссылки</w:t>
       </w:r>
@@ -2680,7 +3713,6 @@
           </w:rPr>
           <w:t>://</w:t>
         </w:r>
-        <w:proofErr w:type="spellStart"/>
         <w:r>
           <w:rPr>
             <w:rStyle w:val="a5"/>
@@ -2693,7 +3725,6 @@
           </w:rPr>
           <w:t>ru</w:t>
         </w:r>
-        <w:proofErr w:type="spellEnd"/>
         <w:r>
           <w:rPr>
             <w:rStyle w:val="a5"/>
@@ -2705,7 +3736,6 @@
           </w:rPr>
           <w:t>.</w:t>
         </w:r>
-        <w:proofErr w:type="spellStart"/>
         <w:r>
           <w:rPr>
             <w:rStyle w:val="a5"/>
@@ -2718,7 +3748,6 @@
           </w:rPr>
           <w:t>stackoverflow</w:t>
         </w:r>
-        <w:proofErr w:type="spellEnd"/>
         <w:r>
           <w:rPr>
             <w:rStyle w:val="a5"/>
@@ -2810,8 +3839,9 @@
         <w:pStyle w:val="1"/>
         <w:jc w:val="both"/>
       </w:pPr>
-      <w:bookmarkStart w:id="5" w:name="_Toc197445804"/>
-      <w:r>
+      <w:bookmarkStart w:id="5" w:name="_Toc197449552"/>
+      <w:r>
+        <w:lastRenderedPageBreak/>
         <w:t>Общее описание</w:t>
       </w:r>
       <w:bookmarkEnd w:id="5"/>
@@ -2829,7 +3859,7 @@
       <w:r>
         <w:t xml:space="preserve"> </w:t>
       </w:r>
-      <w:bookmarkStart w:id="6" w:name="_Toc197445805"/>
+      <w:bookmarkStart w:id="6" w:name="_Toc197449553"/>
       <w:r>
         <w:t>Общий взгляд на продукт</w:t>
       </w:r>
@@ -2914,7 +3944,7 @@
         </w:rPr>
         <w:t xml:space="preserve"> </w:t>
       </w:r>
-      <w:bookmarkStart w:id="7" w:name="_Toc197445806"/>
+      <w:bookmarkStart w:id="7" w:name="_Toc197449554"/>
       <w:r>
         <w:rPr>
           <w:lang w:val="be-BY"/>
@@ -2979,7 +4009,6 @@
           <w:sz w:val="28"/>
           <w:szCs w:val="28"/>
         </w:rPr>
-        <w:lastRenderedPageBreak/>
         <w:t>Администраторы: имеют полный доступ к управлению проектами, могут создавать, удалять проекты, добавлять и удалять задачи конкретным пользователям, удалять и добавлять пользователей, редактировать задачи, получать отчёты по проектам и пользователям.</w:t>
       </w:r>
     </w:p>
@@ -3034,7 +4063,7 @@
       <w:r>
         <w:t xml:space="preserve"> </w:t>
       </w:r>
-      <w:bookmarkStart w:id="8" w:name="_Toc197445807"/>
+      <w:bookmarkStart w:id="8" w:name="_Toc197449555"/>
       <w:r>
         <w:t>Операционная среда</w:t>
       </w:r>
@@ -3178,9 +4207,10 @@
         <w:jc w:val="both"/>
       </w:pPr>
       <w:r>
+        <w:lastRenderedPageBreak/>
         <w:t xml:space="preserve"> </w:t>
       </w:r>
-      <w:bookmarkStart w:id="9" w:name="_Toc197445808"/>
+      <w:bookmarkStart w:id="9" w:name="_Toc197449556"/>
       <w:r>
         <w:t>Ограничения дизайна и реализации</w:t>
       </w:r>
@@ -3341,7 +4371,7 @@
       <w:r>
         <w:t xml:space="preserve"> </w:t>
       </w:r>
-      <w:bookmarkStart w:id="10" w:name="_Toc197445809"/>
+      <w:bookmarkStart w:id="10" w:name="_Toc197449557"/>
       <w:r>
         <w:t>Предположения и зависимости</w:t>
       </w:r>
@@ -3384,7 +4414,6 @@
           <w:sz w:val="28"/>
           <w:szCs w:val="28"/>
         </w:rPr>
-        <w:lastRenderedPageBreak/>
         <w:t>Пользователи имеют стабильное и достаточно качественное подключение к Интернету, что нужно для получения и отправки данных и правильного взаимодействия с базой данных</w:t>
       </w:r>
     </w:p>
@@ -3530,7 +4559,7 @@
       <w:pPr>
         <w:pStyle w:val="1"/>
       </w:pPr>
-      <w:bookmarkStart w:id="11" w:name="_Toc197445810"/>
+      <w:bookmarkStart w:id="11" w:name="_Toc197449558"/>
       <w:r>
         <w:lastRenderedPageBreak/>
         <w:t>Функции системы</w:t>
@@ -3667,7 +4696,7 @@
       <w:r>
         <w:t xml:space="preserve"> </w:t>
       </w:r>
-      <w:bookmarkStart w:id="12" w:name="_Toc197445811"/>
+      <w:bookmarkStart w:id="12" w:name="_Toc197449559"/>
       <w:r>
         <w:t>Добавление задачи</w:t>
       </w:r>
@@ -3678,7 +4707,7 @@
       <w:pPr>
         <w:pStyle w:val="3"/>
       </w:pPr>
-      <w:bookmarkStart w:id="13" w:name="_Toc197445812"/>
+      <w:bookmarkStart w:id="13" w:name="_Toc197449560"/>
       <w:r>
         <w:t>Описание</w:t>
       </w:r>
@@ -3722,7 +4751,7 @@
       <w:pPr>
         <w:pStyle w:val="3"/>
       </w:pPr>
-      <w:bookmarkStart w:id="14" w:name="_Toc197445813"/>
+      <w:bookmarkStart w:id="14" w:name="_Toc197449561"/>
       <w:r>
         <w:lastRenderedPageBreak/>
         <w:t>Функциональные требования</w:t>
@@ -3849,7 +4878,7 @@
       <w:r>
         <w:t xml:space="preserve"> </w:t>
       </w:r>
-      <w:bookmarkStart w:id="15" w:name="_Toc197445814"/>
+      <w:bookmarkStart w:id="15" w:name="_Toc197449562"/>
       <w:r>
         <w:t>Изменение статуса задачи</w:t>
       </w:r>
@@ -3867,7 +4896,7 @@
       <w:pPr>
         <w:pStyle w:val="3"/>
       </w:pPr>
-      <w:bookmarkStart w:id="16" w:name="_Toc197445815"/>
+      <w:bookmarkStart w:id="16" w:name="_Toc197449563"/>
       <w:r>
         <w:t>Описание</w:t>
       </w:r>
@@ -3911,7 +4940,7 @@
       <w:pPr>
         <w:pStyle w:val="3"/>
       </w:pPr>
-      <w:bookmarkStart w:id="17" w:name="_Toc197445816"/>
+      <w:bookmarkStart w:id="17" w:name="_Toc197449564"/>
       <w:r>
         <w:t>Функциональные требования</w:t>
       </w:r>
@@ -4029,7 +5058,7 @@
       <w:r>
         <w:t xml:space="preserve"> </w:t>
       </w:r>
-      <w:bookmarkStart w:id="18" w:name="_Toc197445817"/>
+      <w:bookmarkStart w:id="18" w:name="_Toc197449565"/>
       <w:r>
         <w:t>Удаление задачи</w:t>
       </w:r>
@@ -4040,7 +5069,7 @@
       <w:pPr>
         <w:pStyle w:val="3"/>
       </w:pPr>
-      <w:bookmarkStart w:id="19" w:name="_Toc197445818"/>
+      <w:bookmarkStart w:id="19" w:name="_Toc197449566"/>
       <w:r>
         <w:t>Описание</w:t>
       </w:r>
@@ -4068,7 +5097,7 @@
       <w:pPr>
         <w:pStyle w:val="3"/>
       </w:pPr>
-      <w:bookmarkStart w:id="20" w:name="_Toc197445819"/>
+      <w:bookmarkStart w:id="20" w:name="_Toc197449567"/>
       <w:r>
         <w:t>Функциональные требования</w:t>
       </w:r>
@@ -4115,7 +5144,23 @@
           <w:sz w:val="28"/>
           <w:szCs w:val="28"/>
         </w:rPr>
-        <w:t>Появление с подтверждением или отменой действия для предотвращения случайных действий</w:t>
+        <w:t>Появление</w:t>
+      </w:r>
+      <w:r>
+        <w:rPr>
+          <w:rFonts w:ascii="Times New Roman" w:hAnsi="Times New Roman" w:cs="Times New Roman"/>
+          <w:sz w:val="28"/>
+          <w:szCs w:val="28"/>
+        </w:rPr>
+        <w:t xml:space="preserve"> диалогового окна</w:t>
+      </w:r>
+      <w:r>
+        <w:rPr>
+          <w:rFonts w:ascii="Times New Roman" w:hAnsi="Times New Roman" w:cs="Times New Roman"/>
+          <w:sz w:val="28"/>
+          <w:szCs w:val="28"/>
+        </w:rPr>
+        <w:t xml:space="preserve"> с подтверждением или отменой действия для предотвращения случайных действий</w:t>
       </w:r>
     </w:p>
     <w:p>
@@ -4135,7 +5180,7 @@
         <w:lastRenderedPageBreak/>
         <w:t xml:space="preserve"> </w:t>
       </w:r>
-      <w:bookmarkStart w:id="21" w:name="_Toc197445820"/>
+      <w:bookmarkStart w:id="21" w:name="_Toc197449568"/>
       <w:r>
         <w:t>Получение отчётности</w:t>
       </w:r>
@@ -4149,7 +5194,7 @@
       <w:pPr>
         <w:pStyle w:val="3"/>
       </w:pPr>
-      <w:bookmarkStart w:id="22" w:name="_Toc197445821"/>
+      <w:bookmarkStart w:id="22" w:name="_Toc197449569"/>
       <w:r>
         <w:t>Описание</w:t>
       </w:r>
@@ -4209,7 +5254,7 @@
       <w:pPr>
         <w:pStyle w:val="3"/>
       </w:pPr>
-      <w:bookmarkStart w:id="23" w:name="_Toc197445822"/>
+      <w:bookmarkStart w:id="23" w:name="_Toc197449570"/>
       <w:r>
         <w:t>Функциональные требования</w:t>
       </w:r>
@@ -4264,17 +5309,24 @@
         <w:pStyle w:val="2"/>
       </w:pPr>
       <w:r>
-        <w:t xml:space="preserve"> Добавление проекта</w:t>
-      </w:r>
+        <w:t xml:space="preserve"> </w:t>
+      </w:r>
+      <w:bookmarkStart w:id="24" w:name="_Toc197449571"/>
+      <w:r>
+        <w:t>Добавление проекта</w:t>
+      </w:r>
+      <w:bookmarkEnd w:id="24"/>
     </w:p>
     <w:p/>
     <w:p>
       <w:pPr>
         <w:pStyle w:val="3"/>
       </w:pPr>
+      <w:bookmarkStart w:id="25" w:name="_Toc197449572"/>
       <w:r>
         <w:t>Описание</w:t>
       </w:r>
+      <w:bookmarkEnd w:id="25"/>
     </w:p>
     <w:p>
       <w:pPr>
@@ -4306,9 +5358,11 @@
       <w:pPr>
         <w:pStyle w:val="3"/>
       </w:pPr>
+      <w:bookmarkStart w:id="26" w:name="_Toc197449573"/>
       <w:r>
         <w:t>Функциональные требования</w:t>
       </w:r>
+      <w:bookmarkEnd w:id="26"/>
     </w:p>
     <w:p>
       <w:pPr>
@@ -4323,6 +5377,989 @@
           <w:szCs w:val="28"/>
         </w:rPr>
       </w:pPr>
+      <w:r>
+        <w:rPr>
+          <w:rFonts w:ascii="Times New Roman" w:hAnsi="Times New Roman" w:cs="Times New Roman"/>
+          <w:sz w:val="28"/>
+          <w:szCs w:val="28"/>
+        </w:rPr>
+        <w:t>Кнопка «Добавить проект» на странице профиля администратора, обеспечивающая добавление проекта</w:t>
+      </w:r>
+    </w:p>
+    <w:p>
+      <w:pPr>
+        <w:pStyle w:val="a3"/>
+        <w:numPr>
+          <w:ilvl w:val="6"/>
+          <w:numId w:val="10"/>
+        </w:numPr>
+        <w:rPr>
+          <w:rFonts w:ascii="Times New Roman" w:hAnsi="Times New Roman" w:cs="Times New Roman"/>
+          <w:sz w:val="28"/>
+          <w:szCs w:val="28"/>
+        </w:rPr>
+      </w:pPr>
+      <w:r>
+        <w:rPr>
+          <w:rFonts w:ascii="Times New Roman" w:hAnsi="Times New Roman" w:cs="Times New Roman"/>
+          <w:sz w:val="28"/>
+          <w:szCs w:val="28"/>
+        </w:rPr>
+        <w:t>Возможность ввода информации о проекте (название, выбор методологии разработки).</w:t>
+      </w:r>
+    </w:p>
+    <w:p>
+      <w:pPr>
+        <w:pStyle w:val="a3"/>
+        <w:numPr>
+          <w:ilvl w:val="6"/>
+          <w:numId w:val="10"/>
+        </w:numPr>
+        <w:rPr>
+          <w:rFonts w:ascii="Times New Roman" w:hAnsi="Times New Roman" w:cs="Times New Roman"/>
+          <w:sz w:val="28"/>
+          <w:szCs w:val="28"/>
+        </w:rPr>
+      </w:pPr>
+      <w:r>
+        <w:rPr>
+          <w:rFonts w:ascii="Times New Roman" w:hAnsi="Times New Roman" w:cs="Times New Roman"/>
+          <w:sz w:val="28"/>
+          <w:szCs w:val="28"/>
+        </w:rPr>
+        <w:t>Возможность добавления разработчиков на проект(кнопка на странице проекта, отображающаяся только для администратора).</w:t>
+      </w:r>
+    </w:p>
+    <w:p>
+      <w:pPr>
+        <w:pStyle w:val="2"/>
+      </w:pPr>
+      <w:r>
+        <w:t xml:space="preserve"> </w:t>
+      </w:r>
+      <w:bookmarkStart w:id="27" w:name="_Toc197449574"/>
+      <w:r>
+        <w:t>Удаление проекта</w:t>
+      </w:r>
+      <w:bookmarkEnd w:id="27"/>
+    </w:p>
+    <w:p/>
+    <w:p>
+      <w:pPr>
+        <w:pStyle w:val="3"/>
+      </w:pPr>
+      <w:bookmarkStart w:id="28" w:name="_Toc197449575"/>
+      <w:r>
+        <w:t>Описание</w:t>
+      </w:r>
+      <w:bookmarkEnd w:id="28"/>
+    </w:p>
+    <w:p>
+      <w:pPr>
+        <w:ind w:firstLine="708"/>
+        <w:rPr>
+          <w:rFonts w:ascii="Times New Roman" w:hAnsi="Times New Roman" w:cs="Times New Roman"/>
+          <w:sz w:val="28"/>
+          <w:szCs w:val="28"/>
+        </w:rPr>
+      </w:pPr>
+      <w:r>
+        <w:rPr>
+          <w:rFonts w:ascii="Times New Roman" w:hAnsi="Times New Roman" w:cs="Times New Roman"/>
+          <w:sz w:val="28"/>
+          <w:szCs w:val="28"/>
+        </w:rPr>
+        <w:t>ы</w:t>
+      </w:r>
+      <w:r>
+        <w:rPr>
+          <w:rFonts w:ascii="Times New Roman" w:hAnsi="Times New Roman" w:cs="Times New Roman"/>
+          <w:sz w:val="28"/>
+          <w:szCs w:val="28"/>
+        </w:rPr>
+        <w:t>Функция позволяет администратору удалить проект и автоматически открепить всех разработчиков от этого проекта. Также вместе с проектом удаляются все задачи, созданные на этом проекте.</w:t>
+      </w:r>
+    </w:p>
+    <w:p>
+      <w:pPr>
+        <w:pStyle w:val="3"/>
+      </w:pPr>
+      <w:bookmarkStart w:id="29" w:name="_Toc197449576"/>
+      <w:r>
+        <w:t>Функциональные требования</w:t>
+      </w:r>
+      <w:bookmarkEnd w:id="29"/>
+    </w:p>
+    <w:p/>
+    <w:p>
+      <w:pPr>
+        <w:pStyle w:val="a3"/>
+        <w:numPr>
+          <w:ilvl w:val="6"/>
+          <w:numId w:val="10"/>
+        </w:numPr>
+        <w:rPr>
+          <w:rFonts w:ascii="Times New Roman" w:hAnsi="Times New Roman" w:cs="Times New Roman"/>
+          <w:sz w:val="28"/>
+          <w:szCs w:val="28"/>
+        </w:rPr>
+      </w:pPr>
+      <w:r>
+        <w:rPr>
+          <w:rFonts w:ascii="Times New Roman" w:hAnsi="Times New Roman" w:cs="Times New Roman"/>
+          <w:sz w:val="28"/>
+          <w:szCs w:val="28"/>
+        </w:rPr>
+        <w:lastRenderedPageBreak/>
+        <w:t>Кнопка «Удалить проект» на странице проекта, отображающаяся только для администратора, обеспечивающая удаление проекта.</w:t>
+      </w:r>
+    </w:p>
+    <w:p>
+      <w:pPr>
+        <w:pStyle w:val="a3"/>
+        <w:numPr>
+          <w:ilvl w:val="6"/>
+          <w:numId w:val="10"/>
+        </w:numPr>
+        <w:rPr>
+          <w:rFonts w:ascii="Times New Roman" w:hAnsi="Times New Roman" w:cs="Times New Roman"/>
+          <w:sz w:val="28"/>
+          <w:szCs w:val="28"/>
+        </w:rPr>
+      </w:pPr>
+      <w:r>
+        <w:rPr>
+          <w:rFonts w:ascii="Times New Roman" w:hAnsi="Times New Roman" w:cs="Times New Roman"/>
+          <w:sz w:val="28"/>
+          <w:szCs w:val="28"/>
+        </w:rPr>
+        <w:t>Автоматическое удаление всех задач, созданных на этом проекте и открепление всех разработчиков от этого проекта.</w:t>
+      </w:r>
+    </w:p>
+    <w:p>
+      <w:pPr>
+        <w:pStyle w:val="a3"/>
+        <w:numPr>
+          <w:ilvl w:val="6"/>
+          <w:numId w:val="10"/>
+        </w:numPr>
+        <w:rPr>
+          <w:rFonts w:ascii="Times New Roman" w:hAnsi="Times New Roman" w:cs="Times New Roman"/>
+          <w:sz w:val="28"/>
+          <w:szCs w:val="28"/>
+        </w:rPr>
+      </w:pPr>
+      <w:r>
+        <w:rPr>
+          <w:rFonts w:ascii="Times New Roman" w:hAnsi="Times New Roman" w:cs="Times New Roman"/>
+          <w:sz w:val="28"/>
+          <w:szCs w:val="28"/>
+        </w:rPr>
+        <w:t>Появления диалогового окна с подтверждением или отменой действия для предотвращения случайного удаления</w:t>
+      </w:r>
+    </w:p>
+    <w:p>
+      <w:pPr>
+        <w:pStyle w:val="2"/>
+      </w:pPr>
+      <w:r>
+        <w:t xml:space="preserve"> </w:t>
+      </w:r>
+      <w:bookmarkStart w:id="30" w:name="_Toc197449577"/>
+      <w:r>
+        <w:t>Прикрепление</w:t>
+      </w:r>
+      <w:r>
+        <w:t>/открепление</w:t>
+      </w:r>
+      <w:r>
+        <w:t xml:space="preserve"> разработчиков на проект</w:t>
+      </w:r>
+      <w:r>
+        <w:t>/с проекта</w:t>
+      </w:r>
+      <w:bookmarkEnd w:id="30"/>
+    </w:p>
+    <w:p>
+      <w:pPr>
+        <w:rPr>
+          <w:rFonts w:ascii="Times New Roman" w:hAnsi="Times New Roman" w:cs="Times New Roman"/>
+          <w:sz w:val="28"/>
+          <w:szCs w:val="28"/>
+        </w:rPr>
+      </w:pPr>
+    </w:p>
+    <w:p>
+      <w:pPr>
+        <w:pStyle w:val="3"/>
+      </w:pPr>
+      <w:bookmarkStart w:id="31" w:name="_Toc197449578"/>
+      <w:r>
+        <w:t>Описание</w:t>
+      </w:r>
+      <w:bookmarkEnd w:id="31"/>
+    </w:p>
+    <w:p>
+      <w:pPr>
+        <w:ind w:firstLine="708"/>
+        <w:rPr>
+          <w:rFonts w:ascii="Times New Roman" w:hAnsi="Times New Roman" w:cs="Times New Roman"/>
+          <w:sz w:val="28"/>
+          <w:szCs w:val="28"/>
+        </w:rPr>
+      </w:pPr>
+      <w:r>
+        <w:rPr>
+          <w:rFonts w:ascii="Times New Roman" w:hAnsi="Times New Roman" w:cs="Times New Roman"/>
+          <w:sz w:val="28"/>
+          <w:szCs w:val="28"/>
+        </w:rPr>
+        <w:t xml:space="preserve">Функция позволяет администратору прикреплять новых разработчиков на проект и откреплять уже прикреплённых с проекта. Для этого на странице проекта для администратора </w:t>
+      </w:r>
+      <w:r>
+        <w:rPr>
+          <w:rFonts w:ascii="Times New Roman" w:hAnsi="Times New Roman" w:cs="Times New Roman"/>
+          <w:sz w:val="28"/>
+          <w:szCs w:val="28"/>
+        </w:rPr>
+        <w:t>должна отображаться соответствующая кнопка.</w:t>
+      </w:r>
+    </w:p>
+    <w:p>
+      <w:pPr>
+        <w:pStyle w:val="3"/>
+      </w:pPr>
+      <w:bookmarkStart w:id="32" w:name="_Toc197449579"/>
+      <w:r>
+        <w:t>Функциональные требования</w:t>
+      </w:r>
+      <w:bookmarkEnd w:id="32"/>
+    </w:p>
+    <w:p>
+      <w:pPr>
+        <w:pStyle w:val="a3"/>
+        <w:numPr>
+          <w:ilvl w:val="6"/>
+          <w:numId w:val="10"/>
+        </w:numPr>
+        <w:rPr>
+          <w:rFonts w:ascii="Times New Roman" w:hAnsi="Times New Roman" w:cs="Times New Roman"/>
+          <w:sz w:val="28"/>
+          <w:szCs w:val="28"/>
+        </w:rPr>
+      </w:pPr>
+      <w:r>
+        <w:rPr>
+          <w:rFonts w:ascii="Times New Roman" w:hAnsi="Times New Roman" w:cs="Times New Roman"/>
+          <w:sz w:val="28"/>
+          <w:szCs w:val="28"/>
+        </w:rPr>
+        <w:t>Кнопка «Добавить разработчиков», отображающаяся только для администратора на странице проекта, которая выводит диалоговое окно, позволяющее выбрать конкретных разработчиков и добавить их на проект.</w:t>
+      </w:r>
+    </w:p>
+    <w:p>
+      <w:pPr>
+        <w:pStyle w:val="a3"/>
+        <w:numPr>
+          <w:ilvl w:val="6"/>
+          <w:numId w:val="10"/>
+        </w:numPr>
+        <w:rPr>
+          <w:rFonts w:ascii="Times New Roman" w:hAnsi="Times New Roman" w:cs="Times New Roman"/>
+          <w:sz w:val="28"/>
+          <w:szCs w:val="28"/>
+        </w:rPr>
+      </w:pPr>
+      <w:r>
+        <w:rPr>
+          <w:rFonts w:ascii="Times New Roman" w:hAnsi="Times New Roman" w:cs="Times New Roman"/>
+          <w:sz w:val="28"/>
+          <w:szCs w:val="28"/>
+        </w:rPr>
+        <w:t>Механизмы контроля, предусматривающие проверку количества проектов у каждого разработчика перед добавлением его на проект. В случае попытки превышения лимита должно выводиться сообщение, содержащее информацию о разработчике и причину, по которой он не может быть добавлен на проект.</w:t>
+      </w:r>
+    </w:p>
+    <w:p>
+      <w:pPr>
+        <w:pStyle w:val="1"/>
+      </w:pPr>
+      <w:bookmarkStart w:id="33" w:name="_Toc197449580"/>
+      <w:r>
+        <w:t>Требования к данным</w:t>
+      </w:r>
+      <w:bookmarkEnd w:id="33"/>
+    </w:p>
+    <w:p/>
+    <w:p>
+      <w:pPr>
+        <w:pStyle w:val="2"/>
+      </w:pPr>
+      <w:r>
+        <w:t xml:space="preserve"> </w:t>
+      </w:r>
+      <w:bookmarkStart w:id="34" w:name="_Toc197449581"/>
+      <w:r>
+        <w:t>Логическая модель данных</w:t>
+      </w:r>
+      <w:bookmarkEnd w:id="34"/>
+    </w:p>
+    <w:p>
+      <w:pPr>
+        <w:ind w:firstLine="357"/>
+        <w:rPr>
+          <w:rFonts w:ascii="Times New Roman" w:hAnsi="Times New Roman" w:cs="Times New Roman"/>
+          <w:sz w:val="28"/>
+          <w:szCs w:val="28"/>
+        </w:rPr>
+      </w:pPr>
+      <w:r>
+        <w:rPr>
+          <w:rFonts w:ascii="Times New Roman" w:hAnsi="Times New Roman" w:cs="Times New Roman"/>
+          <w:sz w:val="28"/>
+          <w:szCs w:val="28"/>
+        </w:rPr>
+        <w:t>Логическая модель данных описывает главные сущности и связи между ними в системе «Система управления проектами»</w:t>
+      </w:r>
+      <w:r>
+        <w:rPr>
+          <w:rFonts w:ascii="Times New Roman" w:hAnsi="Times New Roman" w:cs="Times New Roman"/>
+          <w:sz w:val="28"/>
+          <w:szCs w:val="28"/>
+        </w:rPr>
+        <w:t>:</w:t>
+      </w:r>
+    </w:p>
+    <w:p>
+      <w:pPr>
+        <w:pStyle w:val="a3"/>
+        <w:numPr>
+          <w:ilvl w:val="6"/>
+          <w:numId w:val="10"/>
+        </w:numPr>
+        <w:rPr>
+          <w:rFonts w:ascii="Times New Roman" w:hAnsi="Times New Roman" w:cs="Times New Roman"/>
+          <w:sz w:val="28"/>
+          <w:szCs w:val="28"/>
+        </w:rPr>
+      </w:pPr>
+      <w:r>
+        <w:rPr>
+          <w:rFonts w:ascii="Times New Roman" w:hAnsi="Times New Roman" w:cs="Times New Roman"/>
+          <w:sz w:val="28"/>
+          <w:szCs w:val="28"/>
+        </w:rPr>
+        <w:t xml:space="preserve">Проекты:  </w:t>
+      </w:r>
+      <w:r>
+        <w:rPr>
+          <w:rFonts w:ascii="Times New Roman" w:hAnsi="Times New Roman" w:cs="Times New Roman"/>
+          <w:sz w:val="28"/>
+          <w:szCs w:val="28"/>
+          <w:lang w:val="en-US"/>
+        </w:rPr>
+        <w:t>ID</w:t>
+      </w:r>
+      <w:r>
+        <w:rPr>
+          <w:rFonts w:ascii="Times New Roman" w:hAnsi="Times New Roman" w:cs="Times New Roman"/>
+          <w:sz w:val="28"/>
+          <w:szCs w:val="28"/>
+        </w:rPr>
+        <w:t xml:space="preserve"> </w:t>
+      </w:r>
+      <w:r>
+        <w:rPr>
+          <w:rFonts w:ascii="Times New Roman" w:hAnsi="Times New Roman" w:cs="Times New Roman"/>
+          <w:sz w:val="28"/>
+          <w:szCs w:val="28"/>
+        </w:rPr>
+        <w:t>проекта, название проекта, название методологии разработки</w:t>
+      </w:r>
+    </w:p>
+    <w:p>
+      <w:pPr>
+        <w:pStyle w:val="a3"/>
+        <w:numPr>
+          <w:ilvl w:val="6"/>
+          <w:numId w:val="10"/>
+        </w:numPr>
+        <w:rPr>
+          <w:rFonts w:ascii="Times New Roman" w:hAnsi="Times New Roman" w:cs="Times New Roman"/>
+          <w:sz w:val="28"/>
+          <w:szCs w:val="28"/>
+        </w:rPr>
+      </w:pPr>
+      <w:r>
+        <w:rPr>
+          <w:rFonts w:ascii="Times New Roman" w:hAnsi="Times New Roman" w:cs="Times New Roman"/>
+          <w:sz w:val="28"/>
+          <w:szCs w:val="28"/>
+        </w:rPr>
+        <w:t xml:space="preserve">Задачи: </w:t>
+      </w:r>
+      <w:r>
+        <w:rPr>
+          <w:rFonts w:ascii="Times New Roman" w:hAnsi="Times New Roman" w:cs="Times New Roman"/>
+          <w:sz w:val="28"/>
+          <w:szCs w:val="28"/>
+          <w:lang w:val="en-US"/>
+        </w:rPr>
+        <w:t>ID</w:t>
+      </w:r>
+      <w:r>
+        <w:rPr>
+          <w:rFonts w:ascii="Times New Roman" w:hAnsi="Times New Roman" w:cs="Times New Roman"/>
+          <w:sz w:val="28"/>
+          <w:szCs w:val="28"/>
+        </w:rPr>
+        <w:t xml:space="preserve">, </w:t>
+      </w:r>
+      <w:r>
+        <w:rPr>
+          <w:rFonts w:ascii="Times New Roman" w:hAnsi="Times New Roman" w:cs="Times New Roman"/>
+          <w:sz w:val="28"/>
+          <w:szCs w:val="28"/>
+        </w:rPr>
+        <w:t xml:space="preserve">Название задачи, её статус, описание (краткое и полное), </w:t>
+      </w:r>
+      <w:r>
+        <w:rPr>
+          <w:rFonts w:ascii="Times New Roman" w:hAnsi="Times New Roman" w:cs="Times New Roman"/>
+          <w:sz w:val="28"/>
+          <w:szCs w:val="28"/>
+        </w:rPr>
+        <w:t xml:space="preserve">примечания, разработчик, </w:t>
+      </w:r>
+      <w:r>
+        <w:rPr>
+          <w:rFonts w:ascii="Times New Roman" w:hAnsi="Times New Roman" w:cs="Times New Roman"/>
+          <w:sz w:val="28"/>
+          <w:szCs w:val="28"/>
+        </w:rPr>
+        <w:lastRenderedPageBreak/>
+        <w:t>которому прикреплена задача</w:t>
+      </w:r>
+      <w:r>
+        <w:rPr>
+          <w:rFonts w:ascii="Times New Roman" w:hAnsi="Times New Roman" w:cs="Times New Roman"/>
+          <w:sz w:val="28"/>
+          <w:szCs w:val="28"/>
+        </w:rPr>
+        <w:t>,</w:t>
+      </w:r>
+      <w:r>
+        <w:rPr>
+          <w:rFonts w:ascii="Times New Roman" w:hAnsi="Times New Roman" w:cs="Times New Roman"/>
+          <w:sz w:val="28"/>
+          <w:szCs w:val="28"/>
+          <w:lang w:val="en-US"/>
+        </w:rPr>
+        <w:t>id</w:t>
+      </w:r>
+      <w:r>
+        <w:rPr>
+          <w:rFonts w:ascii="Times New Roman" w:hAnsi="Times New Roman" w:cs="Times New Roman"/>
+          <w:sz w:val="28"/>
+          <w:szCs w:val="28"/>
+        </w:rPr>
+        <w:t xml:space="preserve"> </w:t>
+      </w:r>
+      <w:r>
+        <w:rPr>
+          <w:rFonts w:ascii="Times New Roman" w:hAnsi="Times New Roman" w:cs="Times New Roman"/>
+          <w:sz w:val="28"/>
+          <w:szCs w:val="28"/>
+        </w:rPr>
+        <w:t>проекта, в рамках которого создана задача</w:t>
+      </w:r>
+    </w:p>
+    <w:p>
+      <w:pPr>
+        <w:pStyle w:val="a3"/>
+        <w:numPr>
+          <w:ilvl w:val="6"/>
+          <w:numId w:val="10"/>
+        </w:numPr>
+        <w:rPr>
+          <w:rFonts w:ascii="Times New Roman" w:hAnsi="Times New Roman" w:cs="Times New Roman"/>
+          <w:sz w:val="28"/>
+          <w:szCs w:val="28"/>
+        </w:rPr>
+      </w:pPr>
+      <w:r>
+        <w:rPr>
+          <w:rFonts w:ascii="Times New Roman" w:hAnsi="Times New Roman" w:cs="Times New Roman"/>
+          <w:sz w:val="28"/>
+          <w:szCs w:val="28"/>
+        </w:rPr>
+        <w:t xml:space="preserve">Разработчики: </w:t>
+      </w:r>
+      <w:r>
+        <w:rPr>
+          <w:rFonts w:ascii="Times New Roman" w:hAnsi="Times New Roman" w:cs="Times New Roman"/>
+          <w:sz w:val="28"/>
+          <w:szCs w:val="28"/>
+          <w:lang w:val="en-US"/>
+        </w:rPr>
+        <w:t>ID</w:t>
+      </w:r>
+      <w:r>
+        <w:rPr>
+          <w:rFonts w:ascii="Times New Roman" w:hAnsi="Times New Roman" w:cs="Times New Roman"/>
+          <w:sz w:val="28"/>
+          <w:szCs w:val="28"/>
+        </w:rPr>
+        <w:t xml:space="preserve"> </w:t>
+      </w:r>
+      <w:r>
+        <w:rPr>
+          <w:rFonts w:ascii="Times New Roman" w:hAnsi="Times New Roman" w:cs="Times New Roman"/>
+          <w:sz w:val="28"/>
+          <w:szCs w:val="28"/>
+        </w:rPr>
+        <w:t xml:space="preserve">разработчика, </w:t>
+      </w:r>
+      <w:r>
+        <w:rPr>
+          <w:rFonts w:ascii="Times New Roman" w:hAnsi="Times New Roman" w:cs="Times New Roman"/>
+          <w:sz w:val="28"/>
+          <w:szCs w:val="28"/>
+          <w:lang w:val="en-US"/>
+        </w:rPr>
+        <w:t>Username</w:t>
+      </w:r>
+      <w:r>
+        <w:rPr>
+          <w:rFonts w:ascii="Times New Roman" w:hAnsi="Times New Roman" w:cs="Times New Roman"/>
+          <w:sz w:val="28"/>
+          <w:szCs w:val="28"/>
+        </w:rPr>
+        <w:t xml:space="preserve"> </w:t>
+      </w:r>
+      <w:r>
+        <w:rPr>
+          <w:rFonts w:ascii="Times New Roman" w:hAnsi="Times New Roman" w:cs="Times New Roman"/>
+          <w:sz w:val="28"/>
+          <w:szCs w:val="28"/>
+        </w:rPr>
+        <w:t>разработчика, почта, должность, проекты, на которые прикреплен разработчик</w:t>
+      </w:r>
+      <w:r>
+        <w:rPr>
+          <w:rFonts w:ascii="Times New Roman" w:hAnsi="Times New Roman" w:cs="Times New Roman"/>
+          <w:sz w:val="28"/>
+          <w:szCs w:val="28"/>
+        </w:rPr>
+        <w:t>, роль</w:t>
+      </w:r>
+      <w:r>
+        <w:rPr>
+          <w:rFonts w:ascii="Times New Roman" w:hAnsi="Times New Roman" w:cs="Times New Roman"/>
+          <w:sz w:val="28"/>
+          <w:szCs w:val="28"/>
+        </w:rPr>
+        <w:t xml:space="preserve"> </w:t>
+      </w:r>
+      <w:r>
+        <w:rPr>
+          <w:rFonts w:ascii="Times New Roman" w:hAnsi="Times New Roman" w:cs="Times New Roman"/>
+          <w:sz w:val="28"/>
+          <w:szCs w:val="28"/>
+        </w:rPr>
+        <w:t>(Администратор/пользователь).</w:t>
+      </w:r>
+    </w:p>
+    <w:p>
+      <w:pPr>
+        <w:pStyle w:val="2"/>
+      </w:pPr>
+      <w:bookmarkStart w:id="35" w:name="_Toc197449582"/>
+      <w:r>
+        <w:t>Словарь данных</w:t>
+      </w:r>
+      <w:bookmarkEnd w:id="35"/>
+    </w:p>
+    <w:p>
+      <w:pPr>
+        <w:rPr>
+          <w:rFonts w:ascii="Times New Roman" w:hAnsi="Times New Roman" w:cs="Times New Roman"/>
+          <w:sz w:val="28"/>
+          <w:szCs w:val="28"/>
+        </w:rPr>
+      </w:pPr>
+      <w:r>
+        <w:rPr>
+          <w:rFonts w:ascii="Times New Roman" w:hAnsi="Times New Roman" w:cs="Times New Roman"/>
+          <w:sz w:val="28"/>
+          <w:szCs w:val="28"/>
+        </w:rPr>
+        <w:t>Словарь данных программного средства «Система управления проектами» включает в себя следующие описани</w:t>
+      </w:r>
+      <w:r>
+        <w:rPr>
+          <w:rFonts w:ascii="Times New Roman" w:hAnsi="Times New Roman" w:cs="Times New Roman"/>
+          <w:sz w:val="28"/>
+          <w:szCs w:val="28"/>
+        </w:rPr>
+        <w:t>я:</w:t>
+      </w:r>
+    </w:p>
+    <w:p>
+      <w:pPr>
+        <w:rPr>
+          <w:rFonts w:ascii="Times New Roman" w:hAnsi="Times New Roman" w:cs="Times New Roman"/>
+          <w:sz w:val="28"/>
+          <w:szCs w:val="28"/>
+          <w:u w:val="single"/>
+        </w:rPr>
+      </w:pPr>
+      <w:r>
+        <w:rPr>
+          <w:rFonts w:ascii="Times New Roman" w:hAnsi="Times New Roman" w:cs="Times New Roman"/>
+          <w:sz w:val="28"/>
+          <w:szCs w:val="28"/>
+          <w:u w:val="single"/>
+        </w:rPr>
+        <w:t>Проекты:</w:t>
+      </w:r>
+    </w:p>
+    <w:p>
+      <w:pPr>
+        <w:pStyle w:val="a3"/>
+        <w:numPr>
+          <w:ilvl w:val="0"/>
+          <w:numId w:val="13"/>
+        </w:numPr>
+        <w:rPr>
+          <w:rFonts w:ascii="Times New Roman" w:hAnsi="Times New Roman" w:cs="Times New Roman"/>
+          <w:sz w:val="28"/>
+          <w:szCs w:val="28"/>
+        </w:rPr>
+      </w:pPr>
+      <w:r>
+        <w:rPr>
+          <w:rFonts w:ascii="Times New Roman" w:hAnsi="Times New Roman" w:cs="Times New Roman"/>
+          <w:sz w:val="28"/>
+          <w:szCs w:val="28"/>
+          <w:lang w:val="en-US"/>
+        </w:rPr>
+        <w:t>ID</w:t>
+      </w:r>
+      <w:r>
+        <w:rPr>
+          <w:rFonts w:ascii="Times New Roman" w:hAnsi="Times New Roman" w:cs="Times New Roman"/>
+          <w:sz w:val="28"/>
+          <w:szCs w:val="28"/>
+        </w:rPr>
+        <w:t xml:space="preserve"> </w:t>
+      </w:r>
+      <w:r>
+        <w:rPr>
+          <w:rFonts w:ascii="Times New Roman" w:hAnsi="Times New Roman" w:cs="Times New Roman"/>
+          <w:sz w:val="28"/>
+          <w:szCs w:val="28"/>
+        </w:rPr>
+        <w:t>(</w:t>
+      </w:r>
+      <w:r>
+        <w:rPr>
+          <w:rFonts w:ascii="Times New Roman" w:hAnsi="Times New Roman" w:cs="Times New Roman"/>
+          <w:sz w:val="28"/>
+          <w:szCs w:val="28"/>
+        </w:rPr>
+        <w:t>число</w:t>
+      </w:r>
+      <w:r>
+        <w:rPr>
+          <w:rFonts w:ascii="Times New Roman" w:hAnsi="Times New Roman" w:cs="Times New Roman"/>
+          <w:sz w:val="28"/>
+          <w:szCs w:val="28"/>
+        </w:rPr>
+        <w:t>)</w:t>
+      </w:r>
+      <w:r>
+        <w:rPr>
+          <w:rFonts w:ascii="Times New Roman" w:hAnsi="Times New Roman" w:cs="Times New Roman"/>
+          <w:sz w:val="28"/>
+          <w:szCs w:val="28"/>
+        </w:rPr>
+        <w:t xml:space="preserve"> – Уникальный числовой идентификатор проекта</w:t>
+      </w:r>
+    </w:p>
+    <w:p>
+      <w:pPr>
+        <w:pStyle w:val="a3"/>
+        <w:numPr>
+          <w:ilvl w:val="0"/>
+          <w:numId w:val="13"/>
+        </w:numPr>
+        <w:rPr>
+          <w:rFonts w:ascii="Times New Roman" w:hAnsi="Times New Roman" w:cs="Times New Roman"/>
+          <w:sz w:val="28"/>
+          <w:szCs w:val="28"/>
+        </w:rPr>
+      </w:pPr>
+      <w:r>
+        <w:rPr>
+          <w:rFonts w:ascii="Times New Roman" w:hAnsi="Times New Roman" w:cs="Times New Roman"/>
+          <w:sz w:val="28"/>
+          <w:szCs w:val="28"/>
+        </w:rPr>
+        <w:t xml:space="preserve">Название (строка) </w:t>
+      </w:r>
+      <w:r>
+        <w:rPr>
+          <w:rFonts w:ascii="Times New Roman" w:hAnsi="Times New Roman" w:cs="Times New Roman"/>
+          <w:sz w:val="28"/>
+          <w:szCs w:val="28"/>
+        </w:rPr>
+        <w:t>–</w:t>
+      </w:r>
+      <w:r>
+        <w:rPr>
+          <w:rFonts w:ascii="Times New Roman" w:hAnsi="Times New Roman" w:cs="Times New Roman"/>
+          <w:sz w:val="28"/>
+          <w:szCs w:val="28"/>
+        </w:rPr>
+        <w:t xml:space="preserve"> </w:t>
+      </w:r>
+      <w:r>
+        <w:rPr>
+          <w:rFonts w:ascii="Times New Roman" w:hAnsi="Times New Roman" w:cs="Times New Roman"/>
+          <w:sz w:val="28"/>
+          <w:szCs w:val="28"/>
+        </w:rPr>
+        <w:t>наименование проекта</w:t>
+      </w:r>
+    </w:p>
+    <w:p>
+      <w:pPr>
+        <w:pStyle w:val="a3"/>
+        <w:numPr>
+          <w:ilvl w:val="0"/>
+          <w:numId w:val="13"/>
+        </w:numPr>
+        <w:rPr>
+          <w:rFonts w:ascii="Times New Roman" w:hAnsi="Times New Roman" w:cs="Times New Roman"/>
+          <w:sz w:val="28"/>
+          <w:szCs w:val="28"/>
+        </w:rPr>
+      </w:pPr>
+      <w:r>
+        <w:rPr>
+          <w:rFonts w:ascii="Times New Roman" w:hAnsi="Times New Roman" w:cs="Times New Roman"/>
+          <w:sz w:val="28"/>
+          <w:szCs w:val="28"/>
+        </w:rPr>
+        <w:t>Методология разработки (строка) – Наименование методологии разработки, используемой на проекте.</w:t>
+      </w:r>
+    </w:p>
+    <w:p>
+      <w:pPr>
+        <w:rPr>
+          <w:rFonts w:ascii="Times New Roman" w:hAnsi="Times New Roman" w:cs="Times New Roman"/>
+          <w:sz w:val="28"/>
+          <w:szCs w:val="28"/>
+          <w:u w:val="single"/>
+        </w:rPr>
+      </w:pPr>
+      <w:r>
+        <w:rPr>
+          <w:rFonts w:ascii="Times New Roman" w:hAnsi="Times New Roman" w:cs="Times New Roman"/>
+          <w:sz w:val="28"/>
+          <w:szCs w:val="28"/>
+          <w:u w:val="single"/>
+        </w:rPr>
+        <w:t>Задачи:</w:t>
+      </w:r>
+    </w:p>
+    <w:p>
+      <w:pPr>
+        <w:pStyle w:val="a3"/>
+        <w:numPr>
+          <w:ilvl w:val="0"/>
+          <w:numId w:val="14"/>
+        </w:numPr>
+        <w:rPr>
+          <w:rFonts w:ascii="Times New Roman" w:hAnsi="Times New Roman" w:cs="Times New Roman"/>
+          <w:sz w:val="28"/>
+          <w:szCs w:val="28"/>
+          <w:u w:val="single"/>
+        </w:rPr>
+      </w:pPr>
+      <w:r>
+        <w:rPr>
+          <w:rFonts w:ascii="Times New Roman" w:hAnsi="Times New Roman" w:cs="Times New Roman"/>
+          <w:sz w:val="28"/>
+          <w:szCs w:val="28"/>
+          <w:lang w:val="en-US"/>
+        </w:rPr>
+        <w:t>ID</w:t>
+      </w:r>
+      <w:r>
+        <w:rPr>
+          <w:rFonts w:ascii="Times New Roman" w:hAnsi="Times New Roman" w:cs="Times New Roman"/>
+          <w:sz w:val="28"/>
+          <w:szCs w:val="28"/>
+        </w:rPr>
+        <w:t>(</w:t>
+      </w:r>
+      <w:r>
+        <w:rPr>
+          <w:rFonts w:ascii="Times New Roman" w:hAnsi="Times New Roman" w:cs="Times New Roman"/>
+          <w:sz w:val="28"/>
+          <w:szCs w:val="28"/>
+        </w:rPr>
+        <w:t>число</w:t>
+      </w:r>
+      <w:r>
+        <w:rPr>
+          <w:rFonts w:ascii="Times New Roman" w:hAnsi="Times New Roman" w:cs="Times New Roman"/>
+          <w:sz w:val="28"/>
+          <w:szCs w:val="28"/>
+        </w:rPr>
+        <w:t>)</w:t>
+      </w:r>
+      <w:r>
+        <w:rPr>
+          <w:rFonts w:ascii="Times New Roman" w:hAnsi="Times New Roman" w:cs="Times New Roman"/>
+          <w:sz w:val="28"/>
+          <w:szCs w:val="28"/>
+        </w:rPr>
+        <w:t xml:space="preserve"> – Уникальный числовой идентификатор задачи</w:t>
+      </w:r>
+    </w:p>
+    <w:p>
+      <w:pPr>
+        <w:pStyle w:val="a3"/>
+        <w:numPr>
+          <w:ilvl w:val="0"/>
+          <w:numId w:val="14"/>
+        </w:numPr>
+        <w:rPr>
+          <w:rFonts w:ascii="Times New Roman" w:hAnsi="Times New Roman" w:cs="Times New Roman"/>
+          <w:sz w:val="28"/>
+          <w:szCs w:val="28"/>
+          <w:u w:val="single"/>
+        </w:rPr>
+      </w:pPr>
+      <w:r>
+        <w:rPr>
+          <w:rFonts w:ascii="Times New Roman" w:hAnsi="Times New Roman" w:cs="Times New Roman"/>
+          <w:sz w:val="28"/>
+          <w:szCs w:val="28"/>
+        </w:rPr>
+        <w:t>Название(строка) – наименование задачи</w:t>
+      </w:r>
+    </w:p>
+    <w:p>
+      <w:pPr>
+        <w:pStyle w:val="a3"/>
+        <w:numPr>
+          <w:ilvl w:val="0"/>
+          <w:numId w:val="14"/>
+        </w:numPr>
+        <w:rPr>
+          <w:rFonts w:ascii="Times New Roman" w:hAnsi="Times New Roman" w:cs="Times New Roman"/>
+          <w:sz w:val="28"/>
+          <w:szCs w:val="28"/>
+          <w:u w:val="single"/>
+        </w:rPr>
+      </w:pPr>
+      <w:r>
+        <w:rPr>
+          <w:rFonts w:ascii="Times New Roman" w:hAnsi="Times New Roman" w:cs="Times New Roman"/>
+          <w:sz w:val="28"/>
+          <w:szCs w:val="28"/>
+        </w:rPr>
+        <w:t>Статус(строка) – статус задачи в данный момент</w:t>
+      </w:r>
+    </w:p>
+    <w:p>
+      <w:pPr>
+        <w:pStyle w:val="a3"/>
+        <w:numPr>
+          <w:ilvl w:val="0"/>
+          <w:numId w:val="14"/>
+        </w:numPr>
+        <w:rPr>
+          <w:rFonts w:ascii="Times New Roman" w:hAnsi="Times New Roman" w:cs="Times New Roman"/>
+          <w:sz w:val="28"/>
+          <w:szCs w:val="28"/>
+          <w:u w:val="single"/>
+        </w:rPr>
+      </w:pPr>
+      <w:r>
+        <w:rPr>
+          <w:rFonts w:ascii="Times New Roman" w:hAnsi="Times New Roman" w:cs="Times New Roman"/>
+          <w:sz w:val="28"/>
+          <w:szCs w:val="28"/>
+        </w:rPr>
+        <w:t>Краткое описание(строка) – краткое описание задачи, отображаемое на карточке задачи</w:t>
+      </w:r>
+    </w:p>
+    <w:p>
+      <w:pPr>
+        <w:pStyle w:val="a3"/>
+        <w:numPr>
+          <w:ilvl w:val="0"/>
+          <w:numId w:val="14"/>
+        </w:numPr>
+        <w:rPr>
+          <w:rFonts w:ascii="Times New Roman" w:hAnsi="Times New Roman" w:cs="Times New Roman"/>
+          <w:sz w:val="28"/>
+          <w:szCs w:val="28"/>
+          <w:u w:val="single"/>
+        </w:rPr>
+      </w:pPr>
+      <w:r>
+        <w:rPr>
+          <w:rFonts w:ascii="Times New Roman" w:hAnsi="Times New Roman" w:cs="Times New Roman"/>
+          <w:sz w:val="28"/>
+          <w:szCs w:val="28"/>
+        </w:rPr>
+        <w:t>Полное описание(строка) - полное описание задачи, отображаемое при  просмотре подробной информации по задаче</w:t>
+      </w:r>
+    </w:p>
+    <w:p>
+      <w:pPr>
+        <w:pStyle w:val="a3"/>
+        <w:numPr>
+          <w:ilvl w:val="0"/>
+          <w:numId w:val="14"/>
+        </w:numPr>
+        <w:rPr>
+          <w:rFonts w:ascii="Times New Roman" w:hAnsi="Times New Roman" w:cs="Times New Roman"/>
+          <w:sz w:val="28"/>
+          <w:szCs w:val="28"/>
+          <w:u w:val="single"/>
+        </w:rPr>
+      </w:pPr>
+      <w:r>
+        <w:rPr>
+          <w:rFonts w:ascii="Times New Roman" w:hAnsi="Times New Roman" w:cs="Times New Roman"/>
+          <w:sz w:val="28"/>
+          <w:szCs w:val="28"/>
+          <w:lang w:val="en-US"/>
+        </w:rPr>
+        <w:t>ID</w:t>
+      </w:r>
+      <w:r>
+        <w:rPr>
+          <w:rFonts w:ascii="Times New Roman" w:hAnsi="Times New Roman" w:cs="Times New Roman"/>
+          <w:sz w:val="28"/>
+          <w:szCs w:val="28"/>
+        </w:rPr>
+        <w:t xml:space="preserve"> </w:t>
+      </w:r>
+      <w:r>
+        <w:rPr>
+          <w:rFonts w:ascii="Times New Roman" w:hAnsi="Times New Roman" w:cs="Times New Roman"/>
+          <w:sz w:val="28"/>
+          <w:szCs w:val="28"/>
+        </w:rPr>
+        <w:t>проекта(число) – уникальный числовой идентификатор проекта, в рамках которого реализуется задача.</w:t>
+      </w:r>
     </w:p>
     <w:sectPr>
       <w:pgSz w:w="11906" w:h="16838"/>
@@ -5126,6 +7163,119 @@
     </w:lvl>
   </w:abstractNum>
   <w:abstractNum w:abstractNumId="7" w15:restartNumberingAfterBreak="0">
+    <w:nsid w:val="36853F2C"/>
+    <w:multiLevelType w:val="hybridMultilevel"/>
+    <w:tmpl w:val="824C4388"/>
+    <w:lvl w:ilvl="0" w:tplc="04190001">
+      <w:start w:val="1"/>
+      <w:numFmt w:val="bullet"/>
+      <w:lvlText w:val=""/>
+      <w:lvlJc w:val="left"/>
+      <w:pPr>
+        <w:ind w:left="720" w:hanging="360"/>
+      </w:pPr>
+      <w:rPr>
+        <w:rFonts w:ascii="Symbol" w:hAnsi="Symbol" w:hint="default"/>
+      </w:rPr>
+    </w:lvl>
+    <w:lvl w:ilvl="1" w:tplc="04190003" w:tentative="1">
+      <w:start w:val="1"/>
+      <w:numFmt w:val="bullet"/>
+      <w:lvlText w:val="o"/>
+      <w:lvlJc w:val="left"/>
+      <w:pPr>
+        <w:ind w:left="1440" w:hanging="360"/>
+      </w:pPr>
+      <w:rPr>
+        <w:rFonts w:ascii="Courier New" w:hAnsi="Courier New" w:cs="Courier New" w:hint="default"/>
+      </w:rPr>
+    </w:lvl>
+    <w:lvl w:ilvl="2" w:tplc="04190005" w:tentative="1">
+      <w:start w:val="1"/>
+      <w:numFmt w:val="bullet"/>
+      <w:lvlText w:val=""/>
+      <w:lvlJc w:val="left"/>
+      <w:pPr>
+        <w:ind w:left="2160" w:hanging="360"/>
+      </w:pPr>
+      <w:rPr>
+        <w:rFonts w:ascii="Wingdings" w:hAnsi="Wingdings" w:hint="default"/>
+      </w:rPr>
+    </w:lvl>
+    <w:lvl w:ilvl="3" w:tplc="04190001" w:tentative="1">
+      <w:start w:val="1"/>
+      <w:numFmt w:val="bullet"/>
+      <w:lvlText w:val=""/>
+      <w:lvlJc w:val="left"/>
+      <w:pPr>
+        <w:ind w:left="2880" w:hanging="360"/>
+      </w:pPr>
+      <w:rPr>
+        <w:rFonts w:ascii="Symbol" w:hAnsi="Symbol" w:hint="default"/>
+      </w:rPr>
+    </w:lvl>
+    <w:lvl w:ilvl="4" w:tplc="04190003" w:tentative="1">
+      <w:start w:val="1"/>
+      <w:numFmt w:val="bullet"/>
+      <w:lvlText w:val="o"/>
+      <w:lvlJc w:val="left"/>
+      <w:pPr>
+        <w:ind w:left="3600" w:hanging="360"/>
+      </w:pPr>
+      <w:rPr>
+        <w:rFonts w:ascii="Courier New" w:hAnsi="Courier New" w:cs="Courier New" w:hint="default"/>
+      </w:rPr>
+    </w:lvl>
+    <w:lvl w:ilvl="5" w:tplc="04190005" w:tentative="1">
+      <w:start w:val="1"/>
+      <w:numFmt w:val="bullet"/>
+      <w:lvlText w:val=""/>
+      <w:lvlJc w:val="left"/>
+      <w:pPr>
+        <w:ind w:left="4320" w:hanging="360"/>
+      </w:pPr>
+      <w:rPr>
+        <w:rFonts w:ascii="Wingdings" w:hAnsi="Wingdings" w:hint="default"/>
+      </w:rPr>
+    </w:lvl>
+    <w:lvl w:ilvl="6" w:tplc="04190001" w:tentative="1">
+      <w:start w:val="1"/>
+      <w:numFmt w:val="bullet"/>
+      <w:lvlText w:val=""/>
+      <w:lvlJc w:val="left"/>
+      <w:pPr>
+        <w:ind w:left="5040" w:hanging="360"/>
+      </w:pPr>
+      <w:rPr>
+        <w:rFonts w:ascii="Symbol" w:hAnsi="Symbol" w:hint="default"/>
+      </w:rPr>
+    </w:lvl>
+    <w:lvl w:ilvl="7" w:tplc="04190003" w:tentative="1">
+      <w:start w:val="1"/>
+      <w:numFmt w:val="bullet"/>
+      <w:lvlText w:val="o"/>
+      <w:lvlJc w:val="left"/>
+      <w:pPr>
+        <w:ind w:left="5760" w:hanging="360"/>
+      </w:pPr>
+      <w:rPr>
+        <w:rFonts w:ascii="Courier New" w:hAnsi="Courier New" w:cs="Courier New" w:hint="default"/>
+      </w:rPr>
+    </w:lvl>
+    <w:lvl w:ilvl="8" w:tplc="04190005" w:tentative="1">
+      <w:start w:val="1"/>
+      <w:numFmt w:val="bullet"/>
+      <w:lvlText w:val=""/>
+      <w:lvlJc w:val="left"/>
+      <w:pPr>
+        <w:ind w:left="6480" w:hanging="360"/>
+      </w:pPr>
+      <w:rPr>
+        <w:rFonts w:ascii="Wingdings" w:hAnsi="Wingdings" w:hint="default"/>
+      </w:rPr>
+    </w:lvl>
+  </w:abstractNum>
+  <w:abstractNum w:abstractNumId="8" w15:restartNumberingAfterBreak="0">
     <w:nsid w:val="3DFD5889"/>
     <w:multiLevelType w:val="hybridMultilevel"/>
     <w:tmpl w:val="035E6A52"/>
@@ -5214,7 +7364,7 @@
       </w:pPr>
     </w:lvl>
   </w:abstractNum>
-  <w:abstractNum w:abstractNumId="8" w15:restartNumberingAfterBreak="0">
+  <w:abstractNum w:abstractNumId="9" w15:restartNumberingAfterBreak="0">
     <w:nsid w:val="45E112A7"/>
     <w:multiLevelType w:val="multilevel"/>
     <w:tmpl w:val="770EDC50"/>
@@ -5336,7 +7486,7 @@
       </w:rPr>
     </w:lvl>
   </w:abstractNum>
-  <w:abstractNum w:abstractNumId="9" w15:restartNumberingAfterBreak="0">
+  <w:abstractNum w:abstractNumId="10" w15:restartNumberingAfterBreak="0">
     <w:nsid w:val="56000A38"/>
     <w:multiLevelType w:val="multilevel"/>
     <w:tmpl w:val="770EDC50"/>
@@ -5458,17 +7608,130 @@
       </w:rPr>
     </w:lvl>
   </w:abstractNum>
+  <w:abstractNum w:abstractNumId="11" w15:restartNumberingAfterBreak="0">
+    <w:nsid w:val="7BE55D71"/>
+    <w:multiLevelType w:val="hybridMultilevel"/>
+    <w:tmpl w:val="E68C132C"/>
+    <w:lvl w:ilvl="0" w:tplc="04190001">
+      <w:start w:val="1"/>
+      <w:numFmt w:val="bullet"/>
+      <w:lvlText w:val=""/>
+      <w:lvlJc w:val="left"/>
+      <w:pPr>
+        <w:ind w:left="720" w:hanging="360"/>
+      </w:pPr>
+      <w:rPr>
+        <w:rFonts w:ascii="Symbol" w:hAnsi="Symbol" w:hint="default"/>
+      </w:rPr>
+    </w:lvl>
+    <w:lvl w:ilvl="1" w:tplc="04190003" w:tentative="1">
+      <w:start w:val="1"/>
+      <w:numFmt w:val="bullet"/>
+      <w:lvlText w:val="o"/>
+      <w:lvlJc w:val="left"/>
+      <w:pPr>
+        <w:ind w:left="1440" w:hanging="360"/>
+      </w:pPr>
+      <w:rPr>
+        <w:rFonts w:ascii="Courier New" w:hAnsi="Courier New" w:cs="Courier New" w:hint="default"/>
+      </w:rPr>
+    </w:lvl>
+    <w:lvl w:ilvl="2" w:tplc="04190005" w:tentative="1">
+      <w:start w:val="1"/>
+      <w:numFmt w:val="bullet"/>
+      <w:lvlText w:val=""/>
+      <w:lvlJc w:val="left"/>
+      <w:pPr>
+        <w:ind w:left="2160" w:hanging="360"/>
+      </w:pPr>
+      <w:rPr>
+        <w:rFonts w:ascii="Wingdings" w:hAnsi="Wingdings" w:hint="default"/>
+      </w:rPr>
+    </w:lvl>
+    <w:lvl w:ilvl="3" w:tplc="04190001" w:tentative="1">
+      <w:start w:val="1"/>
+      <w:numFmt w:val="bullet"/>
+      <w:lvlText w:val=""/>
+      <w:lvlJc w:val="left"/>
+      <w:pPr>
+        <w:ind w:left="2880" w:hanging="360"/>
+      </w:pPr>
+      <w:rPr>
+        <w:rFonts w:ascii="Symbol" w:hAnsi="Symbol" w:hint="default"/>
+      </w:rPr>
+    </w:lvl>
+    <w:lvl w:ilvl="4" w:tplc="04190003" w:tentative="1">
+      <w:start w:val="1"/>
+      <w:numFmt w:val="bullet"/>
+      <w:lvlText w:val="o"/>
+      <w:lvlJc w:val="left"/>
+      <w:pPr>
+        <w:ind w:left="3600" w:hanging="360"/>
+      </w:pPr>
+      <w:rPr>
+        <w:rFonts w:ascii="Courier New" w:hAnsi="Courier New" w:cs="Courier New" w:hint="default"/>
+      </w:rPr>
+    </w:lvl>
+    <w:lvl w:ilvl="5" w:tplc="04190005" w:tentative="1">
+      <w:start w:val="1"/>
+      <w:numFmt w:val="bullet"/>
+      <w:lvlText w:val=""/>
+      <w:lvlJc w:val="left"/>
+      <w:pPr>
+        <w:ind w:left="4320" w:hanging="360"/>
+      </w:pPr>
+      <w:rPr>
+        <w:rFonts w:ascii="Wingdings" w:hAnsi="Wingdings" w:hint="default"/>
+      </w:rPr>
+    </w:lvl>
+    <w:lvl w:ilvl="6" w:tplc="04190001" w:tentative="1">
+      <w:start w:val="1"/>
+      <w:numFmt w:val="bullet"/>
+      <w:lvlText w:val=""/>
+      <w:lvlJc w:val="left"/>
+      <w:pPr>
+        <w:ind w:left="5040" w:hanging="360"/>
+      </w:pPr>
+      <w:rPr>
+        <w:rFonts w:ascii="Symbol" w:hAnsi="Symbol" w:hint="default"/>
+      </w:rPr>
+    </w:lvl>
+    <w:lvl w:ilvl="7" w:tplc="04190003" w:tentative="1">
+      <w:start w:val="1"/>
+      <w:numFmt w:val="bullet"/>
+      <w:lvlText w:val="o"/>
+      <w:lvlJc w:val="left"/>
+      <w:pPr>
+        <w:ind w:left="5760" w:hanging="360"/>
+      </w:pPr>
+      <w:rPr>
+        <w:rFonts w:ascii="Courier New" w:hAnsi="Courier New" w:cs="Courier New" w:hint="default"/>
+      </w:rPr>
+    </w:lvl>
+    <w:lvl w:ilvl="8" w:tplc="04190005" w:tentative="1">
+      <w:start w:val="1"/>
+      <w:numFmt w:val="bullet"/>
+      <w:lvlText w:val=""/>
+      <w:lvlJc w:val="left"/>
+      <w:pPr>
+        <w:ind w:left="6480" w:hanging="360"/>
+      </w:pPr>
+      <w:rPr>
+        <w:rFonts w:ascii="Wingdings" w:hAnsi="Wingdings" w:hint="default"/>
+      </w:rPr>
+    </w:lvl>
+  </w:abstractNum>
   <w:num w:numId="1">
-    <w:abstractNumId w:val="9"/>
+    <w:abstractNumId w:val="10"/>
   </w:num>
   <w:num w:numId="2">
     <w:abstractNumId w:val="2"/>
   </w:num>
   <w:num w:numId="3">
-    <w:abstractNumId w:val="8"/>
+    <w:abstractNumId w:val="9"/>
   </w:num>
   <w:num w:numId="4">
-    <w:abstractNumId w:val="9"/>
+    <w:abstractNumId w:val="10"/>
     <w:lvlOverride w:ilvl="0">
       <w:startOverride w:val="1"/>
     </w:lvlOverride>
@@ -5534,7 +7797,7 @@
     </w:lvlOverride>
   </w:num>
   <w:num w:numId="8">
-    <w:abstractNumId w:val="7"/>
+    <w:abstractNumId w:val="8"/>
   </w:num>
   <w:num w:numId="9">
     <w:abstractNumId w:val="5"/>
@@ -5547,6 +7810,12 @@
   </w:num>
   <w:num w:numId="12">
     <w:abstractNumId w:val="0"/>
+  </w:num>
+  <w:num w:numId="13">
+    <w:abstractNumId w:val="11"/>
+  </w:num>
+  <w:num w:numId="14">
+    <w:abstractNumId w:val="7"/>
   </w:num>
 </w:numbering>
 </file>

--- a/RDA/Labs/lab4/Спецификация требований по Вигерсу.docx
+++ b/RDA/Labs/lab4/Спецификация требований по Вигерсу.docx
@@ -60,7 +60,7 @@
           <w:r>
             <w:fldChar w:fldCharType="separate"/>
           </w:r>
-          <w:hyperlink w:anchor="_Toc197449547" w:history="1">
+          <w:hyperlink w:anchor="_Toc197505615" w:history="1">
             <w:r>
               <w:rPr>
                 <w:rStyle w:val="a5"/>
@@ -102,7 +102,7 @@
                 <w:noProof/>
                 <w:webHidden/>
               </w:rPr>
-              <w:instrText xml:space="preserve"> PAGEREF _Toc197449547 \h </w:instrText>
+              <w:instrText xml:space="preserve"> PAGEREF _Toc197505615 \h </w:instrText>
             </w:r>
             <w:r>
               <w:rPr>
@@ -146,7 +146,7 @@
               <w:lang w:eastAsia="ru-RU"/>
             </w:rPr>
           </w:pPr>
-          <w:hyperlink w:anchor="_Toc197449548" w:history="1">
+          <w:hyperlink w:anchor="_Toc197505616" w:history="1">
             <w:r>
               <w:rPr>
                 <w:rStyle w:val="a5"/>
@@ -188,7 +188,7 @@
                 <w:noProof/>
                 <w:webHidden/>
               </w:rPr>
-              <w:instrText xml:space="preserve"> PAGEREF _Toc197449548 \h </w:instrText>
+              <w:instrText xml:space="preserve"> PAGEREF _Toc197505616 \h </w:instrText>
             </w:r>
             <w:r>
               <w:rPr>
@@ -232,7 +232,7 @@
               <w:lang w:eastAsia="ru-RU"/>
             </w:rPr>
           </w:pPr>
-          <w:hyperlink w:anchor="_Toc197449549" w:history="1">
+          <w:hyperlink w:anchor="_Toc197505617" w:history="1">
             <w:r>
               <w:rPr>
                 <w:rStyle w:val="a5"/>
@@ -274,7 +274,7 @@
                 <w:noProof/>
                 <w:webHidden/>
               </w:rPr>
-              <w:instrText xml:space="preserve"> PAGEREF _Toc197449549 \h </w:instrText>
+              <w:instrText xml:space="preserve"> PAGEREF _Toc197505617 \h </w:instrText>
             </w:r>
             <w:r>
               <w:rPr>
@@ -318,7 +318,7 @@
               <w:lang w:eastAsia="ru-RU"/>
             </w:rPr>
           </w:pPr>
-          <w:hyperlink w:anchor="_Toc197449550" w:history="1">
+          <w:hyperlink w:anchor="_Toc197505618" w:history="1">
             <w:r>
               <w:rPr>
                 <w:rStyle w:val="a5"/>
@@ -360,7 +360,7 @@
                 <w:noProof/>
                 <w:webHidden/>
               </w:rPr>
-              <w:instrText xml:space="preserve"> PAGEREF _Toc197449550 \h </w:instrText>
+              <w:instrText xml:space="preserve"> PAGEREF _Toc197505618 \h </w:instrText>
             </w:r>
             <w:r>
               <w:rPr>
@@ -404,7 +404,7 @@
               <w:lang w:eastAsia="ru-RU"/>
             </w:rPr>
           </w:pPr>
-          <w:hyperlink w:anchor="_Toc197449551" w:history="1">
+          <w:hyperlink w:anchor="_Toc197505619" w:history="1">
             <w:r>
               <w:rPr>
                 <w:rStyle w:val="a5"/>
@@ -446,7 +446,7 @@
                 <w:noProof/>
                 <w:webHidden/>
               </w:rPr>
-              <w:instrText xml:space="preserve"> PAGEREF _Toc197449551 \h </w:instrText>
+              <w:instrText xml:space="preserve"> PAGEREF _Toc197505619 \h </w:instrText>
             </w:r>
             <w:r>
               <w:rPr>
@@ -490,7 +490,7 @@
               <w:lang w:eastAsia="ru-RU"/>
             </w:rPr>
           </w:pPr>
-          <w:hyperlink w:anchor="_Toc197449552" w:history="1">
+          <w:hyperlink w:anchor="_Toc197505620" w:history="1">
             <w:r>
               <w:rPr>
                 <w:rStyle w:val="a5"/>
@@ -532,7 +532,7 @@
                 <w:noProof/>
                 <w:webHidden/>
               </w:rPr>
-              <w:instrText xml:space="preserve"> PAGEREF _Toc197449552 \h </w:instrText>
+              <w:instrText xml:space="preserve"> PAGEREF _Toc197505620 \h </w:instrText>
             </w:r>
             <w:r>
               <w:rPr>
@@ -576,7 +576,7 @@
               <w:lang w:eastAsia="ru-RU"/>
             </w:rPr>
           </w:pPr>
-          <w:hyperlink w:anchor="_Toc197449553" w:history="1">
+          <w:hyperlink w:anchor="_Toc197505621" w:history="1">
             <w:r>
               <w:rPr>
                 <w:rStyle w:val="a5"/>
@@ -618,7 +618,7 @@
                 <w:noProof/>
                 <w:webHidden/>
               </w:rPr>
-              <w:instrText xml:space="preserve"> PAGEREF _Toc197449553 \h </w:instrText>
+              <w:instrText xml:space="preserve"> PAGEREF _Toc197505621 \h </w:instrText>
             </w:r>
             <w:r>
               <w:rPr>
@@ -662,7 +662,7 @@
               <w:lang w:eastAsia="ru-RU"/>
             </w:rPr>
           </w:pPr>
-          <w:hyperlink w:anchor="_Toc197449554" w:history="1">
+          <w:hyperlink w:anchor="_Toc197505622" w:history="1">
             <w:r>
               <w:rPr>
                 <w:rStyle w:val="a5"/>
@@ -706,7 +706,7 @@
                 <w:noProof/>
                 <w:webHidden/>
               </w:rPr>
-              <w:instrText xml:space="preserve"> PAGEREF _Toc197449554 \h </w:instrText>
+              <w:instrText xml:space="preserve"> PAGEREF _Toc197505622 \h </w:instrText>
             </w:r>
             <w:r>
               <w:rPr>
@@ -750,7 +750,7 @@
               <w:lang w:eastAsia="ru-RU"/>
             </w:rPr>
           </w:pPr>
-          <w:hyperlink w:anchor="_Toc197449555" w:history="1">
+          <w:hyperlink w:anchor="_Toc197505623" w:history="1">
             <w:r>
               <w:rPr>
                 <w:rStyle w:val="a5"/>
@@ -792,7 +792,7 @@
                 <w:noProof/>
                 <w:webHidden/>
               </w:rPr>
-              <w:instrText xml:space="preserve"> PAGEREF _Toc197449555 \h </w:instrText>
+              <w:instrText xml:space="preserve"> PAGEREF _Toc197505623 \h </w:instrText>
             </w:r>
             <w:r>
               <w:rPr>
@@ -836,7 +836,7 @@
               <w:lang w:eastAsia="ru-RU"/>
             </w:rPr>
           </w:pPr>
-          <w:hyperlink w:anchor="_Toc197449556" w:history="1">
+          <w:hyperlink w:anchor="_Toc197505624" w:history="1">
             <w:r>
               <w:rPr>
                 <w:rStyle w:val="a5"/>
@@ -857,7 +857,17 @@
                 <w:rStyle w:val="a5"/>
                 <w:noProof/>
               </w:rPr>
-              <w:t>Ограничения дизайна и реализации</w:t>
+              <w:t xml:space="preserve">Ограничения дизайна и </w:t>
+            </w:r>
+            <w:r>
+              <w:rPr>
+                <w:rStyle w:val="a5"/>
+                <w:rFonts w:ascii="Times New Roman" w:hAnsi="Times New Roman"/>
+                <w:noProof/>
+                <w:color w:val="000000" w:themeColor="text1"/>
+                <w:sz w:val="24"/>
+              </w:rPr>
+              <w:t>реализации</w:t>
             </w:r>
             <w:r>
               <w:rPr>
@@ -878,7 +888,7 @@
                 <w:noProof/>
                 <w:webHidden/>
               </w:rPr>
-              <w:instrText xml:space="preserve"> PAGEREF _Toc197449556 \h </w:instrText>
+              <w:instrText xml:space="preserve"> PAGEREF _Toc197505624 \h </w:instrText>
             </w:r>
             <w:r>
               <w:rPr>
@@ -922,7 +932,7 @@
               <w:lang w:eastAsia="ru-RU"/>
             </w:rPr>
           </w:pPr>
-          <w:hyperlink w:anchor="_Toc197449557" w:history="1">
+          <w:hyperlink w:anchor="_Toc197505625" w:history="1">
             <w:r>
               <w:rPr>
                 <w:rStyle w:val="a5"/>
@@ -964,7 +974,7 @@
                 <w:noProof/>
                 <w:webHidden/>
               </w:rPr>
-              <w:instrText xml:space="preserve"> PAGEREF _Toc197449557 \h </w:instrText>
+              <w:instrText xml:space="preserve"> PAGEREF _Toc197505625 \h </w:instrText>
             </w:r>
             <w:r>
               <w:rPr>
@@ -1008,7 +1018,7 @@
               <w:lang w:eastAsia="ru-RU"/>
             </w:rPr>
           </w:pPr>
-          <w:hyperlink w:anchor="_Toc197449558" w:history="1">
+          <w:hyperlink w:anchor="_Toc197505626" w:history="1">
             <w:r>
               <w:rPr>
                 <w:rStyle w:val="a5"/>
@@ -1050,7 +1060,7 @@
                 <w:noProof/>
                 <w:webHidden/>
               </w:rPr>
-              <w:instrText xml:space="preserve"> PAGEREF _Toc197449558 \h </w:instrText>
+              <w:instrText xml:space="preserve"> PAGEREF _Toc197505626 \h </w:instrText>
             </w:r>
             <w:r>
               <w:rPr>
@@ -1094,7 +1104,7 @@
               <w:lang w:eastAsia="ru-RU"/>
             </w:rPr>
           </w:pPr>
-          <w:hyperlink w:anchor="_Toc197449559" w:history="1">
+          <w:hyperlink w:anchor="_Toc197505627" w:history="1">
             <w:r>
               <w:rPr>
                 <w:rStyle w:val="a5"/>
@@ -1136,7 +1146,7 @@
                 <w:noProof/>
                 <w:webHidden/>
               </w:rPr>
-              <w:instrText xml:space="preserve"> PAGEREF _Toc197449559 \h </w:instrText>
+              <w:instrText xml:space="preserve"> PAGEREF _Toc197505627 \h </w:instrText>
             </w:r>
             <w:r>
               <w:rPr>
@@ -1180,7 +1190,7 @@
               <w:lang w:eastAsia="ru-RU"/>
             </w:rPr>
           </w:pPr>
-          <w:hyperlink w:anchor="_Toc197449560" w:history="1">
+          <w:hyperlink w:anchor="_Toc197505628" w:history="1">
             <w:r>
               <w:rPr>
                 <w:rStyle w:val="a5"/>
@@ -1222,7 +1232,7 @@
                 <w:noProof/>
                 <w:webHidden/>
               </w:rPr>
-              <w:instrText xml:space="preserve"> PAGEREF _Toc197449560 \h </w:instrText>
+              <w:instrText xml:space="preserve"> PAGEREF _Toc197505628 \h </w:instrText>
             </w:r>
             <w:r>
               <w:rPr>
@@ -1266,7 +1276,7 @@
               <w:lang w:eastAsia="ru-RU"/>
             </w:rPr>
           </w:pPr>
-          <w:hyperlink w:anchor="_Toc197449561" w:history="1">
+          <w:hyperlink w:anchor="_Toc197505629" w:history="1">
             <w:r>
               <w:rPr>
                 <w:rStyle w:val="a5"/>
@@ -1308,7 +1318,7 @@
                 <w:noProof/>
                 <w:webHidden/>
               </w:rPr>
-              <w:instrText xml:space="preserve"> PAGEREF _Toc197449561 \h </w:instrText>
+              <w:instrText xml:space="preserve"> PAGEREF _Toc197505629 \h </w:instrText>
             </w:r>
             <w:r>
               <w:rPr>
@@ -1352,7 +1362,7 @@
               <w:lang w:eastAsia="ru-RU"/>
             </w:rPr>
           </w:pPr>
-          <w:hyperlink w:anchor="_Toc197449562" w:history="1">
+          <w:hyperlink w:anchor="_Toc197505630" w:history="1">
             <w:r>
               <w:rPr>
                 <w:rStyle w:val="a5"/>
@@ -1394,7 +1404,7 @@
                 <w:noProof/>
                 <w:webHidden/>
               </w:rPr>
-              <w:instrText xml:space="preserve"> PAGEREF _Toc197449562 \h </w:instrText>
+              <w:instrText xml:space="preserve"> PAGEREF _Toc197505630 \h </w:instrText>
             </w:r>
             <w:r>
               <w:rPr>
@@ -1438,7 +1448,7 @@
               <w:lang w:eastAsia="ru-RU"/>
             </w:rPr>
           </w:pPr>
-          <w:hyperlink w:anchor="_Toc197449563" w:history="1">
+          <w:hyperlink w:anchor="_Toc197505631" w:history="1">
             <w:r>
               <w:rPr>
                 <w:rStyle w:val="a5"/>
@@ -1480,7 +1490,7 @@
                 <w:noProof/>
                 <w:webHidden/>
               </w:rPr>
-              <w:instrText xml:space="preserve"> PAGEREF _Toc197449563 \h </w:instrText>
+              <w:instrText xml:space="preserve"> PAGEREF _Toc197505631 \h </w:instrText>
             </w:r>
             <w:r>
               <w:rPr>
@@ -1524,7 +1534,7 @@
               <w:lang w:eastAsia="ru-RU"/>
             </w:rPr>
           </w:pPr>
-          <w:hyperlink w:anchor="_Toc197449564" w:history="1">
+          <w:hyperlink w:anchor="_Toc197505632" w:history="1">
             <w:r>
               <w:rPr>
                 <w:rStyle w:val="a5"/>
@@ -1566,7 +1576,7 @@
                 <w:noProof/>
                 <w:webHidden/>
               </w:rPr>
-              <w:instrText xml:space="preserve"> PAGEREF _Toc197449564 \h </w:instrText>
+              <w:instrText xml:space="preserve"> PAGEREF _Toc197505632 \h </w:instrText>
             </w:r>
             <w:r>
               <w:rPr>
@@ -1610,7 +1620,7 @@
               <w:lang w:eastAsia="ru-RU"/>
             </w:rPr>
           </w:pPr>
-          <w:hyperlink w:anchor="_Toc197449565" w:history="1">
+          <w:hyperlink w:anchor="_Toc197505633" w:history="1">
             <w:r>
               <w:rPr>
                 <w:rStyle w:val="a5"/>
@@ -1652,7 +1662,7 @@
                 <w:noProof/>
                 <w:webHidden/>
               </w:rPr>
-              <w:instrText xml:space="preserve"> PAGEREF _Toc197449565 \h </w:instrText>
+              <w:instrText xml:space="preserve"> PAGEREF _Toc197505633 \h </w:instrText>
             </w:r>
             <w:r>
               <w:rPr>
@@ -1696,7 +1706,7 @@
               <w:lang w:eastAsia="ru-RU"/>
             </w:rPr>
           </w:pPr>
-          <w:hyperlink w:anchor="_Toc197449566" w:history="1">
+          <w:hyperlink w:anchor="_Toc197505634" w:history="1">
             <w:r>
               <w:rPr>
                 <w:rStyle w:val="a5"/>
@@ -1738,7 +1748,7 @@
                 <w:noProof/>
                 <w:webHidden/>
               </w:rPr>
-              <w:instrText xml:space="preserve"> PAGEREF _Toc197449566 \h </w:instrText>
+              <w:instrText xml:space="preserve"> PAGEREF _Toc197505634 \h </w:instrText>
             </w:r>
             <w:r>
               <w:rPr>
@@ -1782,7 +1792,7 @@
               <w:lang w:eastAsia="ru-RU"/>
             </w:rPr>
           </w:pPr>
-          <w:hyperlink w:anchor="_Toc197449567" w:history="1">
+          <w:hyperlink w:anchor="_Toc197505635" w:history="1">
             <w:r>
               <w:rPr>
                 <w:rStyle w:val="a5"/>
@@ -1824,7 +1834,7 @@
                 <w:noProof/>
                 <w:webHidden/>
               </w:rPr>
-              <w:instrText xml:space="preserve"> PAGEREF _Toc197449567 \h </w:instrText>
+              <w:instrText xml:space="preserve"> PAGEREF _Toc197505635 \h </w:instrText>
             </w:r>
             <w:r>
               <w:rPr>
@@ -1868,7 +1878,7 @@
               <w:lang w:eastAsia="ru-RU"/>
             </w:rPr>
           </w:pPr>
-          <w:hyperlink w:anchor="_Toc197449568" w:history="1">
+          <w:hyperlink w:anchor="_Toc197505636" w:history="1">
             <w:r>
               <w:rPr>
                 <w:rStyle w:val="a5"/>
@@ -1910,7 +1920,7 @@
                 <w:noProof/>
                 <w:webHidden/>
               </w:rPr>
-              <w:instrText xml:space="preserve"> PAGEREF _Toc197449568 \h </w:instrText>
+              <w:instrText xml:space="preserve"> PAGEREF _Toc197505636 \h </w:instrText>
             </w:r>
             <w:r>
               <w:rPr>
@@ -1954,7 +1964,7 @@
               <w:lang w:eastAsia="ru-RU"/>
             </w:rPr>
           </w:pPr>
-          <w:hyperlink w:anchor="_Toc197449569" w:history="1">
+          <w:hyperlink w:anchor="_Toc197505637" w:history="1">
             <w:r>
               <w:rPr>
                 <w:rStyle w:val="a5"/>
@@ -1996,7 +2006,7 @@
                 <w:noProof/>
                 <w:webHidden/>
               </w:rPr>
-              <w:instrText xml:space="preserve"> PAGEREF _Toc197449569 \h </w:instrText>
+              <w:instrText xml:space="preserve"> PAGEREF _Toc197505637 \h </w:instrText>
             </w:r>
             <w:r>
               <w:rPr>
@@ -2040,7 +2050,7 @@
               <w:lang w:eastAsia="ru-RU"/>
             </w:rPr>
           </w:pPr>
-          <w:hyperlink w:anchor="_Toc197449570" w:history="1">
+          <w:hyperlink w:anchor="_Toc197505638" w:history="1">
             <w:r>
               <w:rPr>
                 <w:rStyle w:val="a5"/>
@@ -2082,7 +2092,7 @@
                 <w:noProof/>
                 <w:webHidden/>
               </w:rPr>
-              <w:instrText xml:space="preserve"> PAGEREF _Toc197449570 \h </w:instrText>
+              <w:instrText xml:space="preserve"> PAGEREF _Toc197505638 \h </w:instrText>
             </w:r>
             <w:r>
               <w:rPr>
@@ -2126,7 +2136,7 @@
               <w:lang w:eastAsia="ru-RU"/>
             </w:rPr>
           </w:pPr>
-          <w:hyperlink w:anchor="_Toc197449571" w:history="1">
+          <w:hyperlink w:anchor="_Toc197505639" w:history="1">
             <w:r>
               <w:rPr>
                 <w:rStyle w:val="a5"/>
@@ -2168,7 +2178,7 @@
                 <w:noProof/>
                 <w:webHidden/>
               </w:rPr>
-              <w:instrText xml:space="preserve"> PAGEREF _Toc197449571 \h </w:instrText>
+              <w:instrText xml:space="preserve"> PAGEREF _Toc197505639 \h </w:instrText>
             </w:r>
             <w:r>
               <w:rPr>
@@ -2212,7 +2222,7 @@
               <w:lang w:eastAsia="ru-RU"/>
             </w:rPr>
           </w:pPr>
-          <w:hyperlink w:anchor="_Toc197449572" w:history="1">
+          <w:hyperlink w:anchor="_Toc197505640" w:history="1">
             <w:r>
               <w:rPr>
                 <w:rStyle w:val="a5"/>
@@ -2254,7 +2264,7 @@
                 <w:noProof/>
                 <w:webHidden/>
               </w:rPr>
-              <w:instrText xml:space="preserve"> PAGEREF _Toc197449572 \h </w:instrText>
+              <w:instrText xml:space="preserve"> PAGEREF _Toc197505640 \h </w:instrText>
             </w:r>
             <w:r>
               <w:rPr>
@@ -2298,7 +2308,7 @@
               <w:lang w:eastAsia="ru-RU"/>
             </w:rPr>
           </w:pPr>
-          <w:hyperlink w:anchor="_Toc197449573" w:history="1">
+          <w:hyperlink w:anchor="_Toc197505641" w:history="1">
             <w:r>
               <w:rPr>
                 <w:rStyle w:val="a5"/>
@@ -2340,7 +2350,7 @@
                 <w:noProof/>
                 <w:webHidden/>
               </w:rPr>
-              <w:instrText xml:space="preserve"> PAGEREF _Toc197449573 \h </w:instrText>
+              <w:instrText xml:space="preserve"> PAGEREF _Toc197505641 \h </w:instrText>
             </w:r>
             <w:r>
               <w:rPr>
@@ -2384,7 +2394,7 @@
               <w:lang w:eastAsia="ru-RU"/>
             </w:rPr>
           </w:pPr>
-          <w:hyperlink w:anchor="_Toc197449574" w:history="1">
+          <w:hyperlink w:anchor="_Toc197505642" w:history="1">
             <w:r>
               <w:rPr>
                 <w:rStyle w:val="a5"/>
@@ -2426,7 +2436,7 @@
                 <w:noProof/>
                 <w:webHidden/>
               </w:rPr>
-              <w:instrText xml:space="preserve"> PAGEREF _Toc197449574 \h </w:instrText>
+              <w:instrText xml:space="preserve"> PAGEREF _Toc197505642 \h </w:instrText>
             </w:r>
             <w:r>
               <w:rPr>
@@ -2470,7 +2480,7 @@
               <w:lang w:eastAsia="ru-RU"/>
             </w:rPr>
           </w:pPr>
-          <w:hyperlink w:anchor="_Toc197449575" w:history="1">
+          <w:hyperlink w:anchor="_Toc197505643" w:history="1">
             <w:r>
               <w:rPr>
                 <w:rStyle w:val="a5"/>
@@ -2512,7 +2522,7 @@
                 <w:noProof/>
                 <w:webHidden/>
               </w:rPr>
-              <w:instrText xml:space="preserve"> PAGEREF _Toc197449575 \h </w:instrText>
+              <w:instrText xml:space="preserve"> PAGEREF _Toc197505643 \h </w:instrText>
             </w:r>
             <w:r>
               <w:rPr>
@@ -2556,7 +2566,7 @@
               <w:lang w:eastAsia="ru-RU"/>
             </w:rPr>
           </w:pPr>
-          <w:hyperlink w:anchor="_Toc197449576" w:history="1">
+          <w:hyperlink w:anchor="_Toc197505644" w:history="1">
             <w:r>
               <w:rPr>
                 <w:rStyle w:val="a5"/>
@@ -2598,7 +2608,7 @@
                 <w:noProof/>
                 <w:webHidden/>
               </w:rPr>
-              <w:instrText xml:space="preserve"> PAGEREF _Toc197449576 \h </w:instrText>
+              <w:instrText xml:space="preserve"> PAGEREF _Toc197505644 \h </w:instrText>
             </w:r>
             <w:r>
               <w:rPr>
@@ -2642,7 +2652,7 @@
               <w:lang w:eastAsia="ru-RU"/>
             </w:rPr>
           </w:pPr>
-          <w:hyperlink w:anchor="_Toc197449577" w:history="1">
+          <w:hyperlink w:anchor="_Toc197505645" w:history="1">
             <w:r>
               <w:rPr>
                 <w:rStyle w:val="a5"/>
@@ -2684,7 +2694,7 @@
                 <w:noProof/>
                 <w:webHidden/>
               </w:rPr>
-              <w:instrText xml:space="preserve"> PAGEREF _Toc197449577 \h </w:instrText>
+              <w:instrText xml:space="preserve"> PAGEREF _Toc197505645 \h </w:instrText>
             </w:r>
             <w:r>
               <w:rPr>
@@ -2728,7 +2738,7 @@
               <w:lang w:eastAsia="ru-RU"/>
             </w:rPr>
           </w:pPr>
-          <w:hyperlink w:anchor="_Toc197449578" w:history="1">
+          <w:hyperlink w:anchor="_Toc197505646" w:history="1">
             <w:r>
               <w:rPr>
                 <w:rStyle w:val="a5"/>
@@ -2770,7 +2780,7 @@
                 <w:noProof/>
                 <w:webHidden/>
               </w:rPr>
-              <w:instrText xml:space="preserve"> PAGEREF _Toc197449578 \h </w:instrText>
+              <w:instrText xml:space="preserve"> PAGEREF _Toc197505646 \h </w:instrText>
             </w:r>
             <w:r>
               <w:rPr>
@@ -2814,7 +2824,7 @@
               <w:lang w:eastAsia="ru-RU"/>
             </w:rPr>
           </w:pPr>
-          <w:hyperlink w:anchor="_Toc197449579" w:history="1">
+          <w:hyperlink w:anchor="_Toc197505647" w:history="1">
             <w:r>
               <w:rPr>
                 <w:rStyle w:val="a5"/>
@@ -2856,7 +2866,7 @@
                 <w:noProof/>
                 <w:webHidden/>
               </w:rPr>
-              <w:instrText xml:space="preserve"> PAGEREF _Toc197449579 \h </w:instrText>
+              <w:instrText xml:space="preserve"> PAGEREF _Toc197505647 \h </w:instrText>
             </w:r>
             <w:r>
               <w:rPr>
@@ -2900,7 +2910,7 @@
               <w:lang w:eastAsia="ru-RU"/>
             </w:rPr>
           </w:pPr>
-          <w:hyperlink w:anchor="_Toc197449580" w:history="1">
+          <w:hyperlink w:anchor="_Toc197505648" w:history="1">
             <w:r>
               <w:rPr>
                 <w:rStyle w:val="a5"/>
@@ -2942,7 +2952,7 @@
                 <w:noProof/>
                 <w:webHidden/>
               </w:rPr>
-              <w:instrText xml:space="preserve"> PAGEREF _Toc197449580 \h </w:instrText>
+              <w:instrText xml:space="preserve"> PAGEREF _Toc197505648 \h </w:instrText>
             </w:r>
             <w:r>
               <w:rPr>
@@ -2986,7 +2996,7 @@
               <w:lang w:eastAsia="ru-RU"/>
             </w:rPr>
           </w:pPr>
-          <w:hyperlink w:anchor="_Toc197449581" w:history="1">
+          <w:hyperlink w:anchor="_Toc197505649" w:history="1">
             <w:r>
               <w:rPr>
                 <w:rStyle w:val="a5"/>
@@ -3028,7 +3038,7 @@
                 <w:noProof/>
                 <w:webHidden/>
               </w:rPr>
-              <w:instrText xml:space="preserve"> PAGEREF _Toc197449581 \h </w:instrText>
+              <w:instrText xml:space="preserve"> PAGEREF _Toc197505649 \h </w:instrText>
             </w:r>
             <w:r>
               <w:rPr>
@@ -3072,7 +3082,7 @@
               <w:lang w:eastAsia="ru-RU"/>
             </w:rPr>
           </w:pPr>
-          <w:hyperlink w:anchor="_Toc197449582" w:history="1">
+          <w:hyperlink w:anchor="_Toc197505650" w:history="1">
             <w:r>
               <w:rPr>
                 <w:rStyle w:val="a5"/>
@@ -3114,7 +3124,7 @@
                 <w:noProof/>
                 <w:webHidden/>
               </w:rPr>
-              <w:instrText xml:space="preserve"> PAGEREF _Toc197449582 \h </w:instrText>
+              <w:instrText xml:space="preserve"> PAGEREF _Toc197505650 \h </w:instrText>
             </w:r>
             <w:r>
               <w:rPr>
@@ -3135,6 +3145,1365 @@
                 <w:webHidden/>
               </w:rPr>
               <w:t>10</w:t>
+            </w:r>
+            <w:r>
+              <w:rPr>
+                <w:noProof/>
+                <w:webHidden/>
+              </w:rPr>
+              <w:fldChar w:fldCharType="end"/>
+            </w:r>
+          </w:hyperlink>
+        </w:p>
+        <w:p>
+          <w:pPr>
+            <w:pStyle w:val="23"/>
+            <w:tabs>
+              <w:tab w:val="left" w:pos="880"/>
+              <w:tab w:val="right" w:leader="dot" w:pos="9016"/>
+            </w:tabs>
+            <w:rPr>
+              <w:rFonts w:eastAsiaTheme="minorEastAsia"/>
+              <w:noProof/>
+              <w:lang w:eastAsia="ru-RU"/>
+            </w:rPr>
+          </w:pPr>
+          <w:hyperlink w:anchor="_Toc197505651" w:history="1">
+            <w:r>
+              <w:rPr>
+                <w:rStyle w:val="a5"/>
+                <w:noProof/>
+              </w:rPr>
+              <w:t>4.3</w:t>
+            </w:r>
+            <w:r>
+              <w:rPr>
+                <w:rFonts w:eastAsiaTheme="minorEastAsia"/>
+                <w:noProof/>
+                <w:lang w:eastAsia="ru-RU"/>
+              </w:rPr>
+              <w:tab/>
+            </w:r>
+            <w:r>
+              <w:rPr>
+                <w:rStyle w:val="a5"/>
+                <w:noProof/>
+              </w:rPr>
+              <w:t>Отчёты</w:t>
+            </w:r>
+            <w:r>
+              <w:rPr>
+                <w:noProof/>
+                <w:webHidden/>
+              </w:rPr>
+              <w:tab/>
+            </w:r>
+            <w:r>
+              <w:rPr>
+                <w:noProof/>
+                <w:webHidden/>
+              </w:rPr>
+              <w:fldChar w:fldCharType="begin"/>
+            </w:r>
+            <w:r>
+              <w:rPr>
+                <w:noProof/>
+                <w:webHidden/>
+              </w:rPr>
+              <w:instrText xml:space="preserve"> PAGEREF _Toc197505651 \h </w:instrText>
+            </w:r>
+            <w:r>
+              <w:rPr>
+                <w:noProof/>
+                <w:webHidden/>
+              </w:rPr>
+            </w:r>
+            <w:r>
+              <w:rPr>
+                <w:noProof/>
+                <w:webHidden/>
+              </w:rPr>
+              <w:fldChar w:fldCharType="separate"/>
+            </w:r>
+            <w:r>
+              <w:rPr>
+                <w:noProof/>
+                <w:webHidden/>
+              </w:rPr>
+              <w:t>11</w:t>
+            </w:r>
+            <w:r>
+              <w:rPr>
+                <w:noProof/>
+                <w:webHidden/>
+              </w:rPr>
+              <w:fldChar w:fldCharType="end"/>
+            </w:r>
+          </w:hyperlink>
+        </w:p>
+        <w:p>
+          <w:pPr>
+            <w:pStyle w:val="23"/>
+            <w:tabs>
+              <w:tab w:val="left" w:pos="880"/>
+              <w:tab w:val="right" w:leader="dot" w:pos="9016"/>
+            </w:tabs>
+            <w:rPr>
+              <w:rFonts w:eastAsiaTheme="minorEastAsia"/>
+              <w:noProof/>
+              <w:lang w:eastAsia="ru-RU"/>
+            </w:rPr>
+          </w:pPr>
+          <w:hyperlink w:anchor="_Toc197505652" w:history="1">
+            <w:r>
+              <w:rPr>
+                <w:rStyle w:val="a5"/>
+                <w:noProof/>
+              </w:rPr>
+              <w:t>4.4</w:t>
+            </w:r>
+            <w:r>
+              <w:rPr>
+                <w:rFonts w:eastAsiaTheme="minorEastAsia"/>
+                <w:noProof/>
+                <w:lang w:eastAsia="ru-RU"/>
+              </w:rPr>
+              <w:tab/>
+            </w:r>
+            <w:r>
+              <w:rPr>
+                <w:rStyle w:val="a5"/>
+                <w:noProof/>
+              </w:rPr>
+              <w:t>Получение, целостность, хранения и утилизация данных</w:t>
+            </w:r>
+            <w:r>
+              <w:rPr>
+                <w:noProof/>
+                <w:webHidden/>
+              </w:rPr>
+              <w:tab/>
+            </w:r>
+            <w:r>
+              <w:rPr>
+                <w:noProof/>
+                <w:webHidden/>
+              </w:rPr>
+              <w:fldChar w:fldCharType="begin"/>
+            </w:r>
+            <w:r>
+              <w:rPr>
+                <w:noProof/>
+                <w:webHidden/>
+              </w:rPr>
+              <w:instrText xml:space="preserve"> PAGEREF _Toc197505652 \h </w:instrText>
+            </w:r>
+            <w:r>
+              <w:rPr>
+                <w:noProof/>
+                <w:webHidden/>
+              </w:rPr>
+            </w:r>
+            <w:r>
+              <w:rPr>
+                <w:noProof/>
+                <w:webHidden/>
+              </w:rPr>
+              <w:fldChar w:fldCharType="separate"/>
+            </w:r>
+            <w:r>
+              <w:rPr>
+                <w:noProof/>
+                <w:webHidden/>
+              </w:rPr>
+              <w:t>11</w:t>
+            </w:r>
+            <w:r>
+              <w:rPr>
+                <w:noProof/>
+                <w:webHidden/>
+              </w:rPr>
+              <w:fldChar w:fldCharType="end"/>
+            </w:r>
+          </w:hyperlink>
+        </w:p>
+        <w:p>
+          <w:pPr>
+            <w:pStyle w:val="13"/>
+            <w:tabs>
+              <w:tab w:val="left" w:pos="440"/>
+              <w:tab w:val="right" w:leader="dot" w:pos="9016"/>
+            </w:tabs>
+            <w:rPr>
+              <w:rFonts w:eastAsiaTheme="minorEastAsia"/>
+              <w:noProof/>
+              <w:lang w:eastAsia="ru-RU"/>
+            </w:rPr>
+          </w:pPr>
+          <w:hyperlink w:anchor="_Toc197505653" w:history="1">
+            <w:r>
+              <w:rPr>
+                <w:rStyle w:val="a5"/>
+                <w:noProof/>
+              </w:rPr>
+              <w:t>5.</w:t>
+            </w:r>
+            <w:r>
+              <w:rPr>
+                <w:rFonts w:eastAsiaTheme="minorEastAsia"/>
+                <w:noProof/>
+                <w:lang w:eastAsia="ru-RU"/>
+              </w:rPr>
+              <w:tab/>
+            </w:r>
+            <w:r>
+              <w:rPr>
+                <w:rStyle w:val="a5"/>
+                <w:noProof/>
+              </w:rPr>
+              <w:t>Требования к внешним интерфейсам</w:t>
+            </w:r>
+            <w:r>
+              <w:rPr>
+                <w:noProof/>
+                <w:webHidden/>
+              </w:rPr>
+              <w:tab/>
+            </w:r>
+            <w:r>
+              <w:rPr>
+                <w:noProof/>
+                <w:webHidden/>
+              </w:rPr>
+              <w:fldChar w:fldCharType="begin"/>
+            </w:r>
+            <w:r>
+              <w:rPr>
+                <w:noProof/>
+                <w:webHidden/>
+              </w:rPr>
+              <w:instrText xml:space="preserve"> PAGEREF _Toc197505653 \h </w:instrText>
+            </w:r>
+            <w:r>
+              <w:rPr>
+                <w:noProof/>
+                <w:webHidden/>
+              </w:rPr>
+            </w:r>
+            <w:r>
+              <w:rPr>
+                <w:noProof/>
+                <w:webHidden/>
+              </w:rPr>
+              <w:fldChar w:fldCharType="separate"/>
+            </w:r>
+            <w:r>
+              <w:rPr>
+                <w:noProof/>
+                <w:webHidden/>
+              </w:rPr>
+              <w:t>12</w:t>
+            </w:r>
+            <w:r>
+              <w:rPr>
+                <w:noProof/>
+                <w:webHidden/>
+              </w:rPr>
+              <w:fldChar w:fldCharType="end"/>
+            </w:r>
+          </w:hyperlink>
+        </w:p>
+        <w:p>
+          <w:pPr>
+            <w:pStyle w:val="23"/>
+            <w:tabs>
+              <w:tab w:val="left" w:pos="880"/>
+              <w:tab w:val="right" w:leader="dot" w:pos="9016"/>
+            </w:tabs>
+            <w:rPr>
+              <w:rFonts w:eastAsiaTheme="minorEastAsia"/>
+              <w:noProof/>
+              <w:lang w:eastAsia="ru-RU"/>
+            </w:rPr>
+          </w:pPr>
+          <w:hyperlink w:anchor="_Toc197505654" w:history="1">
+            <w:r>
+              <w:rPr>
+                <w:rStyle w:val="a5"/>
+                <w:noProof/>
+              </w:rPr>
+              <w:t>5.1</w:t>
+            </w:r>
+            <w:r>
+              <w:rPr>
+                <w:rFonts w:eastAsiaTheme="minorEastAsia"/>
+                <w:noProof/>
+                <w:lang w:eastAsia="ru-RU"/>
+              </w:rPr>
+              <w:tab/>
+            </w:r>
+            <w:r>
+              <w:rPr>
+                <w:rStyle w:val="a5"/>
+                <w:noProof/>
+              </w:rPr>
+              <w:t>Пользовательские интерфейсы</w:t>
+            </w:r>
+            <w:r>
+              <w:rPr>
+                <w:noProof/>
+                <w:webHidden/>
+              </w:rPr>
+              <w:tab/>
+            </w:r>
+            <w:r>
+              <w:rPr>
+                <w:noProof/>
+                <w:webHidden/>
+              </w:rPr>
+              <w:fldChar w:fldCharType="begin"/>
+            </w:r>
+            <w:r>
+              <w:rPr>
+                <w:noProof/>
+                <w:webHidden/>
+              </w:rPr>
+              <w:instrText xml:space="preserve"> PAGEREF _Toc197505654 \h </w:instrText>
+            </w:r>
+            <w:r>
+              <w:rPr>
+                <w:noProof/>
+                <w:webHidden/>
+              </w:rPr>
+            </w:r>
+            <w:r>
+              <w:rPr>
+                <w:noProof/>
+                <w:webHidden/>
+              </w:rPr>
+              <w:fldChar w:fldCharType="separate"/>
+            </w:r>
+            <w:r>
+              <w:rPr>
+                <w:noProof/>
+                <w:webHidden/>
+              </w:rPr>
+              <w:t>12</w:t>
+            </w:r>
+            <w:r>
+              <w:rPr>
+                <w:noProof/>
+                <w:webHidden/>
+              </w:rPr>
+              <w:fldChar w:fldCharType="end"/>
+            </w:r>
+          </w:hyperlink>
+        </w:p>
+        <w:p>
+          <w:pPr>
+            <w:pStyle w:val="23"/>
+            <w:tabs>
+              <w:tab w:val="left" w:pos="880"/>
+              <w:tab w:val="right" w:leader="dot" w:pos="9016"/>
+            </w:tabs>
+            <w:rPr>
+              <w:rFonts w:eastAsiaTheme="minorEastAsia"/>
+              <w:noProof/>
+              <w:lang w:eastAsia="ru-RU"/>
+            </w:rPr>
+          </w:pPr>
+          <w:hyperlink w:anchor="_Toc197505655" w:history="1">
+            <w:r>
+              <w:rPr>
+                <w:rStyle w:val="a5"/>
+                <w:noProof/>
+              </w:rPr>
+              <w:t>5.2</w:t>
+            </w:r>
+            <w:r>
+              <w:rPr>
+                <w:rFonts w:eastAsiaTheme="minorEastAsia"/>
+                <w:noProof/>
+                <w:lang w:eastAsia="ru-RU"/>
+              </w:rPr>
+              <w:tab/>
+            </w:r>
+            <w:r>
+              <w:rPr>
+                <w:rStyle w:val="a5"/>
+                <w:noProof/>
+              </w:rPr>
+              <w:t>Интерфейсы ПО</w:t>
+            </w:r>
+            <w:r>
+              <w:rPr>
+                <w:noProof/>
+                <w:webHidden/>
+              </w:rPr>
+              <w:tab/>
+            </w:r>
+            <w:r>
+              <w:rPr>
+                <w:noProof/>
+                <w:webHidden/>
+              </w:rPr>
+              <w:fldChar w:fldCharType="begin"/>
+            </w:r>
+            <w:r>
+              <w:rPr>
+                <w:noProof/>
+                <w:webHidden/>
+              </w:rPr>
+              <w:instrText xml:space="preserve"> PAGEREF _Toc197505655 \h </w:instrText>
+            </w:r>
+            <w:r>
+              <w:rPr>
+                <w:noProof/>
+                <w:webHidden/>
+              </w:rPr>
+            </w:r>
+            <w:r>
+              <w:rPr>
+                <w:noProof/>
+                <w:webHidden/>
+              </w:rPr>
+              <w:fldChar w:fldCharType="separate"/>
+            </w:r>
+            <w:r>
+              <w:rPr>
+                <w:noProof/>
+                <w:webHidden/>
+              </w:rPr>
+              <w:t>12</w:t>
+            </w:r>
+            <w:r>
+              <w:rPr>
+                <w:noProof/>
+                <w:webHidden/>
+              </w:rPr>
+              <w:fldChar w:fldCharType="end"/>
+            </w:r>
+          </w:hyperlink>
+        </w:p>
+        <w:p>
+          <w:pPr>
+            <w:pStyle w:val="23"/>
+            <w:tabs>
+              <w:tab w:val="left" w:pos="880"/>
+              <w:tab w:val="right" w:leader="dot" w:pos="9016"/>
+            </w:tabs>
+            <w:rPr>
+              <w:rFonts w:eastAsiaTheme="minorEastAsia"/>
+              <w:noProof/>
+              <w:lang w:eastAsia="ru-RU"/>
+            </w:rPr>
+          </w:pPr>
+          <w:hyperlink w:anchor="_Toc197505656" w:history="1">
+            <w:r>
+              <w:rPr>
+                <w:rStyle w:val="a5"/>
+                <w:noProof/>
+              </w:rPr>
+              <w:t>5.3</w:t>
+            </w:r>
+            <w:r>
+              <w:rPr>
+                <w:rFonts w:eastAsiaTheme="minorEastAsia"/>
+                <w:noProof/>
+                <w:lang w:eastAsia="ru-RU"/>
+              </w:rPr>
+              <w:tab/>
+            </w:r>
+            <w:r>
+              <w:rPr>
+                <w:rStyle w:val="a5"/>
+                <w:noProof/>
+              </w:rPr>
+              <w:t>Интерфейсы оборудования</w:t>
+            </w:r>
+            <w:r>
+              <w:rPr>
+                <w:noProof/>
+                <w:webHidden/>
+              </w:rPr>
+              <w:tab/>
+            </w:r>
+            <w:r>
+              <w:rPr>
+                <w:noProof/>
+                <w:webHidden/>
+              </w:rPr>
+              <w:fldChar w:fldCharType="begin"/>
+            </w:r>
+            <w:r>
+              <w:rPr>
+                <w:noProof/>
+                <w:webHidden/>
+              </w:rPr>
+              <w:instrText xml:space="preserve"> PAGEREF _Toc197505656 \h </w:instrText>
+            </w:r>
+            <w:r>
+              <w:rPr>
+                <w:noProof/>
+                <w:webHidden/>
+              </w:rPr>
+            </w:r>
+            <w:r>
+              <w:rPr>
+                <w:noProof/>
+                <w:webHidden/>
+              </w:rPr>
+              <w:fldChar w:fldCharType="separate"/>
+            </w:r>
+            <w:r>
+              <w:rPr>
+                <w:noProof/>
+                <w:webHidden/>
+              </w:rPr>
+              <w:t>13</w:t>
+            </w:r>
+            <w:r>
+              <w:rPr>
+                <w:noProof/>
+                <w:webHidden/>
+              </w:rPr>
+              <w:fldChar w:fldCharType="end"/>
+            </w:r>
+          </w:hyperlink>
+        </w:p>
+        <w:p>
+          <w:pPr>
+            <w:pStyle w:val="23"/>
+            <w:tabs>
+              <w:tab w:val="left" w:pos="880"/>
+              <w:tab w:val="right" w:leader="dot" w:pos="9016"/>
+            </w:tabs>
+            <w:rPr>
+              <w:rFonts w:eastAsiaTheme="minorEastAsia"/>
+              <w:noProof/>
+              <w:lang w:eastAsia="ru-RU"/>
+            </w:rPr>
+          </w:pPr>
+          <w:hyperlink w:anchor="_Toc197505657" w:history="1">
+            <w:r>
+              <w:rPr>
+                <w:rStyle w:val="a5"/>
+                <w:noProof/>
+              </w:rPr>
+              <w:t>5.4</w:t>
+            </w:r>
+            <w:r>
+              <w:rPr>
+                <w:rFonts w:eastAsiaTheme="minorEastAsia"/>
+                <w:noProof/>
+                <w:lang w:eastAsia="ru-RU"/>
+              </w:rPr>
+              <w:tab/>
+            </w:r>
+            <w:r>
+              <w:rPr>
+                <w:rStyle w:val="a5"/>
+                <w:noProof/>
+              </w:rPr>
+              <w:t>Коммуникационные интерфейсы</w:t>
+            </w:r>
+            <w:r>
+              <w:rPr>
+                <w:noProof/>
+                <w:webHidden/>
+              </w:rPr>
+              <w:tab/>
+            </w:r>
+            <w:r>
+              <w:rPr>
+                <w:noProof/>
+                <w:webHidden/>
+              </w:rPr>
+              <w:fldChar w:fldCharType="begin"/>
+            </w:r>
+            <w:r>
+              <w:rPr>
+                <w:noProof/>
+                <w:webHidden/>
+              </w:rPr>
+              <w:instrText xml:space="preserve"> PAGEREF _Toc197505657 \h </w:instrText>
+            </w:r>
+            <w:r>
+              <w:rPr>
+                <w:noProof/>
+                <w:webHidden/>
+              </w:rPr>
+            </w:r>
+            <w:r>
+              <w:rPr>
+                <w:noProof/>
+                <w:webHidden/>
+              </w:rPr>
+              <w:fldChar w:fldCharType="separate"/>
+            </w:r>
+            <w:r>
+              <w:rPr>
+                <w:noProof/>
+                <w:webHidden/>
+              </w:rPr>
+              <w:t>13</w:t>
+            </w:r>
+            <w:r>
+              <w:rPr>
+                <w:noProof/>
+                <w:webHidden/>
+              </w:rPr>
+              <w:fldChar w:fldCharType="end"/>
+            </w:r>
+          </w:hyperlink>
+        </w:p>
+        <w:p>
+          <w:pPr>
+            <w:pStyle w:val="13"/>
+            <w:tabs>
+              <w:tab w:val="left" w:pos="440"/>
+              <w:tab w:val="right" w:leader="dot" w:pos="9016"/>
+            </w:tabs>
+            <w:rPr>
+              <w:rFonts w:eastAsiaTheme="minorEastAsia"/>
+              <w:noProof/>
+              <w:lang w:eastAsia="ru-RU"/>
+            </w:rPr>
+          </w:pPr>
+          <w:hyperlink w:anchor="_Toc197505658" w:history="1">
+            <w:r>
+              <w:rPr>
+                <w:rStyle w:val="a5"/>
+                <w:noProof/>
+              </w:rPr>
+              <w:t>6.</w:t>
+            </w:r>
+            <w:r>
+              <w:rPr>
+                <w:rFonts w:eastAsiaTheme="minorEastAsia"/>
+                <w:noProof/>
+                <w:lang w:eastAsia="ru-RU"/>
+              </w:rPr>
+              <w:tab/>
+            </w:r>
+            <w:r>
+              <w:rPr>
+                <w:rStyle w:val="a5"/>
+                <w:noProof/>
+              </w:rPr>
+              <w:t>Атрибуты качества</w:t>
+            </w:r>
+            <w:r>
+              <w:rPr>
+                <w:noProof/>
+                <w:webHidden/>
+              </w:rPr>
+              <w:tab/>
+            </w:r>
+            <w:r>
+              <w:rPr>
+                <w:noProof/>
+                <w:webHidden/>
+              </w:rPr>
+              <w:fldChar w:fldCharType="begin"/>
+            </w:r>
+            <w:r>
+              <w:rPr>
+                <w:noProof/>
+                <w:webHidden/>
+              </w:rPr>
+              <w:instrText xml:space="preserve"> PAGEREF _Toc197505658 \h </w:instrText>
+            </w:r>
+            <w:r>
+              <w:rPr>
+                <w:noProof/>
+                <w:webHidden/>
+              </w:rPr>
+            </w:r>
+            <w:r>
+              <w:rPr>
+                <w:noProof/>
+                <w:webHidden/>
+              </w:rPr>
+              <w:fldChar w:fldCharType="separate"/>
+            </w:r>
+            <w:r>
+              <w:rPr>
+                <w:noProof/>
+                <w:webHidden/>
+              </w:rPr>
+              <w:t>13</w:t>
+            </w:r>
+            <w:r>
+              <w:rPr>
+                <w:noProof/>
+                <w:webHidden/>
+              </w:rPr>
+              <w:fldChar w:fldCharType="end"/>
+            </w:r>
+          </w:hyperlink>
+        </w:p>
+        <w:p>
+          <w:pPr>
+            <w:pStyle w:val="23"/>
+            <w:tabs>
+              <w:tab w:val="left" w:pos="880"/>
+              <w:tab w:val="right" w:leader="dot" w:pos="9016"/>
+            </w:tabs>
+            <w:rPr>
+              <w:rFonts w:eastAsiaTheme="minorEastAsia"/>
+              <w:noProof/>
+              <w:lang w:eastAsia="ru-RU"/>
+            </w:rPr>
+          </w:pPr>
+          <w:hyperlink w:anchor="_Toc197505659" w:history="1">
+            <w:r>
+              <w:rPr>
+                <w:rStyle w:val="a5"/>
+                <w:noProof/>
+              </w:rPr>
+              <w:t>6.1</w:t>
+            </w:r>
+            <w:r>
+              <w:rPr>
+                <w:rFonts w:eastAsiaTheme="minorEastAsia"/>
+                <w:noProof/>
+                <w:lang w:eastAsia="ru-RU"/>
+              </w:rPr>
+              <w:tab/>
+            </w:r>
+            <w:r>
+              <w:rPr>
+                <w:rStyle w:val="a5"/>
+                <w:noProof/>
+              </w:rPr>
+              <w:t>Удобство использования</w:t>
+            </w:r>
+            <w:r>
+              <w:rPr>
+                <w:noProof/>
+                <w:webHidden/>
+              </w:rPr>
+              <w:tab/>
+            </w:r>
+            <w:r>
+              <w:rPr>
+                <w:noProof/>
+                <w:webHidden/>
+              </w:rPr>
+              <w:fldChar w:fldCharType="begin"/>
+            </w:r>
+            <w:r>
+              <w:rPr>
+                <w:noProof/>
+                <w:webHidden/>
+              </w:rPr>
+              <w:instrText xml:space="preserve"> PAGEREF _Toc197505659 \h </w:instrText>
+            </w:r>
+            <w:r>
+              <w:rPr>
+                <w:noProof/>
+                <w:webHidden/>
+              </w:rPr>
+            </w:r>
+            <w:r>
+              <w:rPr>
+                <w:noProof/>
+                <w:webHidden/>
+              </w:rPr>
+              <w:fldChar w:fldCharType="separate"/>
+            </w:r>
+            <w:r>
+              <w:rPr>
+                <w:noProof/>
+                <w:webHidden/>
+              </w:rPr>
+              <w:t>13</w:t>
+            </w:r>
+            <w:r>
+              <w:rPr>
+                <w:noProof/>
+                <w:webHidden/>
+              </w:rPr>
+              <w:fldChar w:fldCharType="end"/>
+            </w:r>
+          </w:hyperlink>
+        </w:p>
+        <w:p>
+          <w:pPr>
+            <w:pStyle w:val="23"/>
+            <w:tabs>
+              <w:tab w:val="left" w:pos="880"/>
+              <w:tab w:val="right" w:leader="dot" w:pos="9016"/>
+            </w:tabs>
+            <w:rPr>
+              <w:rFonts w:eastAsiaTheme="minorEastAsia"/>
+              <w:noProof/>
+              <w:lang w:eastAsia="ru-RU"/>
+            </w:rPr>
+          </w:pPr>
+          <w:hyperlink w:anchor="_Toc197505660" w:history="1">
+            <w:r>
+              <w:rPr>
+                <w:rStyle w:val="a5"/>
+                <w:noProof/>
+              </w:rPr>
+              <w:t>6.2</w:t>
+            </w:r>
+            <w:r>
+              <w:rPr>
+                <w:rFonts w:eastAsiaTheme="minorEastAsia"/>
+                <w:noProof/>
+                <w:lang w:eastAsia="ru-RU"/>
+              </w:rPr>
+              <w:tab/>
+            </w:r>
+            <w:r>
+              <w:rPr>
+                <w:rStyle w:val="a5"/>
+                <w:noProof/>
+              </w:rPr>
+              <w:t>Производительность</w:t>
+            </w:r>
+            <w:r>
+              <w:rPr>
+                <w:noProof/>
+                <w:webHidden/>
+              </w:rPr>
+              <w:tab/>
+            </w:r>
+            <w:r>
+              <w:rPr>
+                <w:noProof/>
+                <w:webHidden/>
+              </w:rPr>
+              <w:fldChar w:fldCharType="begin"/>
+            </w:r>
+            <w:r>
+              <w:rPr>
+                <w:noProof/>
+                <w:webHidden/>
+              </w:rPr>
+              <w:instrText xml:space="preserve"> PAGEREF _Toc197505660 \h </w:instrText>
+            </w:r>
+            <w:r>
+              <w:rPr>
+                <w:noProof/>
+                <w:webHidden/>
+              </w:rPr>
+            </w:r>
+            <w:r>
+              <w:rPr>
+                <w:noProof/>
+                <w:webHidden/>
+              </w:rPr>
+              <w:fldChar w:fldCharType="separate"/>
+            </w:r>
+            <w:r>
+              <w:rPr>
+                <w:noProof/>
+                <w:webHidden/>
+              </w:rPr>
+              <w:t>13</w:t>
+            </w:r>
+            <w:r>
+              <w:rPr>
+                <w:noProof/>
+                <w:webHidden/>
+              </w:rPr>
+              <w:fldChar w:fldCharType="end"/>
+            </w:r>
+          </w:hyperlink>
+        </w:p>
+        <w:p>
+          <w:pPr>
+            <w:pStyle w:val="23"/>
+            <w:tabs>
+              <w:tab w:val="left" w:pos="880"/>
+              <w:tab w:val="right" w:leader="dot" w:pos="9016"/>
+            </w:tabs>
+            <w:rPr>
+              <w:rFonts w:eastAsiaTheme="minorEastAsia"/>
+              <w:noProof/>
+              <w:lang w:eastAsia="ru-RU"/>
+            </w:rPr>
+          </w:pPr>
+          <w:hyperlink w:anchor="_Toc197505661" w:history="1">
+            <w:r>
+              <w:rPr>
+                <w:rStyle w:val="a5"/>
+                <w:noProof/>
+              </w:rPr>
+              <w:t>6.3</w:t>
+            </w:r>
+            <w:r>
+              <w:rPr>
+                <w:rFonts w:eastAsiaTheme="minorEastAsia"/>
+                <w:noProof/>
+                <w:lang w:eastAsia="ru-RU"/>
+              </w:rPr>
+              <w:tab/>
+            </w:r>
+            <w:r>
+              <w:rPr>
+                <w:rStyle w:val="a5"/>
+                <w:noProof/>
+              </w:rPr>
+              <w:t>Безопасность</w:t>
+            </w:r>
+            <w:r>
+              <w:rPr>
+                <w:noProof/>
+                <w:webHidden/>
+              </w:rPr>
+              <w:tab/>
+            </w:r>
+            <w:r>
+              <w:rPr>
+                <w:noProof/>
+                <w:webHidden/>
+              </w:rPr>
+              <w:fldChar w:fldCharType="begin"/>
+            </w:r>
+            <w:r>
+              <w:rPr>
+                <w:noProof/>
+                <w:webHidden/>
+              </w:rPr>
+              <w:instrText xml:space="preserve"> PAGEREF _Toc197505661 \h </w:instrText>
+            </w:r>
+            <w:r>
+              <w:rPr>
+                <w:noProof/>
+                <w:webHidden/>
+              </w:rPr>
+            </w:r>
+            <w:r>
+              <w:rPr>
+                <w:noProof/>
+                <w:webHidden/>
+              </w:rPr>
+              <w:fldChar w:fldCharType="separate"/>
+            </w:r>
+            <w:r>
+              <w:rPr>
+                <w:noProof/>
+                <w:webHidden/>
+              </w:rPr>
+              <w:t>14</w:t>
+            </w:r>
+            <w:r>
+              <w:rPr>
+                <w:noProof/>
+                <w:webHidden/>
+              </w:rPr>
+              <w:fldChar w:fldCharType="end"/>
+            </w:r>
+          </w:hyperlink>
+        </w:p>
+        <w:p>
+          <w:pPr>
+            <w:pStyle w:val="23"/>
+            <w:tabs>
+              <w:tab w:val="left" w:pos="880"/>
+              <w:tab w:val="right" w:leader="dot" w:pos="9016"/>
+            </w:tabs>
+            <w:rPr>
+              <w:rFonts w:eastAsiaTheme="minorEastAsia"/>
+              <w:noProof/>
+              <w:lang w:eastAsia="ru-RU"/>
+            </w:rPr>
+          </w:pPr>
+          <w:hyperlink w:anchor="_Toc197505662" w:history="1">
+            <w:r>
+              <w:rPr>
+                <w:rStyle w:val="a5"/>
+                <w:noProof/>
+              </w:rPr>
+              <w:t>6.4</w:t>
+            </w:r>
+            <w:r>
+              <w:rPr>
+                <w:rFonts w:eastAsiaTheme="minorEastAsia"/>
+                <w:noProof/>
+                <w:lang w:eastAsia="ru-RU"/>
+              </w:rPr>
+              <w:tab/>
+            </w:r>
+            <w:r>
+              <w:rPr>
+                <w:rStyle w:val="a5"/>
+                <w:noProof/>
+              </w:rPr>
+              <w:t>Техника безопасности</w:t>
+            </w:r>
+            <w:r>
+              <w:rPr>
+                <w:noProof/>
+                <w:webHidden/>
+              </w:rPr>
+              <w:tab/>
+            </w:r>
+            <w:r>
+              <w:rPr>
+                <w:noProof/>
+                <w:webHidden/>
+              </w:rPr>
+              <w:fldChar w:fldCharType="begin"/>
+            </w:r>
+            <w:r>
+              <w:rPr>
+                <w:noProof/>
+                <w:webHidden/>
+              </w:rPr>
+              <w:instrText xml:space="preserve"> PAGEREF _Toc197505662 \h </w:instrText>
+            </w:r>
+            <w:r>
+              <w:rPr>
+                <w:noProof/>
+                <w:webHidden/>
+              </w:rPr>
+            </w:r>
+            <w:r>
+              <w:rPr>
+                <w:noProof/>
+                <w:webHidden/>
+              </w:rPr>
+              <w:fldChar w:fldCharType="separate"/>
+            </w:r>
+            <w:r>
+              <w:rPr>
+                <w:noProof/>
+                <w:webHidden/>
+              </w:rPr>
+              <w:t>14</w:t>
+            </w:r>
+            <w:r>
+              <w:rPr>
+                <w:noProof/>
+                <w:webHidden/>
+              </w:rPr>
+              <w:fldChar w:fldCharType="end"/>
+            </w:r>
+          </w:hyperlink>
+        </w:p>
+        <w:p>
+          <w:pPr>
+            <w:pStyle w:val="23"/>
+            <w:tabs>
+              <w:tab w:val="left" w:pos="880"/>
+              <w:tab w:val="right" w:leader="dot" w:pos="9016"/>
+            </w:tabs>
+            <w:rPr>
+              <w:rFonts w:eastAsiaTheme="minorEastAsia"/>
+              <w:noProof/>
+              <w:lang w:eastAsia="ru-RU"/>
+            </w:rPr>
+          </w:pPr>
+          <w:hyperlink w:anchor="_Toc197505663" w:history="1">
+            <w:r>
+              <w:rPr>
+                <w:rStyle w:val="a5"/>
+                <w:noProof/>
+              </w:rPr>
+              <w:t>6.5</w:t>
+            </w:r>
+            <w:r>
+              <w:rPr>
+                <w:rFonts w:eastAsiaTheme="minorEastAsia"/>
+                <w:noProof/>
+                <w:lang w:eastAsia="ru-RU"/>
+              </w:rPr>
+              <w:tab/>
+            </w:r>
+            <w:r>
+              <w:rPr>
+                <w:rStyle w:val="a5"/>
+                <w:noProof/>
+              </w:rPr>
+              <w:t>Дополнительные качества</w:t>
+            </w:r>
+            <w:r>
+              <w:rPr>
+                <w:noProof/>
+                <w:webHidden/>
+              </w:rPr>
+              <w:tab/>
+            </w:r>
+            <w:r>
+              <w:rPr>
+                <w:noProof/>
+                <w:webHidden/>
+              </w:rPr>
+              <w:fldChar w:fldCharType="begin"/>
+            </w:r>
+            <w:r>
+              <w:rPr>
+                <w:noProof/>
+                <w:webHidden/>
+              </w:rPr>
+              <w:instrText xml:space="preserve"> PAGEREF _Toc197505663 \h </w:instrText>
+            </w:r>
+            <w:r>
+              <w:rPr>
+                <w:noProof/>
+                <w:webHidden/>
+              </w:rPr>
+            </w:r>
+            <w:r>
+              <w:rPr>
+                <w:noProof/>
+                <w:webHidden/>
+              </w:rPr>
+              <w:fldChar w:fldCharType="separate"/>
+            </w:r>
+            <w:r>
+              <w:rPr>
+                <w:noProof/>
+                <w:webHidden/>
+              </w:rPr>
+              <w:t>14</w:t>
+            </w:r>
+            <w:r>
+              <w:rPr>
+                <w:noProof/>
+                <w:webHidden/>
+              </w:rPr>
+              <w:fldChar w:fldCharType="end"/>
+            </w:r>
+          </w:hyperlink>
+        </w:p>
+        <w:p>
+          <w:pPr>
+            <w:pStyle w:val="13"/>
+            <w:tabs>
+              <w:tab w:val="left" w:pos="440"/>
+              <w:tab w:val="right" w:leader="dot" w:pos="9016"/>
+            </w:tabs>
+            <w:rPr>
+              <w:rFonts w:eastAsiaTheme="minorEastAsia"/>
+              <w:noProof/>
+              <w:lang w:eastAsia="ru-RU"/>
+            </w:rPr>
+          </w:pPr>
+          <w:hyperlink w:anchor="_Toc197505664" w:history="1">
+            <w:r>
+              <w:rPr>
+                <w:rStyle w:val="a5"/>
+                <w:noProof/>
+              </w:rPr>
+              <w:t>7.</w:t>
+            </w:r>
+            <w:r>
+              <w:rPr>
+                <w:rFonts w:eastAsiaTheme="minorEastAsia"/>
+                <w:noProof/>
+                <w:lang w:eastAsia="ru-RU"/>
+              </w:rPr>
+              <w:tab/>
+            </w:r>
+            <w:r>
+              <w:rPr>
+                <w:rStyle w:val="a5"/>
+                <w:noProof/>
+              </w:rPr>
+              <w:t>Требования по интернационализации и локализации</w:t>
+            </w:r>
+            <w:r>
+              <w:rPr>
+                <w:noProof/>
+                <w:webHidden/>
+              </w:rPr>
+              <w:tab/>
+            </w:r>
+            <w:r>
+              <w:rPr>
+                <w:noProof/>
+                <w:webHidden/>
+              </w:rPr>
+              <w:fldChar w:fldCharType="begin"/>
+            </w:r>
+            <w:r>
+              <w:rPr>
+                <w:noProof/>
+                <w:webHidden/>
+              </w:rPr>
+              <w:instrText xml:space="preserve"> PAGEREF _Toc197505664 \h </w:instrText>
+            </w:r>
+            <w:r>
+              <w:rPr>
+                <w:noProof/>
+                <w:webHidden/>
+              </w:rPr>
+            </w:r>
+            <w:r>
+              <w:rPr>
+                <w:noProof/>
+                <w:webHidden/>
+              </w:rPr>
+              <w:fldChar w:fldCharType="separate"/>
+            </w:r>
+            <w:r>
+              <w:rPr>
+                <w:noProof/>
+                <w:webHidden/>
+              </w:rPr>
+              <w:t>15</w:t>
+            </w:r>
+            <w:r>
+              <w:rPr>
+                <w:noProof/>
+                <w:webHidden/>
+              </w:rPr>
+              <w:fldChar w:fldCharType="end"/>
+            </w:r>
+          </w:hyperlink>
+        </w:p>
+        <w:p>
+          <w:pPr>
+            <w:pStyle w:val="13"/>
+            <w:tabs>
+              <w:tab w:val="right" w:leader="dot" w:pos="9016"/>
+            </w:tabs>
+            <w:rPr>
+              <w:rFonts w:eastAsiaTheme="minorEastAsia"/>
+              <w:noProof/>
+              <w:lang w:eastAsia="ru-RU"/>
+            </w:rPr>
+          </w:pPr>
+          <w:hyperlink w:anchor="_Toc197505665" w:history="1">
+            <w:r>
+              <w:rPr>
+                <w:rStyle w:val="a5"/>
+                <w:noProof/>
+              </w:rPr>
+              <w:t>Приложение</w:t>
+            </w:r>
+            <w:r>
+              <w:rPr>
+                <w:rStyle w:val="a5"/>
+                <w:noProof/>
+                <w:lang w:val="en-US"/>
+              </w:rPr>
+              <w:t xml:space="preserve"> </w:t>
+            </w:r>
+            <w:r>
+              <w:rPr>
+                <w:rStyle w:val="a5"/>
+                <w:noProof/>
+              </w:rPr>
+              <w:t>А</w:t>
+            </w:r>
+            <w:r>
+              <w:rPr>
+                <w:noProof/>
+                <w:webHidden/>
+              </w:rPr>
+              <w:tab/>
+            </w:r>
+            <w:r>
+              <w:rPr>
+                <w:noProof/>
+                <w:webHidden/>
+              </w:rPr>
+              <w:fldChar w:fldCharType="begin"/>
+            </w:r>
+            <w:r>
+              <w:rPr>
+                <w:noProof/>
+                <w:webHidden/>
+              </w:rPr>
+              <w:instrText xml:space="preserve"> PAGEREF _Toc197505665 \h </w:instrText>
+            </w:r>
+            <w:r>
+              <w:rPr>
+                <w:noProof/>
+                <w:webHidden/>
+              </w:rPr>
+            </w:r>
+            <w:r>
+              <w:rPr>
+                <w:noProof/>
+                <w:webHidden/>
+              </w:rPr>
+              <w:fldChar w:fldCharType="separate"/>
+            </w:r>
+            <w:r>
+              <w:rPr>
+                <w:noProof/>
+                <w:webHidden/>
+              </w:rPr>
+              <w:t>16</w:t>
+            </w:r>
+            <w:r>
+              <w:rPr>
+                <w:noProof/>
+                <w:webHidden/>
+              </w:rPr>
+              <w:fldChar w:fldCharType="end"/>
+            </w:r>
+          </w:hyperlink>
+        </w:p>
+        <w:p>
+          <w:pPr>
+            <w:pStyle w:val="13"/>
+            <w:tabs>
+              <w:tab w:val="right" w:leader="dot" w:pos="9016"/>
+            </w:tabs>
+            <w:rPr>
+              <w:rFonts w:eastAsiaTheme="minorEastAsia"/>
+              <w:noProof/>
+              <w:lang w:eastAsia="ru-RU"/>
+            </w:rPr>
+          </w:pPr>
+          <w:hyperlink w:anchor="_Toc197505666" w:history="1">
+            <w:r>
+              <w:rPr>
+                <w:rStyle w:val="a5"/>
+                <w:noProof/>
+              </w:rPr>
+              <w:t>Приложение Б</w:t>
+            </w:r>
+            <w:r>
+              <w:rPr>
+                <w:noProof/>
+                <w:webHidden/>
+              </w:rPr>
+              <w:tab/>
+            </w:r>
+            <w:r>
+              <w:rPr>
+                <w:noProof/>
+                <w:webHidden/>
+              </w:rPr>
+              <w:fldChar w:fldCharType="begin"/>
+            </w:r>
+            <w:r>
+              <w:rPr>
+                <w:noProof/>
+                <w:webHidden/>
+              </w:rPr>
+              <w:instrText xml:space="preserve"> PAGEREF _Toc197505666 \h </w:instrText>
+            </w:r>
+            <w:r>
+              <w:rPr>
+                <w:noProof/>
+                <w:webHidden/>
+              </w:rPr>
+            </w:r>
+            <w:r>
+              <w:rPr>
+                <w:noProof/>
+                <w:webHidden/>
+              </w:rPr>
+              <w:fldChar w:fldCharType="separate"/>
+            </w:r>
+            <w:r>
+              <w:rPr>
+                <w:noProof/>
+                <w:webHidden/>
+              </w:rPr>
+              <w:t>17</w:t>
             </w:r>
             <w:r>
               <w:rPr>
@@ -3279,130 +4648,20 @@
           <w:bCs/>
         </w:rPr>
       </w:pPr>
-    </w:p>
-    <w:p>
-      <w:pPr>
-        <w:jc w:val="both"/>
+      <w:r>
         <w:rPr>
           <w:b/>
           <w:bCs/>
         </w:rPr>
-      </w:pPr>
-    </w:p>
-    <w:p>
-      <w:pPr>
-        <w:jc w:val="both"/>
-        <w:rPr>
-          <w:b/>
-          <w:bCs/>
-        </w:rPr>
-      </w:pPr>
-    </w:p>
-    <w:p>
-      <w:pPr>
-        <w:jc w:val="both"/>
-        <w:rPr>
-          <w:b/>
-          <w:bCs/>
-        </w:rPr>
-      </w:pPr>
-    </w:p>
-    <w:p>
-      <w:pPr>
-        <w:jc w:val="both"/>
-        <w:rPr>
-          <w:b/>
-          <w:bCs/>
-        </w:rPr>
-      </w:pPr>
-    </w:p>
-    <w:p>
-      <w:pPr>
-        <w:jc w:val="both"/>
-        <w:rPr>
-          <w:b/>
-          <w:bCs/>
-        </w:rPr>
-      </w:pPr>
-    </w:p>
-    <w:p>
-      <w:pPr>
-        <w:jc w:val="both"/>
-        <w:rPr>
-          <w:b/>
-          <w:bCs/>
-        </w:rPr>
-      </w:pPr>
-    </w:p>
-    <w:p>
-      <w:pPr>
-        <w:jc w:val="both"/>
-        <w:rPr>
-          <w:b/>
-          <w:bCs/>
-        </w:rPr>
-      </w:pPr>
-    </w:p>
-    <w:p>
-      <w:pPr>
-        <w:jc w:val="both"/>
-        <w:rPr>
-          <w:b/>
-          <w:bCs/>
-        </w:rPr>
-      </w:pPr>
-    </w:p>
-    <w:p>
-      <w:pPr>
-        <w:jc w:val="both"/>
-        <w:rPr>
-          <w:b/>
-          <w:bCs/>
-        </w:rPr>
-      </w:pPr>
-    </w:p>
-    <w:p>
-      <w:pPr>
-        <w:jc w:val="both"/>
-        <w:rPr>
-          <w:b/>
-          <w:bCs/>
-        </w:rPr>
-      </w:pPr>
-    </w:p>
-    <w:p>
-      <w:pPr>
-        <w:jc w:val="both"/>
-        <w:rPr>
-          <w:b/>
-          <w:bCs/>
-        </w:rPr>
-      </w:pPr>
-    </w:p>
-    <w:p>
-      <w:pPr>
-        <w:jc w:val="both"/>
-        <w:rPr>
-          <w:b/>
-          <w:bCs/>
-        </w:rPr>
-      </w:pPr>
-    </w:p>
-    <w:p>
-      <w:pPr>
-        <w:jc w:val="both"/>
-        <w:rPr>
-          <w:b/>
-          <w:bCs/>
-        </w:rPr>
-      </w:pPr>
+        <w:tab/>
+      </w:r>
     </w:p>
     <w:p>
       <w:pPr>
         <w:pStyle w:val="1"/>
         <w:jc w:val="both"/>
       </w:pPr>
-      <w:bookmarkStart w:id="0" w:name="_Toc197449547"/>
+      <w:bookmarkStart w:id="0" w:name="_Toc197505615"/>
       <w:r>
         <w:lastRenderedPageBreak/>
         <w:t>Введение</w:t>
@@ -3417,7 +4676,7 @@
       <w:r>
         <w:t xml:space="preserve"> </w:t>
       </w:r>
-      <w:bookmarkStart w:id="1" w:name="_Toc197449548"/>
+      <w:bookmarkStart w:id="1" w:name="_Toc197505616"/>
       <w:r>
         <w:t>Назначение</w:t>
       </w:r>
@@ -3520,7 +4779,7 @@
       <w:r>
         <w:t xml:space="preserve"> </w:t>
       </w:r>
-      <w:bookmarkStart w:id="2" w:name="_Toc197449549"/>
+      <w:bookmarkStart w:id="2" w:name="_Toc197505617"/>
       <w:r>
         <w:t>Соглашения, принятые в документах</w:t>
       </w:r>
@@ -3569,7 +4828,7 @@
       <w:r>
         <w:t xml:space="preserve"> </w:t>
       </w:r>
-      <w:bookmarkStart w:id="3" w:name="_Toc197449550"/>
+      <w:bookmarkStart w:id="3" w:name="_Toc197505618"/>
       <w:r>
         <w:t>Границы проекта</w:t>
       </w:r>
@@ -3642,7 +4901,7 @@
       <w:r>
         <w:t xml:space="preserve"> </w:t>
       </w:r>
-      <w:bookmarkStart w:id="4" w:name="_Toc197449551"/>
+      <w:bookmarkStart w:id="4" w:name="_Toc197505619"/>
       <w:r>
         <w:t>Ссылки</w:t>
       </w:r>
@@ -3713,6 +4972,7 @@
           </w:rPr>
           <w:t>://</w:t>
         </w:r>
+        <w:proofErr w:type="spellStart"/>
         <w:r>
           <w:rPr>
             <w:rStyle w:val="a5"/>
@@ -3725,6 +4985,7 @@
           </w:rPr>
           <w:t>ru</w:t>
         </w:r>
+        <w:proofErr w:type="spellEnd"/>
         <w:r>
           <w:rPr>
             <w:rStyle w:val="a5"/>
@@ -3736,6 +4997,7 @@
           </w:rPr>
           <w:t>.</w:t>
         </w:r>
+        <w:proofErr w:type="spellStart"/>
         <w:r>
           <w:rPr>
             <w:rStyle w:val="a5"/>
@@ -3748,6 +5010,7 @@
           </w:rPr>
           <w:t>stackoverflow</w:t>
         </w:r>
+        <w:proofErr w:type="spellEnd"/>
         <w:r>
           <w:rPr>
             <w:rStyle w:val="a5"/>
@@ -3839,7 +5102,7 @@
         <w:pStyle w:val="1"/>
         <w:jc w:val="both"/>
       </w:pPr>
-      <w:bookmarkStart w:id="5" w:name="_Toc197449552"/>
+      <w:bookmarkStart w:id="5" w:name="_Toc197505620"/>
       <w:r>
         <w:lastRenderedPageBreak/>
         <w:t>Общее описание</w:t>
@@ -3859,7 +5122,7 @@
       <w:r>
         <w:t xml:space="preserve"> </w:t>
       </w:r>
-      <w:bookmarkStart w:id="6" w:name="_Toc197449553"/>
+      <w:bookmarkStart w:id="6" w:name="_Toc197505621"/>
       <w:r>
         <w:t>Общий взгляд на продукт</w:t>
       </w:r>
@@ -3944,7 +5207,7 @@
         </w:rPr>
         <w:t xml:space="preserve"> </w:t>
       </w:r>
-      <w:bookmarkStart w:id="7" w:name="_Toc197449554"/>
+      <w:bookmarkStart w:id="7" w:name="_Toc197505622"/>
       <w:r>
         <w:rPr>
           <w:lang w:val="be-BY"/>
@@ -4063,7 +5326,7 @@
       <w:r>
         <w:t xml:space="preserve"> </w:t>
       </w:r>
-      <w:bookmarkStart w:id="8" w:name="_Toc197449555"/>
+      <w:bookmarkStart w:id="8" w:name="_Toc197505623"/>
       <w:r>
         <w:t>Операционная среда</w:t>
       </w:r>
@@ -4210,7 +5473,7 @@
         <w:lastRenderedPageBreak/>
         <w:t xml:space="preserve"> </w:t>
       </w:r>
-      <w:bookmarkStart w:id="9" w:name="_Toc197449556"/>
+      <w:bookmarkStart w:id="9" w:name="_Toc197505624"/>
       <w:r>
         <w:t>Ограничения дизайна и реализации</w:t>
       </w:r>
@@ -4367,11 +5630,12 @@
     <w:p>
       <w:pPr>
         <w:pStyle w:val="2"/>
+        <w:jc w:val="both"/>
       </w:pPr>
       <w:r>
         <w:t xml:space="preserve"> </w:t>
       </w:r>
-      <w:bookmarkStart w:id="10" w:name="_Toc197449557"/>
+      <w:bookmarkStart w:id="10" w:name="_Toc197505625"/>
       <w:r>
         <w:t>Предположения и зависимости</w:t>
       </w:r>
@@ -4380,6 +5644,7 @@
     <w:p>
       <w:pPr>
         <w:ind w:firstLine="357"/>
+        <w:jc w:val="both"/>
         <w:rPr>
           <w:rFonts w:ascii="Times New Roman" w:hAnsi="Times New Roman" w:cs="Times New Roman"/>
           <w:sz w:val="28"/>
@@ -4402,6 +5667,7 @@
           <w:ilvl w:val="6"/>
           <w:numId w:val="10"/>
         </w:numPr>
+        <w:jc w:val="both"/>
         <w:rPr>
           <w:rFonts w:ascii="Times New Roman" w:hAnsi="Times New Roman" w:cs="Times New Roman"/>
           <w:sz w:val="28"/>
@@ -4424,6 +5690,7 @@
           <w:ilvl w:val="6"/>
           <w:numId w:val="10"/>
         </w:numPr>
+        <w:jc w:val="both"/>
         <w:rPr>
           <w:rFonts w:ascii="Times New Roman" w:hAnsi="Times New Roman" w:cs="Times New Roman"/>
           <w:sz w:val="28"/>
@@ -4491,6 +5758,7 @@
     </w:p>
     <w:p>
       <w:pPr>
+        <w:jc w:val="both"/>
         <w:rPr>
           <w:rFonts w:ascii="Times New Roman" w:hAnsi="Times New Roman" w:cs="Times New Roman"/>
           <w:sz w:val="28"/>
@@ -4522,6 +5790,7 @@
           <w:ilvl w:val="0"/>
           <w:numId w:val="12"/>
         </w:numPr>
+        <w:jc w:val="both"/>
         <w:rPr>
           <w:rFonts w:ascii="Times New Roman" w:hAnsi="Times New Roman" w:cs="Times New Roman"/>
           <w:sz w:val="28"/>
@@ -4539,15 +5808,17 @@
     </w:p>
     <w:p>
       <w:pPr>
-        <w:rPr>
-          <w:rFonts w:ascii="Times New Roman" w:hAnsi="Times New Roman" w:cs="Times New Roman"/>
-          <w:sz w:val="28"/>
-          <w:szCs w:val="28"/>
-        </w:rPr>
-      </w:pPr>
-    </w:p>
-    <w:p>
-      <w:pPr>
+        <w:jc w:val="both"/>
+        <w:rPr>
+          <w:rFonts w:ascii="Times New Roman" w:hAnsi="Times New Roman" w:cs="Times New Roman"/>
+          <w:sz w:val="28"/>
+          <w:szCs w:val="28"/>
+        </w:rPr>
+      </w:pPr>
+    </w:p>
+    <w:p>
+      <w:pPr>
+        <w:jc w:val="both"/>
         <w:rPr>
           <w:rFonts w:ascii="Times New Roman" w:hAnsi="Times New Roman" w:cs="Times New Roman"/>
           <w:sz w:val="28"/>
@@ -4558,8 +5829,9 @@
     <w:p>
       <w:pPr>
         <w:pStyle w:val="1"/>
-      </w:pPr>
-      <w:bookmarkStart w:id="11" w:name="_Toc197449558"/>
+        <w:jc w:val="both"/>
+      </w:pPr>
+      <w:bookmarkStart w:id="11" w:name="_Toc197505626"/>
       <w:r>
         <w:lastRenderedPageBreak/>
         <w:t>Функции системы</w:t>
@@ -4568,6 +5840,7 @@
     </w:p>
     <w:p>
       <w:pPr>
+        <w:jc w:val="both"/>
         <w:rPr>
           <w:noProof/>
         </w:rPr>
@@ -4631,7 +5904,7 @@
         <w:tabs>
           <w:tab w:val="left" w:pos="1364"/>
         </w:tabs>
-        <w:jc w:val="center"/>
+        <w:jc w:val="both"/>
         <w:rPr>
           <w:rFonts w:ascii="Times New Roman" w:hAnsi="Times New Roman" w:cs="Times New Roman"/>
           <w:sz w:val="28"/>
@@ -4692,22 +5965,28 @@
     <w:p>
       <w:pPr>
         <w:pStyle w:val="2"/>
+        <w:jc w:val="both"/>
       </w:pPr>
       <w:r>
         <w:t xml:space="preserve"> </w:t>
       </w:r>
-      <w:bookmarkStart w:id="12" w:name="_Toc197449559"/>
+      <w:bookmarkStart w:id="12" w:name="_Toc197505627"/>
       <w:r>
         <w:t>Добавление задачи</w:t>
       </w:r>
       <w:bookmarkEnd w:id="12"/>
     </w:p>
-    <w:p/>
+    <w:p>
+      <w:pPr>
+        <w:jc w:val="both"/>
+      </w:pPr>
+    </w:p>
     <w:p>
       <w:pPr>
         <w:pStyle w:val="3"/>
-      </w:pPr>
-      <w:bookmarkStart w:id="13" w:name="_Toc197449560"/>
+        <w:jc w:val="both"/>
+      </w:pPr>
+      <w:bookmarkStart w:id="13" w:name="_Toc197505628"/>
       <w:r>
         <w:t>Описание</w:t>
       </w:r>
@@ -4716,6 +5995,7 @@
     <w:p>
       <w:pPr>
         <w:ind w:firstLine="708"/>
+        <w:jc w:val="both"/>
         <w:rPr>
           <w:rFonts w:ascii="Times New Roman" w:hAnsi="Times New Roman" w:cs="Times New Roman"/>
           <w:sz w:val="28"/>
@@ -4750,15 +6030,20 @@
     <w:p>
       <w:pPr>
         <w:pStyle w:val="3"/>
-      </w:pPr>
-      <w:bookmarkStart w:id="14" w:name="_Toc197449561"/>
+        <w:jc w:val="both"/>
+      </w:pPr>
+      <w:bookmarkStart w:id="14" w:name="_Toc197505629"/>
       <w:r>
         <w:lastRenderedPageBreak/>
         <w:t>Функциональные требования</w:t>
       </w:r>
       <w:bookmarkEnd w:id="14"/>
     </w:p>
-    <w:p/>
+    <w:p>
+      <w:pPr>
+        <w:jc w:val="both"/>
+      </w:pPr>
+    </w:p>
     <w:p>
       <w:pPr>
         <w:pStyle w:val="a3"/>
@@ -4766,6 +6051,7 @@
           <w:ilvl w:val="6"/>
           <w:numId w:val="10"/>
         </w:numPr>
+        <w:jc w:val="both"/>
         <w:rPr>
           <w:rFonts w:ascii="Times New Roman" w:hAnsi="Times New Roman" w:cs="Times New Roman"/>
           <w:sz w:val="28"/>
@@ -4812,6 +6098,7 @@
           <w:ilvl w:val="6"/>
           <w:numId w:val="10"/>
         </w:numPr>
+        <w:jc w:val="both"/>
         <w:rPr>
           <w:rFonts w:ascii="Times New Roman" w:hAnsi="Times New Roman" w:cs="Times New Roman"/>
           <w:sz w:val="28"/>
@@ -4834,6 +6121,7 @@
           <w:ilvl w:val="6"/>
           <w:numId w:val="10"/>
         </w:numPr>
+        <w:jc w:val="both"/>
         <w:rPr>
           <w:rFonts w:ascii="Times New Roman" w:hAnsi="Times New Roman" w:cs="Times New Roman"/>
           <w:sz w:val="28"/>
@@ -4856,6 +6144,7 @@
           <w:ilvl w:val="6"/>
           <w:numId w:val="10"/>
         </w:numPr>
+        <w:jc w:val="both"/>
         <w:rPr>
           <w:rFonts w:ascii="Times New Roman" w:hAnsi="Times New Roman" w:cs="Times New Roman"/>
           <w:sz w:val="28"/>
@@ -4874,11 +6163,12 @@
     <w:p>
       <w:pPr>
         <w:pStyle w:val="2"/>
+        <w:jc w:val="both"/>
       </w:pPr>
       <w:r>
         <w:t xml:space="preserve"> </w:t>
       </w:r>
-      <w:bookmarkStart w:id="15" w:name="_Toc197449562"/>
+      <w:bookmarkStart w:id="15" w:name="_Toc197505630"/>
       <w:r>
         <w:t>Изменение статуса задачи</w:t>
       </w:r>
@@ -4886,6 +6176,7 @@
     </w:p>
     <w:p>
       <w:pPr>
+        <w:jc w:val="both"/>
         <w:rPr>
           <w:sz w:val="28"/>
           <w:szCs w:val="28"/>
@@ -4895,8 +6186,9 @@
     <w:p>
       <w:pPr>
         <w:pStyle w:val="3"/>
-      </w:pPr>
-      <w:bookmarkStart w:id="16" w:name="_Toc197449563"/>
+        <w:jc w:val="both"/>
+      </w:pPr>
+      <w:bookmarkStart w:id="16" w:name="_Toc197505631"/>
       <w:r>
         <w:t>Описание</w:t>
       </w:r>
@@ -4905,6 +6197,7 @@
     <w:p>
       <w:pPr>
         <w:ind w:firstLine="708"/>
+        <w:jc w:val="both"/>
         <w:rPr>
           <w:rFonts w:ascii="Times New Roman" w:hAnsi="Times New Roman" w:cs="Times New Roman"/>
           <w:sz w:val="28"/>
@@ -4939,8 +6232,9 @@
     <w:p>
       <w:pPr>
         <w:pStyle w:val="3"/>
-      </w:pPr>
-      <w:bookmarkStart w:id="17" w:name="_Toc197449564"/>
+        <w:jc w:val="both"/>
+      </w:pPr>
+      <w:bookmarkStart w:id="17" w:name="_Toc197505632"/>
       <w:r>
         <w:t>Функциональные требования</w:t>
       </w:r>
@@ -4953,6 +6247,7 @@
           <w:ilvl w:val="6"/>
           <w:numId w:val="10"/>
         </w:numPr>
+        <w:jc w:val="both"/>
         <w:rPr>
           <w:rFonts w:ascii="Times New Roman" w:hAnsi="Times New Roman" w:cs="Times New Roman"/>
           <w:sz w:val="28"/>
@@ -5026,6 +6321,7 @@
           <w:ilvl w:val="6"/>
           <w:numId w:val="10"/>
         </w:numPr>
+        <w:jc w:val="both"/>
         <w:rPr>
           <w:rFonts w:ascii="Times New Roman" w:hAnsi="Times New Roman" w:cs="Times New Roman"/>
           <w:sz w:val="28"/>
@@ -5044,6 +6340,7 @@
     <w:p>
       <w:pPr>
         <w:ind w:left="2142"/>
+        <w:jc w:val="both"/>
         <w:rPr>
           <w:rFonts w:ascii="Times New Roman" w:hAnsi="Times New Roman" w:cs="Times New Roman"/>
           <w:sz w:val="28"/>
@@ -5054,22 +6351,28 @@
     <w:p>
       <w:pPr>
         <w:pStyle w:val="2"/>
+        <w:jc w:val="both"/>
       </w:pPr>
       <w:r>
         <w:t xml:space="preserve"> </w:t>
       </w:r>
-      <w:bookmarkStart w:id="18" w:name="_Toc197449565"/>
+      <w:bookmarkStart w:id="18" w:name="_Toc197505633"/>
       <w:r>
         <w:t>Удаление задачи</w:t>
       </w:r>
       <w:bookmarkEnd w:id="18"/>
     </w:p>
-    <w:p/>
+    <w:p>
+      <w:pPr>
+        <w:jc w:val="both"/>
+      </w:pPr>
+    </w:p>
     <w:p>
       <w:pPr>
         <w:pStyle w:val="3"/>
-      </w:pPr>
-      <w:bookmarkStart w:id="19" w:name="_Toc197449566"/>
+        <w:jc w:val="both"/>
+      </w:pPr>
+      <w:bookmarkStart w:id="19" w:name="_Toc197505634"/>
       <w:r>
         <w:t>Описание</w:t>
       </w:r>
@@ -5078,6 +6381,7 @@
     <w:p>
       <w:pPr>
         <w:ind w:firstLine="708"/>
+        <w:jc w:val="both"/>
         <w:rPr>
           <w:rFonts w:ascii="Times New Roman" w:hAnsi="Times New Roman" w:cs="Times New Roman"/>
           <w:sz w:val="28"/>
@@ -5096,8 +6400,9 @@
     <w:p>
       <w:pPr>
         <w:pStyle w:val="3"/>
-      </w:pPr>
-      <w:bookmarkStart w:id="20" w:name="_Toc197449567"/>
+        <w:jc w:val="both"/>
+      </w:pPr>
+      <w:bookmarkStart w:id="20" w:name="_Toc197505635"/>
       <w:r>
         <w:t>Функциональные требования</w:t>
       </w:r>
@@ -5110,6 +6415,7 @@
           <w:ilvl w:val="6"/>
           <w:numId w:val="10"/>
         </w:numPr>
+        <w:jc w:val="both"/>
         <w:rPr>
           <w:rFonts w:ascii="Times New Roman" w:hAnsi="Times New Roman" w:cs="Times New Roman"/>
           <w:sz w:val="28"/>
@@ -5132,6 +6438,7 @@
           <w:ilvl w:val="6"/>
           <w:numId w:val="10"/>
         </w:numPr>
+        <w:jc w:val="both"/>
         <w:rPr>
           <w:rFonts w:ascii="Times New Roman" w:hAnsi="Times New Roman" w:cs="Times New Roman"/>
           <w:sz w:val="28"/>
@@ -5165,6 +6472,7 @@
     </w:p>
     <w:p>
       <w:pPr>
+        <w:jc w:val="both"/>
         <w:rPr>
           <w:rFonts w:ascii="Times New Roman" w:hAnsi="Times New Roman" w:cs="Times New Roman"/>
           <w:sz w:val="28"/>
@@ -5175,12 +6483,13 @@
     <w:p>
       <w:pPr>
         <w:pStyle w:val="2"/>
+        <w:jc w:val="both"/>
       </w:pPr>
       <w:r>
         <w:lastRenderedPageBreak/>
         <w:t xml:space="preserve"> </w:t>
       </w:r>
-      <w:bookmarkStart w:id="21" w:name="_Toc197449568"/>
+      <w:bookmarkStart w:id="21" w:name="_Toc197505636"/>
       <w:r>
         <w:t>Получение отчётности</w:t>
       </w:r>
@@ -5189,12 +6498,17 @@
         <w:t xml:space="preserve"> </w:t>
       </w:r>
     </w:p>
-    <w:p/>
+    <w:p>
+      <w:pPr>
+        <w:jc w:val="both"/>
+      </w:pPr>
+    </w:p>
     <w:p>
       <w:pPr>
         <w:pStyle w:val="3"/>
-      </w:pPr>
-      <w:bookmarkStart w:id="22" w:name="_Toc197449569"/>
+        <w:jc w:val="both"/>
+      </w:pPr>
+      <w:bookmarkStart w:id="22" w:name="_Toc197505637"/>
       <w:r>
         <w:t>Описание</w:t>
       </w:r>
@@ -5203,6 +6517,7 @@
     <w:p>
       <w:pPr>
         <w:ind w:firstLine="708"/>
+        <w:jc w:val="both"/>
         <w:rPr>
           <w:rFonts w:ascii="Times New Roman" w:hAnsi="Times New Roman" w:cs="Times New Roman"/>
           <w:sz w:val="28"/>
@@ -5253,8 +6568,9 @@
     <w:p>
       <w:pPr>
         <w:pStyle w:val="3"/>
-      </w:pPr>
-      <w:bookmarkStart w:id="23" w:name="_Toc197449570"/>
+        <w:jc w:val="both"/>
+      </w:pPr>
+      <w:bookmarkStart w:id="23" w:name="_Toc197505638"/>
       <w:r>
         <w:t>Функциональные требования</w:t>
       </w:r>
@@ -5267,6 +6583,7 @@
           <w:ilvl w:val="6"/>
           <w:numId w:val="10"/>
         </w:numPr>
+        <w:jc w:val="both"/>
         <w:rPr>
           <w:rFonts w:ascii="Times New Roman" w:hAnsi="Times New Roman" w:cs="Times New Roman"/>
           <w:sz w:val="28"/>
@@ -5289,6 +6606,7 @@
           <w:ilvl w:val="6"/>
           <w:numId w:val="10"/>
         </w:numPr>
+        <w:jc w:val="both"/>
         <w:rPr>
           <w:rFonts w:ascii="Times New Roman" w:hAnsi="Times New Roman" w:cs="Times New Roman"/>
           <w:sz w:val="28"/>
@@ -5307,22 +6625,28 @@
     <w:p>
       <w:pPr>
         <w:pStyle w:val="2"/>
+        <w:jc w:val="both"/>
       </w:pPr>
       <w:r>
         <w:t xml:space="preserve"> </w:t>
       </w:r>
-      <w:bookmarkStart w:id="24" w:name="_Toc197449571"/>
+      <w:bookmarkStart w:id="24" w:name="_Toc197505639"/>
       <w:r>
         <w:t>Добавление проекта</w:t>
       </w:r>
       <w:bookmarkEnd w:id="24"/>
     </w:p>
-    <w:p/>
+    <w:p>
+      <w:pPr>
+        <w:jc w:val="both"/>
+      </w:pPr>
+    </w:p>
     <w:p>
       <w:pPr>
         <w:pStyle w:val="3"/>
-      </w:pPr>
-      <w:bookmarkStart w:id="25" w:name="_Toc197449572"/>
+        <w:jc w:val="both"/>
+      </w:pPr>
+      <w:bookmarkStart w:id="25" w:name="_Toc197505640"/>
       <w:r>
         <w:t>Описание</w:t>
       </w:r>
@@ -5331,6 +6655,7 @@
     <w:p>
       <w:pPr>
         <w:ind w:firstLine="708"/>
+        <w:jc w:val="both"/>
         <w:rPr>
           <w:rFonts w:ascii="Times New Roman" w:hAnsi="Times New Roman" w:cs="Times New Roman"/>
           <w:sz w:val="28"/>
@@ -5357,8 +6682,9 @@
     <w:p>
       <w:pPr>
         <w:pStyle w:val="3"/>
-      </w:pPr>
-      <w:bookmarkStart w:id="26" w:name="_Toc197449573"/>
+        <w:jc w:val="both"/>
+      </w:pPr>
+      <w:bookmarkStart w:id="26" w:name="_Toc197505641"/>
       <w:r>
         <w:t>Функциональные требования</w:t>
       </w:r>
@@ -5371,6 +6697,7 @@
           <w:ilvl w:val="6"/>
           <w:numId w:val="10"/>
         </w:numPr>
+        <w:jc w:val="both"/>
         <w:rPr>
           <w:rFonts w:ascii="Times New Roman" w:hAnsi="Times New Roman" w:cs="Times New Roman"/>
           <w:sz w:val="28"/>
@@ -5393,6 +6720,7 @@
           <w:ilvl w:val="6"/>
           <w:numId w:val="10"/>
         </w:numPr>
+        <w:jc w:val="both"/>
         <w:rPr>
           <w:rFonts w:ascii="Times New Roman" w:hAnsi="Times New Roman" w:cs="Times New Roman"/>
           <w:sz w:val="28"/>
@@ -5415,40 +6743,65 @@
           <w:ilvl w:val="6"/>
           <w:numId w:val="10"/>
         </w:numPr>
-        <w:rPr>
-          <w:rFonts w:ascii="Times New Roman" w:hAnsi="Times New Roman" w:cs="Times New Roman"/>
-          <w:sz w:val="28"/>
-          <w:szCs w:val="28"/>
-        </w:rPr>
-      </w:pPr>
-      <w:r>
-        <w:rPr>
-          <w:rFonts w:ascii="Times New Roman" w:hAnsi="Times New Roman" w:cs="Times New Roman"/>
-          <w:sz w:val="28"/>
-          <w:szCs w:val="28"/>
-        </w:rPr>
-        <w:t>Возможность добавления разработчиков на проект(кнопка на странице проекта, отображающаяся только для администратора).</w:t>
+        <w:jc w:val="both"/>
+        <w:rPr>
+          <w:rFonts w:ascii="Times New Roman" w:hAnsi="Times New Roman" w:cs="Times New Roman"/>
+          <w:sz w:val="28"/>
+          <w:szCs w:val="28"/>
+        </w:rPr>
+      </w:pPr>
+      <w:r>
+        <w:rPr>
+          <w:rFonts w:ascii="Times New Roman" w:hAnsi="Times New Roman" w:cs="Times New Roman"/>
+          <w:sz w:val="28"/>
+          <w:szCs w:val="28"/>
+        </w:rPr>
+        <w:t xml:space="preserve">Возможность добавления разработчиков на </w:t>
+      </w:r>
+      <w:proofErr w:type="gramStart"/>
+      <w:r>
+        <w:rPr>
+          <w:rFonts w:ascii="Times New Roman" w:hAnsi="Times New Roman" w:cs="Times New Roman"/>
+          <w:sz w:val="28"/>
+          <w:szCs w:val="28"/>
+        </w:rPr>
+        <w:t>проект(</w:t>
+      </w:r>
+      <w:proofErr w:type="gramEnd"/>
+      <w:r>
+        <w:rPr>
+          <w:rFonts w:ascii="Times New Roman" w:hAnsi="Times New Roman" w:cs="Times New Roman"/>
+          <w:sz w:val="28"/>
+          <w:szCs w:val="28"/>
+        </w:rPr>
+        <w:t>кнопка на странице проекта, отображающаяся только для администратора).</w:t>
       </w:r>
     </w:p>
     <w:p>
       <w:pPr>
         <w:pStyle w:val="2"/>
+        <w:jc w:val="both"/>
       </w:pPr>
       <w:r>
         <w:t xml:space="preserve"> </w:t>
       </w:r>
-      <w:bookmarkStart w:id="27" w:name="_Toc197449574"/>
+      <w:bookmarkStart w:id="27" w:name="_Toc197505642"/>
       <w:r>
         <w:t>Удаление проекта</w:t>
       </w:r>
       <w:bookmarkEnd w:id="27"/>
     </w:p>
-    <w:p/>
+    <w:p>
+      <w:pPr>
+        <w:jc w:val="both"/>
+      </w:pPr>
+    </w:p>
     <w:p>
       <w:pPr>
         <w:pStyle w:val="3"/>
-      </w:pPr>
-      <w:bookmarkStart w:id="28" w:name="_Toc197449575"/>
+        <w:jc w:val="both"/>
+      </w:pPr>
+      <w:bookmarkStart w:id="28" w:name="_Toc197505643"/>
       <w:r>
         <w:t>Описание</w:t>
       </w:r>
@@ -5457,20 +6810,13 @@
     <w:p>
       <w:pPr>
         <w:ind w:firstLine="708"/>
-        <w:rPr>
-          <w:rFonts w:ascii="Times New Roman" w:hAnsi="Times New Roman" w:cs="Times New Roman"/>
-          <w:sz w:val="28"/>
-          <w:szCs w:val="28"/>
-        </w:rPr>
-      </w:pPr>
-      <w:r>
-        <w:rPr>
-          <w:rFonts w:ascii="Times New Roman" w:hAnsi="Times New Roman" w:cs="Times New Roman"/>
-          <w:sz w:val="28"/>
-          <w:szCs w:val="28"/>
-        </w:rPr>
-        <w:t>ы</w:t>
-      </w:r>
+        <w:jc w:val="both"/>
+        <w:rPr>
+          <w:rFonts w:ascii="Times New Roman" w:hAnsi="Times New Roman" w:cs="Times New Roman"/>
+          <w:sz w:val="28"/>
+          <w:szCs w:val="28"/>
+        </w:rPr>
+      </w:pPr>
       <w:r>
         <w:rPr>
           <w:rFonts w:ascii="Times New Roman" w:hAnsi="Times New Roman" w:cs="Times New Roman"/>
@@ -5483,14 +6829,19 @@
     <w:p>
       <w:pPr>
         <w:pStyle w:val="3"/>
-      </w:pPr>
-      <w:bookmarkStart w:id="29" w:name="_Toc197449576"/>
+        <w:jc w:val="both"/>
+      </w:pPr>
+      <w:bookmarkStart w:id="29" w:name="_Toc197505644"/>
       <w:r>
         <w:t>Функциональные требования</w:t>
       </w:r>
       <w:bookmarkEnd w:id="29"/>
     </w:p>
-    <w:p/>
+    <w:p>
+      <w:pPr>
+        <w:jc w:val="both"/>
+      </w:pPr>
+    </w:p>
     <w:p>
       <w:pPr>
         <w:pStyle w:val="a3"/>
@@ -5498,6 +6849,7 @@
           <w:ilvl w:val="6"/>
           <w:numId w:val="10"/>
         </w:numPr>
+        <w:jc w:val="both"/>
         <w:rPr>
           <w:rFonts w:ascii="Times New Roman" w:hAnsi="Times New Roman" w:cs="Times New Roman"/>
           <w:sz w:val="28"/>
@@ -5521,6 +6873,7 @@
           <w:ilvl w:val="6"/>
           <w:numId w:val="10"/>
         </w:numPr>
+        <w:jc w:val="both"/>
         <w:rPr>
           <w:rFonts w:ascii="Times New Roman" w:hAnsi="Times New Roman" w:cs="Times New Roman"/>
           <w:sz w:val="28"/>
@@ -5543,6 +6896,7 @@
           <w:ilvl w:val="6"/>
           <w:numId w:val="10"/>
         </w:numPr>
+        <w:jc w:val="both"/>
         <w:rPr>
           <w:rFonts w:ascii="Times New Roman" w:hAnsi="Times New Roman" w:cs="Times New Roman"/>
           <w:sz w:val="28"/>
@@ -5561,11 +6915,12 @@
     <w:p>
       <w:pPr>
         <w:pStyle w:val="2"/>
+        <w:jc w:val="both"/>
       </w:pPr>
       <w:r>
         <w:t xml:space="preserve"> </w:t>
       </w:r>
-      <w:bookmarkStart w:id="30" w:name="_Toc197449577"/>
+      <w:bookmarkStart w:id="30" w:name="_Toc197505645"/>
       <w:r>
         <w:t>Прикрепление</w:t>
       </w:r>
@@ -5582,6 +6937,7 @@
     </w:p>
     <w:p>
       <w:pPr>
+        <w:jc w:val="both"/>
         <w:rPr>
           <w:rFonts w:ascii="Times New Roman" w:hAnsi="Times New Roman" w:cs="Times New Roman"/>
           <w:sz w:val="28"/>
@@ -5592,8 +6948,9 @@
     <w:p>
       <w:pPr>
         <w:pStyle w:val="3"/>
-      </w:pPr>
-      <w:bookmarkStart w:id="31" w:name="_Toc197449578"/>
+        <w:jc w:val="both"/>
+      </w:pPr>
+      <w:bookmarkStart w:id="31" w:name="_Toc197505646"/>
       <w:r>
         <w:t>Описание</w:t>
       </w:r>
@@ -5602,6 +6959,7 @@
     <w:p>
       <w:pPr>
         <w:ind w:firstLine="708"/>
+        <w:jc w:val="both"/>
         <w:rPr>
           <w:rFonts w:ascii="Times New Roman" w:hAnsi="Times New Roman" w:cs="Times New Roman"/>
           <w:sz w:val="28"/>
@@ -5628,8 +6986,9 @@
     <w:p>
       <w:pPr>
         <w:pStyle w:val="3"/>
-      </w:pPr>
-      <w:bookmarkStart w:id="32" w:name="_Toc197449579"/>
+        <w:jc w:val="both"/>
+      </w:pPr>
+      <w:bookmarkStart w:id="32" w:name="_Toc197505647"/>
       <w:r>
         <w:t>Функциональные требования</w:t>
       </w:r>
@@ -5642,6 +7001,7 @@
           <w:ilvl w:val="6"/>
           <w:numId w:val="10"/>
         </w:numPr>
+        <w:jc w:val="both"/>
         <w:rPr>
           <w:rFonts w:ascii="Times New Roman" w:hAnsi="Times New Roman" w:cs="Times New Roman"/>
           <w:sz w:val="28"/>
@@ -5664,6 +7024,7 @@
           <w:ilvl w:val="6"/>
           <w:numId w:val="10"/>
         </w:numPr>
+        <w:jc w:val="both"/>
         <w:rPr>
           <w:rFonts w:ascii="Times New Roman" w:hAnsi="Times New Roman" w:cs="Times New Roman"/>
           <w:sz w:val="28"/>
@@ -5682,22 +7043,28 @@
     <w:p>
       <w:pPr>
         <w:pStyle w:val="1"/>
-      </w:pPr>
-      <w:bookmarkStart w:id="33" w:name="_Toc197449580"/>
+        <w:jc w:val="both"/>
+      </w:pPr>
+      <w:bookmarkStart w:id="33" w:name="_Toc197505648"/>
       <w:r>
         <w:t>Требования к данным</w:t>
       </w:r>
       <w:bookmarkEnd w:id="33"/>
     </w:p>
-    <w:p/>
+    <w:p>
+      <w:pPr>
+        <w:jc w:val="both"/>
+      </w:pPr>
+    </w:p>
     <w:p>
       <w:pPr>
         <w:pStyle w:val="2"/>
+        <w:jc w:val="both"/>
       </w:pPr>
       <w:r>
         <w:t xml:space="preserve"> </w:t>
       </w:r>
-      <w:bookmarkStart w:id="34" w:name="_Toc197449581"/>
+      <w:bookmarkStart w:id="34" w:name="_Toc197505649"/>
       <w:r>
         <w:t>Логическая модель данных</w:t>
       </w:r>
@@ -5706,6 +7073,7 @@
     <w:p>
       <w:pPr>
         <w:ind w:firstLine="357"/>
+        <w:jc w:val="both"/>
         <w:rPr>
           <w:rFonts w:ascii="Times New Roman" w:hAnsi="Times New Roman" w:cs="Times New Roman"/>
           <w:sz w:val="28"/>
@@ -5736,28 +7104,20 @@
           <w:ilvl w:val="6"/>
           <w:numId w:val="10"/>
         </w:numPr>
-        <w:rPr>
-          <w:rFonts w:ascii="Times New Roman" w:hAnsi="Times New Roman" w:cs="Times New Roman"/>
-          <w:sz w:val="28"/>
-          <w:szCs w:val="28"/>
-        </w:rPr>
-      </w:pPr>
-      <w:r>
-        <w:rPr>
-          <w:rFonts w:ascii="Times New Roman" w:hAnsi="Times New Roman" w:cs="Times New Roman"/>
-          <w:sz w:val="28"/>
-          <w:szCs w:val="28"/>
-        </w:rPr>
-        <w:t xml:space="preserve">Проекты:  </w:t>
-      </w:r>
-      <w:r>
-        <w:rPr>
-          <w:rFonts w:ascii="Times New Roman" w:hAnsi="Times New Roman" w:cs="Times New Roman"/>
-          <w:sz w:val="28"/>
-          <w:szCs w:val="28"/>
-          <w:lang w:val="en-US"/>
-        </w:rPr>
-        <w:t>ID</w:t>
+        <w:jc w:val="both"/>
+        <w:rPr>
+          <w:rFonts w:ascii="Times New Roman" w:hAnsi="Times New Roman" w:cs="Times New Roman"/>
+          <w:sz w:val="28"/>
+          <w:szCs w:val="28"/>
+        </w:rPr>
+      </w:pPr>
+      <w:r>
+        <w:rPr>
+          <w:rFonts w:ascii="Times New Roman" w:hAnsi="Times New Roman" w:cs="Times New Roman"/>
+          <w:sz w:val="28"/>
+          <w:szCs w:val="28"/>
+        </w:rPr>
+        <w:t>Проекты: ID</w:t>
       </w:r>
       <w:r>
         <w:rPr>
@@ -5783,6 +7143,7 @@
           <w:ilvl w:val="6"/>
           <w:numId w:val="10"/>
         </w:numPr>
+        <w:jc w:val="both"/>
         <w:rPr>
           <w:rFonts w:ascii="Times New Roman" w:hAnsi="Times New Roman" w:cs="Times New Roman"/>
           <w:sz w:val="28"/>
@@ -5837,15 +7198,23 @@
           <w:szCs w:val="28"/>
         </w:rPr>
         <w:lastRenderedPageBreak/>
-        <w:t>которому прикреплена задача</w:t>
-      </w:r>
-      <w:r>
-        <w:rPr>
-          <w:rFonts w:ascii="Times New Roman" w:hAnsi="Times New Roman" w:cs="Times New Roman"/>
-          <w:sz w:val="28"/>
-          <w:szCs w:val="28"/>
-        </w:rPr>
-        <w:t>,</w:t>
+        <w:t xml:space="preserve">которому прикреплена </w:t>
+      </w:r>
+      <w:r>
+        <w:rPr>
+          <w:rFonts w:ascii="Times New Roman" w:hAnsi="Times New Roman" w:cs="Times New Roman"/>
+          <w:sz w:val="28"/>
+          <w:szCs w:val="28"/>
+        </w:rPr>
+        <w:t>задача,</w:t>
+      </w:r>
+      <w:r>
+        <w:rPr>
+          <w:rFonts w:ascii="Times New Roman" w:hAnsi="Times New Roman" w:cs="Times New Roman"/>
+          <w:sz w:val="28"/>
+          <w:szCs w:val="28"/>
+        </w:rPr>
+        <w:t xml:space="preserve"> </w:t>
       </w:r>
       <w:r>
         <w:rPr>
@@ -5880,6 +7249,7 @@
           <w:ilvl w:val="6"/>
           <w:numId w:val="10"/>
         </w:numPr>
+        <w:jc w:val="both"/>
         <w:rPr>
           <w:rFonts w:ascii="Times New Roman" w:hAnsi="Times New Roman" w:cs="Times New Roman"/>
           <w:sz w:val="28"/>
@@ -5942,15 +7312,7 @@
           <w:sz w:val="28"/>
           <w:szCs w:val="28"/>
         </w:rPr>
-        <w:t>разработчика, почта, должность, проекты, на которые прикреплен разработчик</w:t>
-      </w:r>
-      <w:r>
-        <w:rPr>
-          <w:rFonts w:ascii="Times New Roman" w:hAnsi="Times New Roman" w:cs="Times New Roman"/>
-          <w:sz w:val="28"/>
-          <w:szCs w:val="28"/>
-        </w:rPr>
-        <w:t>, роль</w:t>
+        <w:t>разработчика, почта, должность,</w:t>
       </w:r>
       <w:r>
         <w:rPr>
@@ -5966,14 +7328,139 @@
           <w:sz w:val="28"/>
           <w:szCs w:val="28"/>
         </w:rPr>
-        <w:t>(Администратор/пользователь).</w:t>
+        <w:t>а</w:t>
+      </w:r>
+      <w:r>
+        <w:rPr>
+          <w:rFonts w:ascii="Times New Roman" w:hAnsi="Times New Roman" w:cs="Times New Roman"/>
+          <w:sz w:val="28"/>
+          <w:szCs w:val="28"/>
+        </w:rPr>
+        <w:t>дминистратор</w:t>
+      </w:r>
+    </w:p>
+    <w:p>
+      <w:pPr>
+        <w:pStyle w:val="a3"/>
+        <w:numPr>
+          <w:ilvl w:val="6"/>
+          <w:numId w:val="10"/>
+        </w:numPr>
+        <w:jc w:val="both"/>
+        <w:rPr>
+          <w:rFonts w:ascii="Times New Roman" w:hAnsi="Times New Roman" w:cs="Times New Roman"/>
+          <w:sz w:val="28"/>
+          <w:szCs w:val="28"/>
+        </w:rPr>
+      </w:pPr>
+      <w:r>
+        <w:rPr>
+          <w:rFonts w:ascii="Times New Roman" w:hAnsi="Times New Roman" w:cs="Times New Roman"/>
+          <w:sz w:val="28"/>
+          <w:szCs w:val="28"/>
+        </w:rPr>
+        <w:t>Проекты</w:t>
+      </w:r>
+      <w:r>
+        <w:rPr>
+          <w:rFonts w:ascii="Times New Roman" w:hAnsi="Times New Roman" w:cs="Times New Roman"/>
+          <w:sz w:val="28"/>
+          <w:szCs w:val="28"/>
+        </w:rPr>
+        <w:t xml:space="preserve"> </w:t>
+      </w:r>
+      <w:r>
+        <w:rPr>
+          <w:rFonts w:ascii="Times New Roman" w:hAnsi="Times New Roman" w:cs="Times New Roman"/>
+          <w:sz w:val="28"/>
+          <w:szCs w:val="28"/>
+        </w:rPr>
+        <w:t xml:space="preserve">разработчиков: </w:t>
+      </w:r>
+      <w:r>
+        <w:rPr>
+          <w:rFonts w:ascii="Times New Roman" w:hAnsi="Times New Roman" w:cs="Times New Roman"/>
+          <w:sz w:val="28"/>
+          <w:szCs w:val="28"/>
+          <w:lang w:val="en-US"/>
+        </w:rPr>
+        <w:t>ID</w:t>
+      </w:r>
+      <w:r>
+        <w:rPr>
+          <w:rFonts w:ascii="Times New Roman" w:hAnsi="Times New Roman" w:cs="Times New Roman"/>
+          <w:sz w:val="28"/>
+          <w:szCs w:val="28"/>
+        </w:rPr>
+        <w:t xml:space="preserve"> </w:t>
+      </w:r>
+      <w:r>
+        <w:rPr>
+          <w:rFonts w:ascii="Times New Roman" w:hAnsi="Times New Roman" w:cs="Times New Roman"/>
+          <w:sz w:val="28"/>
+          <w:szCs w:val="28"/>
+        </w:rPr>
+        <w:t xml:space="preserve">проекта, </w:t>
+      </w:r>
+      <w:r>
+        <w:rPr>
+          <w:rFonts w:ascii="Times New Roman" w:hAnsi="Times New Roman" w:cs="Times New Roman"/>
+          <w:sz w:val="28"/>
+          <w:szCs w:val="28"/>
+          <w:lang w:val="en-US"/>
+        </w:rPr>
+        <w:t>ID</w:t>
+      </w:r>
+      <w:r>
+        <w:rPr>
+          <w:rFonts w:ascii="Times New Roman" w:hAnsi="Times New Roman" w:cs="Times New Roman"/>
+          <w:sz w:val="28"/>
+          <w:szCs w:val="28"/>
+        </w:rPr>
+        <w:t xml:space="preserve"> </w:t>
+      </w:r>
+      <w:r>
+        <w:rPr>
+          <w:rFonts w:ascii="Times New Roman" w:hAnsi="Times New Roman" w:cs="Times New Roman"/>
+          <w:sz w:val="28"/>
+          <w:szCs w:val="28"/>
+        </w:rPr>
+        <w:t xml:space="preserve">разработчика. </w:t>
+      </w:r>
+      <w:r>
+        <w:rPr>
+          <w:rFonts w:ascii="Times New Roman" w:hAnsi="Times New Roman" w:cs="Times New Roman"/>
+          <w:sz w:val="28"/>
+          <w:szCs w:val="28"/>
+        </w:rPr>
+        <w:t xml:space="preserve">(Необходимо для связи большого количества разработчиков с </w:t>
+      </w:r>
+      <w:r>
+        <w:rPr>
+          <w:rFonts w:ascii="Times New Roman" w:hAnsi="Times New Roman" w:cs="Times New Roman"/>
+          <w:sz w:val="28"/>
+          <w:szCs w:val="28"/>
+        </w:rPr>
+        <w:t>одним проектом и наоборот – большого количества проектов с одним разработчиком</w:t>
+      </w:r>
+      <w:r>
+        <w:rPr>
+          <w:rFonts w:ascii="Times New Roman" w:hAnsi="Times New Roman" w:cs="Times New Roman"/>
+          <w:sz w:val="28"/>
+          <w:szCs w:val="28"/>
+        </w:rPr>
+        <w:t>)</w:t>
       </w:r>
     </w:p>
     <w:p>
       <w:pPr>
         <w:pStyle w:val="2"/>
-      </w:pPr>
-      <w:bookmarkStart w:id="35" w:name="_Toc197449582"/>
+        <w:jc w:val="both"/>
+      </w:pPr>
+      <w:r>
+        <w:t xml:space="preserve"> </w:t>
+      </w:r>
+      <w:bookmarkStart w:id="35" w:name="_Toc197505650"/>
       <w:r>
         <w:t>Словарь данных</w:t>
       </w:r>
@@ -5981,6 +7468,7 @@
     </w:p>
     <w:p>
       <w:pPr>
+        <w:jc w:val="both"/>
         <w:rPr>
           <w:rFonts w:ascii="Times New Roman" w:hAnsi="Times New Roman" w:cs="Times New Roman"/>
           <w:sz w:val="28"/>
@@ -6006,6 +7494,7 @@
     </w:p>
     <w:p>
       <w:pPr>
+        <w:jc w:val="both"/>
         <w:rPr>
           <w:rFonts w:ascii="Times New Roman" w:hAnsi="Times New Roman" w:cs="Times New Roman"/>
           <w:sz w:val="28"/>
@@ -6030,6 +7519,7 @@
           <w:ilvl w:val="0"/>
           <w:numId w:val="13"/>
         </w:numPr>
+        <w:jc w:val="both"/>
         <w:rPr>
           <w:rFonts w:ascii="Times New Roman" w:hAnsi="Times New Roman" w:cs="Times New Roman"/>
           <w:sz w:val="28"/>
@@ -6093,6 +7583,7 @@
           <w:ilvl w:val="0"/>
           <w:numId w:val="13"/>
         </w:numPr>
+        <w:jc w:val="both"/>
         <w:rPr>
           <w:rFonts w:ascii="Times New Roman" w:hAnsi="Times New Roman" w:cs="Times New Roman"/>
           <w:sz w:val="28"/>
@@ -6139,6 +7630,7 @@
           <w:ilvl w:val="0"/>
           <w:numId w:val="13"/>
         </w:numPr>
+        <w:jc w:val="both"/>
         <w:rPr>
           <w:rFonts w:ascii="Times New Roman" w:hAnsi="Times New Roman" w:cs="Times New Roman"/>
           <w:sz w:val="28"/>
@@ -6156,6 +7648,30 @@
     </w:p>
     <w:p>
       <w:pPr>
+        <w:pStyle w:val="a3"/>
+        <w:numPr>
+          <w:ilvl w:val="0"/>
+          <w:numId w:val="13"/>
+        </w:numPr>
+        <w:jc w:val="both"/>
+        <w:rPr>
+          <w:rFonts w:ascii="Times New Roman" w:hAnsi="Times New Roman" w:cs="Times New Roman"/>
+          <w:sz w:val="28"/>
+          <w:szCs w:val="28"/>
+        </w:rPr>
+      </w:pPr>
+      <w:r>
+        <w:rPr>
+          <w:rFonts w:ascii="Times New Roman" w:hAnsi="Times New Roman" w:cs="Times New Roman"/>
+          <w:sz w:val="28"/>
+          <w:szCs w:val="28"/>
+        </w:rPr>
+        <w:t>Срок сдачи (дата) – срок сдачи данного проекта.</w:t>
+      </w:r>
+    </w:p>
+    <w:p>
+      <w:pPr>
+        <w:jc w:val="both"/>
         <w:rPr>
           <w:rFonts w:ascii="Times New Roman" w:hAnsi="Times New Roman" w:cs="Times New Roman"/>
           <w:sz w:val="28"/>
@@ -6180,6 +7696,7 @@
           <w:ilvl w:val="0"/>
           <w:numId w:val="14"/>
         </w:numPr>
+        <w:jc w:val="both"/>
         <w:rPr>
           <w:rFonts w:ascii="Times New Roman" w:hAnsi="Times New Roman" w:cs="Times New Roman"/>
           <w:sz w:val="28"/>
@@ -6195,6 +7712,14 @@
           <w:lang w:val="en-US"/>
         </w:rPr>
         <w:t>ID</w:t>
+      </w:r>
+      <w:r>
+        <w:rPr>
+          <w:rFonts w:ascii="Times New Roman" w:hAnsi="Times New Roman" w:cs="Times New Roman"/>
+          <w:sz w:val="28"/>
+          <w:szCs w:val="28"/>
+        </w:rPr>
+        <w:t xml:space="preserve"> </w:t>
       </w:r>
       <w:r>
         <w:rPr>
@@ -6236,6 +7761,7 @@
           <w:ilvl w:val="0"/>
           <w:numId w:val="14"/>
         </w:numPr>
+        <w:jc w:val="both"/>
         <w:rPr>
           <w:rFonts w:ascii="Times New Roman" w:hAnsi="Times New Roman" w:cs="Times New Roman"/>
           <w:sz w:val="28"/>
@@ -6249,7 +7775,31 @@
           <w:sz w:val="28"/>
           <w:szCs w:val="28"/>
         </w:rPr>
-        <w:t>Название(строка) – наименование задачи</w:t>
+        <w:t>Название</w:t>
+      </w:r>
+      <w:r>
+        <w:rPr>
+          <w:rFonts w:ascii="Times New Roman" w:hAnsi="Times New Roman" w:cs="Times New Roman"/>
+          <w:sz w:val="28"/>
+          <w:szCs w:val="28"/>
+        </w:rPr>
+        <w:t xml:space="preserve"> </w:t>
+      </w:r>
+      <w:r>
+        <w:rPr>
+          <w:rFonts w:ascii="Times New Roman" w:hAnsi="Times New Roman" w:cs="Times New Roman"/>
+          <w:sz w:val="28"/>
+          <w:szCs w:val="28"/>
+        </w:rPr>
+        <w:t>(строка) – наименование задачи</w:t>
+      </w:r>
+      <w:r>
+        <w:rPr>
+          <w:rFonts w:ascii="Times New Roman" w:hAnsi="Times New Roman" w:cs="Times New Roman"/>
+          <w:sz w:val="28"/>
+          <w:szCs w:val="28"/>
+        </w:rPr>
+        <w:t>.</w:t>
       </w:r>
     </w:p>
     <w:p>
@@ -6259,6 +7809,7 @@
           <w:ilvl w:val="0"/>
           <w:numId w:val="14"/>
         </w:numPr>
+        <w:jc w:val="both"/>
         <w:rPr>
           <w:rFonts w:ascii="Times New Roman" w:hAnsi="Times New Roman" w:cs="Times New Roman"/>
           <w:sz w:val="28"/>
@@ -6272,7 +7823,23 @@
           <w:sz w:val="28"/>
           <w:szCs w:val="28"/>
         </w:rPr>
-        <w:t>Статус(строка) – статус задачи в данный момент</w:t>
+        <w:t>Статус</w:t>
+      </w:r>
+      <w:r>
+        <w:rPr>
+          <w:rFonts w:ascii="Times New Roman" w:hAnsi="Times New Roman" w:cs="Times New Roman"/>
+          <w:sz w:val="28"/>
+          <w:szCs w:val="28"/>
+        </w:rPr>
+        <w:t xml:space="preserve"> </w:t>
+      </w:r>
+      <w:r>
+        <w:rPr>
+          <w:rFonts w:ascii="Times New Roman" w:hAnsi="Times New Roman" w:cs="Times New Roman"/>
+          <w:sz w:val="28"/>
+          <w:szCs w:val="28"/>
+        </w:rPr>
+        <w:t>(строка) – статус задачи в данный момент</w:t>
       </w:r>
     </w:p>
     <w:p>
@@ -6282,6 +7849,7 @@
           <w:ilvl w:val="0"/>
           <w:numId w:val="14"/>
         </w:numPr>
+        <w:jc w:val="both"/>
         <w:rPr>
           <w:rFonts w:ascii="Times New Roman" w:hAnsi="Times New Roman" w:cs="Times New Roman"/>
           <w:sz w:val="28"/>
@@ -6295,7 +7863,7 @@
           <w:sz w:val="28"/>
           <w:szCs w:val="28"/>
         </w:rPr>
-        <w:t>Краткое описание(строка) – краткое описание задачи, отображаемое на карточке задачи</w:t>
+        <w:t>Срок сдачи (дата) – срок сдачи данной задачи</w:t>
       </w:r>
     </w:p>
     <w:p>
@@ -6305,6 +7873,7 @@
           <w:ilvl w:val="0"/>
           <w:numId w:val="14"/>
         </w:numPr>
+        <w:jc w:val="both"/>
         <w:rPr>
           <w:rFonts w:ascii="Times New Roman" w:hAnsi="Times New Roman" w:cs="Times New Roman"/>
           <w:sz w:val="28"/>
@@ -6318,7 +7887,23 @@
           <w:sz w:val="28"/>
           <w:szCs w:val="28"/>
         </w:rPr>
-        <w:t>Полное описание(строка) - полное описание задачи, отображаемое при  просмотре подробной информации по задаче</w:t>
+        <w:t>Краткое описание</w:t>
+      </w:r>
+      <w:r>
+        <w:rPr>
+          <w:rFonts w:ascii="Times New Roman" w:hAnsi="Times New Roman" w:cs="Times New Roman"/>
+          <w:sz w:val="28"/>
+          <w:szCs w:val="28"/>
+        </w:rPr>
+        <w:t xml:space="preserve"> </w:t>
+      </w:r>
+      <w:r>
+        <w:rPr>
+          <w:rFonts w:ascii="Times New Roman" w:hAnsi="Times New Roman" w:cs="Times New Roman"/>
+          <w:sz w:val="28"/>
+          <w:szCs w:val="28"/>
+        </w:rPr>
+        <w:t>(строка) – краткое описание задачи, отображаемое на карточке задачи</w:t>
       </w:r>
     </w:p>
     <w:p>
@@ -6328,6 +7913,7 @@
           <w:ilvl w:val="0"/>
           <w:numId w:val="14"/>
         </w:numPr>
+        <w:jc w:val="both"/>
         <w:rPr>
           <w:rFonts w:ascii="Times New Roman" w:hAnsi="Times New Roman" w:cs="Times New Roman"/>
           <w:sz w:val="28"/>
@@ -6340,6 +7926,62 @@
           <w:rFonts w:ascii="Times New Roman" w:hAnsi="Times New Roman" w:cs="Times New Roman"/>
           <w:sz w:val="28"/>
           <w:szCs w:val="28"/>
+        </w:rPr>
+        <w:t>Полное описание</w:t>
+      </w:r>
+      <w:r>
+        <w:rPr>
+          <w:rFonts w:ascii="Times New Roman" w:hAnsi="Times New Roman" w:cs="Times New Roman"/>
+          <w:sz w:val="28"/>
+          <w:szCs w:val="28"/>
+        </w:rPr>
+        <w:t xml:space="preserve"> </w:t>
+      </w:r>
+      <w:r>
+        <w:rPr>
+          <w:rFonts w:ascii="Times New Roman" w:hAnsi="Times New Roman" w:cs="Times New Roman"/>
+          <w:sz w:val="28"/>
+          <w:szCs w:val="28"/>
+        </w:rPr>
+        <w:t xml:space="preserve">(строка) - полное описание задачи, отображаемое </w:t>
+      </w:r>
+      <w:r>
+        <w:rPr>
+          <w:rFonts w:ascii="Times New Roman" w:hAnsi="Times New Roman" w:cs="Times New Roman"/>
+          <w:sz w:val="28"/>
+          <w:szCs w:val="28"/>
+        </w:rPr>
+        <w:t>при просмотре</w:t>
+      </w:r>
+      <w:r>
+        <w:rPr>
+          <w:rFonts w:ascii="Times New Roman" w:hAnsi="Times New Roman" w:cs="Times New Roman"/>
+          <w:sz w:val="28"/>
+          <w:szCs w:val="28"/>
+        </w:rPr>
+        <w:t xml:space="preserve"> подробной информации по задаче</w:t>
+      </w:r>
+    </w:p>
+    <w:p>
+      <w:pPr>
+        <w:pStyle w:val="a3"/>
+        <w:numPr>
+          <w:ilvl w:val="0"/>
+          <w:numId w:val="14"/>
+        </w:numPr>
+        <w:jc w:val="both"/>
+        <w:rPr>
+          <w:rFonts w:ascii="Times New Roman" w:hAnsi="Times New Roman" w:cs="Times New Roman"/>
+          <w:sz w:val="28"/>
+          <w:szCs w:val="28"/>
+          <w:u w:val="single"/>
+        </w:rPr>
+      </w:pPr>
+      <w:r>
+        <w:rPr>
+          <w:rFonts w:ascii="Times New Roman" w:hAnsi="Times New Roman" w:cs="Times New Roman"/>
+          <w:sz w:val="28"/>
+          <w:szCs w:val="28"/>
           <w:lang w:val="en-US"/>
         </w:rPr>
         <w:t>ID</w:t>
@@ -6358,8 +8000,2866 @@
           <w:sz w:val="28"/>
           <w:szCs w:val="28"/>
         </w:rPr>
-        <w:t>проекта(число) – уникальный числовой идентификатор проекта, в рамках которого реализуется задача.</w:t>
-      </w:r>
+        <w:t>проекта</w:t>
+      </w:r>
+      <w:r>
+        <w:rPr>
+          <w:rFonts w:ascii="Times New Roman" w:hAnsi="Times New Roman" w:cs="Times New Roman"/>
+          <w:sz w:val="28"/>
+          <w:szCs w:val="28"/>
+        </w:rPr>
+        <w:t xml:space="preserve"> </w:t>
+      </w:r>
+      <w:r>
+        <w:rPr>
+          <w:rFonts w:ascii="Times New Roman" w:hAnsi="Times New Roman" w:cs="Times New Roman"/>
+          <w:sz w:val="28"/>
+          <w:szCs w:val="28"/>
+        </w:rPr>
+        <w:t>(число) – уникальный числовой идентификатор проекта, в рамках которого реализуется задача.</w:t>
+      </w:r>
+    </w:p>
+    <w:p>
+      <w:pPr>
+        <w:pStyle w:val="a3"/>
+        <w:numPr>
+          <w:ilvl w:val="0"/>
+          <w:numId w:val="14"/>
+        </w:numPr>
+        <w:jc w:val="both"/>
+        <w:rPr>
+          <w:rFonts w:ascii="Times New Roman" w:hAnsi="Times New Roman" w:cs="Times New Roman"/>
+          <w:sz w:val="28"/>
+          <w:szCs w:val="28"/>
+          <w:u w:val="single"/>
+        </w:rPr>
+      </w:pPr>
+      <w:r>
+        <w:rPr>
+          <w:rFonts w:ascii="Times New Roman" w:hAnsi="Times New Roman" w:cs="Times New Roman"/>
+          <w:sz w:val="28"/>
+          <w:szCs w:val="28"/>
+        </w:rPr>
+        <w:t>Разработчик</w:t>
+      </w:r>
+      <w:r>
+        <w:rPr>
+          <w:rFonts w:ascii="Times New Roman" w:hAnsi="Times New Roman" w:cs="Times New Roman"/>
+          <w:sz w:val="28"/>
+          <w:szCs w:val="28"/>
+        </w:rPr>
+        <w:t xml:space="preserve"> </w:t>
+      </w:r>
+      <w:r>
+        <w:rPr>
+          <w:rFonts w:ascii="Times New Roman" w:hAnsi="Times New Roman" w:cs="Times New Roman"/>
+          <w:sz w:val="28"/>
+          <w:szCs w:val="28"/>
+        </w:rPr>
+        <w:t>(число) – уникальный числовой идентификатор разработчика, которому прикреплена задача.</w:t>
+      </w:r>
+    </w:p>
+    <w:p>
+      <w:pPr>
+        <w:jc w:val="both"/>
+        <w:rPr>
+          <w:rFonts w:ascii="Times New Roman" w:hAnsi="Times New Roman" w:cs="Times New Roman"/>
+          <w:sz w:val="28"/>
+          <w:szCs w:val="28"/>
+          <w:u w:val="single"/>
+        </w:rPr>
+      </w:pPr>
+      <w:r>
+        <w:rPr>
+          <w:rFonts w:ascii="Times New Roman" w:hAnsi="Times New Roman" w:cs="Times New Roman"/>
+          <w:sz w:val="28"/>
+          <w:szCs w:val="28"/>
+          <w:u w:val="single"/>
+        </w:rPr>
+        <w:t>Разработчики:</w:t>
+      </w:r>
+    </w:p>
+    <w:p>
+      <w:pPr>
+        <w:pStyle w:val="a3"/>
+        <w:numPr>
+          <w:ilvl w:val="0"/>
+          <w:numId w:val="16"/>
+        </w:numPr>
+        <w:jc w:val="both"/>
+        <w:rPr>
+          <w:rFonts w:ascii="Times New Roman" w:hAnsi="Times New Roman" w:cs="Times New Roman"/>
+          <w:sz w:val="28"/>
+          <w:szCs w:val="28"/>
+        </w:rPr>
+      </w:pPr>
+      <w:r>
+        <w:rPr>
+          <w:rFonts w:ascii="Times New Roman" w:hAnsi="Times New Roman" w:cs="Times New Roman"/>
+          <w:sz w:val="28"/>
+          <w:szCs w:val="28"/>
+          <w:lang w:val="en-US"/>
+        </w:rPr>
+        <w:t>ID</w:t>
+      </w:r>
+      <w:r>
+        <w:rPr>
+          <w:rFonts w:ascii="Times New Roman" w:hAnsi="Times New Roman" w:cs="Times New Roman"/>
+          <w:sz w:val="28"/>
+          <w:szCs w:val="28"/>
+        </w:rPr>
+        <w:t xml:space="preserve"> </w:t>
+      </w:r>
+      <w:r>
+        <w:rPr>
+          <w:rFonts w:ascii="Times New Roman" w:hAnsi="Times New Roman" w:cs="Times New Roman"/>
+          <w:sz w:val="28"/>
+          <w:szCs w:val="28"/>
+        </w:rPr>
+        <w:t>(</w:t>
+      </w:r>
+      <w:r>
+        <w:rPr>
+          <w:rFonts w:ascii="Times New Roman" w:hAnsi="Times New Roman" w:cs="Times New Roman"/>
+          <w:sz w:val="28"/>
+          <w:szCs w:val="28"/>
+        </w:rPr>
+        <w:t>число</w:t>
+      </w:r>
+      <w:r>
+        <w:rPr>
+          <w:rFonts w:ascii="Times New Roman" w:hAnsi="Times New Roman" w:cs="Times New Roman"/>
+          <w:sz w:val="28"/>
+          <w:szCs w:val="28"/>
+        </w:rPr>
+        <w:t>)</w:t>
+      </w:r>
+      <w:r>
+        <w:rPr>
+          <w:rFonts w:ascii="Times New Roman" w:hAnsi="Times New Roman" w:cs="Times New Roman"/>
+          <w:sz w:val="28"/>
+          <w:szCs w:val="28"/>
+        </w:rPr>
+        <w:t xml:space="preserve"> – уникальный числовой идентификатор разработчика.</w:t>
+      </w:r>
+    </w:p>
+    <w:p>
+      <w:pPr>
+        <w:pStyle w:val="a3"/>
+        <w:numPr>
+          <w:ilvl w:val="0"/>
+          <w:numId w:val="16"/>
+        </w:numPr>
+        <w:jc w:val="both"/>
+        <w:rPr>
+          <w:rFonts w:ascii="Times New Roman" w:hAnsi="Times New Roman" w:cs="Times New Roman"/>
+          <w:sz w:val="28"/>
+          <w:szCs w:val="28"/>
+        </w:rPr>
+      </w:pPr>
+      <w:r>
+        <w:rPr>
+          <w:rFonts w:ascii="Times New Roman" w:hAnsi="Times New Roman" w:cs="Times New Roman"/>
+          <w:sz w:val="28"/>
+          <w:szCs w:val="28"/>
+          <w:lang w:val="en-US"/>
+        </w:rPr>
+        <w:t>Username</w:t>
+      </w:r>
+      <w:r>
+        <w:rPr>
+          <w:rFonts w:ascii="Times New Roman" w:hAnsi="Times New Roman" w:cs="Times New Roman"/>
+          <w:sz w:val="28"/>
+          <w:szCs w:val="28"/>
+        </w:rPr>
+        <w:t xml:space="preserve"> </w:t>
+      </w:r>
+      <w:r>
+        <w:rPr>
+          <w:rFonts w:ascii="Times New Roman" w:hAnsi="Times New Roman" w:cs="Times New Roman"/>
+          <w:sz w:val="28"/>
+          <w:szCs w:val="28"/>
+        </w:rPr>
+        <w:t>(</w:t>
+      </w:r>
+      <w:r>
+        <w:rPr>
+          <w:rFonts w:ascii="Times New Roman" w:hAnsi="Times New Roman" w:cs="Times New Roman"/>
+          <w:sz w:val="28"/>
+          <w:szCs w:val="28"/>
+        </w:rPr>
+        <w:t>строка</w:t>
+      </w:r>
+      <w:r>
+        <w:rPr>
+          <w:rFonts w:ascii="Times New Roman" w:hAnsi="Times New Roman" w:cs="Times New Roman"/>
+          <w:sz w:val="28"/>
+          <w:szCs w:val="28"/>
+        </w:rPr>
+        <w:t>)</w:t>
+      </w:r>
+      <w:r>
+        <w:rPr>
+          <w:rFonts w:ascii="Times New Roman" w:hAnsi="Times New Roman" w:cs="Times New Roman"/>
+          <w:sz w:val="28"/>
+          <w:szCs w:val="28"/>
+        </w:rPr>
+        <w:t xml:space="preserve"> – имя пользователя разработчика.</w:t>
+      </w:r>
+    </w:p>
+    <w:p>
+      <w:pPr>
+        <w:pStyle w:val="a3"/>
+        <w:numPr>
+          <w:ilvl w:val="0"/>
+          <w:numId w:val="16"/>
+        </w:numPr>
+        <w:jc w:val="both"/>
+        <w:rPr>
+          <w:rFonts w:ascii="Times New Roman" w:hAnsi="Times New Roman" w:cs="Times New Roman"/>
+          <w:sz w:val="28"/>
+          <w:szCs w:val="28"/>
+        </w:rPr>
+      </w:pPr>
+      <w:r>
+        <w:rPr>
+          <w:rFonts w:ascii="Times New Roman" w:hAnsi="Times New Roman" w:cs="Times New Roman"/>
+          <w:sz w:val="28"/>
+          <w:szCs w:val="28"/>
+        </w:rPr>
+        <w:t>Почта(строка) – адрес электронной почты разработчика.</w:t>
+      </w:r>
+    </w:p>
+    <w:p>
+      <w:pPr>
+        <w:pStyle w:val="a3"/>
+        <w:numPr>
+          <w:ilvl w:val="0"/>
+          <w:numId w:val="16"/>
+        </w:numPr>
+        <w:jc w:val="both"/>
+        <w:rPr>
+          <w:rFonts w:ascii="Times New Roman" w:hAnsi="Times New Roman" w:cs="Times New Roman"/>
+          <w:sz w:val="28"/>
+          <w:szCs w:val="28"/>
+        </w:rPr>
+      </w:pPr>
+      <w:r>
+        <w:rPr>
+          <w:rFonts w:ascii="Times New Roman" w:hAnsi="Times New Roman" w:cs="Times New Roman"/>
+          <w:sz w:val="28"/>
+          <w:szCs w:val="28"/>
+        </w:rPr>
+        <w:lastRenderedPageBreak/>
+        <w:t>Должность</w:t>
+      </w:r>
+      <w:r>
+        <w:rPr>
+          <w:rFonts w:ascii="Times New Roman" w:hAnsi="Times New Roman" w:cs="Times New Roman"/>
+          <w:sz w:val="28"/>
+          <w:szCs w:val="28"/>
+        </w:rPr>
+        <w:t xml:space="preserve"> </w:t>
+      </w:r>
+      <w:r>
+        <w:rPr>
+          <w:rFonts w:ascii="Times New Roman" w:hAnsi="Times New Roman" w:cs="Times New Roman"/>
+          <w:sz w:val="28"/>
+          <w:szCs w:val="28"/>
+        </w:rPr>
+        <w:t>(строка) – должность в компании, на которой работает разработчик.</w:t>
+      </w:r>
+    </w:p>
+    <w:p>
+      <w:pPr>
+        <w:pStyle w:val="a3"/>
+        <w:numPr>
+          <w:ilvl w:val="0"/>
+          <w:numId w:val="16"/>
+        </w:numPr>
+        <w:jc w:val="both"/>
+        <w:rPr>
+          <w:rFonts w:ascii="Times New Roman" w:hAnsi="Times New Roman" w:cs="Times New Roman"/>
+          <w:sz w:val="28"/>
+          <w:szCs w:val="28"/>
+        </w:rPr>
+      </w:pPr>
+      <w:r>
+        <w:rPr>
+          <w:rFonts w:ascii="Times New Roman" w:hAnsi="Times New Roman" w:cs="Times New Roman"/>
+          <w:sz w:val="28"/>
+          <w:szCs w:val="28"/>
+        </w:rPr>
+        <w:t>Администратор</w:t>
+      </w:r>
+      <w:r>
+        <w:rPr>
+          <w:rFonts w:ascii="Times New Roman" w:hAnsi="Times New Roman" w:cs="Times New Roman"/>
+          <w:sz w:val="28"/>
+          <w:szCs w:val="28"/>
+        </w:rPr>
+        <w:t xml:space="preserve"> </w:t>
+      </w:r>
+      <w:r>
+        <w:rPr>
+          <w:rFonts w:ascii="Times New Roman" w:hAnsi="Times New Roman" w:cs="Times New Roman"/>
+          <w:sz w:val="28"/>
+          <w:szCs w:val="28"/>
+        </w:rPr>
+        <w:t>(</w:t>
+      </w:r>
+      <w:r>
+        <w:rPr>
+          <w:rFonts w:ascii="Times New Roman" w:hAnsi="Times New Roman" w:cs="Times New Roman"/>
+          <w:sz w:val="28"/>
+          <w:szCs w:val="28"/>
+        </w:rPr>
+        <w:t>битовое значение</w:t>
+      </w:r>
+      <w:r>
+        <w:rPr>
+          <w:rFonts w:ascii="Times New Roman" w:hAnsi="Times New Roman" w:cs="Times New Roman"/>
+          <w:sz w:val="28"/>
+          <w:szCs w:val="28"/>
+        </w:rPr>
+        <w:t xml:space="preserve">) – </w:t>
+      </w:r>
+      <w:r>
+        <w:rPr>
+          <w:rFonts w:ascii="Times New Roman" w:hAnsi="Times New Roman" w:cs="Times New Roman"/>
+          <w:sz w:val="28"/>
+          <w:szCs w:val="28"/>
+        </w:rPr>
+        <w:t xml:space="preserve">1 если это учётная запись администратора и </w:t>
+      </w:r>
+      <w:r>
+        <w:rPr>
+          <w:rFonts w:ascii="Times New Roman" w:hAnsi="Times New Roman" w:cs="Times New Roman"/>
+          <w:sz w:val="28"/>
+          <w:szCs w:val="28"/>
+        </w:rPr>
+        <w:t>0,</w:t>
+      </w:r>
+      <w:r>
+        <w:rPr>
+          <w:rFonts w:ascii="Times New Roman" w:hAnsi="Times New Roman" w:cs="Times New Roman"/>
+          <w:sz w:val="28"/>
+          <w:szCs w:val="28"/>
+        </w:rPr>
+        <w:t xml:space="preserve"> если это учётная запись обычного пользователя.</w:t>
+      </w:r>
+    </w:p>
+    <w:p>
+      <w:pPr>
+        <w:jc w:val="both"/>
+        <w:rPr>
+          <w:rFonts w:ascii="Times New Roman" w:hAnsi="Times New Roman" w:cs="Times New Roman"/>
+          <w:sz w:val="28"/>
+          <w:szCs w:val="28"/>
+        </w:rPr>
+      </w:pPr>
+      <w:r>
+        <w:rPr>
+          <w:rFonts w:ascii="Times New Roman" w:hAnsi="Times New Roman" w:cs="Times New Roman"/>
+          <w:sz w:val="28"/>
+          <w:szCs w:val="28"/>
+          <w:u w:val="single"/>
+        </w:rPr>
+        <w:t>Проекты разработчиков:</w:t>
+      </w:r>
+    </w:p>
+    <w:p>
+      <w:pPr>
+        <w:pStyle w:val="a3"/>
+        <w:numPr>
+          <w:ilvl w:val="0"/>
+          <w:numId w:val="17"/>
+        </w:numPr>
+        <w:jc w:val="both"/>
+        <w:rPr>
+          <w:rFonts w:ascii="Times New Roman" w:hAnsi="Times New Roman" w:cs="Times New Roman"/>
+          <w:sz w:val="28"/>
+          <w:szCs w:val="28"/>
+        </w:rPr>
+      </w:pPr>
+      <w:r>
+        <w:rPr>
+          <w:rFonts w:ascii="Times New Roman" w:hAnsi="Times New Roman" w:cs="Times New Roman"/>
+          <w:sz w:val="28"/>
+          <w:szCs w:val="28"/>
+          <w:lang w:val="en-US"/>
+        </w:rPr>
+        <w:t>ID</w:t>
+      </w:r>
+      <w:r>
+        <w:rPr>
+          <w:rFonts w:ascii="Times New Roman" w:hAnsi="Times New Roman" w:cs="Times New Roman"/>
+          <w:sz w:val="28"/>
+          <w:szCs w:val="28"/>
+        </w:rPr>
+        <w:t xml:space="preserve"> </w:t>
+      </w:r>
+      <w:r>
+        <w:rPr>
+          <w:rFonts w:ascii="Times New Roman" w:hAnsi="Times New Roman" w:cs="Times New Roman"/>
+          <w:sz w:val="28"/>
+          <w:szCs w:val="28"/>
+          <w:lang w:val="be-BY"/>
+        </w:rPr>
+        <w:t>разработчика (число) – уникальный числовой идентификатор разработчика, прикреплённого на проект.</w:t>
+      </w:r>
+    </w:p>
+    <w:p>
+      <w:pPr>
+        <w:pStyle w:val="a3"/>
+        <w:numPr>
+          <w:ilvl w:val="0"/>
+          <w:numId w:val="17"/>
+        </w:numPr>
+        <w:jc w:val="both"/>
+        <w:rPr>
+          <w:rFonts w:ascii="Times New Roman" w:hAnsi="Times New Roman" w:cs="Times New Roman"/>
+          <w:sz w:val="28"/>
+          <w:szCs w:val="28"/>
+        </w:rPr>
+      </w:pPr>
+      <w:r>
+        <w:rPr>
+          <w:rFonts w:ascii="Times New Roman" w:hAnsi="Times New Roman" w:cs="Times New Roman"/>
+          <w:sz w:val="28"/>
+          <w:szCs w:val="28"/>
+          <w:lang w:val="en-US"/>
+        </w:rPr>
+        <w:t>ID</w:t>
+      </w:r>
+      <w:r>
+        <w:rPr>
+          <w:rFonts w:ascii="Times New Roman" w:hAnsi="Times New Roman" w:cs="Times New Roman"/>
+          <w:sz w:val="28"/>
+          <w:szCs w:val="28"/>
+        </w:rPr>
+        <w:t xml:space="preserve"> </w:t>
+      </w:r>
+      <w:r>
+        <w:rPr>
+          <w:rFonts w:ascii="Times New Roman" w:hAnsi="Times New Roman" w:cs="Times New Roman"/>
+          <w:sz w:val="28"/>
+          <w:szCs w:val="28"/>
+        </w:rPr>
+        <w:t>проекта (число) – уникальный числовой идентификатор проекта, на которой прикреплён разработчик.</w:t>
+      </w:r>
+    </w:p>
+    <w:p>
+      <w:pPr>
+        <w:ind w:left="360"/>
+        <w:jc w:val="both"/>
+        <w:rPr>
+          <w:rFonts w:ascii="Times New Roman" w:hAnsi="Times New Roman" w:cs="Times New Roman"/>
+          <w:sz w:val="28"/>
+          <w:szCs w:val="28"/>
+        </w:rPr>
+      </w:pPr>
+    </w:p>
+    <w:p>
+      <w:pPr>
+        <w:pStyle w:val="2"/>
+        <w:jc w:val="both"/>
+      </w:pPr>
+      <w:r>
+        <w:t xml:space="preserve"> </w:t>
+      </w:r>
+      <w:bookmarkStart w:id="36" w:name="_Toc197505651"/>
+      <w:r>
+        <w:t>Отчёты</w:t>
+      </w:r>
+      <w:bookmarkEnd w:id="36"/>
+    </w:p>
+    <w:p>
+      <w:pPr>
+        <w:ind w:firstLine="357"/>
+        <w:jc w:val="both"/>
+        <w:rPr>
+          <w:rFonts w:ascii="Times New Roman" w:hAnsi="Times New Roman" w:cs="Times New Roman"/>
+          <w:sz w:val="28"/>
+          <w:szCs w:val="28"/>
+        </w:rPr>
+      </w:pPr>
+      <w:r>
+        <w:rPr>
+          <w:rFonts w:ascii="Times New Roman" w:hAnsi="Times New Roman" w:cs="Times New Roman"/>
+          <w:sz w:val="28"/>
+          <w:szCs w:val="28"/>
+        </w:rPr>
+        <w:t>Программное средство «Система управления проектами» может генерировать следующие варианты отчётности:</w:t>
+      </w:r>
+    </w:p>
+    <w:p>
+      <w:pPr>
+        <w:pStyle w:val="a3"/>
+        <w:numPr>
+          <w:ilvl w:val="6"/>
+          <w:numId w:val="10"/>
+        </w:numPr>
+        <w:jc w:val="both"/>
+        <w:rPr>
+          <w:rFonts w:ascii="Times New Roman" w:hAnsi="Times New Roman" w:cs="Times New Roman"/>
+          <w:sz w:val="28"/>
+          <w:szCs w:val="28"/>
+        </w:rPr>
+      </w:pPr>
+      <w:r>
+        <w:rPr>
+          <w:rFonts w:ascii="Times New Roman" w:hAnsi="Times New Roman" w:cs="Times New Roman"/>
+          <w:sz w:val="28"/>
+          <w:szCs w:val="28"/>
+        </w:rPr>
+        <w:t>Персональная статистика</w:t>
+      </w:r>
+      <w:r>
+        <w:rPr>
+          <w:rFonts w:ascii="Times New Roman" w:hAnsi="Times New Roman" w:cs="Times New Roman"/>
+          <w:sz w:val="28"/>
+          <w:szCs w:val="28"/>
+        </w:rPr>
+        <w:t>: включает информацию о количестве закрытых задач, о количестве проектов, на которых занят разработчик, о количестве задач, которые завершены в срок, завершены раньше срока, завершены позже срока</w:t>
+      </w:r>
+      <w:r>
+        <w:rPr>
+          <w:rFonts w:ascii="Times New Roman" w:hAnsi="Times New Roman" w:cs="Times New Roman"/>
+          <w:sz w:val="28"/>
+          <w:szCs w:val="28"/>
+        </w:rPr>
+        <w:t>. Также может включать оценку начальства и числовые показатели успеваемости по сравнению с другими разработчиками</w:t>
+      </w:r>
+      <w:r>
+        <w:rPr>
+          <w:rFonts w:ascii="Times New Roman" w:hAnsi="Times New Roman" w:cs="Times New Roman"/>
+          <w:sz w:val="28"/>
+          <w:szCs w:val="28"/>
+        </w:rPr>
+        <w:t xml:space="preserve"> </w:t>
+      </w:r>
+      <w:r>
+        <w:rPr>
+          <w:rFonts w:ascii="Times New Roman" w:hAnsi="Times New Roman" w:cs="Times New Roman"/>
+          <w:sz w:val="28"/>
+          <w:szCs w:val="28"/>
+        </w:rPr>
+        <w:t>(</w:t>
+      </w:r>
+      <w:r>
+        <w:rPr>
+          <w:rFonts w:ascii="Times New Roman" w:hAnsi="Times New Roman" w:cs="Times New Roman"/>
+          <w:sz w:val="28"/>
+          <w:szCs w:val="28"/>
+          <w:lang w:val="en-US"/>
+        </w:rPr>
+        <w:t>KPI</w:t>
+      </w:r>
+      <w:r>
+        <w:rPr>
+          <w:rFonts w:ascii="Times New Roman" w:hAnsi="Times New Roman" w:cs="Times New Roman"/>
+          <w:sz w:val="28"/>
+          <w:szCs w:val="28"/>
+        </w:rPr>
+        <w:t>)</w:t>
+      </w:r>
+      <w:r>
+        <w:rPr>
+          <w:rFonts w:ascii="Times New Roman" w:hAnsi="Times New Roman" w:cs="Times New Roman"/>
+          <w:sz w:val="28"/>
+          <w:szCs w:val="28"/>
+        </w:rPr>
+        <w:t>.</w:t>
+      </w:r>
+    </w:p>
+    <w:p>
+      <w:pPr>
+        <w:pStyle w:val="a3"/>
+        <w:numPr>
+          <w:ilvl w:val="6"/>
+          <w:numId w:val="10"/>
+        </w:numPr>
+        <w:jc w:val="both"/>
+        <w:rPr>
+          <w:rFonts w:ascii="Times New Roman" w:hAnsi="Times New Roman" w:cs="Times New Roman"/>
+          <w:sz w:val="28"/>
+          <w:szCs w:val="28"/>
+        </w:rPr>
+      </w:pPr>
+      <w:r>
+        <w:rPr>
+          <w:rFonts w:ascii="Times New Roman" w:hAnsi="Times New Roman" w:cs="Times New Roman"/>
+          <w:sz w:val="28"/>
+          <w:szCs w:val="28"/>
+        </w:rPr>
+        <w:t>Статистика по проектам: включает информацию о количестве задач на проекте, количестве разработчиков, занятых на проекте, срок сдачи проекта</w:t>
+      </w:r>
+      <w:r>
+        <w:rPr>
+          <w:rFonts w:ascii="Times New Roman" w:hAnsi="Times New Roman" w:cs="Times New Roman"/>
+          <w:sz w:val="28"/>
+          <w:szCs w:val="28"/>
+        </w:rPr>
+        <w:t>, количество завершённых вовремя задач, количество просроченных задач.</w:t>
+      </w:r>
+    </w:p>
+    <w:p>
+      <w:pPr>
+        <w:pStyle w:val="2"/>
+        <w:jc w:val="both"/>
+      </w:pPr>
+      <w:bookmarkStart w:id="37" w:name="_Toc197505652"/>
+      <w:r>
+        <w:t>Получение, целостность,</w:t>
+      </w:r>
+      <w:r>
+        <w:t xml:space="preserve"> хранения и утилизация данных</w:t>
+      </w:r>
+      <w:bookmarkEnd w:id="37"/>
+    </w:p>
+    <w:p>
+      <w:pPr>
+        <w:ind w:firstLine="357"/>
+        <w:jc w:val="both"/>
+        <w:rPr>
+          <w:rFonts w:ascii="Times New Roman" w:hAnsi="Times New Roman" w:cs="Times New Roman"/>
+          <w:sz w:val="28"/>
+          <w:szCs w:val="28"/>
+        </w:rPr>
+      </w:pPr>
+      <w:r>
+        <w:rPr>
+          <w:rFonts w:ascii="Times New Roman" w:hAnsi="Times New Roman" w:cs="Times New Roman"/>
+          <w:sz w:val="28"/>
+          <w:szCs w:val="28"/>
+        </w:rPr>
+        <w:t xml:space="preserve"> </w:t>
+      </w:r>
+      <w:r>
+        <w:rPr>
+          <w:rFonts w:ascii="Times New Roman" w:hAnsi="Times New Roman" w:cs="Times New Roman"/>
+          <w:sz w:val="28"/>
+          <w:szCs w:val="28"/>
+        </w:rPr>
+        <w:t xml:space="preserve">Все </w:t>
+      </w:r>
+      <w:r>
+        <w:rPr>
+          <w:rFonts w:ascii="Times New Roman" w:hAnsi="Times New Roman" w:cs="Times New Roman"/>
+          <w:sz w:val="28"/>
+          <w:szCs w:val="28"/>
+        </w:rPr>
+        <w:t xml:space="preserve">данные о проектах, задачах и пользователях хранятся в базе данных и защищены ограничениями целостности полей таблиц этой БД, а также проверками на уникальность </w:t>
+      </w:r>
+      <w:r>
+        <w:rPr>
+          <w:rFonts w:ascii="Times New Roman" w:hAnsi="Times New Roman" w:cs="Times New Roman"/>
+          <w:sz w:val="28"/>
+          <w:szCs w:val="28"/>
+        </w:rPr>
+        <w:t>нужных значений и корректности ввода данных на стороне самого приложения.</w:t>
+      </w:r>
+    </w:p>
+    <w:p>
+      <w:pPr>
+        <w:ind w:firstLine="357"/>
+        <w:jc w:val="both"/>
+        <w:rPr>
+          <w:rFonts w:ascii="Times New Roman" w:hAnsi="Times New Roman" w:cs="Times New Roman"/>
+          <w:sz w:val="28"/>
+          <w:szCs w:val="28"/>
+        </w:rPr>
+      </w:pPr>
+      <w:r>
+        <w:rPr>
+          <w:rFonts w:ascii="Times New Roman" w:hAnsi="Times New Roman" w:cs="Times New Roman"/>
+          <w:sz w:val="28"/>
+          <w:szCs w:val="28"/>
+        </w:rPr>
+        <w:t>Промежуточные данные, генерируемые и обрабатываемые на стороне приложения в последующем либо сохраняются в базу данных, либо удаляются. Также они защищены ограничениями доступа на стороне самого приложения.</w:t>
+      </w:r>
+    </w:p>
+    <w:p>
+      <w:pPr>
+        <w:ind w:firstLine="357"/>
+        <w:jc w:val="both"/>
+        <w:rPr>
+          <w:rFonts w:ascii="Times New Roman" w:hAnsi="Times New Roman" w:cs="Times New Roman"/>
+          <w:sz w:val="28"/>
+          <w:szCs w:val="28"/>
+        </w:rPr>
+      </w:pPr>
+    </w:p>
+    <w:p>
+      <w:pPr>
+        <w:pStyle w:val="1"/>
+        <w:jc w:val="both"/>
+      </w:pPr>
+      <w:bookmarkStart w:id="38" w:name="_Toc197505653"/>
+      <w:r>
+        <w:lastRenderedPageBreak/>
+        <w:t>Требования к внешним интерфейсам</w:t>
+      </w:r>
+      <w:bookmarkEnd w:id="38"/>
+    </w:p>
+    <w:p>
+      <w:pPr>
+        <w:jc w:val="both"/>
+      </w:pPr>
+    </w:p>
+    <w:p>
+      <w:pPr>
+        <w:pStyle w:val="2"/>
+        <w:jc w:val="both"/>
+      </w:pPr>
+      <w:r>
+        <w:t xml:space="preserve"> </w:t>
+      </w:r>
+      <w:bookmarkStart w:id="39" w:name="_Toc197505654"/>
+      <w:r>
+        <w:t>Пользовательские интерфейсы</w:t>
+      </w:r>
+      <w:bookmarkEnd w:id="39"/>
+    </w:p>
+    <w:p>
+      <w:pPr>
+        <w:pStyle w:val="a3"/>
+        <w:numPr>
+          <w:ilvl w:val="6"/>
+          <w:numId w:val="10"/>
+        </w:numPr>
+        <w:jc w:val="both"/>
+        <w:rPr>
+          <w:rFonts w:ascii="Times New Roman" w:hAnsi="Times New Roman" w:cs="Times New Roman"/>
+          <w:sz w:val="28"/>
+          <w:szCs w:val="28"/>
+        </w:rPr>
+      </w:pPr>
+      <w:r>
+        <w:rPr>
+          <w:rFonts w:ascii="Times New Roman" w:hAnsi="Times New Roman" w:cs="Times New Roman"/>
+          <w:sz w:val="28"/>
+          <w:szCs w:val="28"/>
+          <w:u w:val="single"/>
+        </w:rPr>
+        <w:t>Интерфейс</w:t>
+      </w:r>
+      <w:r>
+        <w:rPr>
+          <w:rFonts w:ascii="Times New Roman" w:hAnsi="Times New Roman" w:cs="Times New Roman"/>
+          <w:sz w:val="28"/>
+          <w:szCs w:val="28"/>
+        </w:rPr>
+        <w:t xml:space="preserve"> программного средства «Система управления проектами» оформлен в едином стиле, отражающем посыл самой системы, а именно – простоту процесса управления и разработки, которую предлагает система. Это включает в себя: спокойные цвета определённых оттенков, удобные красивые кнопки, интуитивная навигация и функционал, качественные изображения.</w:t>
+      </w:r>
+    </w:p>
+    <w:p>
+      <w:pPr>
+        <w:pStyle w:val="a3"/>
+        <w:numPr>
+          <w:ilvl w:val="6"/>
+          <w:numId w:val="10"/>
+        </w:numPr>
+        <w:jc w:val="both"/>
+        <w:rPr>
+          <w:rFonts w:ascii="Times New Roman" w:hAnsi="Times New Roman" w:cs="Times New Roman"/>
+          <w:sz w:val="28"/>
+          <w:szCs w:val="28"/>
+        </w:rPr>
+      </w:pPr>
+      <w:r>
+        <w:rPr>
+          <w:rFonts w:ascii="Times New Roman" w:hAnsi="Times New Roman" w:cs="Times New Roman"/>
+          <w:sz w:val="28"/>
+          <w:szCs w:val="28"/>
+          <w:u w:val="single"/>
+        </w:rPr>
+        <w:t xml:space="preserve">Текстовое оформление </w:t>
+      </w:r>
+      <w:r>
+        <w:rPr>
+          <w:rFonts w:ascii="Times New Roman" w:hAnsi="Times New Roman" w:cs="Times New Roman"/>
+          <w:sz w:val="28"/>
+          <w:szCs w:val="28"/>
+        </w:rPr>
+        <w:t>программного средства выполнено в едином шрифте, удобочитаемо и легко воспринимаемо, что обеспечивает комфортную навигацию и удобное простое взаимодействие с самой системой.</w:t>
+      </w:r>
+    </w:p>
+    <w:p>
+      <w:pPr>
+        <w:pStyle w:val="a3"/>
+        <w:numPr>
+          <w:ilvl w:val="6"/>
+          <w:numId w:val="10"/>
+        </w:numPr>
+        <w:jc w:val="both"/>
+        <w:rPr>
+          <w:rFonts w:ascii="Times New Roman" w:hAnsi="Times New Roman" w:cs="Times New Roman"/>
+          <w:sz w:val="28"/>
+          <w:szCs w:val="28"/>
+        </w:rPr>
+      </w:pPr>
+      <w:r>
+        <w:rPr>
+          <w:rFonts w:ascii="Times New Roman" w:hAnsi="Times New Roman" w:cs="Times New Roman"/>
+          <w:sz w:val="28"/>
+          <w:szCs w:val="28"/>
+          <w:u w:val="single"/>
+        </w:rPr>
+        <w:t xml:space="preserve">Проверки данных </w:t>
+      </w:r>
+      <w:r>
+        <w:rPr>
+          <w:rFonts w:ascii="Times New Roman" w:hAnsi="Times New Roman" w:cs="Times New Roman"/>
+          <w:sz w:val="28"/>
+          <w:szCs w:val="28"/>
+        </w:rPr>
+        <w:t>проводятся при вводе данных так или иначе относящиеся к учётным записям, проектам, задачам, персональным данным.</w:t>
+      </w:r>
+    </w:p>
+    <w:p>
+      <w:pPr>
+        <w:pStyle w:val="a3"/>
+        <w:numPr>
+          <w:ilvl w:val="6"/>
+          <w:numId w:val="10"/>
+        </w:numPr>
+        <w:jc w:val="both"/>
+        <w:rPr>
+          <w:rFonts w:ascii="Times New Roman" w:hAnsi="Times New Roman" w:cs="Times New Roman"/>
+          <w:sz w:val="28"/>
+          <w:szCs w:val="28"/>
+        </w:rPr>
+      </w:pPr>
+      <w:r>
+        <w:rPr>
+          <w:rFonts w:ascii="Times New Roman" w:hAnsi="Times New Roman" w:cs="Times New Roman"/>
+          <w:sz w:val="28"/>
+          <w:szCs w:val="28"/>
+          <w:u w:val="single"/>
+        </w:rPr>
+        <w:t xml:space="preserve">Локализация </w:t>
+      </w:r>
+      <w:r>
+        <w:rPr>
+          <w:rFonts w:ascii="Times New Roman" w:hAnsi="Times New Roman" w:cs="Times New Roman"/>
+          <w:sz w:val="28"/>
+          <w:szCs w:val="28"/>
+        </w:rPr>
+        <w:t>программного средства представлена двумя языками: русский и английский</w:t>
+      </w:r>
+      <w:r>
+        <w:rPr>
+          <w:rFonts w:ascii="Times New Roman" w:hAnsi="Times New Roman" w:cs="Times New Roman"/>
+          <w:sz w:val="28"/>
+          <w:szCs w:val="28"/>
+        </w:rPr>
+        <w:t>. Важно отметить, что локализация представлена для интерфейса самого приложения, а не для созданных пользователями элементов.</w:t>
+      </w:r>
+    </w:p>
+    <w:p>
+      <w:pPr>
+        <w:pStyle w:val="2"/>
+        <w:jc w:val="both"/>
+      </w:pPr>
+      <w:r>
+        <w:t xml:space="preserve"> </w:t>
+      </w:r>
+      <w:bookmarkStart w:id="40" w:name="_Toc197505655"/>
+      <w:r>
+        <w:t>Интерфейсы ПО</w:t>
+      </w:r>
+      <w:bookmarkEnd w:id="40"/>
+    </w:p>
+    <w:p>
+      <w:pPr>
+        <w:spacing w:before="100" w:beforeAutospacing="1" w:after="100" w:afterAutospacing="1"/>
+        <w:ind w:firstLine="357"/>
+        <w:jc w:val="both"/>
+        <w:rPr>
+          <w:rFonts w:ascii="Times New Roman" w:hAnsi="Times New Roman" w:cs="Times New Roman"/>
+          <w:sz w:val="28"/>
+          <w:szCs w:val="28"/>
+        </w:rPr>
+      </w:pPr>
+      <w:r>
+        <w:rPr>
+          <w:rFonts w:ascii="Times New Roman" w:hAnsi="Times New Roman" w:cs="Times New Roman"/>
+          <w:sz w:val="28"/>
+          <w:szCs w:val="28"/>
+        </w:rPr>
+        <w:t xml:space="preserve">При создании программного средства </w:t>
+      </w:r>
+      <w:r>
+        <w:rPr>
+          <w:rFonts w:ascii="Times New Roman" w:hAnsi="Times New Roman" w:cs="Times New Roman"/>
+          <w:bCs/>
+          <w:sz w:val="28"/>
+          <w:szCs w:val="28"/>
+        </w:rPr>
+        <w:t>«Цветочный магазин»</w:t>
+      </w:r>
+      <w:r>
+        <w:rPr>
+          <w:rFonts w:ascii="Times New Roman" w:hAnsi="Times New Roman" w:cs="Times New Roman"/>
+          <w:sz w:val="28"/>
+          <w:szCs w:val="28"/>
+        </w:rPr>
+        <w:t xml:space="preserve"> предусмотрено взаимодействие с различными компонентами, обеспечивающими работу системы:</w:t>
+      </w:r>
+    </w:p>
+    <w:p>
+      <w:pPr>
+        <w:pStyle w:val="a3"/>
+        <w:numPr>
+          <w:ilvl w:val="6"/>
+          <w:numId w:val="10"/>
+        </w:numPr>
+        <w:spacing w:before="100" w:beforeAutospacing="1" w:after="100" w:afterAutospacing="1"/>
+        <w:jc w:val="both"/>
+        <w:rPr>
+          <w:rFonts w:ascii="Times New Roman" w:hAnsi="Times New Roman" w:cs="Times New Roman"/>
+          <w:sz w:val="28"/>
+          <w:szCs w:val="28"/>
+        </w:rPr>
+      </w:pPr>
+      <w:r>
+        <w:rPr>
+          <w:rFonts w:ascii="Times New Roman" w:hAnsi="Times New Roman" w:cs="Times New Roman"/>
+          <w:sz w:val="28"/>
+          <w:szCs w:val="28"/>
+        </w:rPr>
+        <w:t xml:space="preserve">Система хранит данные и использует реляционную базу данных и </w:t>
+      </w:r>
+      <w:r>
+        <w:rPr>
+          <w:rFonts w:ascii="Times New Roman" w:hAnsi="Times New Roman" w:cs="Times New Roman"/>
+          <w:sz w:val="28"/>
+          <w:szCs w:val="28"/>
+          <w:lang w:val="en-US"/>
+        </w:rPr>
+        <w:t>Microsoft</w:t>
+      </w:r>
+      <w:r>
+        <w:rPr>
+          <w:rFonts w:ascii="Times New Roman" w:hAnsi="Times New Roman" w:cs="Times New Roman"/>
+          <w:sz w:val="28"/>
+          <w:szCs w:val="28"/>
+        </w:rPr>
+        <w:t xml:space="preserve"> </w:t>
+      </w:r>
+      <w:r>
+        <w:rPr>
+          <w:rFonts w:ascii="Times New Roman" w:hAnsi="Times New Roman" w:cs="Times New Roman"/>
+          <w:sz w:val="28"/>
+          <w:szCs w:val="28"/>
+          <w:lang w:val="en-US"/>
+        </w:rPr>
+        <w:t>SQL</w:t>
+      </w:r>
+      <w:r>
+        <w:rPr>
+          <w:rFonts w:ascii="Times New Roman" w:hAnsi="Times New Roman" w:cs="Times New Roman"/>
+          <w:sz w:val="28"/>
+          <w:szCs w:val="28"/>
+        </w:rPr>
+        <w:t xml:space="preserve"> </w:t>
+      </w:r>
+      <w:r>
+        <w:rPr>
+          <w:rFonts w:ascii="Times New Roman" w:hAnsi="Times New Roman" w:cs="Times New Roman"/>
+          <w:sz w:val="28"/>
+          <w:szCs w:val="28"/>
+          <w:lang w:val="en-US"/>
+        </w:rPr>
+        <w:t>Server</w:t>
+      </w:r>
+      <w:r>
+        <w:rPr>
+          <w:rFonts w:ascii="Times New Roman" w:hAnsi="Times New Roman" w:cs="Times New Roman"/>
+          <w:sz w:val="28"/>
+          <w:szCs w:val="28"/>
+        </w:rPr>
+        <w:t>.</w:t>
+      </w:r>
+    </w:p>
+    <w:p>
+      <w:pPr>
+        <w:pStyle w:val="a3"/>
+        <w:numPr>
+          <w:ilvl w:val="6"/>
+          <w:numId w:val="10"/>
+        </w:numPr>
+        <w:spacing w:before="100" w:beforeAutospacing="1" w:after="100" w:afterAutospacing="1"/>
+        <w:jc w:val="both"/>
+        <w:rPr>
+          <w:rFonts w:ascii="Times New Roman" w:hAnsi="Times New Roman" w:cs="Times New Roman"/>
+          <w:sz w:val="28"/>
+          <w:szCs w:val="28"/>
+        </w:rPr>
+      </w:pPr>
+      <w:r>
+        <w:rPr>
+          <w:rFonts w:ascii="Times New Roman" w:hAnsi="Times New Roman" w:cs="Times New Roman"/>
+          <w:sz w:val="28"/>
+          <w:szCs w:val="28"/>
+        </w:rPr>
+        <w:t>Пользовательский интерфейс предоставляет доступ к функциям взаимодействия с задачами, проектами, пользователями и отчётностью.</w:t>
+      </w:r>
+    </w:p>
+    <w:p>
+      <w:pPr>
+        <w:pStyle w:val="a3"/>
+        <w:numPr>
+          <w:ilvl w:val="6"/>
+          <w:numId w:val="10"/>
+        </w:numPr>
+        <w:spacing w:before="100" w:beforeAutospacing="1" w:after="100" w:afterAutospacing="1"/>
+        <w:jc w:val="both"/>
+        <w:rPr>
+          <w:rFonts w:ascii="Times New Roman" w:hAnsi="Times New Roman" w:cs="Times New Roman"/>
+          <w:sz w:val="28"/>
+          <w:szCs w:val="28"/>
+        </w:rPr>
+      </w:pPr>
+      <w:r>
+        <w:rPr>
+          <w:rFonts w:ascii="Times New Roman" w:hAnsi="Times New Roman" w:cs="Times New Roman"/>
+          <w:sz w:val="28"/>
+          <w:szCs w:val="28"/>
+        </w:rPr>
+        <w:t xml:space="preserve">Система пересылает данные со стороны приложения на сторону сервера, где находится база данных, используя </w:t>
+      </w:r>
+      <w:r>
+        <w:rPr>
+          <w:rFonts w:ascii="Times New Roman" w:hAnsi="Times New Roman" w:cs="Times New Roman"/>
+          <w:sz w:val="28"/>
+          <w:szCs w:val="28"/>
+          <w:lang w:val="en-US"/>
+        </w:rPr>
+        <w:t>Microsoft</w:t>
+      </w:r>
+      <w:r>
+        <w:rPr>
+          <w:rFonts w:ascii="Times New Roman" w:hAnsi="Times New Roman" w:cs="Times New Roman"/>
+          <w:sz w:val="28"/>
+          <w:szCs w:val="28"/>
+        </w:rPr>
+        <w:t xml:space="preserve"> </w:t>
+      </w:r>
+      <w:r>
+        <w:rPr>
+          <w:rFonts w:ascii="Times New Roman" w:hAnsi="Times New Roman" w:cs="Times New Roman"/>
+          <w:sz w:val="28"/>
+          <w:szCs w:val="28"/>
+          <w:lang w:val="en-US"/>
+        </w:rPr>
+        <w:t>Entity</w:t>
+      </w:r>
+      <w:r>
+        <w:rPr>
+          <w:rFonts w:ascii="Times New Roman" w:hAnsi="Times New Roman" w:cs="Times New Roman"/>
+          <w:sz w:val="28"/>
+          <w:szCs w:val="28"/>
+        </w:rPr>
+        <w:t xml:space="preserve"> </w:t>
+      </w:r>
+      <w:r>
+        <w:rPr>
+          <w:rFonts w:ascii="Times New Roman" w:hAnsi="Times New Roman" w:cs="Times New Roman"/>
+          <w:sz w:val="28"/>
+          <w:szCs w:val="28"/>
+          <w:lang w:val="en-US"/>
+        </w:rPr>
+        <w:t>Framework</w:t>
+      </w:r>
+      <w:r>
+        <w:rPr>
+          <w:rFonts w:ascii="Times New Roman" w:hAnsi="Times New Roman" w:cs="Times New Roman"/>
+          <w:sz w:val="28"/>
+          <w:szCs w:val="28"/>
+        </w:rPr>
+        <w:t xml:space="preserve"> </w:t>
+      </w:r>
+      <w:r>
+        <w:rPr>
+          <w:rFonts w:ascii="Times New Roman" w:hAnsi="Times New Roman" w:cs="Times New Roman"/>
+          <w:sz w:val="28"/>
+          <w:szCs w:val="28"/>
+          <w:lang w:val="en-US"/>
+        </w:rPr>
+        <w:t>Core</w:t>
+      </w:r>
+      <w:r>
+        <w:rPr>
+          <w:rFonts w:ascii="Times New Roman" w:hAnsi="Times New Roman" w:cs="Times New Roman"/>
+          <w:sz w:val="28"/>
+          <w:szCs w:val="28"/>
+        </w:rPr>
+        <w:t>.</w:t>
+      </w:r>
+    </w:p>
+    <w:p>
+      <w:pPr>
+        <w:pStyle w:val="a3"/>
+        <w:spacing w:before="100" w:beforeAutospacing="1" w:after="100" w:afterAutospacing="1"/>
+        <w:ind w:left="2499"/>
+        <w:jc w:val="both"/>
+        <w:rPr>
+          <w:rFonts w:ascii="Times New Roman" w:hAnsi="Times New Roman" w:cs="Times New Roman"/>
+          <w:sz w:val="28"/>
+          <w:szCs w:val="28"/>
+        </w:rPr>
+      </w:pPr>
+    </w:p>
+    <w:p>
+      <w:pPr>
+        <w:pStyle w:val="2"/>
+        <w:jc w:val="both"/>
+      </w:pPr>
+      <w:r>
+        <w:lastRenderedPageBreak/>
+        <w:t xml:space="preserve"> </w:t>
+      </w:r>
+      <w:bookmarkStart w:id="41" w:name="_Toc197505656"/>
+      <w:r>
+        <w:t>Интерфейсы оборудования</w:t>
+      </w:r>
+      <w:bookmarkEnd w:id="41"/>
+    </w:p>
+    <w:p>
+      <w:pPr>
+        <w:ind w:firstLine="357"/>
+        <w:jc w:val="both"/>
+        <w:rPr>
+          <w:rFonts w:ascii="Times New Roman" w:hAnsi="Times New Roman" w:cs="Times New Roman"/>
+          <w:sz w:val="28"/>
+          <w:szCs w:val="28"/>
+        </w:rPr>
+      </w:pPr>
+      <w:r>
+        <w:rPr>
+          <w:rFonts w:ascii="Times New Roman" w:hAnsi="Times New Roman" w:cs="Times New Roman"/>
+          <w:sz w:val="28"/>
+          <w:szCs w:val="28"/>
+        </w:rPr>
+        <w:t>Система рассчитана на автономную работу и не интегрируется со сторонним оборудованием, так как ввиду специфики программного средства данная функция не является необходимой.</w:t>
+      </w:r>
+    </w:p>
+    <w:p>
+      <w:pPr>
+        <w:ind w:firstLine="357"/>
+        <w:jc w:val="both"/>
+        <w:rPr>
+          <w:rFonts w:ascii="Times New Roman" w:hAnsi="Times New Roman" w:cs="Times New Roman"/>
+          <w:sz w:val="28"/>
+          <w:szCs w:val="28"/>
+        </w:rPr>
+      </w:pPr>
+      <w:r>
+        <w:rPr>
+          <w:rFonts w:ascii="Times New Roman" w:hAnsi="Times New Roman" w:cs="Times New Roman"/>
+          <w:sz w:val="28"/>
+          <w:szCs w:val="28"/>
+        </w:rPr>
+        <w:t>Однако, система интегрируется со сторонними программными продуктами для расширения своего функционала:</w:t>
+      </w:r>
+    </w:p>
+    <w:p>
+      <w:pPr>
+        <w:pStyle w:val="a3"/>
+        <w:numPr>
+          <w:ilvl w:val="6"/>
+          <w:numId w:val="10"/>
+        </w:numPr>
+        <w:jc w:val="both"/>
+        <w:rPr>
+          <w:rFonts w:ascii="Times New Roman" w:hAnsi="Times New Roman" w:cs="Times New Roman"/>
+          <w:sz w:val="28"/>
+          <w:szCs w:val="28"/>
+        </w:rPr>
+      </w:pPr>
+      <w:r>
+        <w:rPr>
+          <w:rFonts w:ascii="Times New Roman" w:hAnsi="Times New Roman" w:cs="Times New Roman"/>
+          <w:sz w:val="28"/>
+          <w:szCs w:val="28"/>
+          <w:lang w:val="en-US"/>
+        </w:rPr>
+        <w:t>Gmail</w:t>
+      </w:r>
+      <w:r>
+        <w:rPr>
+          <w:rFonts w:ascii="Times New Roman" w:hAnsi="Times New Roman" w:cs="Times New Roman"/>
+          <w:sz w:val="28"/>
+          <w:szCs w:val="28"/>
+        </w:rPr>
+        <w:t xml:space="preserve"> – </w:t>
+      </w:r>
+      <w:r>
+        <w:rPr>
+          <w:rFonts w:ascii="Times New Roman" w:hAnsi="Times New Roman" w:cs="Times New Roman"/>
+          <w:sz w:val="28"/>
+          <w:szCs w:val="28"/>
+        </w:rPr>
+        <w:t xml:space="preserve">для отправки сообщений с уведомлениями и информацией на почту разработчикам и администраторам. Использует протокол </w:t>
+      </w:r>
+      <w:r>
+        <w:rPr>
+          <w:rFonts w:ascii="Times New Roman" w:hAnsi="Times New Roman" w:cs="Times New Roman"/>
+          <w:sz w:val="28"/>
+          <w:szCs w:val="28"/>
+          <w:lang w:val="en-US"/>
+        </w:rPr>
+        <w:t>POP3.</w:t>
+      </w:r>
+    </w:p>
+    <w:p>
+      <w:pPr>
+        <w:pStyle w:val="a3"/>
+        <w:numPr>
+          <w:ilvl w:val="6"/>
+          <w:numId w:val="10"/>
+        </w:numPr>
+        <w:jc w:val="both"/>
+        <w:rPr>
+          <w:rFonts w:ascii="Times New Roman" w:hAnsi="Times New Roman" w:cs="Times New Roman"/>
+          <w:sz w:val="28"/>
+          <w:szCs w:val="28"/>
+        </w:rPr>
+      </w:pPr>
+      <w:r>
+        <w:rPr>
+          <w:rFonts w:ascii="Times New Roman" w:hAnsi="Times New Roman" w:cs="Times New Roman"/>
+          <w:sz w:val="28"/>
+          <w:szCs w:val="28"/>
+        </w:rPr>
+        <w:t xml:space="preserve">Различные </w:t>
+      </w:r>
+      <w:r>
+        <w:rPr>
+          <w:rFonts w:ascii="Times New Roman" w:hAnsi="Times New Roman" w:cs="Times New Roman"/>
+          <w:sz w:val="28"/>
+          <w:szCs w:val="28"/>
+          <w:lang w:val="en-US"/>
+        </w:rPr>
+        <w:t>Web</w:t>
+      </w:r>
+      <w:r>
+        <w:rPr>
+          <w:rFonts w:ascii="Times New Roman" w:hAnsi="Times New Roman" w:cs="Times New Roman"/>
+          <w:sz w:val="28"/>
+          <w:szCs w:val="28"/>
+        </w:rPr>
+        <w:t>-</w:t>
+      </w:r>
+      <w:r>
+        <w:rPr>
+          <w:rFonts w:ascii="Times New Roman" w:hAnsi="Times New Roman" w:cs="Times New Roman"/>
+          <w:sz w:val="28"/>
+          <w:szCs w:val="28"/>
+          <w:lang w:val="en-US"/>
+        </w:rPr>
+        <w:t>API</w:t>
+      </w:r>
+      <w:r>
+        <w:rPr>
+          <w:rFonts w:ascii="Times New Roman" w:hAnsi="Times New Roman" w:cs="Times New Roman"/>
+          <w:sz w:val="28"/>
+          <w:szCs w:val="28"/>
+        </w:rPr>
+        <w:t xml:space="preserve"> – </w:t>
+      </w:r>
+      <w:r>
+        <w:rPr>
+          <w:rFonts w:ascii="Times New Roman" w:hAnsi="Times New Roman" w:cs="Times New Roman"/>
+          <w:sz w:val="28"/>
+          <w:szCs w:val="28"/>
+        </w:rPr>
+        <w:t xml:space="preserve">для интеграции системы со сторонними веб-приложениями для охвата более широкого круга пользователей и устройств. Использует протоколы </w:t>
+      </w:r>
+      <w:r>
+        <w:rPr>
+          <w:rFonts w:ascii="Times New Roman" w:hAnsi="Times New Roman" w:cs="Times New Roman"/>
+          <w:sz w:val="28"/>
+          <w:szCs w:val="28"/>
+          <w:lang w:val="en-US"/>
+        </w:rPr>
+        <w:t>HTTM, UDP,</w:t>
+      </w:r>
+      <w:r>
+        <w:rPr>
+          <w:rFonts w:ascii="Times New Roman" w:hAnsi="Times New Roman" w:cs="Times New Roman"/>
+          <w:sz w:val="28"/>
+          <w:szCs w:val="28"/>
+        </w:rPr>
+        <w:t xml:space="preserve"> </w:t>
+      </w:r>
+      <w:r>
+        <w:rPr>
+          <w:rFonts w:ascii="Times New Roman" w:hAnsi="Times New Roman" w:cs="Times New Roman"/>
+          <w:sz w:val="28"/>
+          <w:szCs w:val="28"/>
+          <w:lang w:val="en-US"/>
+        </w:rPr>
+        <w:t>SMTP.</w:t>
+      </w:r>
+    </w:p>
+    <w:p>
+      <w:pPr>
+        <w:pStyle w:val="2"/>
+        <w:jc w:val="both"/>
+      </w:pPr>
+      <w:r>
+        <w:rPr>
+          <w:lang w:val="en-US"/>
+        </w:rPr>
+        <w:t xml:space="preserve"> </w:t>
+      </w:r>
+      <w:bookmarkStart w:id="42" w:name="_Toc197505657"/>
+      <w:r>
+        <w:t>Коммуникационные интерфейсы</w:t>
+      </w:r>
+      <w:bookmarkEnd w:id="42"/>
+    </w:p>
+    <w:p>
+      <w:pPr>
+        <w:ind w:firstLine="357"/>
+        <w:jc w:val="both"/>
+        <w:rPr>
+          <w:rFonts w:ascii="Times New Roman" w:hAnsi="Times New Roman" w:cs="Times New Roman"/>
+          <w:sz w:val="28"/>
+          <w:szCs w:val="28"/>
+        </w:rPr>
+      </w:pPr>
+      <w:r>
+        <w:rPr>
+          <w:rFonts w:ascii="Times New Roman" w:hAnsi="Times New Roman" w:cs="Times New Roman"/>
+          <w:sz w:val="28"/>
+          <w:szCs w:val="28"/>
+        </w:rPr>
+        <w:t xml:space="preserve">Программное средство «Система управления проектами» отправляет сообщения с уведомлениями пользователям на </w:t>
+      </w:r>
+      <w:r>
+        <w:rPr>
+          <w:rFonts w:ascii="Times New Roman" w:hAnsi="Times New Roman" w:cs="Times New Roman"/>
+          <w:sz w:val="28"/>
+          <w:szCs w:val="28"/>
+          <w:lang w:val="en-US"/>
+        </w:rPr>
+        <w:t>Email</w:t>
+      </w:r>
+      <w:r>
+        <w:rPr>
+          <w:rFonts w:ascii="Times New Roman" w:hAnsi="Times New Roman" w:cs="Times New Roman"/>
+          <w:sz w:val="28"/>
+          <w:szCs w:val="28"/>
+        </w:rPr>
+        <w:t>, а также сохраняет файлы с автоматически сгенерированной отчётностью и статистикой на рабочий стол запрашивающего пользователя.</w:t>
+      </w:r>
+    </w:p>
+    <w:p>
+      <w:pPr>
+        <w:jc w:val="both"/>
+        <w:rPr>
+          <w:rFonts w:ascii="Times New Roman" w:hAnsi="Times New Roman" w:cs="Times New Roman"/>
+          <w:sz w:val="28"/>
+          <w:szCs w:val="28"/>
+        </w:rPr>
+      </w:pPr>
+    </w:p>
+    <w:p>
+      <w:pPr>
+        <w:pStyle w:val="1"/>
+        <w:jc w:val="both"/>
+      </w:pPr>
+      <w:bookmarkStart w:id="43" w:name="_Toc197505658"/>
+      <w:r>
+        <w:t>Атрибуты качества</w:t>
+      </w:r>
+      <w:bookmarkEnd w:id="43"/>
+    </w:p>
+    <w:p>
+      <w:pPr>
+        <w:jc w:val="both"/>
+      </w:pPr>
+    </w:p>
+    <w:p>
+      <w:pPr>
+        <w:pStyle w:val="2"/>
+        <w:jc w:val="both"/>
+      </w:pPr>
+      <w:r>
+        <w:t xml:space="preserve"> </w:t>
+      </w:r>
+      <w:bookmarkStart w:id="44" w:name="_Toc197505659"/>
+      <w:r>
+        <w:t>Удобство использования</w:t>
+      </w:r>
+      <w:bookmarkEnd w:id="44"/>
+    </w:p>
+    <w:p>
+      <w:pPr>
+        <w:ind w:firstLine="357"/>
+        <w:jc w:val="both"/>
+        <w:rPr>
+          <w:rFonts w:ascii="Times New Roman" w:hAnsi="Times New Roman" w:cs="Times New Roman"/>
+          <w:sz w:val="28"/>
+          <w:szCs w:val="28"/>
+        </w:rPr>
+      </w:pPr>
+      <w:r>
+        <w:rPr>
+          <w:rFonts w:ascii="Times New Roman" w:hAnsi="Times New Roman" w:cs="Times New Roman"/>
+          <w:sz w:val="28"/>
+          <w:szCs w:val="28"/>
+        </w:rPr>
+        <w:t>Интерфейс программного средства оформлен в едином минималистичном стиле, соответствующем посылу самой системы. Это включает в себя минималистичные, выдержанные в единой цветовой гамме цвета, удобные кнопки и интуитивно понятную навигацию по интерфейсу.</w:t>
+      </w:r>
+    </w:p>
+    <w:p>
+      <w:pPr>
+        <w:jc w:val="both"/>
+        <w:rPr>
+          <w:rFonts w:ascii="Times New Roman" w:hAnsi="Times New Roman" w:cs="Times New Roman"/>
+          <w:sz w:val="28"/>
+          <w:szCs w:val="28"/>
+        </w:rPr>
+      </w:pPr>
+      <w:r>
+        <w:rPr>
+          <w:rFonts w:ascii="Times New Roman" w:hAnsi="Times New Roman" w:cs="Times New Roman"/>
+          <w:sz w:val="28"/>
+          <w:szCs w:val="28"/>
+        </w:rPr>
+        <w:tab/>
+        <w:t>Текстовое оформление выполнено так, чтобы информация легко воспринималась и читалась, что упрощает процесс взаимодействия пользователя с приложением и делает это взаимодействие приятнее.</w:t>
+      </w:r>
+    </w:p>
+    <w:p>
+      <w:pPr>
+        <w:pStyle w:val="2"/>
+        <w:jc w:val="both"/>
+      </w:pPr>
+      <w:bookmarkStart w:id="45" w:name="_Toc197505660"/>
+      <w:r>
+        <w:t>Производительность</w:t>
+      </w:r>
+      <w:bookmarkEnd w:id="45"/>
+    </w:p>
+    <w:p>
+      <w:pPr>
+        <w:ind w:left="357" w:firstLine="351"/>
+        <w:jc w:val="both"/>
+        <w:rPr>
+          <w:rFonts w:ascii="Times New Roman" w:hAnsi="Times New Roman" w:cs="Times New Roman"/>
+          <w:sz w:val="28"/>
+          <w:szCs w:val="28"/>
+        </w:rPr>
+      </w:pPr>
+      <w:r>
+        <w:rPr>
+          <w:rFonts w:ascii="Times New Roman" w:hAnsi="Times New Roman" w:cs="Times New Roman"/>
+          <w:sz w:val="28"/>
+          <w:szCs w:val="28"/>
+        </w:rPr>
+        <w:t xml:space="preserve">Программное средство должно быстро реагировать на все действия пользователя и обеспечивать корректное и быстрое взаимодействие с базой данных. </w:t>
+      </w:r>
+      <w:r>
+        <w:rPr>
+          <w:rFonts w:ascii="Times New Roman" w:hAnsi="Times New Roman" w:cs="Times New Roman"/>
+          <w:sz w:val="28"/>
+          <w:szCs w:val="28"/>
+        </w:rPr>
+        <w:t>Оптимизированные алгоритмы работы с данными должны обеспечить мгновенную выдачу искомой информации, а алгоритмы генерации отчётности должны в минимальные сроки выдавать необходимую отчётность пользователю</w:t>
+      </w:r>
+      <w:r>
+        <w:rPr>
+          <w:rFonts w:ascii="Times New Roman" w:hAnsi="Times New Roman" w:cs="Times New Roman"/>
+          <w:sz w:val="28"/>
+          <w:szCs w:val="28"/>
+        </w:rPr>
+        <w:t>.</w:t>
+      </w:r>
+    </w:p>
+    <w:p>
+      <w:pPr>
+        <w:pStyle w:val="2"/>
+        <w:jc w:val="both"/>
+      </w:pPr>
+      <w:r>
+        <w:lastRenderedPageBreak/>
+        <w:t xml:space="preserve"> </w:t>
+      </w:r>
+      <w:bookmarkStart w:id="46" w:name="_Toc197505661"/>
+      <w:r>
+        <w:t>Безопасность</w:t>
+      </w:r>
+      <w:bookmarkEnd w:id="46"/>
+    </w:p>
+    <w:p>
+      <w:pPr>
+        <w:ind w:firstLine="357"/>
+        <w:jc w:val="both"/>
+        <w:rPr>
+          <w:rFonts w:ascii="Times New Roman" w:hAnsi="Times New Roman" w:cs="Times New Roman"/>
+          <w:sz w:val="28"/>
+          <w:szCs w:val="28"/>
+        </w:rPr>
+      </w:pPr>
+      <w:r>
+        <w:rPr>
+          <w:rFonts w:ascii="Times New Roman" w:hAnsi="Times New Roman" w:cs="Times New Roman"/>
+          <w:sz w:val="28"/>
+          <w:szCs w:val="28"/>
+        </w:rPr>
+        <w:t>Персональные данные пользователей, а также конфиденциальные сведения о проектах и задачах защищены средствами защиты и шифрования информации.</w:t>
+      </w:r>
+    </w:p>
+    <w:p>
+      <w:pPr>
+        <w:ind w:firstLine="357"/>
+        <w:jc w:val="both"/>
+        <w:rPr>
+          <w:rFonts w:ascii="Times New Roman" w:hAnsi="Times New Roman" w:cs="Times New Roman"/>
+          <w:sz w:val="28"/>
+          <w:szCs w:val="28"/>
+        </w:rPr>
+      </w:pPr>
+      <w:r>
+        <w:rPr>
+          <w:rFonts w:ascii="Times New Roman" w:hAnsi="Times New Roman" w:cs="Times New Roman"/>
+          <w:sz w:val="28"/>
+          <w:szCs w:val="28"/>
+        </w:rPr>
+        <w:t>Система прав доступа гарантирует, что пользователи без администраторских привилегий не получат доступ к административным функциям</w:t>
+      </w:r>
+      <w:r>
+        <w:rPr>
+          <w:rFonts w:ascii="Times New Roman" w:hAnsi="Times New Roman" w:cs="Times New Roman"/>
+          <w:sz w:val="28"/>
+          <w:szCs w:val="28"/>
+        </w:rPr>
+        <w:t>, что защищает систему от непредвиденных действий. Кроме того, при попытке проведения администратором операции удаления чего-либо, появляются диалоговые окна с подтверждением, либо отклонением операции для предотвращения случайного удаления нужной информации.</w:t>
+      </w:r>
+    </w:p>
+    <w:p>
+      <w:pPr>
+        <w:jc w:val="both"/>
+        <w:rPr>
+          <w:rFonts w:ascii="Times New Roman" w:hAnsi="Times New Roman" w:cs="Times New Roman"/>
+          <w:sz w:val="28"/>
+          <w:szCs w:val="28"/>
+        </w:rPr>
+      </w:pPr>
+    </w:p>
+    <w:p>
+      <w:pPr>
+        <w:pStyle w:val="2"/>
+        <w:jc w:val="both"/>
+      </w:pPr>
+      <w:r>
+        <w:t xml:space="preserve"> </w:t>
+      </w:r>
+      <w:bookmarkStart w:id="47" w:name="_Toc197505662"/>
+      <w:r>
+        <w:t>Техника безопасности</w:t>
+      </w:r>
+      <w:bookmarkEnd w:id="47"/>
+    </w:p>
+    <w:p>
+      <w:pPr>
+        <w:ind w:firstLine="357"/>
+        <w:jc w:val="both"/>
+        <w:rPr>
+          <w:rFonts w:ascii="Times New Roman" w:hAnsi="Times New Roman" w:cs="Times New Roman"/>
+          <w:sz w:val="28"/>
+          <w:szCs w:val="28"/>
+        </w:rPr>
+      </w:pPr>
+      <w:r>
+        <w:rPr>
+          <w:rFonts w:ascii="Times New Roman" w:hAnsi="Times New Roman" w:cs="Times New Roman"/>
+          <w:sz w:val="28"/>
+          <w:szCs w:val="28"/>
+        </w:rPr>
+        <w:t xml:space="preserve">Программное средство оснащено средствами предотвращения случайных действий, систему ограничения прав доступа, </w:t>
+      </w:r>
+      <w:r>
+        <w:rPr>
+          <w:rFonts w:ascii="Times New Roman" w:hAnsi="Times New Roman" w:cs="Times New Roman"/>
+          <w:sz w:val="28"/>
+          <w:szCs w:val="28"/>
+        </w:rPr>
+        <w:t>систему сохранения данных, что предотвращает потерю важной информации, а также несанкционированный доступ к важным функциям приложения.</w:t>
+      </w:r>
+    </w:p>
+    <w:p>
+      <w:pPr>
+        <w:pStyle w:val="2"/>
+        <w:jc w:val="both"/>
+      </w:pPr>
+      <w:r>
+        <w:t xml:space="preserve"> </w:t>
+      </w:r>
+      <w:bookmarkStart w:id="48" w:name="_Toc197505663"/>
+      <w:r>
+        <w:t>Дополнительные качества</w:t>
+      </w:r>
+      <w:bookmarkEnd w:id="48"/>
+    </w:p>
+    <w:p>
+      <w:pPr>
+        <w:pStyle w:val="a3"/>
+        <w:numPr>
+          <w:ilvl w:val="6"/>
+          <w:numId w:val="10"/>
+        </w:numPr>
+        <w:jc w:val="both"/>
+        <w:rPr>
+          <w:rFonts w:ascii="Times New Roman" w:hAnsi="Times New Roman" w:cs="Times New Roman"/>
+          <w:sz w:val="28"/>
+          <w:szCs w:val="28"/>
+        </w:rPr>
+      </w:pPr>
+      <w:r>
+        <w:rPr>
+          <w:rFonts w:ascii="Times New Roman" w:hAnsi="Times New Roman" w:cs="Times New Roman"/>
+          <w:sz w:val="28"/>
+          <w:szCs w:val="28"/>
+          <w:u w:val="single"/>
+        </w:rPr>
+        <w:t>Масштабируемость</w:t>
+      </w:r>
+      <w:r>
+        <w:rPr>
+          <w:rFonts w:ascii="Times New Roman" w:hAnsi="Times New Roman" w:cs="Times New Roman"/>
+          <w:sz w:val="28"/>
+          <w:szCs w:val="28"/>
+        </w:rPr>
+        <w:t>: архитектура приложения должна позволять расширять приложения и добавлять новые функции, а также интегрировать сторонние сервисы.</w:t>
+      </w:r>
+    </w:p>
+    <w:p>
+      <w:pPr>
+        <w:pStyle w:val="a3"/>
+        <w:numPr>
+          <w:ilvl w:val="6"/>
+          <w:numId w:val="10"/>
+        </w:numPr>
+        <w:jc w:val="both"/>
+        <w:rPr>
+          <w:rFonts w:ascii="Times New Roman" w:hAnsi="Times New Roman" w:cs="Times New Roman"/>
+          <w:sz w:val="28"/>
+          <w:szCs w:val="28"/>
+        </w:rPr>
+      </w:pPr>
+      <w:r>
+        <w:rPr>
+          <w:rFonts w:ascii="Times New Roman" w:hAnsi="Times New Roman" w:cs="Times New Roman"/>
+          <w:sz w:val="28"/>
+          <w:szCs w:val="28"/>
+          <w:u w:val="single"/>
+        </w:rPr>
+        <w:t>Возможность установки</w:t>
+      </w:r>
+      <w:r>
+        <w:rPr>
+          <w:rFonts w:ascii="Times New Roman" w:hAnsi="Times New Roman" w:cs="Times New Roman"/>
+          <w:sz w:val="28"/>
+          <w:szCs w:val="28"/>
+        </w:rPr>
+        <w:t>: приложение должно быть достаточно компактным, чтобы оно могло устанавливаться на устройства даже с небольшим количеством свободного места на диске. Также требования по оперативной памяти должны быть сравнительно низкими, что также позволит расширить круг доступных устройств.</w:t>
+      </w:r>
+    </w:p>
+    <w:p>
+      <w:pPr>
+        <w:pStyle w:val="a3"/>
+        <w:numPr>
+          <w:ilvl w:val="6"/>
+          <w:numId w:val="10"/>
+        </w:numPr>
+        <w:jc w:val="both"/>
+        <w:rPr>
+          <w:rFonts w:ascii="Times New Roman" w:hAnsi="Times New Roman" w:cs="Times New Roman"/>
+          <w:sz w:val="28"/>
+          <w:szCs w:val="28"/>
+        </w:rPr>
+      </w:pPr>
+      <w:r>
+        <w:rPr>
+          <w:rFonts w:ascii="Times New Roman" w:hAnsi="Times New Roman" w:cs="Times New Roman"/>
+          <w:sz w:val="28"/>
+          <w:szCs w:val="28"/>
+          <w:u w:val="single"/>
+        </w:rPr>
+        <w:t>Возможность модификации</w:t>
+      </w:r>
+      <w:r>
+        <w:rPr>
+          <w:rFonts w:ascii="Times New Roman" w:hAnsi="Times New Roman" w:cs="Times New Roman"/>
+          <w:sz w:val="28"/>
+          <w:szCs w:val="28"/>
+        </w:rPr>
+        <w:t>: архитектура приложения должна позволять легко добавлять новые функции без изменения в корне уже существующего функционала.</w:t>
+      </w:r>
+    </w:p>
+    <w:p>
+      <w:pPr>
+        <w:pStyle w:val="a3"/>
+        <w:numPr>
+          <w:ilvl w:val="6"/>
+          <w:numId w:val="10"/>
+        </w:numPr>
+        <w:jc w:val="both"/>
+        <w:rPr>
+          <w:rFonts w:ascii="Times New Roman" w:hAnsi="Times New Roman" w:cs="Times New Roman"/>
+          <w:sz w:val="28"/>
+          <w:szCs w:val="28"/>
+        </w:rPr>
+      </w:pPr>
+      <w:r>
+        <w:rPr>
+          <w:rFonts w:ascii="Times New Roman" w:hAnsi="Times New Roman" w:cs="Times New Roman"/>
+          <w:sz w:val="28"/>
+          <w:szCs w:val="28"/>
+          <w:u w:val="single"/>
+        </w:rPr>
+        <w:t>Надёжность</w:t>
+      </w:r>
+      <w:r>
+        <w:rPr>
+          <w:rFonts w:ascii="Times New Roman" w:hAnsi="Times New Roman" w:cs="Times New Roman"/>
+          <w:sz w:val="28"/>
+          <w:szCs w:val="28"/>
+        </w:rPr>
+        <w:t>: программное средство должно корректно функционировать в ошибочных ситуациях и корректно обрабатывать исключения, не нарушая стабильной работы приложения.</w:t>
+      </w:r>
+    </w:p>
+    <w:p>
+      <w:pPr>
+        <w:pStyle w:val="a3"/>
+        <w:numPr>
+          <w:ilvl w:val="6"/>
+          <w:numId w:val="10"/>
+        </w:numPr>
+        <w:jc w:val="both"/>
+        <w:rPr>
+          <w:rFonts w:ascii="Times New Roman" w:hAnsi="Times New Roman" w:cs="Times New Roman"/>
+          <w:sz w:val="28"/>
+          <w:szCs w:val="28"/>
+        </w:rPr>
+      </w:pPr>
+      <w:r>
+        <w:rPr>
+          <w:rFonts w:ascii="Times New Roman" w:hAnsi="Times New Roman" w:cs="Times New Roman"/>
+          <w:sz w:val="28"/>
+          <w:szCs w:val="28"/>
+          <w:u w:val="single"/>
+        </w:rPr>
+        <w:t>Контролируемость</w:t>
+      </w:r>
+      <w:r>
+        <w:rPr>
+          <w:rFonts w:ascii="Times New Roman" w:hAnsi="Times New Roman" w:cs="Times New Roman"/>
+          <w:sz w:val="28"/>
+          <w:szCs w:val="28"/>
+        </w:rPr>
+        <w:t xml:space="preserve">: программное средство должно вести себя предсказуемо, что подразумевает исключение непредвиденного поведения путём качественного тестирования приложения, а также </w:t>
+      </w:r>
+      <w:r>
+        <w:rPr>
+          <w:rFonts w:ascii="Times New Roman" w:hAnsi="Times New Roman" w:cs="Times New Roman"/>
+          <w:sz w:val="28"/>
+          <w:szCs w:val="28"/>
+        </w:rPr>
+        <w:lastRenderedPageBreak/>
+        <w:t>корректного функционирования системы ограничения доступа.</w:t>
+      </w:r>
+    </w:p>
+    <w:p>
+      <w:pPr>
+        <w:jc w:val="both"/>
+        <w:rPr>
+          <w:rFonts w:ascii="Times New Roman" w:hAnsi="Times New Roman" w:cs="Times New Roman"/>
+          <w:sz w:val="28"/>
+          <w:szCs w:val="28"/>
+        </w:rPr>
+      </w:pPr>
+    </w:p>
+    <w:p>
+      <w:pPr>
+        <w:pStyle w:val="1"/>
+        <w:jc w:val="both"/>
+      </w:pPr>
+      <w:bookmarkStart w:id="49" w:name="_Toc197505664"/>
+      <w:r>
+        <w:t>Требования по интернационализации и локализации</w:t>
+      </w:r>
+      <w:bookmarkEnd w:id="49"/>
+    </w:p>
+    <w:p>
+      <w:pPr>
+        <w:ind w:firstLine="357"/>
+        <w:jc w:val="both"/>
+        <w:rPr>
+          <w:rFonts w:ascii="Times New Roman" w:hAnsi="Times New Roman" w:cs="Times New Roman"/>
+          <w:sz w:val="28"/>
+          <w:szCs w:val="28"/>
+        </w:rPr>
+      </w:pPr>
+      <w:r>
+        <w:rPr>
+          <w:rFonts w:ascii="Times New Roman" w:hAnsi="Times New Roman" w:cs="Times New Roman"/>
+          <w:sz w:val="28"/>
+          <w:szCs w:val="28"/>
+        </w:rPr>
+        <w:t xml:space="preserve">В виду мультирегиональной ориентированности программного средства «Система управления проектами» </w:t>
+      </w:r>
+      <w:r>
+        <w:rPr>
+          <w:rFonts w:ascii="Times New Roman" w:hAnsi="Times New Roman" w:cs="Times New Roman"/>
+          <w:sz w:val="28"/>
+          <w:szCs w:val="28"/>
+        </w:rPr>
+        <w:t>необходимо учитывать следующие требования:</w:t>
+      </w:r>
+    </w:p>
+    <w:p>
+      <w:pPr>
+        <w:pStyle w:val="a3"/>
+        <w:numPr>
+          <w:ilvl w:val="6"/>
+          <w:numId w:val="10"/>
+        </w:numPr>
+        <w:jc w:val="both"/>
+        <w:rPr>
+          <w:rFonts w:ascii="Times New Roman" w:hAnsi="Times New Roman" w:cs="Times New Roman"/>
+          <w:sz w:val="28"/>
+          <w:szCs w:val="28"/>
+        </w:rPr>
+      </w:pPr>
+      <w:r>
+        <w:rPr>
+          <w:rFonts w:ascii="Times New Roman" w:hAnsi="Times New Roman" w:cs="Times New Roman"/>
+          <w:sz w:val="28"/>
+          <w:szCs w:val="28"/>
+        </w:rPr>
+        <w:t xml:space="preserve">Форматы даты и времени: в зависимости от выбранного языка локализации программное средство должно корректно отображать дату и время. Так, если выбран русский язык локализации, программа должна отображать дату в формате </w:t>
+      </w:r>
+      <w:r>
+        <w:rPr>
+          <w:rFonts w:ascii="Times New Roman" w:hAnsi="Times New Roman" w:cs="Times New Roman"/>
+          <w:sz w:val="28"/>
+          <w:szCs w:val="28"/>
+          <w:lang w:val="en-US"/>
+        </w:rPr>
+        <w:t>DD</w:t>
+      </w:r>
+      <w:r>
+        <w:rPr>
+          <w:rFonts w:ascii="Times New Roman" w:hAnsi="Times New Roman" w:cs="Times New Roman"/>
+          <w:sz w:val="28"/>
+          <w:szCs w:val="28"/>
+        </w:rPr>
+        <w:t>.</w:t>
+      </w:r>
+      <w:r>
+        <w:rPr>
+          <w:rFonts w:ascii="Times New Roman" w:hAnsi="Times New Roman" w:cs="Times New Roman"/>
+          <w:sz w:val="28"/>
+          <w:szCs w:val="28"/>
+          <w:lang w:val="en-US"/>
+        </w:rPr>
+        <w:t>MM</w:t>
+      </w:r>
+      <w:r>
+        <w:rPr>
+          <w:rFonts w:ascii="Times New Roman" w:hAnsi="Times New Roman" w:cs="Times New Roman"/>
+          <w:sz w:val="28"/>
+          <w:szCs w:val="28"/>
+        </w:rPr>
+        <w:t>.</w:t>
+      </w:r>
+      <w:r>
+        <w:rPr>
+          <w:rFonts w:ascii="Times New Roman" w:hAnsi="Times New Roman" w:cs="Times New Roman"/>
+          <w:sz w:val="28"/>
+          <w:szCs w:val="28"/>
+          <w:lang w:val="en-US"/>
+        </w:rPr>
+        <w:t>YYYY</w:t>
+      </w:r>
+      <w:r>
+        <w:rPr>
+          <w:rFonts w:ascii="Times New Roman" w:hAnsi="Times New Roman" w:cs="Times New Roman"/>
+          <w:sz w:val="28"/>
+          <w:szCs w:val="28"/>
+        </w:rPr>
+        <w:t>.</w:t>
+      </w:r>
+      <w:r>
+        <w:rPr>
+          <w:rFonts w:ascii="Times New Roman" w:hAnsi="Times New Roman" w:cs="Times New Roman"/>
+          <w:sz w:val="28"/>
+          <w:szCs w:val="28"/>
+        </w:rPr>
+        <w:t xml:space="preserve"> В обратном случае</w:t>
+      </w:r>
+      <w:r>
+        <w:rPr>
+          <w:rFonts w:ascii="Times New Roman" w:hAnsi="Times New Roman" w:cs="Times New Roman"/>
+          <w:sz w:val="28"/>
+          <w:szCs w:val="28"/>
+        </w:rPr>
+        <w:t xml:space="preserve"> </w:t>
+      </w:r>
+      <w:r>
+        <w:rPr>
+          <w:rFonts w:ascii="Times New Roman" w:hAnsi="Times New Roman" w:cs="Times New Roman"/>
+          <w:sz w:val="28"/>
+          <w:szCs w:val="28"/>
+        </w:rPr>
+        <w:t xml:space="preserve">(приложение по плану предусматривает русский и английский языки локализации) – в формате </w:t>
+      </w:r>
+      <w:r>
+        <w:rPr>
+          <w:rFonts w:ascii="Times New Roman" w:hAnsi="Times New Roman" w:cs="Times New Roman"/>
+          <w:sz w:val="28"/>
+          <w:szCs w:val="28"/>
+          <w:lang w:val="en-US"/>
+        </w:rPr>
+        <w:t>MM</w:t>
+      </w:r>
+      <w:r>
+        <w:rPr>
+          <w:rFonts w:ascii="Times New Roman" w:hAnsi="Times New Roman" w:cs="Times New Roman"/>
+          <w:sz w:val="28"/>
+          <w:szCs w:val="28"/>
+        </w:rPr>
+        <w:t>.</w:t>
+      </w:r>
+      <w:r>
+        <w:rPr>
+          <w:rFonts w:ascii="Times New Roman" w:hAnsi="Times New Roman" w:cs="Times New Roman"/>
+          <w:sz w:val="28"/>
+          <w:szCs w:val="28"/>
+          <w:lang w:val="en-US"/>
+        </w:rPr>
+        <w:t>DD</w:t>
+      </w:r>
+      <w:r>
+        <w:rPr>
+          <w:rFonts w:ascii="Times New Roman" w:hAnsi="Times New Roman" w:cs="Times New Roman"/>
+          <w:sz w:val="28"/>
+          <w:szCs w:val="28"/>
+        </w:rPr>
+        <w:t>.</w:t>
+      </w:r>
+      <w:r>
+        <w:rPr>
+          <w:rFonts w:ascii="Times New Roman" w:hAnsi="Times New Roman" w:cs="Times New Roman"/>
+          <w:sz w:val="28"/>
+          <w:szCs w:val="28"/>
+          <w:lang w:val="en-US"/>
+        </w:rPr>
+        <w:t>YYYY</w:t>
+      </w:r>
+      <w:r>
+        <w:rPr>
+          <w:rFonts w:ascii="Times New Roman" w:hAnsi="Times New Roman" w:cs="Times New Roman"/>
+          <w:sz w:val="28"/>
+          <w:szCs w:val="28"/>
+        </w:rPr>
+        <w:t>.</w:t>
+      </w:r>
+    </w:p>
+    <w:p>
+      <w:pPr>
+        <w:pStyle w:val="a3"/>
+        <w:numPr>
+          <w:ilvl w:val="6"/>
+          <w:numId w:val="10"/>
+        </w:numPr>
+        <w:jc w:val="both"/>
+        <w:rPr>
+          <w:rFonts w:ascii="Times New Roman" w:hAnsi="Times New Roman" w:cs="Times New Roman"/>
+          <w:sz w:val="28"/>
+          <w:szCs w:val="28"/>
+        </w:rPr>
+      </w:pPr>
+      <w:r>
+        <w:rPr>
+          <w:rFonts w:ascii="Times New Roman" w:hAnsi="Times New Roman" w:cs="Times New Roman"/>
+          <w:sz w:val="28"/>
+          <w:szCs w:val="28"/>
+        </w:rPr>
+        <w:t>Языки: интерфейс приложения должен быть доступен полностью на разных языках с корректным переводом без потери смысла.</w:t>
+      </w:r>
+    </w:p>
+    <w:p>
+      <w:pPr>
+        <w:jc w:val="both"/>
+        <w:rPr>
+          <w:rFonts w:ascii="Times New Roman" w:hAnsi="Times New Roman" w:cs="Times New Roman"/>
+          <w:sz w:val="28"/>
+          <w:szCs w:val="28"/>
+        </w:rPr>
+      </w:pPr>
+    </w:p>
+    <w:p>
+      <w:pPr>
+        <w:jc w:val="both"/>
+        <w:rPr>
+          <w:rFonts w:ascii="Times New Roman" w:hAnsi="Times New Roman" w:cs="Times New Roman"/>
+          <w:sz w:val="28"/>
+          <w:szCs w:val="28"/>
+        </w:rPr>
+      </w:pPr>
+    </w:p>
+    <w:p>
+      <w:pPr>
+        <w:jc w:val="both"/>
+        <w:rPr>
+          <w:rFonts w:ascii="Times New Roman" w:hAnsi="Times New Roman" w:cs="Times New Roman"/>
+          <w:sz w:val="28"/>
+          <w:szCs w:val="28"/>
+        </w:rPr>
+      </w:pPr>
+    </w:p>
+    <w:p>
+      <w:pPr>
+        <w:jc w:val="both"/>
+        <w:rPr>
+          <w:rFonts w:ascii="Times New Roman" w:hAnsi="Times New Roman" w:cs="Times New Roman"/>
+          <w:sz w:val="28"/>
+          <w:szCs w:val="28"/>
+        </w:rPr>
+      </w:pPr>
+    </w:p>
+    <w:p>
+      <w:pPr>
+        <w:jc w:val="both"/>
+        <w:rPr>
+          <w:rFonts w:ascii="Times New Roman" w:hAnsi="Times New Roman" w:cs="Times New Roman"/>
+          <w:sz w:val="28"/>
+          <w:szCs w:val="28"/>
+        </w:rPr>
+      </w:pPr>
+    </w:p>
+    <w:p>
+      <w:pPr>
+        <w:jc w:val="both"/>
+        <w:rPr>
+          <w:rFonts w:ascii="Times New Roman" w:hAnsi="Times New Roman" w:cs="Times New Roman"/>
+          <w:sz w:val="28"/>
+          <w:szCs w:val="28"/>
+        </w:rPr>
+      </w:pPr>
+    </w:p>
+    <w:p>
+      <w:pPr>
+        <w:jc w:val="both"/>
+        <w:rPr>
+          <w:rFonts w:ascii="Times New Roman" w:hAnsi="Times New Roman" w:cs="Times New Roman"/>
+          <w:sz w:val="28"/>
+          <w:szCs w:val="28"/>
+        </w:rPr>
+      </w:pPr>
+    </w:p>
+    <w:p>
+      <w:pPr>
+        <w:jc w:val="both"/>
+        <w:rPr>
+          <w:rFonts w:ascii="Times New Roman" w:hAnsi="Times New Roman" w:cs="Times New Roman"/>
+          <w:sz w:val="28"/>
+          <w:szCs w:val="28"/>
+        </w:rPr>
+      </w:pPr>
+    </w:p>
+    <w:p>
+      <w:pPr>
+        <w:jc w:val="both"/>
+        <w:rPr>
+          <w:rFonts w:ascii="Times New Roman" w:hAnsi="Times New Roman" w:cs="Times New Roman"/>
+          <w:sz w:val="28"/>
+          <w:szCs w:val="28"/>
+        </w:rPr>
+      </w:pPr>
+    </w:p>
+    <w:p>
+      <w:pPr>
+        <w:jc w:val="both"/>
+        <w:rPr>
+          <w:rFonts w:ascii="Times New Roman" w:hAnsi="Times New Roman" w:cs="Times New Roman"/>
+          <w:sz w:val="28"/>
+          <w:szCs w:val="28"/>
+        </w:rPr>
+      </w:pPr>
+    </w:p>
+    <w:p>
+      <w:pPr>
+        <w:jc w:val="both"/>
+        <w:rPr>
+          <w:rFonts w:ascii="Times New Roman" w:hAnsi="Times New Roman" w:cs="Times New Roman"/>
+          <w:sz w:val="28"/>
+          <w:szCs w:val="28"/>
+        </w:rPr>
+      </w:pPr>
+    </w:p>
+    <w:p>
+      <w:pPr>
+        <w:jc w:val="both"/>
+        <w:rPr>
+          <w:rFonts w:ascii="Times New Roman" w:hAnsi="Times New Roman" w:cs="Times New Roman"/>
+          <w:sz w:val="28"/>
+          <w:szCs w:val="28"/>
+        </w:rPr>
+      </w:pPr>
+    </w:p>
+    <w:p>
+      <w:pPr>
+        <w:jc w:val="both"/>
+        <w:rPr>
+          <w:rFonts w:ascii="Times New Roman" w:hAnsi="Times New Roman" w:cs="Times New Roman"/>
+          <w:sz w:val="28"/>
+          <w:szCs w:val="28"/>
+        </w:rPr>
+      </w:pPr>
+    </w:p>
+    <w:p>
+      <w:pPr>
+        <w:jc w:val="both"/>
+        <w:rPr>
+          <w:rFonts w:ascii="Times New Roman" w:hAnsi="Times New Roman" w:cs="Times New Roman"/>
+          <w:sz w:val="28"/>
+          <w:szCs w:val="28"/>
+        </w:rPr>
+      </w:pPr>
+    </w:p>
+    <w:p>
+      <w:pPr>
+        <w:pStyle w:val="1"/>
+        <w:numPr>
+          <w:ilvl w:val="0"/>
+          <w:numId w:val="0"/>
+        </w:numPr>
+        <w:ind w:left="357"/>
+        <w:rPr>
+          <w:lang w:val="en-US"/>
+        </w:rPr>
+      </w:pPr>
+      <w:bookmarkStart w:id="50" w:name="_Toc197505665"/>
+      <w:r>
+        <w:lastRenderedPageBreak/>
+        <w:t>Приложение</w:t>
+      </w:r>
+      <w:r>
+        <w:rPr>
+          <w:lang w:val="en-US"/>
+        </w:rPr>
+        <w:t xml:space="preserve"> </w:t>
+      </w:r>
+      <w:r>
+        <w:t>А</w:t>
+      </w:r>
+      <w:bookmarkEnd w:id="50"/>
+    </w:p>
+    <w:p>
+      <w:pPr>
+        <w:rPr>
+          <w:rFonts w:ascii="Times New Roman" w:hAnsi="Times New Roman" w:cs="Times New Roman"/>
+          <w:sz w:val="28"/>
+          <w:szCs w:val="28"/>
+          <w:u w:val="single"/>
+          <w:lang w:val="en-US"/>
+        </w:rPr>
+      </w:pPr>
+      <w:r>
+        <w:rPr>
+          <w:rFonts w:ascii="Times New Roman" w:hAnsi="Times New Roman" w:cs="Times New Roman"/>
+          <w:sz w:val="28"/>
+          <w:szCs w:val="28"/>
+          <w:u w:val="single"/>
+        </w:rPr>
+        <w:t>Словарь</w:t>
+      </w:r>
+      <w:r>
+        <w:rPr>
+          <w:rFonts w:ascii="Times New Roman" w:hAnsi="Times New Roman" w:cs="Times New Roman"/>
+          <w:sz w:val="28"/>
+          <w:szCs w:val="28"/>
+          <w:u w:val="single"/>
+          <w:lang w:val="en-US"/>
+        </w:rPr>
+        <w:t xml:space="preserve"> </w:t>
+      </w:r>
+      <w:r>
+        <w:rPr>
+          <w:rFonts w:ascii="Times New Roman" w:hAnsi="Times New Roman" w:cs="Times New Roman"/>
+          <w:sz w:val="28"/>
+          <w:szCs w:val="28"/>
+          <w:u w:val="single"/>
+        </w:rPr>
+        <w:t>терминов</w:t>
+      </w:r>
+      <w:r>
+        <w:rPr>
+          <w:rFonts w:ascii="Times New Roman" w:hAnsi="Times New Roman" w:cs="Times New Roman"/>
+          <w:sz w:val="28"/>
+          <w:szCs w:val="28"/>
+          <w:u w:val="single"/>
+          <w:lang w:val="en-US"/>
+        </w:rPr>
+        <w:t>:</w:t>
+      </w:r>
+    </w:p>
+    <w:p>
+      <w:pPr>
+        <w:rPr>
+          <w:rFonts w:ascii="Times New Roman" w:hAnsi="Times New Roman" w:cs="Times New Roman"/>
+          <w:sz w:val="28"/>
+          <w:szCs w:val="28"/>
+          <w:lang w:val="en-US"/>
+        </w:rPr>
+      </w:pPr>
+      <w:r>
+        <w:rPr>
+          <w:rFonts w:ascii="Times New Roman" w:hAnsi="Times New Roman" w:cs="Times New Roman"/>
+          <w:sz w:val="28"/>
+          <w:szCs w:val="28"/>
+          <w:lang w:val="en-US"/>
+        </w:rPr>
+        <w:t>WPF – Windows Presentation Foundation</w:t>
+      </w:r>
+    </w:p>
+    <w:p>
+      <w:pPr>
+        <w:rPr>
+          <w:rFonts w:ascii="Times New Roman" w:hAnsi="Times New Roman" w:cs="Times New Roman"/>
+          <w:sz w:val="28"/>
+          <w:szCs w:val="28"/>
+        </w:rPr>
+      </w:pPr>
+      <w:r>
+        <w:rPr>
+          <w:rFonts w:ascii="Times New Roman" w:hAnsi="Times New Roman" w:cs="Times New Roman"/>
+          <w:sz w:val="28"/>
+          <w:szCs w:val="28"/>
+          <w:lang w:val="en-US"/>
+        </w:rPr>
+        <w:t>POP</w:t>
+      </w:r>
+      <w:r>
+        <w:rPr>
+          <w:rFonts w:ascii="Times New Roman" w:hAnsi="Times New Roman" w:cs="Times New Roman"/>
+          <w:sz w:val="28"/>
+          <w:szCs w:val="28"/>
+        </w:rPr>
+        <w:t>3</w:t>
+      </w:r>
+      <w:r>
+        <w:rPr>
+          <w:rFonts w:ascii="Times New Roman" w:hAnsi="Times New Roman" w:cs="Times New Roman"/>
+          <w:sz w:val="28"/>
+          <w:szCs w:val="28"/>
+          <w:lang w:val="be-BY"/>
+        </w:rPr>
+        <w:t xml:space="preserve"> – </w:t>
+      </w:r>
+      <w:r>
+        <w:rPr>
+          <w:rFonts w:ascii="Times New Roman" w:hAnsi="Times New Roman" w:cs="Times New Roman"/>
+          <w:sz w:val="28"/>
+          <w:szCs w:val="28"/>
+        </w:rPr>
+        <w:t xml:space="preserve">Протокол для отправки и получения </w:t>
+      </w:r>
+      <w:r>
+        <w:rPr>
+          <w:rFonts w:ascii="Times New Roman" w:hAnsi="Times New Roman" w:cs="Times New Roman"/>
+          <w:sz w:val="28"/>
+          <w:szCs w:val="28"/>
+          <w:lang w:val="en-US"/>
+        </w:rPr>
+        <w:t>email</w:t>
+      </w:r>
+      <w:r>
+        <w:rPr>
+          <w:rFonts w:ascii="Times New Roman" w:hAnsi="Times New Roman" w:cs="Times New Roman"/>
+          <w:sz w:val="28"/>
+          <w:szCs w:val="28"/>
+        </w:rPr>
+        <w:t xml:space="preserve"> </w:t>
+      </w:r>
+      <w:r>
+        <w:rPr>
+          <w:rFonts w:ascii="Times New Roman" w:hAnsi="Times New Roman" w:cs="Times New Roman"/>
+          <w:sz w:val="28"/>
+          <w:szCs w:val="28"/>
+        </w:rPr>
+        <w:t>сообщений</w:t>
+      </w:r>
+    </w:p>
+    <w:p>
+      <w:pPr>
+        <w:rPr>
+          <w:rFonts w:ascii="Times New Roman" w:hAnsi="Times New Roman" w:cs="Times New Roman"/>
+          <w:sz w:val="28"/>
+          <w:szCs w:val="28"/>
+        </w:rPr>
+      </w:pPr>
+      <w:r>
+        <w:rPr>
+          <w:rFonts w:ascii="Times New Roman" w:hAnsi="Times New Roman" w:cs="Times New Roman"/>
+          <w:sz w:val="28"/>
+          <w:szCs w:val="28"/>
+          <w:lang w:val="en-US"/>
+        </w:rPr>
+        <w:t>HTTP</w:t>
+      </w:r>
+      <w:r>
+        <w:rPr>
+          <w:rFonts w:ascii="Times New Roman" w:hAnsi="Times New Roman" w:cs="Times New Roman"/>
+          <w:sz w:val="28"/>
+          <w:szCs w:val="28"/>
+        </w:rPr>
+        <w:t xml:space="preserve"> – </w:t>
+      </w:r>
+      <w:r>
+        <w:rPr>
+          <w:rFonts w:ascii="Times New Roman" w:hAnsi="Times New Roman" w:cs="Times New Roman"/>
+          <w:sz w:val="28"/>
+          <w:szCs w:val="28"/>
+          <w:lang w:val="en-US"/>
+        </w:rPr>
+        <w:t>Hypertext</w:t>
+      </w:r>
+      <w:r>
+        <w:rPr>
+          <w:rFonts w:ascii="Times New Roman" w:hAnsi="Times New Roman" w:cs="Times New Roman"/>
+          <w:sz w:val="28"/>
+          <w:szCs w:val="28"/>
+        </w:rPr>
+        <w:t xml:space="preserve"> </w:t>
+      </w:r>
+      <w:r>
+        <w:rPr>
+          <w:rFonts w:ascii="Times New Roman" w:hAnsi="Times New Roman" w:cs="Times New Roman"/>
+          <w:sz w:val="28"/>
+          <w:szCs w:val="28"/>
+          <w:lang w:val="en-US"/>
+        </w:rPr>
+        <w:t>Transmition</w:t>
+      </w:r>
+      <w:r>
+        <w:rPr>
+          <w:rFonts w:ascii="Times New Roman" w:hAnsi="Times New Roman" w:cs="Times New Roman"/>
+          <w:sz w:val="28"/>
+          <w:szCs w:val="28"/>
+        </w:rPr>
+        <w:t xml:space="preserve"> </w:t>
+      </w:r>
+      <w:r>
+        <w:rPr>
+          <w:rFonts w:ascii="Times New Roman" w:hAnsi="Times New Roman" w:cs="Times New Roman"/>
+          <w:sz w:val="28"/>
+          <w:szCs w:val="28"/>
+          <w:lang w:val="en-US"/>
+        </w:rPr>
+        <w:t>Protocol</w:t>
+      </w:r>
+    </w:p>
+    <w:p>
+      <w:pPr>
+        <w:rPr>
+          <w:rFonts w:ascii="Times New Roman" w:hAnsi="Times New Roman" w:cs="Times New Roman"/>
+          <w:sz w:val="28"/>
+          <w:szCs w:val="28"/>
+        </w:rPr>
+      </w:pPr>
+      <w:r>
+        <w:rPr>
+          <w:rFonts w:ascii="Times New Roman" w:hAnsi="Times New Roman" w:cs="Times New Roman"/>
+          <w:sz w:val="28"/>
+          <w:szCs w:val="28"/>
+          <w:lang w:val="en-US"/>
+        </w:rPr>
+        <w:t>UDP</w:t>
+      </w:r>
+      <w:r>
+        <w:rPr>
+          <w:rFonts w:ascii="Times New Roman" w:hAnsi="Times New Roman" w:cs="Times New Roman"/>
+          <w:sz w:val="28"/>
+          <w:szCs w:val="28"/>
+        </w:rPr>
+        <w:t xml:space="preserve"> – </w:t>
+      </w:r>
+      <w:r>
+        <w:rPr>
+          <w:rFonts w:ascii="Times New Roman" w:hAnsi="Times New Roman" w:cs="Times New Roman"/>
+          <w:sz w:val="28"/>
+          <w:szCs w:val="28"/>
+          <w:lang w:val="en-US"/>
+        </w:rPr>
+        <w:t>User</w:t>
+      </w:r>
+      <w:r>
+        <w:rPr>
+          <w:rFonts w:ascii="Times New Roman" w:hAnsi="Times New Roman" w:cs="Times New Roman"/>
+          <w:sz w:val="28"/>
+          <w:szCs w:val="28"/>
+        </w:rPr>
+        <w:t xml:space="preserve"> </w:t>
+      </w:r>
+      <w:r>
+        <w:rPr>
+          <w:rFonts w:ascii="Times New Roman" w:hAnsi="Times New Roman" w:cs="Times New Roman"/>
+          <w:sz w:val="28"/>
+          <w:szCs w:val="28"/>
+          <w:lang w:val="en-US"/>
+        </w:rPr>
+        <w:t>Datagram</w:t>
+      </w:r>
+      <w:r>
+        <w:rPr>
+          <w:rFonts w:ascii="Times New Roman" w:hAnsi="Times New Roman" w:cs="Times New Roman"/>
+          <w:sz w:val="28"/>
+          <w:szCs w:val="28"/>
+        </w:rPr>
+        <w:t xml:space="preserve"> </w:t>
+      </w:r>
+      <w:r>
+        <w:rPr>
+          <w:rFonts w:ascii="Times New Roman" w:hAnsi="Times New Roman" w:cs="Times New Roman"/>
+          <w:sz w:val="28"/>
+          <w:szCs w:val="28"/>
+          <w:lang w:val="en-US"/>
+        </w:rPr>
+        <w:t>Protocol</w:t>
+      </w:r>
+    </w:p>
+    <w:p>
+      <w:pPr>
+        <w:rPr>
+          <w:rFonts w:ascii="Times New Roman" w:hAnsi="Times New Roman" w:cs="Times New Roman"/>
+          <w:sz w:val="28"/>
+          <w:szCs w:val="28"/>
+        </w:rPr>
+      </w:pPr>
+      <w:r>
+        <w:rPr>
+          <w:rFonts w:ascii="Times New Roman" w:hAnsi="Times New Roman" w:cs="Times New Roman"/>
+          <w:sz w:val="28"/>
+          <w:szCs w:val="28"/>
+        </w:rPr>
+        <w:t>ПО – Программное Обеспечение</w:t>
+      </w:r>
+    </w:p>
+    <w:p>
+      <w:pPr>
+        <w:rPr>
+          <w:rFonts w:ascii="Times New Roman" w:hAnsi="Times New Roman" w:cs="Times New Roman"/>
+          <w:sz w:val="28"/>
+          <w:szCs w:val="28"/>
+          <w:lang w:val="en-US"/>
+        </w:rPr>
+      </w:pPr>
+      <w:r>
+        <w:rPr>
+          <w:rFonts w:ascii="Times New Roman" w:hAnsi="Times New Roman" w:cs="Times New Roman"/>
+          <w:sz w:val="28"/>
+          <w:szCs w:val="28"/>
+        </w:rPr>
+        <w:t>ПС</w:t>
+      </w:r>
+      <w:r>
+        <w:rPr>
+          <w:rFonts w:ascii="Times New Roman" w:hAnsi="Times New Roman" w:cs="Times New Roman"/>
+          <w:sz w:val="28"/>
+          <w:szCs w:val="28"/>
+          <w:lang w:val="en-US"/>
+        </w:rPr>
+        <w:t xml:space="preserve"> – </w:t>
+      </w:r>
+      <w:r>
+        <w:rPr>
+          <w:rFonts w:ascii="Times New Roman" w:hAnsi="Times New Roman" w:cs="Times New Roman"/>
+          <w:sz w:val="28"/>
+          <w:szCs w:val="28"/>
+        </w:rPr>
+        <w:t>Программное</w:t>
+      </w:r>
+      <w:r>
+        <w:rPr>
+          <w:rFonts w:ascii="Times New Roman" w:hAnsi="Times New Roman" w:cs="Times New Roman"/>
+          <w:sz w:val="28"/>
+          <w:szCs w:val="28"/>
+          <w:lang w:val="en-US"/>
+        </w:rPr>
+        <w:t xml:space="preserve"> </w:t>
+      </w:r>
+      <w:r>
+        <w:rPr>
+          <w:rFonts w:ascii="Times New Roman" w:hAnsi="Times New Roman" w:cs="Times New Roman"/>
+          <w:sz w:val="28"/>
+          <w:szCs w:val="28"/>
+        </w:rPr>
+        <w:t>Средство</w:t>
+      </w:r>
+    </w:p>
+    <w:p>
+      <w:pPr>
+        <w:rPr>
+          <w:rFonts w:ascii="Times New Roman" w:hAnsi="Times New Roman" w:cs="Times New Roman"/>
+          <w:sz w:val="28"/>
+          <w:szCs w:val="28"/>
+          <w:lang w:val="en-US"/>
+        </w:rPr>
+      </w:pPr>
+      <w:r>
+        <w:rPr>
+          <w:rFonts w:ascii="Times New Roman" w:hAnsi="Times New Roman" w:cs="Times New Roman"/>
+          <w:sz w:val="28"/>
+          <w:szCs w:val="28"/>
+          <w:lang w:val="en-US"/>
+        </w:rPr>
+        <w:t>API – Application Program Interface</w:t>
+      </w:r>
+    </w:p>
+    <w:p>
+      <w:pPr>
+        <w:rPr>
+          <w:rFonts w:ascii="Times New Roman" w:hAnsi="Times New Roman" w:cs="Times New Roman"/>
+          <w:sz w:val="28"/>
+          <w:szCs w:val="28"/>
+          <w:lang w:val="en-US"/>
+        </w:rPr>
+      </w:pPr>
+    </w:p>
+    <w:p>
+      <w:pPr>
+        <w:rPr>
+          <w:rFonts w:ascii="Times New Roman" w:hAnsi="Times New Roman" w:cs="Times New Roman"/>
+          <w:sz w:val="28"/>
+          <w:szCs w:val="28"/>
+          <w:lang w:val="en-US"/>
+        </w:rPr>
+      </w:pPr>
+    </w:p>
+    <w:p>
+      <w:pPr>
+        <w:rPr>
+          <w:rFonts w:ascii="Times New Roman" w:hAnsi="Times New Roman" w:cs="Times New Roman"/>
+          <w:sz w:val="28"/>
+          <w:szCs w:val="28"/>
+          <w:lang w:val="en-US"/>
+        </w:rPr>
+      </w:pPr>
+    </w:p>
+    <w:p>
+      <w:pPr>
+        <w:rPr>
+          <w:rFonts w:ascii="Times New Roman" w:hAnsi="Times New Roman" w:cs="Times New Roman"/>
+          <w:sz w:val="28"/>
+          <w:szCs w:val="28"/>
+          <w:lang w:val="en-US"/>
+        </w:rPr>
+      </w:pPr>
+    </w:p>
+    <w:p>
+      <w:pPr>
+        <w:rPr>
+          <w:rFonts w:ascii="Times New Roman" w:hAnsi="Times New Roman" w:cs="Times New Roman"/>
+          <w:sz w:val="28"/>
+          <w:szCs w:val="28"/>
+          <w:lang w:val="en-US"/>
+        </w:rPr>
+      </w:pPr>
+    </w:p>
+    <w:p>
+      <w:pPr>
+        <w:rPr>
+          <w:rFonts w:ascii="Times New Roman" w:hAnsi="Times New Roman" w:cs="Times New Roman"/>
+          <w:sz w:val="28"/>
+          <w:szCs w:val="28"/>
+          <w:lang w:val="en-US"/>
+        </w:rPr>
+      </w:pPr>
+    </w:p>
+    <w:p>
+      <w:pPr>
+        <w:rPr>
+          <w:rFonts w:ascii="Times New Roman" w:hAnsi="Times New Roman" w:cs="Times New Roman"/>
+          <w:sz w:val="28"/>
+          <w:szCs w:val="28"/>
+          <w:lang w:val="en-US"/>
+        </w:rPr>
+      </w:pPr>
+    </w:p>
+    <w:p>
+      <w:pPr>
+        <w:rPr>
+          <w:rFonts w:ascii="Times New Roman" w:hAnsi="Times New Roman" w:cs="Times New Roman"/>
+          <w:sz w:val="28"/>
+          <w:szCs w:val="28"/>
+          <w:lang w:val="en-US"/>
+        </w:rPr>
+      </w:pPr>
+    </w:p>
+    <w:p>
+      <w:pPr>
+        <w:rPr>
+          <w:rFonts w:ascii="Times New Roman" w:hAnsi="Times New Roman" w:cs="Times New Roman"/>
+          <w:sz w:val="28"/>
+          <w:szCs w:val="28"/>
+          <w:lang w:val="en-US"/>
+        </w:rPr>
+      </w:pPr>
+    </w:p>
+    <w:p>
+      <w:pPr>
+        <w:rPr>
+          <w:rFonts w:ascii="Times New Roman" w:hAnsi="Times New Roman" w:cs="Times New Roman"/>
+          <w:sz w:val="28"/>
+          <w:szCs w:val="28"/>
+          <w:lang w:val="en-US"/>
+        </w:rPr>
+      </w:pPr>
+    </w:p>
+    <w:p>
+      <w:pPr>
+        <w:rPr>
+          <w:rFonts w:ascii="Times New Roman" w:hAnsi="Times New Roman" w:cs="Times New Roman"/>
+          <w:sz w:val="28"/>
+          <w:szCs w:val="28"/>
+          <w:lang w:val="en-US"/>
+        </w:rPr>
+      </w:pPr>
+    </w:p>
+    <w:p>
+      <w:pPr>
+        <w:rPr>
+          <w:rFonts w:ascii="Times New Roman" w:hAnsi="Times New Roman" w:cs="Times New Roman"/>
+          <w:sz w:val="28"/>
+          <w:szCs w:val="28"/>
+          <w:lang w:val="en-US"/>
+        </w:rPr>
+      </w:pPr>
+    </w:p>
+    <w:p>
+      <w:pPr>
+        <w:rPr>
+          <w:rFonts w:ascii="Times New Roman" w:hAnsi="Times New Roman" w:cs="Times New Roman"/>
+          <w:sz w:val="28"/>
+          <w:szCs w:val="28"/>
+          <w:lang w:val="en-US"/>
+        </w:rPr>
+      </w:pPr>
+    </w:p>
+    <w:p>
+      <w:pPr>
+        <w:rPr>
+          <w:rFonts w:ascii="Times New Roman" w:hAnsi="Times New Roman" w:cs="Times New Roman"/>
+          <w:sz w:val="28"/>
+          <w:szCs w:val="28"/>
+          <w:lang w:val="en-US"/>
+        </w:rPr>
+      </w:pPr>
+    </w:p>
+    <w:p>
+      <w:pPr>
+        <w:rPr>
+          <w:rFonts w:ascii="Times New Roman" w:hAnsi="Times New Roman" w:cs="Times New Roman"/>
+          <w:sz w:val="28"/>
+          <w:szCs w:val="28"/>
+          <w:lang w:val="en-US"/>
+        </w:rPr>
+      </w:pPr>
+    </w:p>
+    <w:p>
+      <w:pPr>
+        <w:rPr>
+          <w:rFonts w:ascii="Times New Roman" w:hAnsi="Times New Roman" w:cs="Times New Roman"/>
+          <w:sz w:val="28"/>
+          <w:szCs w:val="28"/>
+          <w:lang w:val="en-US"/>
+        </w:rPr>
+      </w:pPr>
+    </w:p>
+    <w:p>
+      <w:pPr>
+        <w:rPr>
+          <w:rFonts w:ascii="Times New Roman" w:hAnsi="Times New Roman" w:cs="Times New Roman"/>
+          <w:sz w:val="28"/>
+          <w:szCs w:val="28"/>
+          <w:lang w:val="en-US"/>
+        </w:rPr>
+      </w:pPr>
+    </w:p>
+    <w:p>
+      <w:pPr>
+        <w:rPr>
+          <w:rFonts w:ascii="Times New Roman" w:hAnsi="Times New Roman" w:cs="Times New Roman"/>
+          <w:sz w:val="28"/>
+          <w:szCs w:val="28"/>
+          <w:lang w:val="en-US"/>
+        </w:rPr>
+      </w:pPr>
+    </w:p>
+    <w:p>
+      <w:pPr>
+        <w:rPr>
+          <w:rFonts w:ascii="Times New Roman" w:hAnsi="Times New Roman" w:cs="Times New Roman"/>
+          <w:sz w:val="28"/>
+          <w:szCs w:val="28"/>
+          <w:lang w:val="en-US"/>
+        </w:rPr>
+      </w:pPr>
+    </w:p>
+    <w:p>
+      <w:pPr>
+        <w:pStyle w:val="1"/>
+        <w:numPr>
+          <w:ilvl w:val="0"/>
+          <w:numId w:val="0"/>
+        </w:numPr>
+        <w:ind w:left="357"/>
+      </w:pPr>
+      <w:bookmarkStart w:id="51" w:name="_Toc197505666"/>
+      <w:r>
+        <w:lastRenderedPageBreak/>
+        <w:t>Приложение Б</w:t>
+      </w:r>
+      <w:bookmarkEnd w:id="51"/>
+    </w:p>
+    <w:p>
+      <w:pPr>
+        <w:rPr>
+          <w:rFonts w:ascii="Times New Roman" w:hAnsi="Times New Roman" w:cs="Times New Roman"/>
+          <w:sz w:val="28"/>
+          <w:szCs w:val="28"/>
+        </w:rPr>
+      </w:pPr>
+      <w:r>
+        <w:rPr>
+          <w:rFonts w:ascii="Times New Roman" w:hAnsi="Times New Roman" w:cs="Times New Roman"/>
+          <w:sz w:val="28"/>
+          <w:szCs w:val="28"/>
+          <w:u w:val="single"/>
+        </w:rPr>
+        <w:t>Модели анализа:</w:t>
+      </w:r>
+    </w:p>
+    <w:p>
+      <w:pPr>
+        <w:widowControl w:val="0"/>
+        <w:numPr>
+          <w:ilvl w:val="0"/>
+          <w:numId w:val="18"/>
+        </w:numPr>
+        <w:snapToGrid w:val="0"/>
+        <w:spacing w:after="0" w:line="240" w:lineRule="auto"/>
+        <w:jc w:val="both"/>
+        <w:rPr>
+          <w:rFonts w:ascii="Times New Roman" w:hAnsi="Times New Roman" w:cs="Times New Roman"/>
+          <w:sz w:val="28"/>
+          <w:szCs w:val="28"/>
+        </w:rPr>
+      </w:pPr>
+      <w:r>
+        <w:rPr>
+          <w:rFonts w:ascii="Times New Roman" w:hAnsi="Times New Roman" w:cs="Times New Roman"/>
+          <w:sz w:val="28"/>
+          <w:szCs w:val="28"/>
+        </w:rPr>
+        <w:t>Диаграммы потоков данных - графическое представление потоков данных и обработки информации в системе.</w:t>
+      </w:r>
+    </w:p>
+    <w:p>
+      <w:pPr>
+        <w:widowControl w:val="0"/>
+        <w:numPr>
+          <w:ilvl w:val="0"/>
+          <w:numId w:val="18"/>
+        </w:numPr>
+        <w:snapToGrid w:val="0"/>
+        <w:spacing w:after="0" w:line="240" w:lineRule="auto"/>
+        <w:jc w:val="both"/>
+        <w:rPr>
+          <w:rFonts w:ascii="Times New Roman" w:hAnsi="Times New Roman" w:cs="Times New Roman"/>
+          <w:sz w:val="28"/>
+          <w:szCs w:val="28"/>
+        </w:rPr>
+      </w:pPr>
+      <w:r>
+        <w:rPr>
+          <w:rFonts w:ascii="Times New Roman" w:hAnsi="Times New Roman" w:cs="Times New Roman"/>
+          <w:sz w:val="28"/>
+          <w:szCs w:val="28"/>
+        </w:rPr>
+        <w:t>Деревья функций - иерархическое представление функций и подфункций системы.</w:t>
+      </w:r>
+    </w:p>
+    <w:p>
+      <w:pPr>
+        <w:widowControl w:val="0"/>
+        <w:numPr>
+          <w:ilvl w:val="0"/>
+          <w:numId w:val="18"/>
+        </w:numPr>
+        <w:snapToGrid w:val="0"/>
+        <w:spacing w:after="0" w:line="240" w:lineRule="auto"/>
+        <w:jc w:val="both"/>
+        <w:rPr>
+          <w:rFonts w:ascii="Times New Roman" w:hAnsi="Times New Roman" w:cs="Times New Roman"/>
+          <w:sz w:val="28"/>
+          <w:szCs w:val="28"/>
+        </w:rPr>
+      </w:pPr>
+      <w:r>
+        <w:rPr>
+          <w:rFonts w:ascii="Times New Roman" w:hAnsi="Times New Roman" w:cs="Times New Roman"/>
+          <w:sz w:val="28"/>
+          <w:szCs w:val="28"/>
+        </w:rPr>
+        <w:t>Диаграммы переходов состояния - модель, показывающая различные состояния и переходы между ними в системе.</w:t>
+      </w:r>
+    </w:p>
+    <w:p>
+      <w:pPr>
+        <w:widowControl w:val="0"/>
+        <w:numPr>
+          <w:ilvl w:val="0"/>
+          <w:numId w:val="18"/>
+        </w:numPr>
+        <w:snapToGrid w:val="0"/>
+        <w:spacing w:after="0" w:line="240" w:lineRule="auto"/>
+        <w:jc w:val="both"/>
+        <w:rPr>
+          <w:rFonts w:ascii="Times New Roman" w:hAnsi="Times New Roman" w:cs="Times New Roman"/>
+          <w:sz w:val="28"/>
+          <w:szCs w:val="28"/>
+        </w:rPr>
+      </w:pPr>
+      <w:r>
+        <w:rPr>
+          <w:rFonts w:ascii="Times New Roman" w:hAnsi="Times New Roman" w:cs="Times New Roman"/>
+          <w:sz w:val="28"/>
+          <w:szCs w:val="28"/>
+        </w:rPr>
+        <w:t>Диаграммы "сущность-связь" - модель, отображающая сущности, их атрибуты и связи между ними в базе данных.</w:t>
+      </w:r>
+    </w:p>
+    <w:p>
+      <w:pPr>
+        <w:rPr>
+          <w:rFonts w:ascii="Times New Roman" w:hAnsi="Times New Roman" w:cs="Times New Roman"/>
+          <w:sz w:val="28"/>
+          <w:szCs w:val="28"/>
+        </w:rPr>
+      </w:pPr>
     </w:p>
     <w:sectPr>
       <w:pgSz w:w="11906" w:h="16838"/>
@@ -6376,7 +10876,7 @@
   <w:abstractNum w:abstractNumId="0" w15:restartNumberingAfterBreak="0">
     <w:nsid w:val="00C81BFC"/>
     <w:multiLevelType w:val="hybridMultilevel"/>
-    <w:tmpl w:val="DD98CAC4"/>
+    <w:tmpl w:val="AA4E0C0E"/>
     <w:lvl w:ilvl="0" w:tplc="0419000F">
       <w:start w:val="1"/>
       <w:numFmt w:val="decimal"/>
@@ -6674,6 +11174,119 @@
     </w:lvl>
   </w:abstractNum>
   <w:abstractNum w:abstractNumId="3" w15:restartNumberingAfterBreak="0">
+    <w:nsid w:val="104F4FC8"/>
+    <w:multiLevelType w:val="hybridMultilevel"/>
+    <w:tmpl w:val="0602E0C2"/>
+    <w:lvl w:ilvl="0" w:tplc="04190001">
+      <w:start w:val="1"/>
+      <w:numFmt w:val="bullet"/>
+      <w:lvlText w:val=""/>
+      <w:lvlJc w:val="left"/>
+      <w:pPr>
+        <w:ind w:left="720" w:hanging="360"/>
+      </w:pPr>
+      <w:rPr>
+        <w:rFonts w:ascii="Symbol" w:hAnsi="Symbol" w:hint="default"/>
+      </w:rPr>
+    </w:lvl>
+    <w:lvl w:ilvl="1" w:tplc="04190003" w:tentative="1">
+      <w:start w:val="1"/>
+      <w:numFmt w:val="bullet"/>
+      <w:lvlText w:val="o"/>
+      <w:lvlJc w:val="left"/>
+      <w:pPr>
+        <w:ind w:left="1440" w:hanging="360"/>
+      </w:pPr>
+      <w:rPr>
+        <w:rFonts w:ascii="Courier New" w:hAnsi="Courier New" w:cs="Courier New" w:hint="default"/>
+      </w:rPr>
+    </w:lvl>
+    <w:lvl w:ilvl="2" w:tplc="04190005" w:tentative="1">
+      <w:start w:val="1"/>
+      <w:numFmt w:val="bullet"/>
+      <w:lvlText w:val=""/>
+      <w:lvlJc w:val="left"/>
+      <w:pPr>
+        <w:ind w:left="2160" w:hanging="360"/>
+      </w:pPr>
+      <w:rPr>
+        <w:rFonts w:ascii="Wingdings" w:hAnsi="Wingdings" w:hint="default"/>
+      </w:rPr>
+    </w:lvl>
+    <w:lvl w:ilvl="3" w:tplc="04190001" w:tentative="1">
+      <w:start w:val="1"/>
+      <w:numFmt w:val="bullet"/>
+      <w:lvlText w:val=""/>
+      <w:lvlJc w:val="left"/>
+      <w:pPr>
+        <w:ind w:left="2880" w:hanging="360"/>
+      </w:pPr>
+      <w:rPr>
+        <w:rFonts w:ascii="Symbol" w:hAnsi="Symbol" w:hint="default"/>
+      </w:rPr>
+    </w:lvl>
+    <w:lvl w:ilvl="4" w:tplc="04190003" w:tentative="1">
+      <w:start w:val="1"/>
+      <w:numFmt w:val="bullet"/>
+      <w:lvlText w:val="o"/>
+      <w:lvlJc w:val="left"/>
+      <w:pPr>
+        <w:ind w:left="3600" w:hanging="360"/>
+      </w:pPr>
+      <w:rPr>
+        <w:rFonts w:ascii="Courier New" w:hAnsi="Courier New" w:cs="Courier New" w:hint="default"/>
+      </w:rPr>
+    </w:lvl>
+    <w:lvl w:ilvl="5" w:tplc="04190005" w:tentative="1">
+      <w:start w:val="1"/>
+      <w:numFmt w:val="bullet"/>
+      <w:lvlText w:val=""/>
+      <w:lvlJc w:val="left"/>
+      <w:pPr>
+        <w:ind w:left="4320" w:hanging="360"/>
+      </w:pPr>
+      <w:rPr>
+        <w:rFonts w:ascii="Wingdings" w:hAnsi="Wingdings" w:hint="default"/>
+      </w:rPr>
+    </w:lvl>
+    <w:lvl w:ilvl="6" w:tplc="04190001" w:tentative="1">
+      <w:start w:val="1"/>
+      <w:numFmt w:val="bullet"/>
+      <w:lvlText w:val=""/>
+      <w:lvlJc w:val="left"/>
+      <w:pPr>
+        <w:ind w:left="5040" w:hanging="360"/>
+      </w:pPr>
+      <w:rPr>
+        <w:rFonts w:ascii="Symbol" w:hAnsi="Symbol" w:hint="default"/>
+      </w:rPr>
+    </w:lvl>
+    <w:lvl w:ilvl="7" w:tplc="04190003" w:tentative="1">
+      <w:start w:val="1"/>
+      <w:numFmt w:val="bullet"/>
+      <w:lvlText w:val="o"/>
+      <w:lvlJc w:val="left"/>
+      <w:pPr>
+        <w:ind w:left="5760" w:hanging="360"/>
+      </w:pPr>
+      <w:rPr>
+        <w:rFonts w:ascii="Courier New" w:hAnsi="Courier New" w:cs="Courier New" w:hint="default"/>
+      </w:rPr>
+    </w:lvl>
+    <w:lvl w:ilvl="8" w:tplc="04190005" w:tentative="1">
+      <w:start w:val="1"/>
+      <w:numFmt w:val="bullet"/>
+      <w:lvlText w:val=""/>
+      <w:lvlJc w:val="left"/>
+      <w:pPr>
+        <w:ind w:left="6480" w:hanging="360"/>
+      </w:pPr>
+      <w:rPr>
+        <w:rFonts w:ascii="Wingdings" w:hAnsi="Wingdings" w:hint="default"/>
+      </w:rPr>
+    </w:lvl>
+  </w:abstractNum>
+  <w:abstractNum w:abstractNumId="4" w15:restartNumberingAfterBreak="0">
     <w:nsid w:val="12EA4B53"/>
     <w:multiLevelType w:val="multilevel"/>
     <w:tmpl w:val="86CA8D82"/>
@@ -6795,7 +11408,7 @@
       </w:rPr>
     </w:lvl>
   </w:abstractNum>
-  <w:abstractNum w:abstractNumId="4" w15:restartNumberingAfterBreak="0">
+  <w:abstractNum w:abstractNumId="5" w15:restartNumberingAfterBreak="0">
     <w:nsid w:val="1D8F3858"/>
     <w:multiLevelType w:val="multilevel"/>
     <w:tmpl w:val="193C6ECE"/>
@@ -6920,7 +11533,7 @@
       </w:rPr>
     </w:lvl>
   </w:abstractNum>
-  <w:abstractNum w:abstractNumId="5" w15:restartNumberingAfterBreak="0">
+  <w:abstractNum w:abstractNumId="6" w15:restartNumberingAfterBreak="0">
     <w:nsid w:val="2D59608D"/>
     <w:multiLevelType w:val="multilevel"/>
     <w:tmpl w:val="ABB0301E"/>
@@ -7049,7 +11662,7 @@
       </w:rPr>
     </w:lvl>
   </w:abstractNum>
-  <w:abstractNum w:abstractNumId="6" w15:restartNumberingAfterBreak="0">
+  <w:abstractNum w:abstractNumId="7" w15:restartNumberingAfterBreak="0">
     <w:nsid w:val="30E02E7D"/>
     <w:multiLevelType w:val="hybridMultilevel"/>
     <w:tmpl w:val="6798C594"/>
@@ -7162,7 +11775,7 @@
       </w:rPr>
     </w:lvl>
   </w:abstractNum>
-  <w:abstractNum w:abstractNumId="7" w15:restartNumberingAfterBreak="0">
+  <w:abstractNum w:abstractNumId="8" w15:restartNumberingAfterBreak="0">
     <w:nsid w:val="36853F2C"/>
     <w:multiLevelType w:val="hybridMultilevel"/>
     <w:tmpl w:val="824C4388"/>
@@ -7275,7 +11888,7 @@
       </w:rPr>
     </w:lvl>
   </w:abstractNum>
-  <w:abstractNum w:abstractNumId="8" w15:restartNumberingAfterBreak="0">
+  <w:abstractNum w:abstractNumId="9" w15:restartNumberingAfterBreak="0">
     <w:nsid w:val="3DFD5889"/>
     <w:multiLevelType w:val="hybridMultilevel"/>
     <w:tmpl w:val="035E6A52"/>
@@ -7364,7 +11977,7 @@
       </w:pPr>
     </w:lvl>
   </w:abstractNum>
-  <w:abstractNum w:abstractNumId="9" w15:restartNumberingAfterBreak="0">
+  <w:abstractNum w:abstractNumId="10" w15:restartNumberingAfterBreak="0">
     <w:nsid w:val="45E112A7"/>
     <w:multiLevelType w:val="multilevel"/>
     <w:tmpl w:val="770EDC50"/>
@@ -7486,7 +12099,7 @@
       </w:rPr>
     </w:lvl>
   </w:abstractNum>
-  <w:abstractNum w:abstractNumId="10" w15:restartNumberingAfterBreak="0">
+  <w:abstractNum w:abstractNumId="11" w15:restartNumberingAfterBreak="0">
     <w:nsid w:val="56000A38"/>
     <w:multiLevelType w:val="multilevel"/>
     <w:tmpl w:val="770EDC50"/>
@@ -7608,7 +12221,345 @@
       </w:rPr>
     </w:lvl>
   </w:abstractNum>
-  <w:abstractNum w:abstractNumId="11" w15:restartNumberingAfterBreak="0">
+  <w:abstractNum w:abstractNumId="12" w15:restartNumberingAfterBreak="0">
+    <w:nsid w:val="5FAC2739"/>
+    <w:multiLevelType w:val="hybridMultilevel"/>
+    <w:tmpl w:val="277E72DC"/>
+    <w:lvl w:ilvl="0" w:tplc="679C434E">
+      <w:numFmt w:val="bullet"/>
+      <w:lvlText w:val="-"/>
+      <w:lvlJc w:val="left"/>
+      <w:pPr>
+        <w:ind w:left="720" w:hanging="360"/>
+      </w:pPr>
+      <w:rPr>
+        <w:rFonts w:ascii="Times New Roman" w:eastAsiaTheme="minorHAnsi" w:hAnsi="Times New Roman" w:cs="Times New Roman" w:hint="default"/>
+      </w:rPr>
+    </w:lvl>
+    <w:lvl w:ilvl="1" w:tplc="20000003">
+      <w:start w:val="1"/>
+      <w:numFmt w:val="bullet"/>
+      <w:lvlText w:val="o"/>
+      <w:lvlJc w:val="left"/>
+      <w:pPr>
+        <w:ind w:left="1440" w:hanging="360"/>
+      </w:pPr>
+      <w:rPr>
+        <w:rFonts w:ascii="Courier New" w:hAnsi="Courier New" w:cs="Courier New" w:hint="default"/>
+      </w:rPr>
+    </w:lvl>
+    <w:lvl w:ilvl="2" w:tplc="20000005">
+      <w:start w:val="1"/>
+      <w:numFmt w:val="bullet"/>
+      <w:lvlText w:val=""/>
+      <w:lvlJc w:val="left"/>
+      <w:pPr>
+        <w:ind w:left="2160" w:hanging="360"/>
+      </w:pPr>
+      <w:rPr>
+        <w:rFonts w:ascii="Wingdings" w:hAnsi="Wingdings" w:hint="default"/>
+      </w:rPr>
+    </w:lvl>
+    <w:lvl w:ilvl="3" w:tplc="20000001">
+      <w:start w:val="1"/>
+      <w:numFmt w:val="bullet"/>
+      <w:lvlText w:val=""/>
+      <w:lvlJc w:val="left"/>
+      <w:pPr>
+        <w:ind w:left="2880" w:hanging="360"/>
+      </w:pPr>
+      <w:rPr>
+        <w:rFonts w:ascii="Symbol" w:hAnsi="Symbol" w:hint="default"/>
+      </w:rPr>
+    </w:lvl>
+    <w:lvl w:ilvl="4" w:tplc="20000003">
+      <w:start w:val="1"/>
+      <w:numFmt w:val="bullet"/>
+      <w:lvlText w:val="o"/>
+      <w:lvlJc w:val="left"/>
+      <w:pPr>
+        <w:ind w:left="3600" w:hanging="360"/>
+      </w:pPr>
+      <w:rPr>
+        <w:rFonts w:ascii="Courier New" w:hAnsi="Courier New" w:cs="Courier New" w:hint="default"/>
+      </w:rPr>
+    </w:lvl>
+    <w:lvl w:ilvl="5" w:tplc="20000005">
+      <w:start w:val="1"/>
+      <w:numFmt w:val="bullet"/>
+      <w:lvlText w:val=""/>
+      <w:lvlJc w:val="left"/>
+      <w:pPr>
+        <w:ind w:left="4320" w:hanging="360"/>
+      </w:pPr>
+      <w:rPr>
+        <w:rFonts w:ascii="Wingdings" w:hAnsi="Wingdings" w:hint="default"/>
+      </w:rPr>
+    </w:lvl>
+    <w:lvl w:ilvl="6" w:tplc="20000001">
+      <w:start w:val="1"/>
+      <w:numFmt w:val="bullet"/>
+      <w:lvlText w:val=""/>
+      <w:lvlJc w:val="left"/>
+      <w:pPr>
+        <w:ind w:left="5040" w:hanging="360"/>
+      </w:pPr>
+      <w:rPr>
+        <w:rFonts w:ascii="Symbol" w:hAnsi="Symbol" w:hint="default"/>
+      </w:rPr>
+    </w:lvl>
+    <w:lvl w:ilvl="7" w:tplc="20000003">
+      <w:start w:val="1"/>
+      <w:numFmt w:val="bullet"/>
+      <w:lvlText w:val="o"/>
+      <w:lvlJc w:val="left"/>
+      <w:pPr>
+        <w:ind w:left="5760" w:hanging="360"/>
+      </w:pPr>
+      <w:rPr>
+        <w:rFonts w:ascii="Courier New" w:hAnsi="Courier New" w:cs="Courier New" w:hint="default"/>
+      </w:rPr>
+    </w:lvl>
+    <w:lvl w:ilvl="8" w:tplc="20000005">
+      <w:start w:val="1"/>
+      <w:numFmt w:val="bullet"/>
+      <w:lvlText w:val=""/>
+      <w:lvlJc w:val="left"/>
+      <w:pPr>
+        <w:ind w:left="6480" w:hanging="360"/>
+      </w:pPr>
+      <w:rPr>
+        <w:rFonts w:ascii="Wingdings" w:hAnsi="Wingdings" w:hint="default"/>
+      </w:rPr>
+    </w:lvl>
+  </w:abstractNum>
+  <w:abstractNum w:abstractNumId="13" w15:restartNumberingAfterBreak="0">
+    <w:nsid w:val="62C908BF"/>
+    <w:multiLevelType w:val="hybridMultilevel"/>
+    <w:tmpl w:val="50C61282"/>
+    <w:lvl w:ilvl="0" w:tplc="04190001">
+      <w:start w:val="1"/>
+      <w:numFmt w:val="bullet"/>
+      <w:lvlText w:val=""/>
+      <w:lvlJc w:val="left"/>
+      <w:pPr>
+        <w:ind w:left="1080" w:hanging="360"/>
+      </w:pPr>
+      <w:rPr>
+        <w:rFonts w:ascii="Symbol" w:hAnsi="Symbol" w:hint="default"/>
+      </w:rPr>
+    </w:lvl>
+    <w:lvl w:ilvl="1" w:tplc="04190003" w:tentative="1">
+      <w:start w:val="1"/>
+      <w:numFmt w:val="bullet"/>
+      <w:lvlText w:val="o"/>
+      <w:lvlJc w:val="left"/>
+      <w:pPr>
+        <w:ind w:left="1800" w:hanging="360"/>
+      </w:pPr>
+      <w:rPr>
+        <w:rFonts w:ascii="Courier New" w:hAnsi="Courier New" w:cs="Courier New" w:hint="default"/>
+      </w:rPr>
+    </w:lvl>
+    <w:lvl w:ilvl="2" w:tplc="04190005" w:tentative="1">
+      <w:start w:val="1"/>
+      <w:numFmt w:val="bullet"/>
+      <w:lvlText w:val=""/>
+      <w:lvlJc w:val="left"/>
+      <w:pPr>
+        <w:ind w:left="2520" w:hanging="360"/>
+      </w:pPr>
+      <w:rPr>
+        <w:rFonts w:ascii="Wingdings" w:hAnsi="Wingdings" w:hint="default"/>
+      </w:rPr>
+    </w:lvl>
+    <w:lvl w:ilvl="3" w:tplc="04190001" w:tentative="1">
+      <w:start w:val="1"/>
+      <w:numFmt w:val="bullet"/>
+      <w:lvlText w:val=""/>
+      <w:lvlJc w:val="left"/>
+      <w:pPr>
+        <w:ind w:left="3240" w:hanging="360"/>
+      </w:pPr>
+      <w:rPr>
+        <w:rFonts w:ascii="Symbol" w:hAnsi="Symbol" w:hint="default"/>
+      </w:rPr>
+    </w:lvl>
+    <w:lvl w:ilvl="4" w:tplc="04190003" w:tentative="1">
+      <w:start w:val="1"/>
+      <w:numFmt w:val="bullet"/>
+      <w:lvlText w:val="o"/>
+      <w:lvlJc w:val="left"/>
+      <w:pPr>
+        <w:ind w:left="3960" w:hanging="360"/>
+      </w:pPr>
+      <w:rPr>
+        <w:rFonts w:ascii="Courier New" w:hAnsi="Courier New" w:cs="Courier New" w:hint="default"/>
+      </w:rPr>
+    </w:lvl>
+    <w:lvl w:ilvl="5" w:tplc="04190005" w:tentative="1">
+      <w:start w:val="1"/>
+      <w:numFmt w:val="bullet"/>
+      <w:lvlText w:val=""/>
+      <w:lvlJc w:val="left"/>
+      <w:pPr>
+        <w:ind w:left="4680" w:hanging="360"/>
+      </w:pPr>
+      <w:rPr>
+        <w:rFonts w:ascii="Wingdings" w:hAnsi="Wingdings" w:hint="default"/>
+      </w:rPr>
+    </w:lvl>
+    <w:lvl w:ilvl="6" w:tplc="04190001" w:tentative="1">
+      <w:start w:val="1"/>
+      <w:numFmt w:val="bullet"/>
+      <w:lvlText w:val=""/>
+      <w:lvlJc w:val="left"/>
+      <w:pPr>
+        <w:ind w:left="5400" w:hanging="360"/>
+      </w:pPr>
+      <w:rPr>
+        <w:rFonts w:ascii="Symbol" w:hAnsi="Symbol" w:hint="default"/>
+      </w:rPr>
+    </w:lvl>
+    <w:lvl w:ilvl="7" w:tplc="04190003" w:tentative="1">
+      <w:start w:val="1"/>
+      <w:numFmt w:val="bullet"/>
+      <w:lvlText w:val="o"/>
+      <w:lvlJc w:val="left"/>
+      <w:pPr>
+        <w:ind w:left="6120" w:hanging="360"/>
+      </w:pPr>
+      <w:rPr>
+        <w:rFonts w:ascii="Courier New" w:hAnsi="Courier New" w:cs="Courier New" w:hint="default"/>
+      </w:rPr>
+    </w:lvl>
+    <w:lvl w:ilvl="8" w:tplc="04190005" w:tentative="1">
+      <w:start w:val="1"/>
+      <w:numFmt w:val="bullet"/>
+      <w:lvlText w:val=""/>
+      <w:lvlJc w:val="left"/>
+      <w:pPr>
+        <w:ind w:left="6840" w:hanging="360"/>
+      </w:pPr>
+      <w:rPr>
+        <w:rFonts w:ascii="Wingdings" w:hAnsi="Wingdings" w:hint="default"/>
+      </w:rPr>
+    </w:lvl>
+  </w:abstractNum>
+  <w:abstractNum w:abstractNumId="14" w15:restartNumberingAfterBreak="0">
+    <w:nsid w:val="6EE215A4"/>
+    <w:multiLevelType w:val="hybridMultilevel"/>
+    <w:tmpl w:val="D4D6D606"/>
+    <w:lvl w:ilvl="0" w:tplc="04190001">
+      <w:start w:val="1"/>
+      <w:numFmt w:val="bullet"/>
+      <w:lvlText w:val=""/>
+      <w:lvlJc w:val="left"/>
+      <w:pPr>
+        <w:ind w:left="720" w:hanging="360"/>
+      </w:pPr>
+      <w:rPr>
+        <w:rFonts w:ascii="Symbol" w:hAnsi="Symbol" w:hint="default"/>
+      </w:rPr>
+    </w:lvl>
+    <w:lvl w:ilvl="1" w:tplc="04190003" w:tentative="1">
+      <w:start w:val="1"/>
+      <w:numFmt w:val="bullet"/>
+      <w:lvlText w:val="o"/>
+      <w:lvlJc w:val="left"/>
+      <w:pPr>
+        <w:ind w:left="1440" w:hanging="360"/>
+      </w:pPr>
+      <w:rPr>
+        <w:rFonts w:ascii="Courier New" w:hAnsi="Courier New" w:cs="Courier New" w:hint="default"/>
+      </w:rPr>
+    </w:lvl>
+    <w:lvl w:ilvl="2" w:tplc="04190005" w:tentative="1">
+      <w:start w:val="1"/>
+      <w:numFmt w:val="bullet"/>
+      <w:lvlText w:val=""/>
+      <w:lvlJc w:val="left"/>
+      <w:pPr>
+        <w:ind w:left="2160" w:hanging="360"/>
+      </w:pPr>
+      <w:rPr>
+        <w:rFonts w:ascii="Wingdings" w:hAnsi="Wingdings" w:hint="default"/>
+      </w:rPr>
+    </w:lvl>
+    <w:lvl w:ilvl="3" w:tplc="04190001" w:tentative="1">
+      <w:start w:val="1"/>
+      <w:numFmt w:val="bullet"/>
+      <w:lvlText w:val=""/>
+      <w:lvlJc w:val="left"/>
+      <w:pPr>
+        <w:ind w:left="2880" w:hanging="360"/>
+      </w:pPr>
+      <w:rPr>
+        <w:rFonts w:ascii="Symbol" w:hAnsi="Symbol" w:hint="default"/>
+      </w:rPr>
+    </w:lvl>
+    <w:lvl w:ilvl="4" w:tplc="04190003" w:tentative="1">
+      <w:start w:val="1"/>
+      <w:numFmt w:val="bullet"/>
+      <w:lvlText w:val="o"/>
+      <w:lvlJc w:val="left"/>
+      <w:pPr>
+        <w:ind w:left="3600" w:hanging="360"/>
+      </w:pPr>
+      <w:rPr>
+        <w:rFonts w:ascii="Courier New" w:hAnsi="Courier New" w:cs="Courier New" w:hint="default"/>
+      </w:rPr>
+    </w:lvl>
+    <w:lvl w:ilvl="5" w:tplc="04190005" w:tentative="1">
+      <w:start w:val="1"/>
+      <w:numFmt w:val="bullet"/>
+      <w:lvlText w:val=""/>
+      <w:lvlJc w:val="left"/>
+      <w:pPr>
+        <w:ind w:left="4320" w:hanging="360"/>
+      </w:pPr>
+      <w:rPr>
+        <w:rFonts w:ascii="Wingdings" w:hAnsi="Wingdings" w:hint="default"/>
+      </w:rPr>
+    </w:lvl>
+    <w:lvl w:ilvl="6" w:tplc="04190001" w:tentative="1">
+      <w:start w:val="1"/>
+      <w:numFmt w:val="bullet"/>
+      <w:lvlText w:val=""/>
+      <w:lvlJc w:val="left"/>
+      <w:pPr>
+        <w:ind w:left="5040" w:hanging="360"/>
+      </w:pPr>
+      <w:rPr>
+        <w:rFonts w:ascii="Symbol" w:hAnsi="Symbol" w:hint="default"/>
+      </w:rPr>
+    </w:lvl>
+    <w:lvl w:ilvl="7" w:tplc="04190003" w:tentative="1">
+      <w:start w:val="1"/>
+      <w:numFmt w:val="bullet"/>
+      <w:lvlText w:val="o"/>
+      <w:lvlJc w:val="left"/>
+      <w:pPr>
+        <w:ind w:left="5760" w:hanging="360"/>
+      </w:pPr>
+      <w:rPr>
+        <w:rFonts w:ascii="Courier New" w:hAnsi="Courier New" w:cs="Courier New" w:hint="default"/>
+      </w:rPr>
+    </w:lvl>
+    <w:lvl w:ilvl="8" w:tplc="04190005" w:tentative="1">
+      <w:start w:val="1"/>
+      <w:numFmt w:val="bullet"/>
+      <w:lvlText w:val=""/>
+      <w:lvlJc w:val="left"/>
+      <w:pPr>
+        <w:ind w:left="6480" w:hanging="360"/>
+      </w:pPr>
+      <w:rPr>
+        <w:rFonts w:ascii="Wingdings" w:hAnsi="Wingdings" w:hint="default"/>
+      </w:rPr>
+    </w:lvl>
+  </w:abstractNum>
+  <w:abstractNum w:abstractNumId="15" w15:restartNumberingAfterBreak="0">
     <w:nsid w:val="7BE55D71"/>
     <w:multiLevelType w:val="hybridMultilevel"/>
     <w:tmpl w:val="E68C132C"/>
@@ -7722,16 +12673,16 @@
     </w:lvl>
   </w:abstractNum>
   <w:num w:numId="1">
-    <w:abstractNumId w:val="10"/>
+    <w:abstractNumId w:val="11"/>
   </w:num>
   <w:num w:numId="2">
     <w:abstractNumId w:val="2"/>
   </w:num>
   <w:num w:numId="3">
-    <w:abstractNumId w:val="9"/>
+    <w:abstractNumId w:val="10"/>
   </w:num>
   <w:num w:numId="4">
-    <w:abstractNumId w:val="10"/>
+    <w:abstractNumId w:val="11"/>
     <w:lvlOverride w:ilvl="0">
       <w:startOverride w:val="1"/>
     </w:lvlOverride>
@@ -7764,10 +12715,10 @@
     <w:abstractNumId w:val="1"/>
   </w:num>
   <w:num w:numId="6">
-    <w:abstractNumId w:val="3"/>
+    <w:abstractNumId w:val="4"/>
   </w:num>
   <w:num w:numId="7">
-    <w:abstractNumId w:val="3"/>
+    <w:abstractNumId w:val="4"/>
     <w:lvlOverride w:ilvl="0">
       <w:startOverride w:val="1"/>
     </w:lvlOverride>
@@ -7797,25 +12748,46 @@
     </w:lvlOverride>
   </w:num>
   <w:num w:numId="8">
-    <w:abstractNumId w:val="8"/>
+    <w:abstractNumId w:val="9"/>
   </w:num>
   <w:num w:numId="9">
+    <w:abstractNumId w:val="6"/>
+  </w:num>
+  <w:num w:numId="10">
     <w:abstractNumId w:val="5"/>
   </w:num>
-  <w:num w:numId="10">
-    <w:abstractNumId w:val="4"/>
-  </w:num>
   <w:num w:numId="11">
-    <w:abstractNumId w:val="6"/>
+    <w:abstractNumId w:val="7"/>
   </w:num>
   <w:num w:numId="12">
     <w:abstractNumId w:val="0"/>
   </w:num>
   <w:num w:numId="13">
-    <w:abstractNumId w:val="11"/>
+    <w:abstractNumId w:val="15"/>
   </w:num>
   <w:num w:numId="14">
-    <w:abstractNumId w:val="7"/>
+    <w:abstractNumId w:val="8"/>
+  </w:num>
+  <w:num w:numId="15">
+    <w:abstractNumId w:val="13"/>
+  </w:num>
+  <w:num w:numId="16">
+    <w:abstractNumId w:val="3"/>
+  </w:num>
+  <w:num w:numId="17">
+    <w:abstractNumId w:val="14"/>
+  </w:num>
+  <w:num w:numId="18">
+    <w:abstractNumId w:val="12"/>
+    <w:lvlOverride w:ilvl="0"/>
+    <w:lvlOverride w:ilvl="1"/>
+    <w:lvlOverride w:ilvl="2"/>
+    <w:lvlOverride w:ilvl="3"/>
+    <w:lvlOverride w:ilvl="4"/>
+    <w:lvlOverride w:ilvl="5"/>
+    <w:lvlOverride w:ilvl="6"/>
+    <w:lvlOverride w:ilvl="7"/>
+    <w:lvlOverride w:ilvl="8"/>
   </w:num>
 </w:numbering>
 </file>

--- a/RDA/Labs/lab4/Спецификация требований по Вигерсу.docx
+++ b/RDA/Labs/lab4/Спецификация требований по Вигерсу.docx
@@ -4972,7 +4972,6 @@
           </w:rPr>
           <w:t>://</w:t>
         </w:r>
-        <w:proofErr w:type="spellStart"/>
         <w:r>
           <w:rPr>
             <w:rStyle w:val="a5"/>
@@ -4985,7 +4984,6 @@
           </w:rPr>
           <w:t>ru</w:t>
         </w:r>
-        <w:proofErr w:type="spellEnd"/>
         <w:r>
           <w:rPr>
             <w:rStyle w:val="a5"/>
@@ -4997,7 +4995,6 @@
           </w:rPr>
           <w:t>.</w:t>
         </w:r>
-        <w:proofErr w:type="spellStart"/>
         <w:r>
           <w:rPr>
             <w:rStyle w:val="a5"/>
@@ -5010,7 +5007,6 @@
           </w:rPr>
           <w:t>stackoverflow</w:t>
         </w:r>
-        <w:proofErr w:type="spellEnd"/>
         <w:r>
           <w:rPr>
             <w:rStyle w:val="a5"/>
@@ -5850,9 +5846,9 @@
           <w:noProof/>
         </w:rPr>
         <w:drawing>
-          <wp:inline distT="0" distB="0" distL="0" distR="0" wp14:anchorId="30AA6A71" wp14:editId="63F0EDC2">
-            <wp:extent cx="5731510" cy="5868670"/>
-            <wp:effectExtent l="0" t="0" r="2540" b="0"/>
+          <wp:inline distT="0" distB="0" distL="0" distR="0" wp14:anchorId="3EC4CADF" wp14:editId="431EBF4C">
+            <wp:extent cx="5731510" cy="3752215"/>
+            <wp:effectExtent l="0" t="0" r="2540" b="635"/>
             <wp:docPr id="1" name="Рисунок 1"/>
             <wp:cNvGraphicFramePr>
               <a:graphicFrameLocks xmlns:a="http://schemas.openxmlformats.org/drawingml/2006/main" noChangeAspect="1"/>
@@ -5861,36 +5857,29 @@
               <a:graphicData uri="http://schemas.openxmlformats.org/drawingml/2006/picture">
                 <pic:pic xmlns:pic="http://schemas.openxmlformats.org/drawingml/2006/picture">
                   <pic:nvPicPr>
-                    <pic:cNvPr id="0" name="Picture 1"/>
-                    <pic:cNvPicPr>
-                      <a:picLocks noChangeAspect="1" noChangeArrowheads="1"/>
-                    </pic:cNvPicPr>
+                    <pic:cNvPr id="1" name=""/>
+                    <pic:cNvPicPr/>
                   </pic:nvPicPr>
                   <pic:blipFill>
                     <a:blip r:embed="rId9">
                       <a:extLst>
-                        <a:ext uri="{28A0092B-C50C-407E-A947-70E740481C1C}">
-                          <a14:useLocalDpi xmlns:a14="http://schemas.microsoft.com/office/drawing/2010/main" val="0"/>
+                        <a:ext uri="{96DAC541-7B7A-43D3-8B79-37D633B846F1}">
+                          <asvg:svgBlip xmlns:asvg="http://schemas.microsoft.com/office/drawing/2016/SVG/main" r:embed="rId10"/>
                         </a:ext>
                       </a:extLst>
                     </a:blip>
-                    <a:srcRect/>
                     <a:stretch>
                       <a:fillRect/>
                     </a:stretch>
                   </pic:blipFill>
-                  <pic:spPr bwMode="auto">
+                  <pic:spPr>
                     <a:xfrm>
                       <a:off x="0" y="0"/>
-                      <a:ext cx="5731510" cy="5868670"/>
+                      <a:ext cx="5731510" cy="3752215"/>
                     </a:xfrm>
                     <a:prstGeom prst="rect">
                       <a:avLst/>
                     </a:prstGeom>
-                    <a:noFill/>
-                    <a:ln>
-                      <a:noFill/>
-                    </a:ln>
                   </pic:spPr>
                 </pic:pic>
               </a:graphicData>
@@ -6034,7 +6023,6 @@
       </w:pPr>
       <w:bookmarkStart w:id="14" w:name="_Toc197505629"/>
       <w:r>
-        <w:lastRenderedPageBreak/>
         <w:t>Функциональные требования</w:t>
       </w:r>
       <w:bookmarkEnd w:id="14"/>
@@ -6166,6 +6154,7 @@
         <w:jc w:val="both"/>
       </w:pPr>
       <w:r>
+        <w:lastRenderedPageBreak/>
         <w:t xml:space="preserve"> </w:t>
       </w:r>
       <w:bookmarkStart w:id="15" w:name="_Toc197505630"/>
@@ -6486,7 +6475,6 @@
         <w:jc w:val="both"/>
       </w:pPr>
       <w:r>
-        <w:lastRenderedPageBreak/>
         <w:t xml:space="preserve"> </w:t>
       </w:r>
       <w:bookmarkStart w:id="21" w:name="_Toc197505636"/>
@@ -6596,7 +6584,16 @@
           <w:sz w:val="28"/>
           <w:szCs w:val="28"/>
         </w:rPr>
-        <w:t>Кнопка для получения персонализированной отчётности/статистики на странице профиля (для пользователей) и кнопка для получения отчётности по проекту на странице проекта (для администраторов).</w:t>
+        <w:t xml:space="preserve">Кнопка для получения персонализированной отчётности/статистики на странице профиля (для </w:t>
+      </w:r>
+      <w:r>
+        <w:rPr>
+          <w:rFonts w:ascii="Times New Roman" w:hAnsi="Times New Roman" w:cs="Times New Roman"/>
+          <w:sz w:val="28"/>
+          <w:szCs w:val="28"/>
+        </w:rPr>
+        <w:lastRenderedPageBreak/>
+        <w:t>пользователей) и кнопка для получения отчётности по проекту на странице проекта (для администраторов).</w:t>
       </w:r>
     </w:p>
     <w:p>
@@ -6756,25 +6753,7 @@
           <w:sz w:val="28"/>
           <w:szCs w:val="28"/>
         </w:rPr>
-        <w:t xml:space="preserve">Возможность добавления разработчиков на </w:t>
-      </w:r>
-      <w:proofErr w:type="gramStart"/>
-      <w:r>
-        <w:rPr>
-          <w:rFonts w:ascii="Times New Roman" w:hAnsi="Times New Roman" w:cs="Times New Roman"/>
-          <w:sz w:val="28"/>
-          <w:szCs w:val="28"/>
-        </w:rPr>
-        <w:t>проект(</w:t>
-      </w:r>
-      <w:proofErr w:type="gramEnd"/>
-      <w:r>
-        <w:rPr>
-          <w:rFonts w:ascii="Times New Roman" w:hAnsi="Times New Roman" w:cs="Times New Roman"/>
-          <w:sz w:val="28"/>
-          <w:szCs w:val="28"/>
-        </w:rPr>
-        <w:t>кнопка на странице проекта, отображающаяся только для администратора).</w:t>
+        <w:t>Возможность добавления разработчиков на проект(кнопка на странице проекта, отображающаяся только для администратора).</w:t>
       </w:r>
     </w:p>
     <w:p>
@@ -6862,7 +6841,6 @@
           <w:sz w:val="28"/>
           <w:szCs w:val="28"/>
         </w:rPr>
-        <w:lastRenderedPageBreak/>
         <w:t>Кнопка «Удалить проект» на странице проекта, отображающаяся только для администратора, обеспечивающая удаление проекта.</w:t>
       </w:r>
     </w:p>
@@ -6918,6 +6896,7 @@
         <w:jc w:val="both"/>
       </w:pPr>
       <w:r>
+        <w:lastRenderedPageBreak/>
         <w:t xml:space="preserve"> </w:t>
       </w:r>
       <w:bookmarkStart w:id="30" w:name="_Toc197505645"/>
@@ -7189,16 +7168,7 @@
           <w:sz w:val="28"/>
           <w:szCs w:val="28"/>
         </w:rPr>
-        <w:t xml:space="preserve">примечания, разработчик, </w:t>
-      </w:r>
-      <w:r>
-        <w:rPr>
-          <w:rFonts w:ascii="Times New Roman" w:hAnsi="Times New Roman" w:cs="Times New Roman"/>
-          <w:sz w:val="28"/>
-          <w:szCs w:val="28"/>
-        </w:rPr>
-        <w:lastRenderedPageBreak/>
-        <w:t xml:space="preserve">которому прикреплена </w:t>
+        <w:t xml:space="preserve">примечания, разработчик, которому прикреплена </w:t>
       </w:r>
       <w:r>
         <w:rPr>
@@ -7458,6 +7428,7 @@
         <w:jc w:val="both"/>
       </w:pPr>
       <w:r>
+        <w:lastRenderedPageBreak/>
         <w:t xml:space="preserve"> </w:t>
       </w:r>
       <w:bookmarkStart w:id="35" w:name="_Toc197505650"/>
@@ -8250,7 +8221,6 @@
           <w:sz w:val="28"/>
           <w:szCs w:val="28"/>
         </w:rPr>
-        <w:lastRenderedPageBreak/>
         <w:t>Должность</w:t>
       </w:r>
       <w:r>
@@ -8698,7 +8668,6 @@
       </w:pPr>
       <w:bookmarkStart w:id="38" w:name="_Toc197505653"/>
       <w:r>
-        <w:lastRenderedPageBreak/>
         <w:t>Требования к внешним интерфейсам</w:t>
       </w:r>
       <w:bookmarkEnd w:id="38"/>
@@ -8751,7 +8720,16 @@
           <w:sz w:val="28"/>
           <w:szCs w:val="28"/>
         </w:rPr>
-        <w:t xml:space="preserve"> программного средства «Система управления проектами» оформлен в едином стиле, отражающем посыл самой системы, а именно – простоту процесса управления и разработки, которую предлагает система. Это включает в себя: спокойные цвета определённых оттенков, удобные красивые кнопки, интуитивная навигация и функционал, качественные изображения.</w:t>
+        <w:t xml:space="preserve"> программного средства «Система управления проектами» оформлен в едином стиле, отражающем посыл самой системы, а именно – простоту процесса управления и разработки, которую предлагает система. Это включает в себя: спокойные цвета определённых оттенков, удобные красивые </w:t>
+      </w:r>
+      <w:r>
+        <w:rPr>
+          <w:rFonts w:ascii="Times New Roman" w:hAnsi="Times New Roman" w:cs="Times New Roman"/>
+          <w:sz w:val="28"/>
+          <w:szCs w:val="28"/>
+        </w:rPr>
+        <w:lastRenderedPageBreak/>
+        <w:t>кнопки, интуитивная навигация и функционал, качественные изображения.</w:t>
       </w:r>
     </w:p>
     <w:p>
@@ -9119,7 +9097,6 @@
         <w:jc w:val="both"/>
       </w:pPr>
       <w:r>
-        <w:lastRenderedPageBreak/>
         <w:t xml:space="preserve"> </w:t>
       </w:r>
       <w:bookmarkStart w:id="41" w:name="_Toc197505656"/>
@@ -9187,6 +9164,7 @@
           <w:szCs w:val="28"/>
           <w:lang w:val="en-US"/>
         </w:rPr>
+        <w:lastRenderedPageBreak/>
         <w:t>Gmail</w:t>
       </w:r>
       <w:r>
@@ -9489,51 +9467,59 @@
         <w:jc w:val="both"/>
       </w:pPr>
       <w:r>
+        <w:t xml:space="preserve"> </w:t>
+      </w:r>
+      <w:bookmarkStart w:id="46" w:name="_Toc197505661"/>
+      <w:r>
+        <w:t>Безопасность</w:t>
+      </w:r>
+      <w:bookmarkEnd w:id="46"/>
+    </w:p>
+    <w:p>
+      <w:pPr>
+        <w:ind w:firstLine="357"/>
+        <w:jc w:val="both"/>
+        <w:rPr>
+          <w:rFonts w:ascii="Times New Roman" w:hAnsi="Times New Roman" w:cs="Times New Roman"/>
+          <w:sz w:val="28"/>
+          <w:szCs w:val="28"/>
+        </w:rPr>
+      </w:pPr>
+      <w:r>
+        <w:rPr>
+          <w:rFonts w:ascii="Times New Roman" w:hAnsi="Times New Roman" w:cs="Times New Roman"/>
+          <w:sz w:val="28"/>
+          <w:szCs w:val="28"/>
+        </w:rPr>
+        <w:t>Персональные данные пользователей, а также конфиденциальные сведения о проектах и задачах защищены средствами защиты и шифрования информации.</w:t>
+      </w:r>
+    </w:p>
+    <w:p>
+      <w:pPr>
+        <w:ind w:firstLine="357"/>
+        <w:jc w:val="both"/>
+        <w:rPr>
+          <w:rFonts w:ascii="Times New Roman" w:hAnsi="Times New Roman" w:cs="Times New Roman"/>
+          <w:sz w:val="28"/>
+          <w:szCs w:val="28"/>
+        </w:rPr>
+      </w:pPr>
+      <w:r>
+        <w:rPr>
+          <w:rFonts w:ascii="Times New Roman" w:hAnsi="Times New Roman" w:cs="Times New Roman"/>
+          <w:sz w:val="28"/>
+          <w:szCs w:val="28"/>
+        </w:rPr>
+        <w:t xml:space="preserve">Система прав доступа гарантирует, что пользователи без администраторских привилегий не получат доступ к административным </w:t>
+      </w:r>
+      <w:r>
+        <w:rPr>
+          <w:rFonts w:ascii="Times New Roman" w:hAnsi="Times New Roman" w:cs="Times New Roman"/>
+          <w:sz w:val="28"/>
+          <w:szCs w:val="28"/>
+        </w:rPr>
         <w:lastRenderedPageBreak/>
-        <w:t xml:space="preserve"> </w:t>
-      </w:r>
-      <w:bookmarkStart w:id="46" w:name="_Toc197505661"/>
-      <w:r>
-        <w:t>Безопасность</w:t>
-      </w:r>
-      <w:bookmarkEnd w:id="46"/>
-    </w:p>
-    <w:p>
-      <w:pPr>
-        <w:ind w:firstLine="357"/>
-        <w:jc w:val="both"/>
-        <w:rPr>
-          <w:rFonts w:ascii="Times New Roman" w:hAnsi="Times New Roman" w:cs="Times New Roman"/>
-          <w:sz w:val="28"/>
-          <w:szCs w:val="28"/>
-        </w:rPr>
-      </w:pPr>
-      <w:r>
-        <w:rPr>
-          <w:rFonts w:ascii="Times New Roman" w:hAnsi="Times New Roman" w:cs="Times New Roman"/>
-          <w:sz w:val="28"/>
-          <w:szCs w:val="28"/>
-        </w:rPr>
-        <w:t>Персональные данные пользователей, а также конфиденциальные сведения о проектах и задачах защищены средствами защиты и шифрования информации.</w:t>
-      </w:r>
-    </w:p>
-    <w:p>
-      <w:pPr>
-        <w:ind w:firstLine="357"/>
-        <w:jc w:val="both"/>
-        <w:rPr>
-          <w:rFonts w:ascii="Times New Roman" w:hAnsi="Times New Roman" w:cs="Times New Roman"/>
-          <w:sz w:val="28"/>
-          <w:szCs w:val="28"/>
-        </w:rPr>
-      </w:pPr>
-      <w:r>
-        <w:rPr>
-          <w:rFonts w:ascii="Times New Roman" w:hAnsi="Times New Roman" w:cs="Times New Roman"/>
-          <w:sz w:val="28"/>
-          <w:szCs w:val="28"/>
-        </w:rPr>
-        <w:t>Система прав доступа гарантирует, что пользователи без администраторских привилегий не получат доступ к административным функциям</w:t>
+        <w:t>функциям</w:t>
       </w:r>
       <w:r>
         <w:rPr>
@@ -9766,35 +9752,27 @@
           <w:sz w:val="28"/>
           <w:szCs w:val="28"/>
         </w:rPr>
-        <w:t xml:space="preserve">: программное средство должно вести себя предсказуемо, что подразумевает исключение непредвиденного поведения путём качественного тестирования приложения, а также </w:t>
-      </w:r>
-      <w:r>
-        <w:rPr>
-          <w:rFonts w:ascii="Times New Roman" w:hAnsi="Times New Roman" w:cs="Times New Roman"/>
-          <w:sz w:val="28"/>
-          <w:szCs w:val="28"/>
-        </w:rPr>
+        <w:t>: программное средство должно вести себя предсказуемо, что подразумевает исключение непредвиденного поведения путём качественного тестирования приложения, а также корректного функционирования системы ограничения доступа.</w:t>
+      </w:r>
+    </w:p>
+    <w:p>
+      <w:pPr>
+        <w:jc w:val="both"/>
+        <w:rPr>
+          <w:rFonts w:ascii="Times New Roman" w:hAnsi="Times New Roman" w:cs="Times New Roman"/>
+          <w:sz w:val="28"/>
+          <w:szCs w:val="28"/>
+        </w:rPr>
+      </w:pPr>
+    </w:p>
+    <w:p>
+      <w:pPr>
+        <w:pStyle w:val="1"/>
+        <w:jc w:val="both"/>
+      </w:pPr>
+      <w:bookmarkStart w:id="49" w:name="_Toc197505664"/>
+      <w:r>
         <w:lastRenderedPageBreak/>
-        <w:t>корректного функционирования системы ограничения доступа.</w:t>
-      </w:r>
-    </w:p>
-    <w:p>
-      <w:pPr>
-        <w:jc w:val="both"/>
-        <w:rPr>
-          <w:rFonts w:ascii="Times New Roman" w:hAnsi="Times New Roman" w:cs="Times New Roman"/>
-          <w:sz w:val="28"/>
-          <w:szCs w:val="28"/>
-        </w:rPr>
-      </w:pPr>
-    </w:p>
-    <w:p>
-      <w:pPr>
-        <w:pStyle w:val="1"/>
-        <w:jc w:val="both"/>
-      </w:pPr>
-      <w:bookmarkStart w:id="49" w:name="_Toc197505664"/>
-      <w:r>
         <w:t>Требования по интернационализации и локализации</w:t>
       </w:r>
       <w:bookmarkEnd w:id="49"/>
@@ -10152,7 +10130,6 @@
       </w:pPr>
       <w:bookmarkStart w:id="50" w:name="_Toc197505665"/>
       <w:r>
-        <w:lastRenderedPageBreak/>
         <w:t>Приложение</w:t>
       </w:r>
       <w:r>
@@ -10231,6 +10208,7 @@
           <w:szCs w:val="28"/>
           <w:lang w:val="en-US"/>
         </w:rPr>
+        <w:lastRenderedPageBreak/>
         <w:t>WPF – Windows Presentation Foundation</w:t>
       </w:r>
     </w:p>
@@ -12779,15 +12757,6 @@
   </w:num>
   <w:num w:numId="18">
     <w:abstractNumId w:val="12"/>
-    <w:lvlOverride w:ilvl="0"/>
-    <w:lvlOverride w:ilvl="1"/>
-    <w:lvlOverride w:ilvl="2"/>
-    <w:lvlOverride w:ilvl="3"/>
-    <w:lvlOverride w:ilvl="4"/>
-    <w:lvlOverride w:ilvl="5"/>
-    <w:lvlOverride w:ilvl="6"/>
-    <w:lvlOverride w:ilvl="7"/>
-    <w:lvlOverride w:ilvl="8"/>
   </w:num>
 </w:numbering>
 </file>
